--- a/docs/Internal Document/Final Report Template (k).docx
+++ b/docs/Internal Document/Final Report Template (k).docx
@@ -43,7 +43,7 @@
           <w:sz w:val="24"/>
           <w:szCs w:val="28"/>
         </w:rPr>
-        <w:t>Deepguard</w:t>
+        <w:t>DeepGuard</w:t>
       </w:r>
       <w:proofErr w:type="spellEnd"/>
       <w:r>
@@ -685,7 +685,7 @@
           <w:sz w:val="28"/>
           <w:szCs w:val="28"/>
         </w:rPr>
-        <w:t>Deepguard</w:t>
+        <w:t>DeepGuard</w:t>
       </w:r>
       <w:proofErr w:type="spellEnd"/>
       <w:r>
@@ -1620,7 +1620,7 @@
           <w:sz w:val="24"/>
           <w:szCs w:val="28"/>
         </w:rPr>
-        <w:t>Deepguard</w:t>
+        <w:t>DeepGuard</w:t>
       </w:r>
       <w:proofErr w:type="spellEnd"/>
       <w:r>
@@ -1993,7 +1993,7 @@
           <w:sz w:val="24"/>
           <w:szCs w:val="28"/>
         </w:rPr>
-        <w:t>Deepguard</w:t>
+        <w:t>DeepGuard</w:t>
       </w:r>
       <w:proofErr w:type="spellEnd"/>
       <w:r>
@@ -4000,8 +4000,6 @@
               </w:rPr>
               <w:t>Open Neural Network Exchange</w:t>
             </w:r>
-            <w:bookmarkStart w:id="1" w:name="_GoBack"/>
-            <w:bookmarkEnd w:id="1"/>
           </w:p>
         </w:tc>
       </w:tr>
@@ -4928,7 +4926,7 @@
           <w:sz w:val="24"/>
           <w:szCs w:val="24"/>
         </w:rPr>
-        <w:t>Deepguard</w:t>
+        <w:t>DeepGuard</w:t>
       </w:r>
       <w:proofErr w:type="spellEnd"/>
       <w:r>
@@ -4973,7 +4971,7 @@
           <w:sz w:val="24"/>
           <w:szCs w:val="24"/>
         </w:rPr>
-        <w:t>Deepguard</w:t>
+        <w:t>DeepGuard</w:t>
       </w:r>
       <w:proofErr w:type="spellEnd"/>
       <w:r>
@@ -5509,7 +5507,7 @@
           <w:sz w:val="24"/>
           <w:szCs w:val="24"/>
         </w:rPr>
-        <w:t>Deepguard</w:t>
+        <w:t>DeepGuard</w:t>
       </w:r>
       <w:proofErr w:type="spellEnd"/>
       <w:r>
@@ -5586,7 +5584,7 @@
           <w:sz w:val="24"/>
           <w:szCs w:val="24"/>
         </w:rPr>
-        <w:t>Deepguard</w:t>
+        <w:t>DeepGuard</w:t>
       </w:r>
       <w:proofErr w:type="spellEnd"/>
       <w:r>
@@ -5657,7 +5655,7 @@
           <w:sz w:val="24"/>
           <w:szCs w:val="24"/>
         </w:rPr>
-        <w:t>Deepguard</w:t>
+        <w:t>DeepGuard</w:t>
       </w:r>
       <w:proofErr w:type="spellEnd"/>
       <w:r>
@@ -5746,7 +5744,7 @@
           <w:sz w:val="24"/>
           <w:szCs w:val="24"/>
         </w:rPr>
-        <w:t>Deepguard</w:t>
+        <w:t>DeepGuard</w:t>
       </w:r>
       <w:proofErr w:type="spellEnd"/>
       <w:r>
@@ -5890,7 +5888,7 @@
           <w:sz w:val="24"/>
           <w:szCs w:val="24"/>
         </w:rPr>
-        <w:t>Deepguard</w:t>
+        <w:t>DeepGuard</w:t>
       </w:r>
       <w:proofErr w:type="spellEnd"/>
       <w:r>
@@ -5978,7 +5976,7 @@
           <w:sz w:val="24"/>
           <w:szCs w:val="24"/>
         </w:rPr>
-        <w:t>Deepguard</w:t>
+        <w:t>DeepGuard</w:t>
       </w:r>
       <w:proofErr w:type="spellEnd"/>
       <w:r>
@@ -6038,7 +6036,7 @@
           <w:sz w:val="24"/>
           <w:szCs w:val="24"/>
         </w:rPr>
-        <w:t>Deepguard</w:t>
+        <w:t>DeepGuard</w:t>
       </w:r>
       <w:proofErr w:type="spellEnd"/>
       <w:r>
@@ -6048,6 +6046,114 @@
           <w:szCs w:val="24"/>
         </w:rPr>
         <w:t xml:space="preserve"> therefore follows a broader analysis approach that considers different characteristics of digital content and the relationships between available modalities.</w:t>
+      </w:r>
+    </w:p>
+    <w:p>
+      <w:pPr>
+        <w:pStyle w:val="Heading2"/>
+        <w:rPr>
+          <w:rFonts w:ascii="Times New Roman" w:eastAsia="Times New Roman" w:hAnsi="Times New Roman" w:cs="Times New Roman"/>
+          <w:sz w:val="24"/>
+          <w:szCs w:val="24"/>
+        </w:rPr>
+      </w:pPr>
+      <w:r>
+        <w:rPr>
+          <w:rFonts w:eastAsia="Times New Roman"/>
+        </w:rPr>
+        <w:t>2.3 Problem Statement</w:t>
+      </w:r>
+    </w:p>
+    <w:p>
+      <w:pPr>
+        <w:spacing w:before="576" w:beforeAutospacing="1" w:after="288" w:afterAutospacing="1" w:line="360" w:lineRule="auto"/>
+        <w:jc w:val="both"/>
+        <w:rPr>
+          <w:rFonts w:ascii="Times New Roman" w:eastAsia="Times New Roman" w:hAnsi="Times New Roman" w:cs="Times New Roman"/>
+          <w:sz w:val="24"/>
+          <w:szCs w:val="24"/>
+        </w:rPr>
+      </w:pPr>
+      <w:r>
+        <w:rPr>
+          <w:rFonts w:ascii="Times New Roman" w:eastAsia="Times New Roman" w:hAnsi="Times New Roman" w:cs="Times New Roman"/>
+          <w:sz w:val="24"/>
+          <w:szCs w:val="24"/>
+        </w:rPr>
+        <w:t xml:space="preserve">The increasing volume of digital information has made it difficult for users to identify potentially misleading content efficiently and reliably. The problem is further complicated </w:t>
+      </w:r>
+      <w:r>
+        <w:rPr>
+          <w:rFonts w:ascii="Times New Roman" w:eastAsia="Times New Roman" w:hAnsi="Times New Roman" w:cs="Times New Roman"/>
+          <w:sz w:val="24"/>
+          <w:szCs w:val="24"/>
+        </w:rPr>
+        <w:lastRenderedPageBreak/>
+        <w:t>when misinformation is presented through multiple modalities, such as text and images, because the relationship between these components can influence the overall meaning of the content.</w:t>
+      </w:r>
+    </w:p>
+    <w:p>
+      <w:pPr>
+        <w:spacing w:before="576" w:beforeAutospacing="1" w:after="288" w:afterAutospacing="1" w:line="360" w:lineRule="auto"/>
+        <w:jc w:val="both"/>
+        <w:rPr>
+          <w:rFonts w:ascii="Times New Roman" w:eastAsia="Times New Roman" w:hAnsi="Times New Roman" w:cs="Times New Roman"/>
+          <w:sz w:val="24"/>
+          <w:szCs w:val="24"/>
+        </w:rPr>
+      </w:pPr>
+      <w:r>
+        <w:rPr>
+          <w:rFonts w:ascii="Times New Roman" w:eastAsia="Times New Roman" w:hAnsi="Times New Roman" w:cs="Times New Roman"/>
+          <w:sz w:val="24"/>
+          <w:szCs w:val="24"/>
+        </w:rPr>
+        <w:t>Existing approaches may analyze text and images separately and may therefore fail to identify contextual inconsistencies between them. Furthermore, automated classification systems may provide predictions without sufficient explanation, making it difficult for users to understand the factors contributing to the generated result.</w:t>
+      </w:r>
+    </w:p>
+    <w:p>
+      <w:pPr>
+        <w:spacing w:before="576" w:beforeAutospacing="1" w:after="288" w:afterAutospacing="1" w:line="360" w:lineRule="auto"/>
+        <w:jc w:val="both"/>
+        <w:rPr>
+          <w:rFonts w:ascii="Times New Roman" w:eastAsia="Times New Roman" w:hAnsi="Times New Roman" w:cs="Times New Roman"/>
+          <w:sz w:val="24"/>
+          <w:szCs w:val="24"/>
+        </w:rPr>
+      </w:pPr>
+      <w:r>
+        <w:rPr>
+          <w:rFonts w:ascii="Times New Roman" w:eastAsia="Times New Roman" w:hAnsi="Times New Roman" w:cs="Times New Roman"/>
+          <w:sz w:val="24"/>
+          <w:szCs w:val="24"/>
+        </w:rPr>
+        <w:t>Therefore, there is a need for an integrated and explainable system capable of analyzing multimodal digital content while considering the contextual relationship between its components.</w:t>
+      </w:r>
+      <w:r>
+        <w:rPr>
+          <w:rFonts w:ascii="Times New Roman" w:eastAsia="Times New Roman" w:hAnsi="Times New Roman" w:cs="Times New Roman"/>
+          <w:sz w:val="24"/>
+          <w:szCs w:val="24"/>
+        </w:rPr>
+        <w:t xml:space="preserve"> </w:t>
+      </w:r>
+      <w:proofErr w:type="spellStart"/>
+      <w:r>
+        <w:rPr>
+          <w:rFonts w:ascii="Times New Roman" w:eastAsia="Times New Roman" w:hAnsi="Times New Roman" w:cs="Times New Roman"/>
+          <w:sz w:val="24"/>
+          <w:szCs w:val="24"/>
+        </w:rPr>
+        <w:t>DeepGuard</w:t>
+      </w:r>
+      <w:proofErr w:type="spellEnd"/>
+      <w:r>
+        <w:rPr>
+          <w:rFonts w:ascii="Times New Roman" w:eastAsia="Times New Roman" w:hAnsi="Times New Roman" w:cs="Times New Roman"/>
+          <w:sz w:val="24"/>
+          <w:szCs w:val="24"/>
+        </w:rPr>
+        <w:t xml:space="preserve"> aims to address this problem by integrating multimodal analysis, contextual consistency analysis, and Explainable AI into a unified web-based platform.</w:t>
       </w:r>
     </w:p>
     <w:p>
@@ -6062,8 +6168,112 @@
         <w:rPr>
           <w:rFonts w:eastAsia="Times New Roman"/>
         </w:rPr>
+        <w:t>2.4 Project Motivation</w:t>
+      </w:r>
+    </w:p>
+    <w:p>
+      <w:pPr>
+        <w:spacing w:before="576" w:beforeAutospacing="1" w:after="288" w:afterAutospacing="1" w:line="360" w:lineRule="auto"/>
+        <w:jc w:val="both"/>
+        <w:rPr>
+          <w:rFonts w:ascii="Times New Roman" w:eastAsia="Times New Roman" w:hAnsi="Times New Roman" w:cs="Times New Roman"/>
+          <w:sz w:val="24"/>
+          <w:szCs w:val="24"/>
+        </w:rPr>
+      </w:pPr>
+      <w:r>
+        <w:rPr>
+          <w:rFonts w:ascii="Times New Roman" w:eastAsia="Times New Roman" w:hAnsi="Times New Roman" w:cs="Times New Roman"/>
+          <w:sz w:val="24"/>
+          <w:szCs w:val="24"/>
+        </w:rPr>
+        <w:t xml:space="preserve">The primary motivation for developing </w:t>
+      </w:r>
+      <w:proofErr w:type="spellStart"/>
+      <w:r>
+        <w:rPr>
+          <w:rFonts w:ascii="Times New Roman" w:eastAsia="Times New Roman" w:hAnsi="Times New Roman" w:cs="Times New Roman"/>
+          <w:sz w:val="24"/>
+          <w:szCs w:val="24"/>
+        </w:rPr>
+        <w:t>DeepGuard</w:t>
+      </w:r>
+      <w:proofErr w:type="spellEnd"/>
+      <w:r>
+        <w:rPr>
+          <w:rFonts w:ascii="Times New Roman" w:eastAsia="Times New Roman" w:hAnsi="Times New Roman" w:cs="Times New Roman"/>
+          <w:sz w:val="24"/>
+          <w:szCs w:val="24"/>
+        </w:rPr>
+        <w:t xml:space="preserve"> is the increasing difficulty of distinguishing reliable information from potentially misleading digital content. The rapid growth of social media and online communication has made information sharing easier, but it has also increased the amount of content that users may need to evaluate.</w:t>
+      </w:r>
+    </w:p>
+    <w:p>
+      <w:pPr>
+        <w:spacing w:before="576" w:beforeAutospacing="1" w:after="288" w:afterAutospacing="1" w:line="360" w:lineRule="auto"/>
+        <w:jc w:val="both"/>
+        <w:rPr>
+          <w:rFonts w:ascii="Times New Roman" w:eastAsia="Times New Roman" w:hAnsi="Times New Roman" w:cs="Times New Roman"/>
+          <w:sz w:val="24"/>
+          <w:szCs w:val="24"/>
+        </w:rPr>
+      </w:pPr>
+      <w:r>
+        <w:rPr>
+          <w:rFonts w:ascii="Times New Roman" w:eastAsia="Times New Roman" w:hAnsi="Times New Roman" w:cs="Times New Roman"/>
+          <w:sz w:val="24"/>
+          <w:szCs w:val="24"/>
+        </w:rPr>
+        <w:t>The project is particularly motivated by situations in which text and images are used together to communicate information. Examining these components independently may not always reveal that the overall content is misleading. A system capable of considering multiple modalities and their contextual relationship can provide additional information that may not be available through single-modality analysis.</w:t>
+      </w:r>
+    </w:p>
+    <w:p>
+      <w:pPr>
+        <w:spacing w:before="576" w:beforeAutospacing="1" w:after="288" w:afterAutospacing="1" w:line="360" w:lineRule="auto"/>
+        <w:jc w:val="both"/>
+        <w:rPr>
+          <w:rFonts w:ascii="Times New Roman" w:eastAsia="Times New Roman" w:hAnsi="Times New Roman" w:cs="Times New Roman"/>
+          <w:sz w:val="24"/>
+          <w:szCs w:val="24"/>
+        </w:rPr>
+      </w:pPr>
+      <w:r>
+        <w:rPr>
+          <w:rFonts w:ascii="Times New Roman" w:eastAsia="Times New Roman" w:hAnsi="Times New Roman" w:cs="Times New Roman"/>
+          <w:sz w:val="24"/>
+          <w:szCs w:val="24"/>
+        </w:rPr>
+        <w:t>Another motivation is the need to improve the transparency of AI-based misinformation detection. Users should not be required to accept an automated classification without understanding what contributed to the result. The integration of Explainable AI is therefore intended to make the system more interpretable and provide users with supporting information alongside the prediction.</w:t>
+      </w:r>
+    </w:p>
+    <w:p>
+      <w:pPr>
+        <w:spacing w:before="576" w:beforeAutospacing="1" w:after="288" w:afterAutospacing="1" w:line="360" w:lineRule="auto"/>
+        <w:jc w:val="both"/>
+        <w:rPr>
+          <w:rFonts w:ascii="Times New Roman" w:eastAsia="Times New Roman" w:hAnsi="Times New Roman" w:cs="Times New Roman"/>
+          <w:sz w:val="24"/>
+          <w:szCs w:val="24"/>
+        </w:rPr>
+      </w:pPr>
+      <w:proofErr w:type="spellStart"/>
+      <w:r>
+        <w:rPr>
+          <w:rFonts w:ascii="Times New Roman" w:eastAsia="Times New Roman" w:hAnsi="Times New Roman" w:cs="Times New Roman"/>
+          <w:sz w:val="24"/>
+          <w:szCs w:val="24"/>
+        </w:rPr>
         <w:lastRenderedPageBreak/>
-        <w:t>2.3 Problem Statement</w:t>
+        <w:t>DeepGuard</w:t>
+      </w:r>
+      <w:proofErr w:type="spellEnd"/>
+      <w:r>
+        <w:rPr>
+          <w:rFonts w:ascii="Times New Roman" w:eastAsia="Times New Roman" w:hAnsi="Times New Roman" w:cs="Times New Roman"/>
+          <w:sz w:val="24"/>
+          <w:szCs w:val="24"/>
+        </w:rPr>
+        <w:t xml:space="preserve"> is also motivated by the need for an accessible platform that can bring different analysis capabilities together. Instead of requiring users to rely on separate tools for different types of content, the proposed system provides a unified environment for multimodal misinformation analysis.</w:t>
       </w:r>
     </w:p>
     <w:p>
@@ -6082,71 +6292,7 @@
           <w:sz w:val="24"/>
           <w:szCs w:val="24"/>
         </w:rPr>
-        <w:t>The increasing volume of digital information has made it difficult for users to identify potentially misleading content efficiently and reliably. The problem is further complicated when misinformation is presented through multiple modalities, such as text and images, because the relationship between these components can influence the overall meaning of the content.</w:t>
-      </w:r>
-    </w:p>
-    <w:p>
-      <w:pPr>
-        <w:spacing w:before="576" w:beforeAutospacing="1" w:after="288" w:afterAutospacing="1" w:line="360" w:lineRule="auto"/>
-        <w:jc w:val="both"/>
-        <w:rPr>
-          <w:rFonts w:ascii="Times New Roman" w:eastAsia="Times New Roman" w:hAnsi="Times New Roman" w:cs="Times New Roman"/>
-          <w:sz w:val="24"/>
-          <w:szCs w:val="24"/>
-        </w:rPr>
-      </w:pPr>
-      <w:r>
-        <w:rPr>
-          <w:rFonts w:ascii="Times New Roman" w:eastAsia="Times New Roman" w:hAnsi="Times New Roman" w:cs="Times New Roman"/>
-          <w:sz w:val="24"/>
-          <w:szCs w:val="24"/>
-        </w:rPr>
-        <w:t>Existing approaches may analyze text and images separately and may therefore fail to identify contextual inconsistencies between them. Furthermore, automated classification systems may provide predictions without sufficient explanation, making it difficult for users to understand the factors contributing to the generated result.</w:t>
-      </w:r>
-    </w:p>
-    <w:p>
-      <w:pPr>
-        <w:spacing w:before="576" w:beforeAutospacing="1" w:after="288" w:afterAutospacing="1" w:line="360" w:lineRule="auto"/>
-        <w:jc w:val="both"/>
-        <w:rPr>
-          <w:rFonts w:ascii="Times New Roman" w:eastAsia="Times New Roman" w:hAnsi="Times New Roman" w:cs="Times New Roman"/>
-          <w:sz w:val="24"/>
-          <w:szCs w:val="24"/>
-        </w:rPr>
-      </w:pPr>
-      <w:r>
-        <w:rPr>
-          <w:rFonts w:ascii="Times New Roman" w:eastAsia="Times New Roman" w:hAnsi="Times New Roman" w:cs="Times New Roman"/>
-          <w:sz w:val="24"/>
-          <w:szCs w:val="24"/>
-        </w:rPr>
-        <w:t>Therefore, there is a need for an integrated and explainable system capable of analyzing multimodal digital content while considering the contextual relationship between its components.</w:t>
-      </w:r>
-      <w:r>
-        <w:rPr>
-          <w:rFonts w:ascii="Times New Roman" w:eastAsia="Times New Roman" w:hAnsi="Times New Roman" w:cs="Times New Roman"/>
-          <w:sz w:val="24"/>
-          <w:szCs w:val="24"/>
-        </w:rPr>
-        <w:t xml:space="preserve"> </w:t>
-      </w:r>
-      <w:proofErr w:type="spellStart"/>
-      <w:r>
-        <w:rPr>
-          <w:rFonts w:ascii="Times New Roman" w:eastAsia="Times New Roman" w:hAnsi="Times New Roman" w:cs="Times New Roman"/>
-          <w:sz w:val="24"/>
-          <w:szCs w:val="24"/>
-        </w:rPr>
-        <w:t>Deepguard</w:t>
-      </w:r>
-      <w:proofErr w:type="spellEnd"/>
-      <w:r>
-        <w:rPr>
-          <w:rFonts w:ascii="Times New Roman" w:eastAsia="Times New Roman" w:hAnsi="Times New Roman" w:cs="Times New Roman"/>
-          <w:sz w:val="24"/>
-          <w:szCs w:val="24"/>
-        </w:rPr>
-        <w:t xml:space="preserve"> aims to address this problem by integrating multimodal analysis, contextual consistency analysis, and Explainable AI into a unified web-based platform.</w:t>
+        <w:t>The overall motivation of the project is therefore to develop an AI-based system that can assist users in identifying potentially misleading digital content while providing contextual understanding and transparent explanations of its predictions.</w:t>
       </w:r>
     </w:p>
     <w:p>
@@ -6161,7 +6307,7 @@
         <w:rPr>
           <w:rFonts w:eastAsia="Times New Roman"/>
         </w:rPr>
-        <w:t>2.4 Project Motivation</w:t>
+        <w:t>2.5 Scope of the Problem</w:t>
       </w:r>
     </w:p>
     <w:p>
@@ -6180,7 +6326,7 @@
           <w:sz w:val="24"/>
           <w:szCs w:val="24"/>
         </w:rPr>
-        <w:t xml:space="preserve">The primary motivation for developing </w:t>
+        <w:t xml:space="preserve">The scope of </w:t>
       </w:r>
       <w:proofErr w:type="spellStart"/>
       <w:r>
@@ -6189,7 +6335,7 @@
           <w:sz w:val="24"/>
           <w:szCs w:val="24"/>
         </w:rPr>
-        <w:t>Deepguard</w:t>
+        <w:t>DeepGuard</w:t>
       </w:r>
       <w:proofErr w:type="spellEnd"/>
       <w:r>
@@ -6198,7 +6344,7 @@
           <w:sz w:val="24"/>
           <w:szCs w:val="24"/>
         </w:rPr>
-        <w:t xml:space="preserve"> is the increasing difficulty of distinguishing reliable information from potentially misleading digital content. The rapid growth of social media and online communication has made information sharing easier, but it has also increased the amount of content that users may need to evaluate.</w:t>
+        <w:t xml:space="preserve"> focuses on the detection and analysis of potentially misleading digital content containing textual and visual information. The system is designed as a web-based platform through which users can submit content and receive an AI-based assessment.</w:t>
       </w:r>
     </w:p>
     <w:p>
@@ -6217,7 +6363,34 @@
           <w:sz w:val="24"/>
           <w:szCs w:val="24"/>
         </w:rPr>
-        <w:t>The project is particularly motivated by situations in which text and images are used together to communicate information. Examining these components independently may not always reveal that the overall content is misleading. A system capable of considering multiple modalities and their contextual relationship can provide additional information that may not be available through single-modality analysis.</w:t>
+        <w:t xml:space="preserve">The text analysis component focuses on understanding and classifying submitted textual content using a trained transformer-based language model. The project uses </w:t>
+      </w:r>
+      <w:proofErr w:type="spellStart"/>
+      <w:r>
+        <w:rPr>
+          <w:rFonts w:ascii="Times New Roman" w:eastAsia="Times New Roman" w:hAnsi="Times New Roman" w:cs="Times New Roman"/>
+          <w:bCs/>
+          <w:sz w:val="24"/>
+          <w:szCs w:val="24"/>
+        </w:rPr>
+        <w:t>DistilBERT</w:t>
+      </w:r>
+      <w:proofErr w:type="spellEnd"/>
+      <w:r>
+        <w:rPr>
+          <w:rFonts w:ascii="Times New Roman" w:eastAsia="Times New Roman" w:hAnsi="Times New Roman" w:cs="Times New Roman"/>
+          <w:sz w:val="24"/>
+          <w:szCs w:val="24"/>
+        </w:rPr>
+        <w:t xml:space="preserve"> </w:t>
+      </w:r>
+      <w:r>
+        <w:rPr>
+          <w:rFonts w:ascii="Times New Roman" w:eastAsia="Times New Roman" w:hAnsi="Times New Roman" w:cs="Times New Roman"/>
+          <w:sz w:val="24"/>
+          <w:szCs w:val="24"/>
+        </w:rPr>
+        <w:t>as the primary model for the text analysis component. The image analysis component focuses on processing visual information through an AI-based image analysis model.</w:t>
       </w:r>
     </w:p>
     <w:p>
@@ -6236,230 +6409,88 @@
           <w:sz w:val="24"/>
           <w:szCs w:val="24"/>
         </w:rPr>
-        <w:t xml:space="preserve">Another motivation is the need to improve the transparency of AI-based misinformation detection. Users should not be required to accept an automated classification without </w:t>
-      </w:r>
-      <w:r>
-        <w:rPr>
-          <w:rFonts w:ascii="Times New Roman" w:eastAsia="Times New Roman" w:hAnsi="Times New Roman" w:cs="Times New Roman"/>
+        <w:t>When both text and image information are available, the system considers the relationship between these modalities as part of its context-aware multimodal analysis. This enables the system to investigate whether the available information is consistent or whether there are contextual differences that may contribute to a potentially misleading interpretation.</w:t>
+      </w:r>
+    </w:p>
+    <w:p>
+      <w:pPr>
+        <w:spacing w:before="576" w:beforeAutospacing="1" w:after="288" w:afterAutospacing="1" w:line="360" w:lineRule="auto"/>
+        <w:jc w:val="both"/>
+        <w:rPr>
+          <w:rFonts w:ascii="Times New Roman" w:eastAsia="Times New Roman" w:hAnsi="Times New Roman" w:cs="Times New Roman"/>
+          <w:sz w:val="24"/>
+          <w:szCs w:val="24"/>
+        </w:rPr>
+      </w:pPr>
+      <w:r>
+        <w:rPr>
+          <w:rFonts w:ascii="Times New Roman" w:eastAsia="Times New Roman" w:hAnsi="Times New Roman" w:cs="Times New Roman"/>
+          <w:sz w:val="24"/>
+          <w:szCs w:val="24"/>
+        </w:rPr>
+        <w:t>The scope also includes Explainable AI, through which the system aims to provide supporting information associated with its prediction. The objective is to improve the interpretability of the result and help users understand the factors that contributed to the AI-based assessment.</w:t>
+      </w:r>
+    </w:p>
+    <w:p>
+      <w:pPr>
+        <w:spacing w:before="576" w:beforeAutospacing="1" w:after="288" w:afterAutospacing="1" w:line="360" w:lineRule="auto"/>
+        <w:jc w:val="both"/>
+        <w:rPr>
+          <w:rFonts w:ascii="Times New Roman" w:eastAsia="Times New Roman" w:hAnsi="Times New Roman" w:cs="Times New Roman"/>
+          <w:sz w:val="24"/>
+          <w:szCs w:val="24"/>
+        </w:rPr>
+      </w:pPr>
+      <w:proofErr w:type="spellStart"/>
+      <w:r>
+        <w:rPr>
+          <w:rFonts w:ascii="Times New Roman" w:eastAsia="Times New Roman" w:hAnsi="Times New Roman" w:cs="Times New Roman"/>
+          <w:sz w:val="24"/>
+          <w:szCs w:val="24"/>
+        </w:rPr>
+        <w:t>DeepGuard</w:t>
+      </w:r>
+      <w:proofErr w:type="spellEnd"/>
+      <w:r>
+        <w:rPr>
+          <w:rFonts w:ascii="Times New Roman" w:eastAsia="Times New Roman" w:hAnsi="Times New Roman" w:cs="Times New Roman"/>
+          <w:sz w:val="24"/>
+          <w:szCs w:val="24"/>
+        </w:rPr>
+        <w:t xml:space="preserve"> also provides a web-based user interface for submitting content and viewing analysis results. The system includes supporting functionality such as user authentication and analysis history to allow users to manage and</w:t>
+      </w:r>
+      <w:r>
+        <w:rPr>
+          <w:rFonts w:ascii="Times New Roman" w:eastAsia="Times New Roman" w:hAnsi="Times New Roman" w:cs="Times New Roman"/>
+          <w:sz w:val="24"/>
+          <w:szCs w:val="24"/>
+        </w:rPr>
+        <w:t xml:space="preserve"> review their previous analyses, </w:t>
+      </w:r>
+      <w:r>
+        <w:rPr>
+          <w:rFonts w:ascii="Times New Roman" w:eastAsia="Times New Roman" w:hAnsi="Times New Roman" w:cs="Times New Roman"/>
+          <w:sz w:val="24"/>
+          <w:szCs w:val="24"/>
+        </w:rPr>
+        <w:t xml:space="preserve">also user can </w:t>
+      </w:r>
+      <w:r>
+        <w:rPr>
+          <w:rFonts w:ascii="Times New Roman" w:hAnsi="Times New Roman" w:cs="Times New Roman"/>
+          <w:sz w:val="24"/>
+          <w:szCs w:val="24"/>
+        </w:rPr>
+        <w:t xml:space="preserve">save </w:t>
+      </w:r>
+      <w:r>
+        <w:rPr>
+          <w:rFonts w:ascii="Times New Roman" w:hAnsi="Times New Roman" w:cs="Times New Roman"/>
           <w:sz w:val="24"/>
           <w:szCs w:val="24"/>
         </w:rPr>
         <w:lastRenderedPageBreak/>
-        <w:t>understanding what contributed to the result. The integration of Explainable AI is therefore intended to make the system more interpretable and provide users with supporting information alongside the prediction.</w:t>
-      </w:r>
-    </w:p>
-    <w:p>
-      <w:pPr>
-        <w:spacing w:before="576" w:beforeAutospacing="1" w:after="288" w:afterAutospacing="1" w:line="360" w:lineRule="auto"/>
-        <w:jc w:val="both"/>
-        <w:rPr>
-          <w:rFonts w:ascii="Times New Roman" w:eastAsia="Times New Roman" w:hAnsi="Times New Roman" w:cs="Times New Roman"/>
-          <w:sz w:val="24"/>
-          <w:szCs w:val="24"/>
-        </w:rPr>
-      </w:pPr>
-      <w:proofErr w:type="spellStart"/>
-      <w:r>
-        <w:rPr>
-          <w:rFonts w:ascii="Times New Roman" w:eastAsia="Times New Roman" w:hAnsi="Times New Roman" w:cs="Times New Roman"/>
-          <w:sz w:val="24"/>
-          <w:szCs w:val="24"/>
-        </w:rPr>
-        <w:t>Deepguard</w:t>
-      </w:r>
-      <w:proofErr w:type="spellEnd"/>
-      <w:r>
-        <w:rPr>
-          <w:rFonts w:ascii="Times New Roman" w:eastAsia="Times New Roman" w:hAnsi="Times New Roman" w:cs="Times New Roman"/>
-          <w:sz w:val="24"/>
-          <w:szCs w:val="24"/>
-        </w:rPr>
-        <w:t xml:space="preserve"> is also motivated by the need for an accessible platform that can bring different analysis capabilities together. Instead of requiring users to rely on separate tools for different types of content, the proposed system provides a unified environment for multimodal misinformation analysis.</w:t>
-      </w:r>
-    </w:p>
-    <w:p>
-      <w:pPr>
-        <w:spacing w:before="576" w:beforeAutospacing="1" w:after="288" w:afterAutospacing="1" w:line="360" w:lineRule="auto"/>
-        <w:jc w:val="both"/>
-        <w:rPr>
-          <w:rFonts w:ascii="Times New Roman" w:eastAsia="Times New Roman" w:hAnsi="Times New Roman" w:cs="Times New Roman"/>
-          <w:sz w:val="24"/>
-          <w:szCs w:val="24"/>
-        </w:rPr>
-      </w:pPr>
-      <w:r>
-        <w:rPr>
-          <w:rFonts w:ascii="Times New Roman" w:eastAsia="Times New Roman" w:hAnsi="Times New Roman" w:cs="Times New Roman"/>
-          <w:sz w:val="24"/>
-          <w:szCs w:val="24"/>
-        </w:rPr>
-        <w:t>The overall motivation of the project is therefore to develop an AI-based system that can assist users in identifying potentially misleading digital content while providing contextual understanding and transparent explanations of its predictions.</w:t>
-      </w:r>
-    </w:p>
-    <w:p>
-      <w:pPr>
-        <w:pStyle w:val="Heading2"/>
-        <w:spacing w:before="576" w:after="288"/>
-        <w:rPr>
-          <w:rFonts w:eastAsia="Times New Roman"/>
-        </w:rPr>
-      </w:pPr>
-      <w:r>
-        <w:rPr>
-          <w:rFonts w:eastAsia="Times New Roman"/>
-        </w:rPr>
-        <w:t>2.5 Scope of the Problem</w:t>
-      </w:r>
-    </w:p>
-    <w:p>
-      <w:pPr>
-        <w:spacing w:before="576" w:beforeAutospacing="1" w:after="288" w:afterAutospacing="1" w:line="360" w:lineRule="auto"/>
-        <w:jc w:val="both"/>
-        <w:rPr>
-          <w:rFonts w:ascii="Times New Roman" w:eastAsia="Times New Roman" w:hAnsi="Times New Roman" w:cs="Times New Roman"/>
-          <w:sz w:val="24"/>
-          <w:szCs w:val="24"/>
-        </w:rPr>
-      </w:pPr>
-      <w:r>
-        <w:rPr>
-          <w:rFonts w:ascii="Times New Roman" w:eastAsia="Times New Roman" w:hAnsi="Times New Roman" w:cs="Times New Roman"/>
-          <w:sz w:val="24"/>
-          <w:szCs w:val="24"/>
-        </w:rPr>
-        <w:t xml:space="preserve">The scope of </w:t>
-      </w:r>
-      <w:proofErr w:type="spellStart"/>
-      <w:r>
-        <w:rPr>
-          <w:rFonts w:ascii="Times New Roman" w:eastAsia="Times New Roman" w:hAnsi="Times New Roman" w:cs="Times New Roman"/>
-          <w:sz w:val="24"/>
-          <w:szCs w:val="24"/>
-        </w:rPr>
-        <w:t>Deepguard</w:t>
-      </w:r>
-      <w:proofErr w:type="spellEnd"/>
-      <w:r>
-        <w:rPr>
-          <w:rFonts w:ascii="Times New Roman" w:eastAsia="Times New Roman" w:hAnsi="Times New Roman" w:cs="Times New Roman"/>
-          <w:sz w:val="24"/>
-          <w:szCs w:val="24"/>
-        </w:rPr>
-        <w:t xml:space="preserve"> focuses on the detection and analysis of potentially misleading digital content containing textual and visual information. The system is designed as a web-based platform through which users can submit content and receive an AI-based assessment.</w:t>
-      </w:r>
-    </w:p>
-    <w:p>
-      <w:pPr>
-        <w:spacing w:before="576" w:beforeAutospacing="1" w:after="288" w:afterAutospacing="1" w:line="360" w:lineRule="auto"/>
-        <w:jc w:val="both"/>
-        <w:rPr>
-          <w:rFonts w:ascii="Times New Roman" w:eastAsia="Times New Roman" w:hAnsi="Times New Roman" w:cs="Times New Roman"/>
-          <w:sz w:val="24"/>
-          <w:szCs w:val="24"/>
-        </w:rPr>
-      </w:pPr>
-      <w:r>
-        <w:rPr>
-          <w:rFonts w:ascii="Times New Roman" w:eastAsia="Times New Roman" w:hAnsi="Times New Roman" w:cs="Times New Roman"/>
-          <w:sz w:val="24"/>
-          <w:szCs w:val="24"/>
-        </w:rPr>
-        <w:t xml:space="preserve">The text analysis component focuses on understanding and classifying submitted textual content using a trained transformer-based language model. The project uses </w:t>
-      </w:r>
-      <w:proofErr w:type="spellStart"/>
-      <w:r>
-        <w:rPr>
-          <w:rFonts w:ascii="Times New Roman" w:eastAsia="Times New Roman" w:hAnsi="Times New Roman" w:cs="Times New Roman"/>
-          <w:bCs/>
-          <w:sz w:val="24"/>
-          <w:szCs w:val="24"/>
-        </w:rPr>
-        <w:t>DistilBERT</w:t>
-      </w:r>
-      <w:proofErr w:type="spellEnd"/>
-      <w:r>
-        <w:rPr>
-          <w:rFonts w:ascii="Times New Roman" w:eastAsia="Times New Roman" w:hAnsi="Times New Roman" w:cs="Times New Roman"/>
-          <w:sz w:val="24"/>
-          <w:szCs w:val="24"/>
-        </w:rPr>
-        <w:t xml:space="preserve"> </w:t>
-      </w:r>
-      <w:r>
-        <w:rPr>
-          <w:rFonts w:ascii="Times New Roman" w:eastAsia="Times New Roman" w:hAnsi="Times New Roman" w:cs="Times New Roman"/>
-          <w:sz w:val="24"/>
-          <w:szCs w:val="24"/>
-        </w:rPr>
-        <w:t>as the primary model for the text analysis component. The image analysis component focuses on processing visual information through an AI-based image analysis model.</w:t>
-      </w:r>
-    </w:p>
-    <w:p>
-      <w:pPr>
-        <w:spacing w:before="576" w:beforeAutospacing="1" w:after="288" w:afterAutospacing="1" w:line="360" w:lineRule="auto"/>
-        <w:jc w:val="both"/>
-        <w:rPr>
-          <w:rFonts w:ascii="Times New Roman" w:eastAsia="Times New Roman" w:hAnsi="Times New Roman" w:cs="Times New Roman"/>
-          <w:sz w:val="24"/>
-          <w:szCs w:val="24"/>
-        </w:rPr>
-      </w:pPr>
-      <w:r>
-        <w:rPr>
-          <w:rFonts w:ascii="Times New Roman" w:eastAsia="Times New Roman" w:hAnsi="Times New Roman" w:cs="Times New Roman"/>
-          <w:sz w:val="24"/>
-          <w:szCs w:val="24"/>
-        </w:rPr>
-        <w:t>When both text and image information are available, the system considers the relationship between these modalities as part of its context-aware multimodal analysis. This enables the system to investigate whether the available information is consistent or whether there are contextual differences that may contribute to a potentially misleading interpretation.</w:t>
-      </w:r>
-    </w:p>
-    <w:p>
-      <w:pPr>
-        <w:spacing w:before="576" w:beforeAutospacing="1" w:after="288" w:afterAutospacing="1" w:line="360" w:lineRule="auto"/>
-        <w:jc w:val="both"/>
-        <w:rPr>
-          <w:rFonts w:ascii="Times New Roman" w:eastAsia="Times New Roman" w:hAnsi="Times New Roman" w:cs="Times New Roman"/>
-          <w:sz w:val="24"/>
-          <w:szCs w:val="24"/>
-        </w:rPr>
-      </w:pPr>
-      <w:r>
-        <w:rPr>
-          <w:rFonts w:ascii="Times New Roman" w:eastAsia="Times New Roman" w:hAnsi="Times New Roman" w:cs="Times New Roman"/>
-          <w:sz w:val="24"/>
-          <w:szCs w:val="24"/>
-        </w:rPr>
-        <w:t>The scope also includes Explainable AI, through which the system aims to provide supporting information associated with its prediction. The objective is to improve the interpretability of the result and help users understand the factors that contributed to the AI-based assessment.</w:t>
-      </w:r>
-    </w:p>
-    <w:p>
-      <w:pPr>
-        <w:spacing w:before="576" w:beforeAutospacing="1" w:after="288" w:afterAutospacing="1" w:line="360" w:lineRule="auto"/>
-        <w:jc w:val="both"/>
-        <w:rPr>
-          <w:rFonts w:ascii="Times New Roman" w:eastAsia="Times New Roman" w:hAnsi="Times New Roman" w:cs="Times New Roman"/>
-          <w:sz w:val="24"/>
-          <w:szCs w:val="24"/>
-        </w:rPr>
-      </w:pPr>
-      <w:proofErr w:type="spellStart"/>
-      <w:r>
-        <w:rPr>
-          <w:rFonts w:ascii="Times New Roman" w:eastAsia="Times New Roman" w:hAnsi="Times New Roman" w:cs="Times New Roman"/>
-          <w:sz w:val="24"/>
-          <w:szCs w:val="24"/>
-        </w:rPr>
-        <w:lastRenderedPageBreak/>
-        <w:t>Deepguard</w:t>
-      </w:r>
-      <w:proofErr w:type="spellEnd"/>
-      <w:r>
-        <w:rPr>
-          <w:rFonts w:ascii="Times New Roman" w:eastAsia="Times New Roman" w:hAnsi="Times New Roman" w:cs="Times New Roman"/>
-          <w:sz w:val="24"/>
-          <w:szCs w:val="24"/>
-        </w:rPr>
-        <w:t xml:space="preserve"> also provides a web-based user interface for submitting content and viewing analysis results. The system includes supporting functionality such as user authentication and analysis history to allow users to manage and review their previous analyses.</w:t>
+        <w:t>reports, a short explanation assistant, learning resources, and an admin panel to allow users to manage and review their previous analyses and to help them understand the results</w:t>
       </w:r>
     </w:p>
     <w:p>
@@ -7020,10 +7051,2186 @@
     </w:p>
     <w:p>
       <w:pPr>
+        <w:pStyle w:val="Heading1"/>
+        <w:spacing w:before="576" w:after="288"/>
+      </w:pPr>
+      <w:r>
+        <w:lastRenderedPageBreak/>
+        <w:t xml:space="preserve">Chapter </w:t>
+      </w:r>
+      <w:r>
+        <w:t>4</w:t>
+      </w:r>
+    </w:p>
+    <w:p>
+      <w:pPr>
+        <w:pStyle w:val="Heading1"/>
+        <w:spacing w:before="576" w:after="288"/>
+      </w:pPr>
+      <w:r>
+        <w:t xml:space="preserve">Methodology </w:t>
+      </w:r>
+    </w:p>
+    <w:p>
+      <w:pPr>
+        <w:pStyle w:val="Heading2"/>
+        <w:spacing w:before="576" w:after="288"/>
+        <w:rPr>
+          <w:rFonts w:eastAsia="Times New Roman"/>
+        </w:rPr>
+      </w:pPr>
+      <w:r>
+        <w:rPr>
+          <w:rFonts w:eastAsia="Times New Roman"/>
+        </w:rPr>
+        <w:t>4.1 Methodology Overview</w:t>
+      </w:r>
+    </w:p>
+    <w:p>
+      <w:pPr>
+        <w:spacing w:before="576" w:beforeAutospacing="1" w:after="288" w:afterAutospacing="1" w:line="360" w:lineRule="auto"/>
+        <w:jc w:val="both"/>
+        <w:rPr>
+          <w:rFonts w:ascii="Times New Roman" w:eastAsia="Times New Roman" w:hAnsi="Times New Roman" w:cs="Times New Roman"/>
+          <w:sz w:val="24"/>
+          <w:szCs w:val="24"/>
+        </w:rPr>
+      </w:pPr>
+      <w:proofErr w:type="spellStart"/>
+      <w:r>
+        <w:rPr>
+          <w:rFonts w:ascii="Times New Roman" w:eastAsia="Times New Roman" w:hAnsi="Times New Roman" w:cs="Times New Roman"/>
+          <w:sz w:val="24"/>
+          <w:szCs w:val="24"/>
+        </w:rPr>
+        <w:t>DeepGuard</w:t>
+      </w:r>
+      <w:proofErr w:type="spellEnd"/>
+      <w:r>
+        <w:rPr>
+          <w:rFonts w:ascii="Times New Roman" w:eastAsia="Times New Roman" w:hAnsi="Times New Roman" w:cs="Times New Roman"/>
+          <w:sz w:val="24"/>
+          <w:szCs w:val="24"/>
+        </w:rPr>
+        <w:t xml:space="preserve"> analyzes a social media post in several steps and gives the user a verdict with an explanation. The user submits text, an image, or both. A fine-tuned </w:t>
+      </w:r>
+      <w:proofErr w:type="spellStart"/>
+      <w:r>
+        <w:rPr>
+          <w:rFonts w:ascii="Times New Roman" w:eastAsia="Times New Roman" w:hAnsi="Times New Roman" w:cs="Times New Roman"/>
+          <w:sz w:val="24"/>
+          <w:szCs w:val="24"/>
+        </w:rPr>
+        <w:t>DistilBERT</w:t>
+      </w:r>
+      <w:proofErr w:type="spellEnd"/>
+      <w:r>
+        <w:rPr>
+          <w:rFonts w:ascii="Times New Roman" w:eastAsia="Times New Roman" w:hAnsi="Times New Roman" w:cs="Times New Roman"/>
+          <w:sz w:val="24"/>
+          <w:szCs w:val="24"/>
+        </w:rPr>
+        <w:t xml:space="preserve"> model classifies the text, and an EfficientNet-V2-S model checks whether the image is real or AI-generated. A context-aware step then compares the text with the image to see whether they describe the same thing. Three supporting modules look at the image metadata, the emotional tone of the text, and viral-style wording. A fusion engine combines all scores into a final verdict and risk level, and an Explainable AI component shows what influenced the result.</w:t>
+      </w:r>
+    </w:p>
+    <w:p>
+      <w:pPr>
+        <w:spacing w:before="576" w:beforeAutospacing="1" w:after="288" w:afterAutospacing="1" w:line="360" w:lineRule="auto"/>
+        <w:jc w:val="both"/>
+        <w:rPr>
+          <w:rFonts w:ascii="Times New Roman" w:eastAsia="Times New Roman" w:hAnsi="Times New Roman" w:cs="Times New Roman"/>
+          <w:sz w:val="24"/>
+          <w:szCs w:val="24"/>
+        </w:rPr>
+      </w:pPr>
+      <w:r>
+        <w:rPr>
+          <w:rFonts w:ascii="Times New Roman" w:eastAsia="Times New Roman" w:hAnsi="Times New Roman" w:cs="Times New Roman"/>
+          <w:sz w:val="24"/>
+          <w:szCs w:val="24"/>
+        </w:rPr>
+        <w:t xml:space="preserve">This design is used because misinformation is not always inside the text or the image alone. Sometimes each part looks fine and the combination is misleading. The overall flow is input processing, content analysis, contextual evaluation, fusion, and explanation. All of these are integrated into the </w:t>
+      </w:r>
+      <w:proofErr w:type="spellStart"/>
+      <w:r>
+        <w:rPr>
+          <w:rFonts w:ascii="Times New Roman" w:eastAsia="Times New Roman" w:hAnsi="Times New Roman" w:cs="Times New Roman"/>
+          <w:sz w:val="24"/>
+          <w:szCs w:val="24"/>
+        </w:rPr>
+        <w:t>DeepGuard</w:t>
+      </w:r>
+      <w:proofErr w:type="spellEnd"/>
+      <w:r>
+        <w:rPr>
+          <w:rFonts w:ascii="Times New Roman" w:eastAsia="Times New Roman" w:hAnsi="Times New Roman" w:cs="Times New Roman"/>
+          <w:sz w:val="24"/>
+          <w:szCs w:val="24"/>
+        </w:rPr>
+        <w:t xml:space="preserve"> web application.</w:t>
+      </w:r>
+    </w:p>
+    <w:p>
+      <w:pPr>
+        <w:pStyle w:val="Heading2"/>
+        <w:spacing w:before="576" w:after="288"/>
+        <w:rPr>
+          <w:rFonts w:eastAsia="Times New Roman"/>
+        </w:rPr>
+      </w:pPr>
+      <w:r>
+        <w:rPr>
+          <w:rFonts w:eastAsia="Times New Roman"/>
+        </w:rPr>
+        <w:t>4.2 Proposed System Approach</w:t>
+      </w:r>
+    </w:p>
+    <w:p>
+      <w:pPr>
+        <w:spacing w:before="576" w:beforeAutospacing="1" w:after="288" w:afterAutospacing="1" w:line="360" w:lineRule="auto"/>
+        <w:jc w:val="both"/>
+        <w:rPr>
+          <w:rFonts w:ascii="Times New Roman" w:eastAsia="Times New Roman" w:hAnsi="Times New Roman" w:cs="Times New Roman"/>
+          <w:sz w:val="24"/>
+          <w:szCs w:val="24"/>
+        </w:rPr>
+      </w:pPr>
+      <w:proofErr w:type="spellStart"/>
+      <w:r>
+        <w:rPr>
+          <w:rFonts w:ascii="Times New Roman" w:eastAsia="Times New Roman" w:hAnsi="Times New Roman" w:cs="Times New Roman"/>
+          <w:sz w:val="24"/>
+          <w:szCs w:val="24"/>
+        </w:rPr>
+        <w:t>DeepGuard</w:t>
+      </w:r>
+      <w:proofErr w:type="spellEnd"/>
+      <w:r>
+        <w:rPr>
+          <w:rFonts w:ascii="Times New Roman" w:eastAsia="Times New Roman" w:hAnsi="Times New Roman" w:cs="Times New Roman"/>
+          <w:sz w:val="24"/>
+          <w:szCs w:val="24"/>
+        </w:rPr>
+        <w:t xml:space="preserve"> accepts text, an image, or both, and sends each input to the modules that apply to it. The text goes to the </w:t>
+      </w:r>
+      <w:proofErr w:type="spellStart"/>
+      <w:r>
+        <w:rPr>
+          <w:rFonts w:ascii="Times New Roman" w:eastAsia="Times New Roman" w:hAnsi="Times New Roman" w:cs="Times New Roman"/>
+          <w:sz w:val="24"/>
+          <w:szCs w:val="24"/>
+        </w:rPr>
+        <w:t>DistilBERT</w:t>
+      </w:r>
+      <w:proofErr w:type="spellEnd"/>
+      <w:r>
+        <w:rPr>
+          <w:rFonts w:ascii="Times New Roman" w:eastAsia="Times New Roman" w:hAnsi="Times New Roman" w:cs="Times New Roman"/>
+          <w:sz w:val="24"/>
+          <w:szCs w:val="24"/>
+        </w:rPr>
+        <w:t xml:space="preserve"> classifier, which estimates the probability that it is misleading. The image goes to the image model, which estimates the probability that it is AI-generated.</w:t>
+      </w:r>
+    </w:p>
+    <w:p>
+      <w:pPr>
+        <w:spacing w:before="576" w:beforeAutospacing="1" w:after="288" w:afterAutospacing="1" w:line="360" w:lineRule="auto"/>
+        <w:jc w:val="both"/>
+        <w:rPr>
+          <w:rFonts w:ascii="Times New Roman" w:eastAsia="Times New Roman" w:hAnsi="Times New Roman" w:cs="Times New Roman"/>
+          <w:sz w:val="24"/>
+          <w:szCs w:val="24"/>
+        </w:rPr>
+      </w:pPr>
+      <w:r>
+        <w:rPr>
+          <w:rFonts w:ascii="Times New Roman" w:eastAsia="Times New Roman" w:hAnsi="Times New Roman" w:cs="Times New Roman"/>
+          <w:sz w:val="24"/>
+          <w:szCs w:val="24"/>
+        </w:rPr>
+        <w:t xml:space="preserve">When both inputs are present, the context check compares them. For example, an image may be genuine while the caption links it to a different event, and a system that checks only one modality would miss this. All module scores are then combined into one final score, which is mapped to a verdict (real or fake) and a risk level (low, medium, high, or critical). The result is </w:t>
+      </w:r>
+      <w:r>
+        <w:rPr>
+          <w:rFonts w:ascii="Times New Roman" w:eastAsia="Times New Roman" w:hAnsi="Times New Roman" w:cs="Times New Roman"/>
+          <w:sz w:val="24"/>
+          <w:szCs w:val="24"/>
+        </w:rPr>
+        <w:lastRenderedPageBreak/>
+        <w:t>shown through the web interface together with the evidence behind it. The output is an AI-based assessment and does not replace human fact-checking.</w:t>
+      </w:r>
+    </w:p>
+    <w:p>
+      <w:pPr>
+        <w:pStyle w:val="Heading2"/>
+        <w:spacing w:before="576" w:after="288"/>
+        <w:rPr>
+          <w:rFonts w:eastAsia="Times New Roman"/>
+        </w:rPr>
+      </w:pPr>
+      <w:r>
+        <w:rPr>
+          <w:rFonts w:eastAsia="Times New Roman"/>
+        </w:rPr>
+        <w:t>4.3 Data Collection and Dataset Preparation</w:t>
+      </w:r>
+    </w:p>
+    <w:p>
+      <w:pPr>
+        <w:spacing w:before="576" w:beforeAutospacing="1" w:after="288" w:afterAutospacing="1" w:line="360" w:lineRule="auto"/>
+        <w:jc w:val="both"/>
+        <w:rPr>
+          <w:rFonts w:ascii="Times New Roman" w:eastAsia="Times New Roman" w:hAnsi="Times New Roman" w:cs="Times New Roman"/>
+          <w:sz w:val="24"/>
+          <w:szCs w:val="24"/>
+        </w:rPr>
+      </w:pPr>
+      <w:r>
+        <w:rPr>
+          <w:rFonts w:ascii="Times New Roman" w:eastAsia="Times New Roman" w:hAnsi="Times New Roman" w:cs="Times New Roman"/>
+          <w:sz w:val="24"/>
+          <w:szCs w:val="24"/>
+        </w:rPr>
+        <w:t xml:space="preserve">A misinformation detector depends heavily on the data it learns from, so we prepared separate datasets for the text model and the image model. The other modules use rules and </w:t>
+      </w:r>
+      <w:proofErr w:type="spellStart"/>
+      <w:r>
+        <w:rPr>
+          <w:rFonts w:ascii="Times New Roman" w:eastAsia="Times New Roman" w:hAnsi="Times New Roman" w:cs="Times New Roman"/>
+          <w:sz w:val="24"/>
+          <w:szCs w:val="24"/>
+        </w:rPr>
+        <w:t>pretrained</w:t>
+      </w:r>
+      <w:proofErr w:type="spellEnd"/>
+      <w:r>
+        <w:rPr>
+          <w:rFonts w:ascii="Times New Roman" w:eastAsia="Times New Roman" w:hAnsi="Times New Roman" w:cs="Times New Roman"/>
+          <w:sz w:val="24"/>
+          <w:szCs w:val="24"/>
+        </w:rPr>
+        <w:t xml:space="preserve"> models, so they need no training data.</w:t>
+      </w:r>
+    </w:p>
+    <w:p>
+      <w:pPr>
+        <w:pStyle w:val="Heading3"/>
+        <w:spacing w:before="576" w:after="288"/>
+        <w:rPr>
+          <w:rFonts w:eastAsia="Times New Roman"/>
+        </w:rPr>
+      </w:pPr>
+      <w:r>
+        <w:rPr>
+          <w:rFonts w:eastAsia="Times New Roman"/>
+        </w:rPr>
+        <w:t>4.3.1 Text Data</w:t>
+      </w:r>
+    </w:p>
+    <w:p>
+      <w:pPr>
+        <w:spacing w:before="576" w:beforeAutospacing="1" w:after="288" w:afterAutospacing="1" w:line="360" w:lineRule="auto"/>
+        <w:jc w:val="both"/>
+        <w:rPr>
+          <w:rFonts w:ascii="Times New Roman" w:eastAsia="Times New Roman" w:hAnsi="Times New Roman" w:cs="Times New Roman"/>
+          <w:sz w:val="24"/>
+          <w:szCs w:val="24"/>
+        </w:rPr>
+      </w:pPr>
+      <w:r>
+        <w:rPr>
+          <w:rFonts w:ascii="Times New Roman" w:eastAsia="Times New Roman" w:hAnsi="Times New Roman" w:cs="Times New Roman"/>
+          <w:sz w:val="24"/>
+          <w:szCs w:val="24"/>
+        </w:rPr>
+        <w:t xml:space="preserve">The text model was trained on a merged dataset of 116,812 records, of which 59,426 are real and 57,386 are fake. The data comes from several public sources chosen to cover different kinds of misinformation. </w:t>
+      </w:r>
+      <w:proofErr w:type="spellStart"/>
+      <w:r>
+        <w:rPr>
+          <w:rFonts w:ascii="Times New Roman" w:eastAsia="Times New Roman" w:hAnsi="Times New Roman" w:cs="Times New Roman"/>
+          <w:sz w:val="24"/>
+          <w:szCs w:val="24"/>
+        </w:rPr>
+        <w:t>WELFake</w:t>
+      </w:r>
+      <w:proofErr w:type="spellEnd"/>
+      <w:r>
+        <w:rPr>
+          <w:rFonts w:ascii="Times New Roman" w:eastAsia="Times New Roman" w:hAnsi="Times New Roman" w:cs="Times New Roman"/>
+          <w:sz w:val="24"/>
+          <w:szCs w:val="24"/>
+        </w:rPr>
+        <w:t xml:space="preserve"> provides general news articles, LIAR provides short political statements, </w:t>
+      </w:r>
+      <w:proofErr w:type="spellStart"/>
+      <w:r>
+        <w:rPr>
+          <w:rFonts w:ascii="Times New Roman" w:eastAsia="Times New Roman" w:hAnsi="Times New Roman" w:cs="Times New Roman"/>
+          <w:sz w:val="24"/>
+          <w:szCs w:val="24"/>
+        </w:rPr>
+        <w:t>FakeNewsNet</w:t>
+      </w:r>
+      <w:proofErr w:type="spellEnd"/>
+      <w:r>
+        <w:rPr>
+          <w:rFonts w:ascii="Times New Roman" w:eastAsia="Times New Roman" w:hAnsi="Times New Roman" w:cs="Times New Roman"/>
+          <w:sz w:val="24"/>
+          <w:szCs w:val="24"/>
+        </w:rPr>
+        <w:t xml:space="preserve"> provides news with social context, </w:t>
+      </w:r>
+      <w:proofErr w:type="spellStart"/>
+      <w:r>
+        <w:rPr>
+          <w:rFonts w:ascii="Times New Roman" w:eastAsia="Times New Roman" w:hAnsi="Times New Roman" w:cs="Times New Roman"/>
+          <w:sz w:val="24"/>
+          <w:szCs w:val="24"/>
+        </w:rPr>
+        <w:t>Fakeddit</w:t>
+      </w:r>
+      <w:proofErr w:type="spellEnd"/>
+      <w:r>
+        <w:rPr>
+          <w:rFonts w:ascii="Times New Roman" w:eastAsia="Times New Roman" w:hAnsi="Times New Roman" w:cs="Times New Roman"/>
+          <w:sz w:val="24"/>
+          <w:szCs w:val="24"/>
+        </w:rPr>
+        <w:t xml:space="preserve"> provides social media posts, and a COVID-19 collection provides health claims. To cover local content we also added Pakistani news samples, an Urdu and Roman Urdu dataset of 52,223 records, and WhatsApp-style chain messages such as forwarded war</w:t>
+      </w:r>
+      <w:r>
+        <w:rPr>
+          <w:rFonts w:ascii="Times New Roman" w:eastAsia="Times New Roman" w:hAnsi="Times New Roman" w:cs="Times New Roman"/>
+          <w:sz w:val="24"/>
+          <w:szCs w:val="24"/>
+        </w:rPr>
+        <w:t>nings and health rumors.</w:t>
+      </w:r>
+    </w:p>
+    <w:p>
+      <w:pPr>
+        <w:spacing w:before="576" w:beforeAutospacing="1" w:after="288" w:afterAutospacing="1" w:line="360" w:lineRule="auto"/>
+        <w:jc w:val="both"/>
+        <w:rPr>
+          <w:rFonts w:ascii="Times New Roman" w:eastAsia="Times New Roman" w:hAnsi="Times New Roman" w:cs="Times New Roman"/>
+          <w:sz w:val="24"/>
+          <w:szCs w:val="24"/>
+        </w:rPr>
+      </w:pPr>
+      <w:r>
+        <w:rPr>
+          <w:rFonts w:ascii="Times New Roman" w:eastAsia="Times New Roman" w:hAnsi="Times New Roman" w:cs="Times New Roman"/>
+          <w:sz w:val="24"/>
+          <w:szCs w:val="24"/>
+        </w:rPr>
+        <w:t xml:space="preserve">Each dataset was first used on its own to see how it behaves, and the datasets were then merged and cleaned. Missing values, duplicate records, and inconsistent formatting were handled, and the text was standardized. Every sample has a label, where </w:t>
+      </w:r>
+      <w:r>
+        <w:rPr>
+          <w:rFonts w:ascii="Times New Roman" w:eastAsia="Times New Roman" w:hAnsi="Times New Roman" w:cs="Times New Roman"/>
+          <w:sz w:val="24"/>
+          <w:szCs w:val="24"/>
+        </w:rPr>
+        <w:t>“</w:t>
+      </w:r>
+      <w:r>
+        <w:rPr>
+          <w:rFonts w:ascii="Times New Roman" w:eastAsia="Times New Roman" w:hAnsi="Times New Roman" w:cs="Times New Roman"/>
+          <w:sz w:val="24"/>
+          <w:szCs w:val="24"/>
+        </w:rPr>
+        <w:t>0</w:t>
+      </w:r>
+      <w:r>
+        <w:rPr>
+          <w:rFonts w:ascii="Times New Roman" w:eastAsia="Times New Roman" w:hAnsi="Times New Roman" w:cs="Times New Roman"/>
+          <w:sz w:val="24"/>
+          <w:szCs w:val="24"/>
+        </w:rPr>
+        <w:t>” means “R</w:t>
+      </w:r>
+      <w:r>
+        <w:rPr>
+          <w:rFonts w:ascii="Times New Roman" w:eastAsia="Times New Roman" w:hAnsi="Times New Roman" w:cs="Times New Roman"/>
+          <w:sz w:val="24"/>
+          <w:szCs w:val="24"/>
+        </w:rPr>
+        <w:t>eal</w:t>
+      </w:r>
+      <w:r>
+        <w:rPr>
+          <w:rFonts w:ascii="Times New Roman" w:eastAsia="Times New Roman" w:hAnsi="Times New Roman" w:cs="Times New Roman"/>
+          <w:sz w:val="24"/>
+          <w:szCs w:val="24"/>
+        </w:rPr>
+        <w:t>”</w:t>
+      </w:r>
+      <w:r>
+        <w:rPr>
+          <w:rFonts w:ascii="Times New Roman" w:eastAsia="Times New Roman" w:hAnsi="Times New Roman" w:cs="Times New Roman"/>
+          <w:sz w:val="24"/>
+          <w:szCs w:val="24"/>
+        </w:rPr>
+        <w:t xml:space="preserve"> and </w:t>
+      </w:r>
+      <w:r>
+        <w:rPr>
+          <w:rFonts w:ascii="Times New Roman" w:eastAsia="Times New Roman" w:hAnsi="Times New Roman" w:cs="Times New Roman"/>
+          <w:sz w:val="24"/>
+          <w:szCs w:val="24"/>
+        </w:rPr>
+        <w:t>“</w:t>
+      </w:r>
+      <w:r>
+        <w:rPr>
+          <w:rFonts w:ascii="Times New Roman" w:eastAsia="Times New Roman" w:hAnsi="Times New Roman" w:cs="Times New Roman"/>
+          <w:sz w:val="24"/>
+          <w:szCs w:val="24"/>
+        </w:rPr>
+        <w:t>1</w:t>
+      </w:r>
+      <w:r>
+        <w:rPr>
+          <w:rFonts w:ascii="Times New Roman" w:eastAsia="Times New Roman" w:hAnsi="Times New Roman" w:cs="Times New Roman"/>
+          <w:sz w:val="24"/>
+          <w:szCs w:val="24"/>
+        </w:rPr>
+        <w:t>” means “F</w:t>
+      </w:r>
+      <w:r>
+        <w:rPr>
+          <w:rFonts w:ascii="Times New Roman" w:eastAsia="Times New Roman" w:hAnsi="Times New Roman" w:cs="Times New Roman"/>
+          <w:sz w:val="24"/>
+          <w:szCs w:val="24"/>
+        </w:rPr>
+        <w:t>ake</w:t>
+      </w:r>
+      <w:r>
+        <w:rPr>
+          <w:rFonts w:ascii="Times New Roman" w:eastAsia="Times New Roman" w:hAnsi="Times New Roman" w:cs="Times New Roman"/>
+          <w:sz w:val="24"/>
+          <w:szCs w:val="24"/>
+        </w:rPr>
+        <w:t>”</w:t>
+      </w:r>
+      <w:r>
+        <w:rPr>
+          <w:rFonts w:ascii="Times New Roman" w:eastAsia="Times New Roman" w:hAnsi="Times New Roman" w:cs="Times New Roman"/>
+          <w:sz w:val="24"/>
+          <w:szCs w:val="24"/>
+        </w:rPr>
+        <w:t xml:space="preserve">. The data was divided into training, validation, and test sets, so the model was evaluated on samples it had never seen. Before reaching </w:t>
+      </w:r>
+      <w:proofErr w:type="spellStart"/>
+      <w:r>
+        <w:rPr>
+          <w:rFonts w:ascii="Times New Roman" w:eastAsia="Times New Roman" w:hAnsi="Times New Roman" w:cs="Times New Roman"/>
+          <w:sz w:val="24"/>
+          <w:szCs w:val="24"/>
+        </w:rPr>
+        <w:t>DistilBERT</w:t>
+      </w:r>
+      <w:proofErr w:type="spellEnd"/>
+      <w:r>
+        <w:rPr>
+          <w:rFonts w:ascii="Times New Roman" w:eastAsia="Times New Roman" w:hAnsi="Times New Roman" w:cs="Times New Roman"/>
+          <w:sz w:val="24"/>
+          <w:szCs w:val="24"/>
+        </w:rPr>
+        <w:t xml:space="preserve">, the text is tokenized with the </w:t>
+      </w:r>
+      <w:proofErr w:type="spellStart"/>
+      <w:r>
+        <w:rPr>
+          <w:rFonts w:ascii="Times New Roman" w:eastAsia="Times New Roman" w:hAnsi="Times New Roman" w:cs="Times New Roman"/>
+          <w:sz w:val="24"/>
+          <w:szCs w:val="24"/>
+        </w:rPr>
+        <w:t>DistilBERT</w:t>
+      </w:r>
+      <w:proofErr w:type="spellEnd"/>
+      <w:r>
+        <w:rPr>
+          <w:rFonts w:ascii="Times New Roman" w:eastAsia="Times New Roman" w:hAnsi="Times New Roman" w:cs="Times New Roman"/>
+          <w:sz w:val="24"/>
+          <w:szCs w:val="24"/>
+        </w:rPr>
+        <w:t xml:space="preserve"> tokenizer, which converts words into numbers the model can process, and a maximum</w:t>
+      </w:r>
+      <w:r>
+        <w:rPr>
+          <w:rFonts w:ascii="Times New Roman" w:eastAsia="Times New Roman" w:hAnsi="Times New Roman" w:cs="Times New Roman"/>
+          <w:sz w:val="24"/>
+          <w:szCs w:val="24"/>
+        </w:rPr>
+        <w:t xml:space="preserve"> </w:t>
+      </w:r>
+      <w:r>
+        <w:rPr>
+          <w:rFonts w:ascii="Times New Roman" w:eastAsia="Times New Roman" w:hAnsi="Times New Roman" w:cs="Times New Roman"/>
+          <w:sz w:val="24"/>
+          <w:szCs w:val="24"/>
+        </w:rPr>
+        <w:t xml:space="preserve">length </w:t>
+      </w:r>
+      <w:r>
+        <w:rPr>
+          <w:rFonts w:ascii="Times New Roman" w:eastAsia="Times New Roman" w:hAnsi="Times New Roman" w:cs="Times New Roman"/>
+          <w:sz w:val="24"/>
+          <w:szCs w:val="24"/>
+        </w:rPr>
+        <w:t xml:space="preserve">of </w:t>
+      </w:r>
+      <w:r>
+        <w:rPr>
+          <w:rFonts w:ascii="Times New Roman" w:eastAsia="Times New Roman" w:hAnsi="Times New Roman" w:cs="Times New Roman"/>
+          <w:sz w:val="24"/>
+          <w:szCs w:val="24"/>
+        </w:rPr>
+        <w:t>256</w:t>
+      </w:r>
+      <w:r>
+        <w:rPr>
+          <w:rFonts w:ascii="Times New Roman" w:eastAsia="Times New Roman" w:hAnsi="Times New Roman" w:cs="Times New Roman"/>
+          <w:sz w:val="24"/>
+          <w:szCs w:val="24"/>
+        </w:rPr>
+        <w:t xml:space="preserve"> </w:t>
+      </w:r>
+      <w:r>
+        <w:rPr>
+          <w:rFonts w:ascii="Times New Roman" w:eastAsia="Times New Roman" w:hAnsi="Times New Roman" w:cs="Times New Roman"/>
+          <w:sz w:val="24"/>
+          <w:szCs w:val="24"/>
+        </w:rPr>
+        <w:t xml:space="preserve">tokens </w:t>
+      </w:r>
+      <w:r>
+        <w:rPr>
+          <w:rFonts w:ascii="Times New Roman" w:eastAsia="Times New Roman" w:hAnsi="Times New Roman" w:cs="Times New Roman"/>
+          <w:sz w:val="24"/>
+          <w:szCs w:val="24"/>
+        </w:rPr>
+        <w:t xml:space="preserve">to </w:t>
+      </w:r>
+      <w:r>
+        <w:rPr>
+          <w:rFonts w:ascii="Times New Roman" w:eastAsia="Times New Roman" w:hAnsi="Times New Roman" w:cs="Times New Roman"/>
+          <w:sz w:val="24"/>
+          <w:szCs w:val="24"/>
+        </w:rPr>
+        <w:t>keeps the input s</w:t>
+      </w:r>
+      <w:r>
+        <w:rPr>
+          <w:rFonts w:ascii="Times New Roman" w:eastAsia="Times New Roman" w:hAnsi="Times New Roman" w:cs="Times New Roman"/>
+          <w:sz w:val="24"/>
+          <w:szCs w:val="24"/>
+        </w:rPr>
+        <w:t xml:space="preserve">ize consistent. </w:t>
+      </w:r>
+    </w:p>
+    <w:p>
+      <w:pPr>
+        <w:spacing w:before="576" w:beforeAutospacing="1" w:after="288" w:afterAutospacing="1" w:line="240" w:lineRule="auto"/>
+        <w:outlineLvl w:val="3"/>
+        <w:rPr>
+          <w:rFonts w:ascii="Times New Roman" w:eastAsia="Times New Roman" w:hAnsi="Times New Roman" w:cs="Times New Roman"/>
+          <w:b/>
+          <w:bCs/>
+          <w:sz w:val="24"/>
+          <w:szCs w:val="24"/>
+        </w:rPr>
+      </w:pPr>
+      <w:r>
+        <w:rPr>
+          <w:rFonts w:ascii="Times New Roman" w:eastAsia="Times New Roman" w:hAnsi="Times New Roman" w:cs="Times New Roman"/>
+          <w:b/>
+          <w:bCs/>
+          <w:sz w:val="24"/>
+          <w:szCs w:val="24"/>
+        </w:rPr>
+        <w:t>4.3.2 Image Data</w:t>
+      </w:r>
+    </w:p>
+    <w:p>
+      <w:pPr>
+        <w:spacing w:before="576" w:beforeAutospacing="1" w:after="288" w:afterAutospacing="1" w:line="360" w:lineRule="auto"/>
+        <w:jc w:val="both"/>
+        <w:rPr>
+          <w:rFonts w:ascii="Times New Roman" w:eastAsia="Times New Roman" w:hAnsi="Times New Roman" w:cs="Times New Roman"/>
+          <w:sz w:val="24"/>
+          <w:szCs w:val="24"/>
+        </w:rPr>
+      </w:pPr>
+      <w:r>
+        <w:rPr>
+          <w:rFonts w:ascii="Times New Roman" w:eastAsia="Times New Roman" w:hAnsi="Times New Roman" w:cs="Times New Roman"/>
+          <w:sz w:val="24"/>
+          <w:szCs w:val="24"/>
+        </w:rPr>
+        <w:t>A first version of the image model used only CIFAKE, a dataset of small 32x32 images of ten object classes. It worked on that data but failed on ordinary photographs, so we built a new training set from four sources. Tiny-</w:t>
+      </w:r>
+      <w:proofErr w:type="spellStart"/>
+      <w:r>
+        <w:rPr>
+          <w:rFonts w:ascii="Times New Roman" w:eastAsia="Times New Roman" w:hAnsi="Times New Roman" w:cs="Times New Roman"/>
+          <w:sz w:val="24"/>
+          <w:szCs w:val="24"/>
+        </w:rPr>
+        <w:t>GenImage</w:t>
+      </w:r>
+      <w:proofErr w:type="spellEnd"/>
+      <w:r>
+        <w:rPr>
+          <w:rFonts w:ascii="Times New Roman" w:eastAsia="Times New Roman" w:hAnsi="Times New Roman" w:cs="Times New Roman"/>
+          <w:sz w:val="24"/>
+          <w:szCs w:val="24"/>
+        </w:rPr>
+        <w:t xml:space="preserve">, a subset of the </w:t>
+      </w:r>
+      <w:proofErr w:type="spellStart"/>
+      <w:r>
+        <w:rPr>
+          <w:rFonts w:ascii="Times New Roman" w:eastAsia="Times New Roman" w:hAnsi="Times New Roman" w:cs="Times New Roman"/>
+          <w:sz w:val="24"/>
+          <w:szCs w:val="24"/>
+        </w:rPr>
+        <w:t>ArtiFact</w:t>
+      </w:r>
+      <w:proofErr w:type="spellEnd"/>
+      <w:r>
+        <w:rPr>
+          <w:rFonts w:ascii="Times New Roman" w:eastAsia="Times New Roman" w:hAnsi="Times New Roman" w:cs="Times New Roman"/>
+          <w:sz w:val="24"/>
+          <w:szCs w:val="24"/>
+        </w:rPr>
+        <w:t xml:space="preserve"> family, supplies real and synthetic images from several generators. </w:t>
+      </w:r>
+      <w:proofErr w:type="spellStart"/>
+      <w:r>
+        <w:rPr>
+          <w:rFonts w:ascii="Times New Roman" w:eastAsia="Times New Roman" w:hAnsi="Times New Roman" w:cs="Times New Roman"/>
+          <w:sz w:val="24"/>
+          <w:szCs w:val="24"/>
+        </w:rPr>
+        <w:t>MiRAGeNews</w:t>
+      </w:r>
+      <w:proofErr w:type="spellEnd"/>
+      <w:r>
+        <w:rPr>
+          <w:rFonts w:ascii="Times New Roman" w:eastAsia="Times New Roman" w:hAnsi="Times New Roman" w:cs="Times New Roman"/>
+          <w:sz w:val="24"/>
+          <w:szCs w:val="24"/>
+        </w:rPr>
+        <w:t xml:space="preserve"> supplies news-style real and AI-</w:t>
+      </w:r>
+      <w:r>
+        <w:rPr>
+          <w:rFonts w:ascii="Times New Roman" w:eastAsia="Times New Roman" w:hAnsi="Times New Roman" w:cs="Times New Roman"/>
+          <w:sz w:val="24"/>
+          <w:szCs w:val="24"/>
+        </w:rPr>
+        <w:lastRenderedPageBreak/>
+        <w:t xml:space="preserve">generated images. The 140k Real and Fake Faces dataset supplies face images, and MS COCO supplies everyday real photographs of scenes, objects, and people. In total the training set holds 29,000 images, of which 19,500 are real and 9,500 are AI-generated. </w:t>
+      </w:r>
+    </w:p>
+    <w:p>
+      <w:pPr>
+        <w:spacing w:before="576" w:beforeAutospacing="1" w:after="288" w:afterAutospacing="1" w:line="360" w:lineRule="auto"/>
+        <w:jc w:val="both"/>
+        <w:rPr>
+          <w:rFonts w:ascii="Times New Roman" w:eastAsia="Times New Roman" w:hAnsi="Times New Roman" w:cs="Times New Roman"/>
+          <w:sz w:val="24"/>
+          <w:szCs w:val="24"/>
+        </w:rPr>
+      </w:pPr>
+      <w:r>
+        <w:rPr>
+          <w:rFonts w:ascii="Times New Roman" w:eastAsia="Times New Roman" w:hAnsi="Times New Roman" w:cs="Times New Roman"/>
+          <w:sz w:val="24"/>
+          <w:szCs w:val="24"/>
+        </w:rPr>
+        <w:t>Every image was converted to RGB and resized to 224 x 224 pixels. The set was split 70% for training, 15% for validation, and 15% for testing, keeping the proportions of each source and class. Training images were randomly flipped, rotated slightly, and adjusted in brightness, contrast, and saturation, which helps the model cope with the variety of real photos.</w:t>
+      </w:r>
+    </w:p>
+    <w:p>
+      <w:pPr>
+        <w:pStyle w:val="Heading3"/>
+        <w:spacing w:before="576" w:after="288"/>
+        <w:rPr>
+          <w:rFonts w:eastAsia="Times New Roman"/>
+        </w:rPr>
+      </w:pPr>
+      <w:r>
+        <w:rPr>
+          <w:rFonts w:eastAsia="Times New Roman"/>
+        </w:rPr>
+        <w:t>4.3.3 Test Data for the Whole System</w:t>
+      </w:r>
+    </w:p>
+    <w:p>
+      <w:pPr>
+        <w:spacing w:before="576" w:beforeAutospacing="1" w:after="288" w:afterAutospacing="1" w:line="360" w:lineRule="auto"/>
+        <w:jc w:val="both"/>
+        <w:rPr>
+          <w:rFonts w:ascii="Times New Roman" w:eastAsia="Times New Roman" w:hAnsi="Times New Roman" w:cs="Times New Roman"/>
+          <w:sz w:val="24"/>
+          <w:szCs w:val="24"/>
+        </w:rPr>
+      </w:pPr>
+      <w:r>
+        <w:rPr>
+          <w:rFonts w:ascii="Times New Roman" w:eastAsia="Times New Roman" w:hAnsi="Times New Roman" w:cs="Times New Roman"/>
+          <w:sz w:val="24"/>
+          <w:szCs w:val="24"/>
+        </w:rPr>
+        <w:t>To test the complete pipel</w:t>
+      </w:r>
+      <w:r>
+        <w:rPr>
+          <w:rFonts w:ascii="Times New Roman" w:eastAsia="Times New Roman" w:hAnsi="Times New Roman" w:cs="Times New Roman"/>
+          <w:sz w:val="24"/>
+          <w:szCs w:val="24"/>
+        </w:rPr>
+        <w:t>ine, we built a benchmark of 40</w:t>
+      </w:r>
+      <w:r>
+        <w:rPr>
+          <w:rFonts w:ascii="Times New Roman" w:eastAsia="Times New Roman" w:hAnsi="Times New Roman" w:cs="Times New Roman"/>
+          <w:sz w:val="24"/>
+          <w:szCs w:val="24"/>
+        </w:rPr>
+        <w:t xml:space="preserve"> image-and-text pairs </w:t>
+      </w:r>
+      <w:r>
+        <w:rPr>
+          <w:rFonts w:ascii="Times New Roman" w:eastAsia="Times New Roman" w:hAnsi="Times New Roman" w:cs="Times New Roman"/>
+          <w:sz w:val="24"/>
+          <w:szCs w:val="24"/>
+        </w:rPr>
+        <w:t>covering four scenarios, with 10</w:t>
+      </w:r>
+      <w:r>
+        <w:rPr>
+          <w:rFonts w:ascii="Times New Roman" w:eastAsia="Times New Roman" w:hAnsi="Times New Roman" w:cs="Times New Roman"/>
+          <w:sz w:val="24"/>
+          <w:szCs w:val="24"/>
+        </w:rPr>
+        <w:t xml:space="preserve"> pairs each. The scenarios are a real image with matching real text, a real image with fake text, an AI-generated image with text, and a real image with real text that describes a different context. Real images came from news photography, AI images from public generators, fake texts from debunked claims on fact-checking sites such as </w:t>
+      </w:r>
+      <w:proofErr w:type="spellStart"/>
+      <w:r>
+        <w:rPr>
+          <w:rFonts w:ascii="Times New Roman" w:eastAsia="Times New Roman" w:hAnsi="Times New Roman" w:cs="Times New Roman"/>
+          <w:sz w:val="24"/>
+          <w:szCs w:val="24"/>
+        </w:rPr>
+        <w:t>Soch</w:t>
+      </w:r>
+      <w:proofErr w:type="spellEnd"/>
+      <w:r>
+        <w:rPr>
+          <w:rFonts w:ascii="Times New Roman" w:eastAsia="Times New Roman" w:hAnsi="Times New Roman" w:cs="Times New Roman"/>
+          <w:sz w:val="24"/>
+          <w:szCs w:val="24"/>
+        </w:rPr>
+        <w:t xml:space="preserve"> Fact Check and AFP Fact Check Pakistan, and mismatched pairs were made by shuffling captions across images and checking each pair by hand. The results are presented in Chapter 6.</w:t>
+      </w:r>
+    </w:p>
+    <w:p>
+      <w:pPr>
+        <w:pStyle w:val="Heading2"/>
+        <w:spacing w:before="576" w:after="288"/>
+        <w:rPr>
+          <w:rFonts w:eastAsia="Times New Roman"/>
+        </w:rPr>
+      </w:pPr>
+      <w:r>
+        <w:rPr>
+          <w:rFonts w:eastAsia="Times New Roman"/>
+        </w:rPr>
+        <w:t>4.4 Text Analysis Methodology</w:t>
+      </w:r>
+    </w:p>
+    <w:p>
+      <w:pPr>
+        <w:spacing w:before="576" w:beforeAutospacing="1" w:after="288" w:afterAutospacing="1" w:line="360" w:lineRule="auto"/>
+        <w:jc w:val="both"/>
+        <w:rPr>
+          <w:rFonts w:ascii="Times New Roman" w:eastAsia="Times New Roman" w:hAnsi="Times New Roman" w:cs="Times New Roman"/>
+          <w:sz w:val="24"/>
+          <w:szCs w:val="24"/>
+        </w:rPr>
+      </w:pPr>
+      <w:r>
+        <w:rPr>
+          <w:rFonts w:ascii="Times New Roman" w:eastAsia="Times New Roman" w:hAnsi="Times New Roman" w:cs="Times New Roman"/>
+          <w:sz w:val="24"/>
+          <w:szCs w:val="24"/>
+        </w:rPr>
+        <w:t xml:space="preserve">The text module classifies the text submitted by the user. </w:t>
+      </w:r>
+      <w:proofErr w:type="spellStart"/>
+      <w:r>
+        <w:rPr>
+          <w:rFonts w:ascii="Times New Roman" w:eastAsia="Times New Roman" w:hAnsi="Times New Roman" w:cs="Times New Roman"/>
+          <w:sz w:val="24"/>
+          <w:szCs w:val="24"/>
+        </w:rPr>
+        <w:t>DeepGuard</w:t>
+      </w:r>
+      <w:proofErr w:type="spellEnd"/>
+      <w:r>
+        <w:rPr>
+          <w:rFonts w:ascii="Times New Roman" w:eastAsia="Times New Roman" w:hAnsi="Times New Roman" w:cs="Times New Roman"/>
+          <w:sz w:val="24"/>
+          <w:szCs w:val="24"/>
+        </w:rPr>
+        <w:t xml:space="preserve"> uses a fine-tuned </w:t>
+      </w:r>
+      <w:proofErr w:type="spellStart"/>
+      <w:r>
+        <w:rPr>
+          <w:rFonts w:ascii="Times New Roman" w:eastAsia="Times New Roman" w:hAnsi="Times New Roman" w:cs="Times New Roman"/>
+          <w:sz w:val="24"/>
+          <w:szCs w:val="24"/>
+        </w:rPr>
+        <w:t>DistilBERT</w:t>
+      </w:r>
+      <w:proofErr w:type="spellEnd"/>
+      <w:r>
+        <w:rPr>
+          <w:rFonts w:ascii="Times New Roman" w:eastAsia="Times New Roman" w:hAnsi="Times New Roman" w:cs="Times New Roman"/>
+          <w:sz w:val="24"/>
+          <w:szCs w:val="24"/>
+        </w:rPr>
+        <w:t xml:space="preserve"> model, a lighter version of BERT that understands how words relate to each other in a sentence while needing fewer computing resources. This makes it suitable for a web application.</w:t>
+      </w:r>
+    </w:p>
+    <w:p>
+      <w:pPr>
+        <w:spacing w:before="576" w:beforeAutospacing="1" w:after="288" w:afterAutospacing="1" w:line="360" w:lineRule="auto"/>
+        <w:jc w:val="both"/>
+        <w:rPr>
+          <w:rFonts w:ascii="Times New Roman" w:eastAsia="Times New Roman" w:hAnsi="Times New Roman" w:cs="Times New Roman"/>
+          <w:sz w:val="24"/>
+          <w:szCs w:val="24"/>
+        </w:rPr>
+      </w:pPr>
+      <w:r>
+        <w:rPr>
+          <w:rFonts w:ascii="Times New Roman" w:eastAsia="Times New Roman" w:hAnsi="Times New Roman" w:cs="Times New Roman"/>
+          <w:sz w:val="24"/>
+          <w:szCs w:val="24"/>
+        </w:rPr>
+        <w:t xml:space="preserve">The process has two stages, preprocessing and classification. The model returns a label, </w:t>
+      </w:r>
+      <w:r>
+        <w:rPr>
+          <w:rFonts w:ascii="Times New Roman" w:eastAsia="Times New Roman" w:hAnsi="Times New Roman" w:cs="Times New Roman"/>
+          <w:sz w:val="24"/>
+          <w:szCs w:val="24"/>
+        </w:rPr>
+        <w:t>“</w:t>
+      </w:r>
+      <w:r>
+        <w:rPr>
+          <w:rFonts w:ascii="Times New Roman" w:eastAsia="Times New Roman" w:hAnsi="Times New Roman" w:cs="Times New Roman"/>
+          <w:sz w:val="24"/>
+          <w:szCs w:val="24"/>
+        </w:rPr>
+        <w:t>0</w:t>
+      </w:r>
+      <w:r>
+        <w:rPr>
+          <w:rFonts w:ascii="Times New Roman" w:eastAsia="Times New Roman" w:hAnsi="Times New Roman" w:cs="Times New Roman"/>
+          <w:sz w:val="24"/>
+          <w:szCs w:val="24"/>
+        </w:rPr>
+        <w:t>” for “R</w:t>
+      </w:r>
+      <w:r>
+        <w:rPr>
+          <w:rFonts w:ascii="Times New Roman" w:eastAsia="Times New Roman" w:hAnsi="Times New Roman" w:cs="Times New Roman"/>
+          <w:sz w:val="24"/>
+          <w:szCs w:val="24"/>
+        </w:rPr>
+        <w:t>eal</w:t>
+      </w:r>
+      <w:r>
+        <w:rPr>
+          <w:rFonts w:ascii="Times New Roman" w:eastAsia="Times New Roman" w:hAnsi="Times New Roman" w:cs="Times New Roman"/>
+          <w:sz w:val="24"/>
+          <w:szCs w:val="24"/>
+        </w:rPr>
+        <w:t>”</w:t>
+      </w:r>
+      <w:r>
+        <w:rPr>
+          <w:rFonts w:ascii="Times New Roman" w:eastAsia="Times New Roman" w:hAnsi="Times New Roman" w:cs="Times New Roman"/>
+          <w:sz w:val="24"/>
+          <w:szCs w:val="24"/>
+        </w:rPr>
+        <w:t xml:space="preserve"> and </w:t>
+      </w:r>
+      <w:r>
+        <w:rPr>
+          <w:rFonts w:ascii="Times New Roman" w:eastAsia="Times New Roman" w:hAnsi="Times New Roman" w:cs="Times New Roman"/>
+          <w:sz w:val="24"/>
+          <w:szCs w:val="24"/>
+        </w:rPr>
+        <w:t>“</w:t>
+      </w:r>
+      <w:r>
+        <w:rPr>
+          <w:rFonts w:ascii="Times New Roman" w:eastAsia="Times New Roman" w:hAnsi="Times New Roman" w:cs="Times New Roman"/>
+          <w:sz w:val="24"/>
+          <w:szCs w:val="24"/>
+        </w:rPr>
+        <w:t>1</w:t>
+      </w:r>
+      <w:r>
+        <w:rPr>
+          <w:rFonts w:ascii="Times New Roman" w:eastAsia="Times New Roman" w:hAnsi="Times New Roman" w:cs="Times New Roman"/>
+          <w:sz w:val="24"/>
+          <w:szCs w:val="24"/>
+        </w:rPr>
+        <w:t>” for “F</w:t>
+      </w:r>
+      <w:r>
+        <w:rPr>
+          <w:rFonts w:ascii="Times New Roman" w:eastAsia="Times New Roman" w:hAnsi="Times New Roman" w:cs="Times New Roman"/>
+          <w:sz w:val="24"/>
+          <w:szCs w:val="24"/>
+        </w:rPr>
+        <w:t>ake</w:t>
+      </w:r>
+      <w:r>
+        <w:rPr>
+          <w:rFonts w:ascii="Times New Roman" w:eastAsia="Times New Roman" w:hAnsi="Times New Roman" w:cs="Times New Roman"/>
+          <w:sz w:val="24"/>
+          <w:szCs w:val="24"/>
+        </w:rPr>
+        <w:t>”</w:t>
+      </w:r>
+      <w:r>
+        <w:rPr>
+          <w:rFonts w:ascii="Times New Roman" w:eastAsia="Times New Roman" w:hAnsi="Times New Roman" w:cs="Times New Roman"/>
+          <w:sz w:val="24"/>
+          <w:szCs w:val="24"/>
+        </w:rPr>
+        <w:t xml:space="preserve"> or misleading, together with a probability showing how certain it is. This result is later used by the fusion and explainability stages.</w:t>
+      </w:r>
+    </w:p>
+    <w:p>
+      <w:pPr>
+        <w:spacing w:before="576" w:beforeAutospacing="1" w:after="288" w:afterAutospacing="1" w:line="240" w:lineRule="auto"/>
+        <w:outlineLvl w:val="3"/>
+        <w:rPr>
+          <w:rFonts w:ascii="Times New Roman" w:eastAsia="Times New Roman" w:hAnsi="Times New Roman" w:cs="Times New Roman"/>
+          <w:b/>
+          <w:bCs/>
+          <w:sz w:val="24"/>
+          <w:szCs w:val="24"/>
+        </w:rPr>
+      </w:pPr>
+      <w:r>
+        <w:rPr>
+          <w:rFonts w:ascii="Times New Roman" w:eastAsia="Times New Roman" w:hAnsi="Times New Roman" w:cs="Times New Roman"/>
+          <w:b/>
+          <w:bCs/>
+          <w:sz w:val="24"/>
+          <w:szCs w:val="24"/>
+        </w:rPr>
+        <w:t>4.4.1 Text Preprocessing</w:t>
+      </w:r>
+    </w:p>
+    <w:p>
+      <w:pPr>
+        <w:spacing w:before="576" w:beforeAutospacing="1" w:after="288" w:afterAutospacing="1" w:line="360" w:lineRule="auto"/>
+        <w:jc w:val="both"/>
+        <w:rPr>
+          <w:rFonts w:ascii="Times New Roman" w:eastAsia="Times New Roman" w:hAnsi="Times New Roman" w:cs="Times New Roman"/>
+          <w:sz w:val="24"/>
+          <w:szCs w:val="24"/>
+        </w:rPr>
+      </w:pPr>
+      <w:r>
+        <w:rPr>
+          <w:rFonts w:ascii="Times New Roman" w:eastAsia="Times New Roman" w:hAnsi="Times New Roman" w:cs="Times New Roman"/>
+          <w:sz w:val="24"/>
+          <w:szCs w:val="24"/>
+        </w:rPr>
+        <w:lastRenderedPageBreak/>
+        <w:t>Transformer models do not need heavy manual feature extraction. They only need the text converted into tokens. The tokenizer splits the input into small units, converts them into numeric IDs, and adds the special tokens the model expects. Shorter inputs are padded and longer ones are truncated to the fixed maximum length. An attention mask tells the model which tokens are real text and which are padding. The token IDs and attention mask are then passed to the classifier. Empty input is detected early and reported as unknown instead of being classified.</w:t>
+      </w:r>
+    </w:p>
+    <w:p>
+      <w:pPr>
+        <w:pStyle w:val="Heading3"/>
+        <w:spacing w:before="576" w:after="288"/>
+      </w:pPr>
+      <w:r>
+        <w:t xml:space="preserve">4.4.2 </w:t>
+      </w:r>
+      <w:proofErr w:type="spellStart"/>
+      <w:r>
+        <w:t>DistilBERT</w:t>
+      </w:r>
+      <w:proofErr w:type="spellEnd"/>
+      <w:r>
+        <w:t>-Based Classification</w:t>
+      </w:r>
+    </w:p>
+    <w:p>
+      <w:pPr>
+        <w:spacing w:before="576" w:beforeAutospacing="1" w:after="288" w:afterAutospacing="1" w:line="360" w:lineRule="auto"/>
+        <w:jc w:val="both"/>
+        <w:rPr>
+          <w:rFonts w:ascii="Times New Roman" w:eastAsia="Times New Roman" w:hAnsi="Times New Roman" w:cs="Times New Roman"/>
+          <w:sz w:val="24"/>
+          <w:szCs w:val="24"/>
+        </w:rPr>
+      </w:pPr>
+      <w:proofErr w:type="spellStart"/>
+      <w:r>
+        <w:rPr>
+          <w:rFonts w:ascii="Times New Roman" w:eastAsia="Times New Roman" w:hAnsi="Times New Roman" w:cs="Times New Roman"/>
+          <w:sz w:val="24"/>
+          <w:szCs w:val="24"/>
+        </w:rPr>
+        <w:t>DistilBERT</w:t>
+      </w:r>
+      <w:proofErr w:type="spellEnd"/>
+      <w:r>
+        <w:rPr>
+          <w:rFonts w:ascii="Times New Roman" w:eastAsia="Times New Roman" w:hAnsi="Times New Roman" w:cs="Times New Roman"/>
+          <w:sz w:val="24"/>
+          <w:szCs w:val="24"/>
+        </w:rPr>
+        <w:t xml:space="preserve"> was fine-tuned on labeled misinformation data, which adapted its general language knowledge to the task of separating real from fake or misleading content. The input passes through the transformer layers, which produce a contextual representation of the text. A classification layer then gives a score for each class, and these scores are converted into probabilities. The probability of the fake class becomes the text score, from 0 to 100%, and the class with the higher probability becomes the prediction.</w:t>
+      </w:r>
+    </w:p>
+    <w:p>
+      <w:pPr>
+        <w:spacing w:before="576" w:beforeAutospacing="1" w:after="288" w:afterAutospacing="1" w:line="240" w:lineRule="auto"/>
+        <w:outlineLvl w:val="2"/>
+        <w:rPr>
+          <w:rFonts w:ascii="Times New Roman" w:eastAsia="Times New Roman" w:hAnsi="Times New Roman" w:cs="Times New Roman"/>
+          <w:b/>
+          <w:bCs/>
+          <w:sz w:val="27"/>
+          <w:szCs w:val="27"/>
+        </w:rPr>
+      </w:pPr>
+      <w:r>
+        <w:rPr>
+          <w:rFonts w:ascii="Times New Roman" w:eastAsia="Times New Roman" w:hAnsi="Times New Roman" w:cs="Times New Roman"/>
+          <w:b/>
+          <w:bCs/>
+          <w:sz w:val="27"/>
+          <w:szCs w:val="27"/>
+        </w:rPr>
+        <w:t>4.5 Image Analysis Methodology</w:t>
+      </w:r>
+    </w:p>
+    <w:p>
+      <w:pPr>
+        <w:spacing w:before="576" w:beforeAutospacing="1" w:after="288" w:afterAutospacing="1" w:line="360" w:lineRule="auto"/>
+        <w:jc w:val="both"/>
+        <w:rPr>
+          <w:rFonts w:ascii="Times New Roman" w:eastAsia="Times New Roman" w:hAnsi="Times New Roman" w:cs="Times New Roman"/>
+          <w:sz w:val="24"/>
+          <w:szCs w:val="24"/>
+        </w:rPr>
+      </w:pPr>
+      <w:r>
+        <w:rPr>
+          <w:rFonts w:ascii="Times New Roman" w:eastAsia="Times New Roman" w:hAnsi="Times New Roman" w:cs="Times New Roman"/>
+          <w:sz w:val="24"/>
+          <w:szCs w:val="24"/>
+        </w:rPr>
+        <w:t>The image module checks whether the visual content looks like a real photograph or an AI-generated image. A submitted image is converted to RGB, resized to 224 x 224 pixels, and normalized with ImageNet statistics, in the same way as during training.</w:t>
+      </w:r>
+    </w:p>
+    <w:p>
+      <w:pPr>
+        <w:spacing w:before="576" w:beforeAutospacing="1" w:after="288" w:afterAutospacing="1" w:line="360" w:lineRule="auto"/>
+        <w:jc w:val="both"/>
+        <w:rPr>
+          <w:rFonts w:ascii="Times New Roman" w:eastAsia="Times New Roman" w:hAnsi="Times New Roman" w:cs="Times New Roman"/>
+          <w:sz w:val="24"/>
+          <w:szCs w:val="24"/>
+        </w:rPr>
+      </w:pPr>
+      <w:r>
+        <w:rPr>
+          <w:rFonts w:ascii="Times New Roman" w:eastAsia="Times New Roman" w:hAnsi="Times New Roman" w:cs="Times New Roman"/>
+          <w:sz w:val="24"/>
+          <w:szCs w:val="24"/>
+        </w:rPr>
+        <w:t xml:space="preserve">The classifier is an EfficientNet-V2-S network, </w:t>
+      </w:r>
+      <w:proofErr w:type="spellStart"/>
+      <w:r>
+        <w:rPr>
+          <w:rFonts w:ascii="Times New Roman" w:eastAsia="Times New Roman" w:hAnsi="Times New Roman" w:cs="Times New Roman"/>
+          <w:sz w:val="24"/>
+          <w:szCs w:val="24"/>
+        </w:rPr>
+        <w:t>pretrained</w:t>
+      </w:r>
+      <w:proofErr w:type="spellEnd"/>
+      <w:r>
+        <w:rPr>
+          <w:rFonts w:ascii="Times New Roman" w:eastAsia="Times New Roman" w:hAnsi="Times New Roman" w:cs="Times New Roman"/>
+          <w:sz w:val="24"/>
+          <w:szCs w:val="24"/>
+        </w:rPr>
+        <w:t xml:space="preserve"> on ImageNet and fine-tuned with transfer learning. The </w:t>
+      </w:r>
+      <w:proofErr w:type="spellStart"/>
+      <w:r>
+        <w:rPr>
+          <w:rFonts w:ascii="Times New Roman" w:eastAsia="Times New Roman" w:hAnsi="Times New Roman" w:cs="Times New Roman"/>
+          <w:sz w:val="24"/>
+          <w:szCs w:val="24"/>
+        </w:rPr>
+        <w:t>pretrained</w:t>
+      </w:r>
+      <w:proofErr w:type="spellEnd"/>
+      <w:r>
+        <w:rPr>
+          <w:rFonts w:ascii="Times New Roman" w:eastAsia="Times New Roman" w:hAnsi="Times New Roman" w:cs="Times New Roman"/>
+          <w:sz w:val="24"/>
+          <w:szCs w:val="24"/>
+        </w:rPr>
+        <w:t xml:space="preserve"> network extracts visual features, and a small classification head of our own turns them into one value. A sigmoid function converts this value into the probability that the image is AI-generated, and a probability above 0.5 is labelled AI-generated. As in the text module, a higher value means more likely fake.</w:t>
+      </w:r>
+    </w:p>
+    <w:p>
+      <w:pPr>
+        <w:spacing w:before="576" w:beforeAutospacing="1" w:after="288" w:afterAutospacing="1" w:line="360" w:lineRule="auto"/>
+        <w:jc w:val="both"/>
+        <w:rPr>
+          <w:rFonts w:ascii="Times New Roman" w:eastAsia="Times New Roman" w:hAnsi="Times New Roman" w:cs="Times New Roman"/>
+          <w:sz w:val="24"/>
+          <w:szCs w:val="24"/>
+        </w:rPr>
+      </w:pPr>
+      <w:r>
+        <w:rPr>
+          <w:rFonts w:ascii="Times New Roman" w:eastAsia="Times New Roman" w:hAnsi="Times New Roman" w:cs="Times New Roman"/>
+          <w:sz w:val="24"/>
+          <w:szCs w:val="24"/>
+        </w:rPr>
+        <w:t xml:space="preserve">For fast inference the trained model is exported to ONNX format and run with ONNX Runtime, which is considerably faster than </w:t>
+      </w:r>
+      <w:proofErr w:type="spellStart"/>
+      <w:r>
+        <w:rPr>
+          <w:rFonts w:ascii="Times New Roman" w:eastAsia="Times New Roman" w:hAnsi="Times New Roman" w:cs="Times New Roman"/>
+          <w:sz w:val="24"/>
+          <w:szCs w:val="24"/>
+        </w:rPr>
+        <w:t>PyTorch</w:t>
+      </w:r>
+      <w:proofErr w:type="spellEnd"/>
+      <w:r>
+        <w:rPr>
+          <w:rFonts w:ascii="Times New Roman" w:eastAsia="Times New Roman" w:hAnsi="Times New Roman" w:cs="Times New Roman"/>
+          <w:sz w:val="24"/>
+          <w:szCs w:val="24"/>
+        </w:rPr>
+        <w:t xml:space="preserve"> on a normal CPU. The original </w:t>
+      </w:r>
+      <w:proofErr w:type="spellStart"/>
+      <w:r>
+        <w:rPr>
+          <w:rFonts w:ascii="Times New Roman" w:eastAsia="Times New Roman" w:hAnsi="Times New Roman" w:cs="Times New Roman"/>
+          <w:sz w:val="24"/>
+          <w:szCs w:val="24"/>
+        </w:rPr>
+        <w:t>PyTorch</w:t>
+      </w:r>
+      <w:proofErr w:type="spellEnd"/>
+      <w:r>
+        <w:rPr>
+          <w:rFonts w:ascii="Times New Roman" w:eastAsia="Times New Roman" w:hAnsi="Times New Roman" w:cs="Times New Roman"/>
+          <w:sz w:val="24"/>
+          <w:szCs w:val="24"/>
+        </w:rPr>
+        <w:t xml:space="preserve"> model is kept as an automatic fallback in case the ONNX engine fails.</w:t>
+      </w:r>
+    </w:p>
+    <w:p>
+      <w:pPr>
+        <w:spacing w:before="576" w:beforeAutospacing="1" w:after="288" w:afterAutospacing="1" w:line="360" w:lineRule="auto"/>
+        <w:jc w:val="both"/>
+        <w:rPr>
+          <w:rFonts w:ascii="Times New Roman" w:eastAsia="Times New Roman" w:hAnsi="Times New Roman" w:cs="Times New Roman"/>
+          <w:sz w:val="24"/>
+          <w:szCs w:val="24"/>
+        </w:rPr>
+      </w:pPr>
+      <w:r>
+        <w:rPr>
+          <w:rFonts w:ascii="Times New Roman" w:eastAsia="Times New Roman" w:hAnsi="Times New Roman" w:cs="Times New Roman"/>
+          <w:sz w:val="24"/>
+          <w:szCs w:val="24"/>
+        </w:rPr>
+        <w:lastRenderedPageBreak/>
+        <w:t>The image result is not used alone. It is combined with the text result and the context check, because the meaning of an image often depends on its caption.</w:t>
+      </w:r>
+    </w:p>
+    <w:p>
+      <w:pPr>
+        <w:spacing w:before="576" w:beforeAutospacing="1" w:after="288" w:afterAutospacing="1" w:line="240" w:lineRule="auto"/>
+        <w:outlineLvl w:val="2"/>
+        <w:rPr>
+          <w:rFonts w:ascii="Times New Roman" w:eastAsia="Times New Roman" w:hAnsi="Times New Roman" w:cs="Times New Roman"/>
+          <w:b/>
+          <w:bCs/>
+          <w:sz w:val="27"/>
+          <w:szCs w:val="27"/>
+        </w:rPr>
+      </w:pPr>
+      <w:r>
+        <w:rPr>
+          <w:rFonts w:ascii="Times New Roman" w:eastAsia="Times New Roman" w:hAnsi="Times New Roman" w:cs="Times New Roman"/>
+          <w:b/>
+          <w:bCs/>
+          <w:sz w:val="27"/>
+          <w:szCs w:val="27"/>
+        </w:rPr>
+        <w:t>4.6 Context-Aware Analysis</w:t>
+      </w:r>
+    </w:p>
+    <w:p>
+      <w:pPr>
+        <w:spacing w:before="576" w:beforeAutospacing="1" w:after="288" w:afterAutospacing="1" w:line="360" w:lineRule="auto"/>
+        <w:jc w:val="both"/>
+        <w:rPr>
+          <w:rFonts w:ascii="Times New Roman" w:eastAsia="Times New Roman" w:hAnsi="Times New Roman" w:cs="Times New Roman"/>
+          <w:sz w:val="24"/>
+          <w:szCs w:val="24"/>
+        </w:rPr>
+      </w:pPr>
+      <w:r>
+        <w:rPr>
+          <w:rFonts w:ascii="Times New Roman" w:eastAsia="Times New Roman" w:hAnsi="Times New Roman" w:cs="Times New Roman"/>
+          <w:sz w:val="24"/>
+          <w:szCs w:val="24"/>
+        </w:rPr>
+        <w:t>Misinformation can come from the way text and image are presented together, even when each is genuine. A real photo with an unrelated or wrong description is a common example. The context-aware analysis addresses this by measuring how well the text and the image match.</w:t>
+      </w:r>
+    </w:p>
+    <w:p>
+      <w:pPr>
+        <w:spacing w:before="576" w:beforeAutospacing="1" w:after="288" w:afterAutospacing="1" w:line="360" w:lineRule="auto"/>
+        <w:jc w:val="both"/>
+        <w:rPr>
+          <w:rFonts w:ascii="Times New Roman" w:eastAsia="Times New Roman" w:hAnsi="Times New Roman" w:cs="Times New Roman"/>
+          <w:sz w:val="24"/>
+          <w:szCs w:val="24"/>
+        </w:rPr>
+      </w:pPr>
+      <w:r>
+        <w:rPr>
+          <w:rFonts w:ascii="Times New Roman" w:eastAsia="Times New Roman" w:hAnsi="Times New Roman" w:cs="Times New Roman"/>
+          <w:sz w:val="24"/>
+          <w:szCs w:val="24"/>
+        </w:rPr>
+        <w:t>For this we use CLIP (</w:t>
+      </w:r>
+      <w:proofErr w:type="spellStart"/>
+      <w:r>
+        <w:rPr>
+          <w:rFonts w:ascii="Times New Roman" w:eastAsia="Times New Roman" w:hAnsi="Times New Roman" w:cs="Times New Roman"/>
+          <w:sz w:val="24"/>
+          <w:szCs w:val="24"/>
+        </w:rPr>
+        <w:t>ViT</w:t>
+      </w:r>
+      <w:proofErr w:type="spellEnd"/>
+      <w:r>
+        <w:rPr>
+          <w:rFonts w:ascii="Times New Roman" w:eastAsia="Times New Roman" w:hAnsi="Times New Roman" w:cs="Times New Roman"/>
+          <w:sz w:val="24"/>
+          <w:szCs w:val="24"/>
+        </w:rPr>
+        <w:t xml:space="preserve">-B/32), a </w:t>
+      </w:r>
+      <w:proofErr w:type="spellStart"/>
+      <w:r>
+        <w:rPr>
+          <w:rFonts w:ascii="Times New Roman" w:eastAsia="Times New Roman" w:hAnsi="Times New Roman" w:cs="Times New Roman"/>
+          <w:sz w:val="24"/>
+          <w:szCs w:val="24"/>
+        </w:rPr>
+        <w:t>pretrained</w:t>
+      </w:r>
+      <w:proofErr w:type="spellEnd"/>
+      <w:r>
+        <w:rPr>
+          <w:rFonts w:ascii="Times New Roman" w:eastAsia="Times New Roman" w:hAnsi="Times New Roman" w:cs="Times New Roman"/>
+          <w:sz w:val="24"/>
+          <w:szCs w:val="24"/>
+        </w:rPr>
+        <w:t xml:space="preserve"> model that places images and text in a shared space so that their similarity can be measured. The image and the text are each converted to an embedding, and the cosine similarity between the two is calculated. A decision threshold of 0.23 separates matching pairs from mismatching ones. Below the threshold, the similarity is mapped to a mismatch score in the range 50 to 100, which means high suspicion. Above it, the score falls in the range 0 to 45. CLIP is used as released, with no training of our own, and the threshold was chosen through testing on sample pairs.</w:t>
+      </w:r>
+    </w:p>
+    <w:p>
+      <w:pPr>
+        <w:spacing w:before="576" w:beforeAutospacing="1" w:after="288" w:afterAutospacing="1" w:line="360" w:lineRule="auto"/>
+        <w:jc w:val="both"/>
+        <w:rPr>
+          <w:rFonts w:ascii="Times New Roman" w:eastAsia="Times New Roman" w:hAnsi="Times New Roman" w:cs="Times New Roman"/>
+          <w:sz w:val="24"/>
+          <w:szCs w:val="24"/>
+        </w:rPr>
+      </w:pPr>
+      <w:r>
+        <w:rPr>
+          <w:rFonts w:ascii="Times New Roman" w:eastAsia="Times New Roman" w:hAnsi="Times New Roman" w:cs="Times New Roman"/>
+          <w:sz w:val="24"/>
+          <w:szCs w:val="24"/>
+        </w:rPr>
+        <w:t>This analysis needs both inputs. When only one is provided, the module is skipped. The method measures whether the image content fits the text, but it cannot confirm whether the event shown is the one claimed. A real flood photo with a caption about a flood in another city will still look like a match.</w:t>
+      </w:r>
+    </w:p>
+    <w:p>
+      <w:pPr>
+        <w:pStyle w:val="Heading2"/>
+        <w:spacing w:before="576" w:after="288"/>
+        <w:rPr>
+          <w:rFonts w:eastAsia="Times New Roman"/>
+        </w:rPr>
+      </w:pPr>
+      <w:r>
+        <w:rPr>
+          <w:rFonts w:eastAsia="Times New Roman"/>
+        </w:rPr>
+        <w:t>4.7 Multimodal Fusion</w:t>
+      </w:r>
+    </w:p>
+    <w:p>
+      <w:pPr>
+        <w:spacing w:before="576" w:beforeAutospacing="1" w:after="288" w:afterAutospacing="1" w:line="360" w:lineRule="auto"/>
+        <w:jc w:val="both"/>
+        <w:rPr>
+          <w:rFonts w:ascii="Times New Roman" w:eastAsia="Times New Roman" w:hAnsi="Times New Roman" w:cs="Times New Roman"/>
+          <w:sz w:val="28"/>
+          <w:szCs w:val="24"/>
+        </w:rPr>
+      </w:pPr>
+      <w:r>
+        <w:rPr>
+          <w:rFonts w:ascii="Times New Roman" w:eastAsia="Times New Roman" w:hAnsi="Times New Roman" w:cs="Times New Roman"/>
+          <w:sz w:val="24"/>
+          <w:szCs w:val="24"/>
+        </w:rPr>
+        <w:t>Multimodal fusion combines the outputs of all modules into one assessment. Every module returns a score from 0 to 100, where a higher value means more suspicious, so the scores can be combined directly. The fusion engine uses a weighted sum, with weights that reflect how much each module is trusted.</w:t>
+      </w:r>
+      <w:r>
+        <w:t xml:space="preserve"> </w:t>
+      </w:r>
+      <w:r>
+        <w:rPr>
+          <w:rFonts w:ascii="Times New Roman" w:hAnsi="Times New Roman" w:cs="Times New Roman"/>
+          <w:sz w:val="24"/>
+        </w:rPr>
+        <w:t xml:space="preserve">The Text Analysis module, based on </w:t>
+      </w:r>
+      <w:proofErr w:type="spellStart"/>
+      <w:r>
+        <w:rPr>
+          <w:rFonts w:ascii="Times New Roman" w:hAnsi="Times New Roman" w:cs="Times New Roman"/>
+          <w:sz w:val="24"/>
+        </w:rPr>
+        <w:t>DistilBERT</w:t>
+      </w:r>
+      <w:proofErr w:type="spellEnd"/>
+      <w:r>
+        <w:rPr>
+          <w:rFonts w:ascii="Times New Roman" w:hAnsi="Times New Roman" w:cs="Times New Roman"/>
+          <w:sz w:val="24"/>
+        </w:rPr>
+        <w:t>, has a weight of 30%, while the Context Mismatch module, using CLIP, and the Image Analysis module, using EfficientNet-V2-S, each contribute 25%. The Viral Pattern Recognition module contributes 10%, whereas the Sentiment Analysis and Metadata Analysis modules each have a weight of 5%. These weights represent the relative contributions of the modules</w:t>
+      </w:r>
+      <w:r>
+        <w:rPr>
+          <w:rFonts w:ascii="Times New Roman" w:hAnsi="Times New Roman" w:cs="Times New Roman"/>
+          <w:sz w:val="24"/>
+        </w:rPr>
+        <w:t xml:space="preserve"> to the overall analysis.</w:t>
+      </w:r>
+    </w:p>
+    <w:p>
+      <w:pPr>
+        <w:spacing w:before="576" w:beforeAutospacing="1" w:after="288" w:afterAutospacing="1" w:line="360" w:lineRule="auto"/>
+        <w:jc w:val="both"/>
+        <w:rPr>
+          <w:rFonts w:ascii="Times New Roman" w:eastAsia="Times New Roman" w:hAnsi="Times New Roman" w:cs="Times New Roman"/>
+          <w:sz w:val="24"/>
+          <w:szCs w:val="24"/>
+        </w:rPr>
+      </w:pPr>
+      <w:r>
+        <w:rPr>
+          <w:rFonts w:ascii="Times New Roman" w:eastAsia="Times New Roman" w:hAnsi="Times New Roman" w:cs="Times New Roman"/>
+          <w:sz w:val="24"/>
+          <w:szCs w:val="24"/>
+        </w:rPr>
+        <w:lastRenderedPageBreak/>
+        <w:t>The weights were chosen by hand and adjusted through benchmark testing. The context mismatch weight is a good example. It started at 5%, which was too low for the main feature of the project, and testing led us to raise it to 25%. A weighted sum was used instead of a trained fusion model because it is easy to inspect and explain, since every module’s contribution to the final score is visible.</w:t>
+      </w:r>
+    </w:p>
+    <w:p>
+      <w:pPr>
+        <w:spacing w:before="576" w:beforeAutospacing="1" w:after="288" w:afterAutospacing="1" w:line="360" w:lineRule="auto"/>
+        <w:jc w:val="both"/>
+        <w:rPr>
+          <w:rFonts w:ascii="Times New Roman" w:eastAsia="Times New Roman" w:hAnsi="Times New Roman" w:cs="Times New Roman"/>
+          <w:sz w:val="24"/>
+          <w:szCs w:val="24"/>
+        </w:rPr>
+      </w:pPr>
+      <w:r>
+        <w:rPr>
+          <w:rFonts w:ascii="Times New Roman" w:eastAsia="Times New Roman" w:hAnsi="Times New Roman" w:cs="Times New Roman"/>
+          <w:sz w:val="24"/>
+          <w:szCs w:val="24"/>
+        </w:rPr>
+        <w:t>After the weighted sum, one extra rule is applied. If the mismatch score is 60 or higher, the final score is raised to at least 52, which is just above the fake boundary of 50. This rule handles posts where the text and the image each look real but do not belong together, which is the typical pattern of recycled media.</w:t>
+      </w:r>
+    </w:p>
+    <w:p>
+      <w:pPr>
+        <w:spacing w:before="576" w:beforeAutospacing="1" w:after="288" w:afterAutospacing="1" w:line="360" w:lineRule="auto"/>
+        <w:jc w:val="both"/>
+        <w:rPr>
+          <w:rFonts w:ascii="Times New Roman" w:hAnsi="Times New Roman" w:cs="Times New Roman"/>
+          <w:sz w:val="24"/>
+        </w:rPr>
+      </w:pPr>
+      <w:r>
+        <w:rPr>
+          <w:rFonts w:ascii="Times New Roman" w:hAnsi="Times New Roman" w:cs="Times New Roman"/>
+          <w:sz w:val="24"/>
+        </w:rPr>
+        <w:t xml:space="preserve">The final score is mapped to a verdict and risk level according to predefined thresholds. A score between 0 and 34 is classified as </w:t>
+      </w:r>
+      <w:proofErr w:type="gramStart"/>
+      <w:r>
+        <w:rPr>
+          <w:rFonts w:ascii="Times New Roman" w:hAnsi="Times New Roman" w:cs="Times New Roman"/>
+          <w:sz w:val="24"/>
+        </w:rPr>
+        <w:t>Real</w:t>
+      </w:r>
+      <w:proofErr w:type="gramEnd"/>
+      <w:r>
+        <w:rPr>
+          <w:rFonts w:ascii="Times New Roman" w:hAnsi="Times New Roman" w:cs="Times New Roman"/>
+          <w:sz w:val="24"/>
+        </w:rPr>
+        <w:t xml:space="preserve"> with a Low risk level, while a score from 35 to 49 is classified as Real with a Medium risk level. Scores between 50 and 69 are classified as Fake with a High risk level, whereas scores from 70 to 100 are classified as Fake with a Critical risk level. This mapping provides a consistent way to present the system’s final assessment to users.</w:t>
+      </w:r>
+    </w:p>
+    <w:p>
+      <w:pPr>
+        <w:spacing w:before="576" w:beforeAutospacing="1" w:after="288" w:afterAutospacing="1" w:line="360" w:lineRule="auto"/>
+        <w:jc w:val="both"/>
+        <w:rPr>
+          <w:rFonts w:ascii="Times New Roman" w:eastAsia="Times New Roman" w:hAnsi="Times New Roman" w:cs="Times New Roman"/>
+          <w:sz w:val="24"/>
+          <w:szCs w:val="24"/>
+        </w:rPr>
+      </w:pPr>
+      <w:r>
+        <w:rPr>
+          <w:rFonts w:ascii="Times New Roman" w:eastAsia="Times New Roman" w:hAnsi="Times New Roman" w:cs="Times New Roman"/>
+          <w:sz w:val="24"/>
+          <w:szCs w:val="24"/>
+        </w:rPr>
+        <w:t>When an input is missing, the modules that depend on it are skipped, and the report states which modules were not run and warns the user that the analysi</w:t>
+      </w:r>
+      <w:r>
+        <w:rPr>
+          <w:rFonts w:ascii="Times New Roman" w:eastAsia="Times New Roman" w:hAnsi="Times New Roman" w:cs="Times New Roman"/>
+          <w:sz w:val="24"/>
+          <w:szCs w:val="24"/>
+        </w:rPr>
+        <w:t>s is limited.</w:t>
+      </w:r>
+    </w:p>
+    <w:p>
+      <w:pPr>
+        <w:pStyle w:val="Heading2"/>
+        <w:spacing w:before="576" w:after="288"/>
+        <w:rPr>
+          <w:rFonts w:eastAsia="Times New Roman"/>
+        </w:rPr>
+      </w:pPr>
+      <w:r>
+        <w:rPr>
+          <w:rFonts w:eastAsia="Times New Roman"/>
+        </w:rPr>
+        <w:t>4.8 Additional Content Analysis</w:t>
+      </w:r>
+    </w:p>
+    <w:p>
+      <w:pPr>
+        <w:spacing w:before="576" w:beforeAutospacing="1" w:after="288" w:afterAutospacing="1" w:line="360" w:lineRule="auto"/>
+        <w:jc w:val="both"/>
+        <w:rPr>
+          <w:rFonts w:ascii="Times New Roman" w:eastAsia="Times New Roman" w:hAnsi="Times New Roman" w:cs="Times New Roman"/>
+          <w:sz w:val="24"/>
+          <w:szCs w:val="24"/>
+        </w:rPr>
+      </w:pPr>
+      <w:r>
+        <w:rPr>
+          <w:rFonts w:ascii="Times New Roman" w:eastAsia="Times New Roman" w:hAnsi="Times New Roman" w:cs="Times New Roman"/>
+          <w:sz w:val="24"/>
+          <w:szCs w:val="24"/>
+        </w:rPr>
+        <w:t xml:space="preserve">Besides the main text and image modules, </w:t>
+      </w:r>
+      <w:proofErr w:type="spellStart"/>
+      <w:r>
+        <w:rPr>
+          <w:rFonts w:ascii="Times New Roman" w:eastAsia="Times New Roman" w:hAnsi="Times New Roman" w:cs="Times New Roman"/>
+          <w:sz w:val="24"/>
+          <w:szCs w:val="24"/>
+        </w:rPr>
+        <w:t>DeepGuard</w:t>
+      </w:r>
+      <w:proofErr w:type="spellEnd"/>
+      <w:r>
+        <w:rPr>
+          <w:rFonts w:ascii="Times New Roman" w:eastAsia="Times New Roman" w:hAnsi="Times New Roman" w:cs="Times New Roman"/>
+          <w:sz w:val="24"/>
+          <w:szCs w:val="24"/>
+        </w:rPr>
+        <w:t xml:space="preserve"> includes three supporting modules. They have small weights and do not decide the verdict alone. They add evidence that the fusion step and the explanation can use.</w:t>
+      </w:r>
+    </w:p>
+    <w:p>
+      <w:pPr>
+        <w:pStyle w:val="Heading3"/>
+        <w:spacing w:before="576" w:after="288"/>
+        <w:rPr>
+          <w:rFonts w:eastAsia="Times New Roman"/>
+        </w:rPr>
+      </w:pPr>
+      <w:r>
+        <w:rPr>
+          <w:rFonts w:eastAsia="Times New Roman"/>
+        </w:rPr>
+        <w:t>4.8.1 Metadata Analysis</w:t>
+      </w:r>
+    </w:p>
+    <w:p>
+      <w:pPr>
+        <w:spacing w:before="576" w:beforeAutospacing="1" w:after="288" w:afterAutospacing="1" w:line="360" w:lineRule="auto"/>
+        <w:jc w:val="both"/>
+        <w:rPr>
+          <w:rFonts w:ascii="Times New Roman" w:eastAsia="Times New Roman" w:hAnsi="Times New Roman" w:cs="Times New Roman"/>
+          <w:sz w:val="24"/>
+          <w:szCs w:val="24"/>
+        </w:rPr>
+      </w:pPr>
+      <w:r>
+        <w:rPr>
+          <w:rFonts w:ascii="Times New Roman" w:eastAsia="Times New Roman" w:hAnsi="Times New Roman" w:cs="Times New Roman"/>
+          <w:sz w:val="24"/>
+          <w:szCs w:val="24"/>
+        </w:rPr>
+        <w:t xml:space="preserve">Image files can carry EXIF metadata such as the camera make and model, GPS location, timestamp, and the software used. </w:t>
+      </w:r>
+      <w:proofErr w:type="spellStart"/>
+      <w:r>
+        <w:rPr>
+          <w:rFonts w:ascii="Times New Roman" w:eastAsia="Times New Roman" w:hAnsi="Times New Roman" w:cs="Times New Roman"/>
+          <w:sz w:val="24"/>
+          <w:szCs w:val="24"/>
+        </w:rPr>
+        <w:t>DeepGuard</w:t>
+      </w:r>
+      <w:proofErr w:type="spellEnd"/>
+      <w:r>
+        <w:rPr>
+          <w:rFonts w:ascii="Times New Roman" w:eastAsia="Times New Roman" w:hAnsi="Times New Roman" w:cs="Times New Roman"/>
+          <w:sz w:val="24"/>
+          <w:szCs w:val="24"/>
+        </w:rPr>
+        <w:t xml:space="preserve"> reads this information with Pillow when it is present. Real camera photos usually contain rich metadata, while AI-generated images often contain none. However, social media platforms also remove metadata from real photos, so a </w:t>
+      </w:r>
+      <w:r>
+        <w:rPr>
+          <w:rFonts w:ascii="Times New Roman" w:eastAsia="Times New Roman" w:hAnsi="Times New Roman" w:cs="Times New Roman"/>
+          <w:sz w:val="24"/>
+          <w:szCs w:val="24"/>
+        </w:rPr>
+        <w:lastRenderedPageBreak/>
+        <w:t>missing value is only a weak signal. For this reason metadata has a weight of only 5%. When none is found, the report shows that no metadata is available for the image.</w:t>
+      </w:r>
+    </w:p>
+    <w:p>
+      <w:pPr>
+        <w:pStyle w:val="Heading3"/>
+        <w:spacing w:before="576" w:after="288"/>
+        <w:rPr>
+          <w:rFonts w:eastAsia="Times New Roman"/>
+        </w:rPr>
+      </w:pPr>
+      <w:r>
+        <w:rPr>
+          <w:rFonts w:eastAsia="Times New Roman"/>
+        </w:rPr>
+        <w:t>4.8.2 Sentiment and Emotional Language Analysis</w:t>
+      </w:r>
+    </w:p>
+    <w:p>
+      <w:pPr>
+        <w:spacing w:before="576" w:beforeAutospacing="1" w:after="288" w:afterAutospacing="1" w:line="360" w:lineRule="auto"/>
+        <w:jc w:val="both"/>
+        <w:rPr>
+          <w:rFonts w:ascii="Times New Roman" w:eastAsia="Times New Roman" w:hAnsi="Times New Roman" w:cs="Times New Roman"/>
+          <w:sz w:val="24"/>
+          <w:szCs w:val="24"/>
+        </w:rPr>
+      </w:pPr>
+      <w:r>
+        <w:rPr>
+          <w:rFonts w:ascii="Times New Roman" w:eastAsia="Times New Roman" w:hAnsi="Times New Roman" w:cs="Times New Roman"/>
+          <w:sz w:val="24"/>
+          <w:szCs w:val="24"/>
+        </w:rPr>
+        <w:t>Misinformation often uses emotional or exaggerated language to attract attention. This module uses VADER, a lexicon-based sentiment analyzer, to measure how strongly emotional the text is and to produce a sensationalism score. Because genuine news can also be emotional, the result has a weight of 5% and is used only as supporting information.</w:t>
+      </w:r>
+    </w:p>
+    <w:p>
+      <w:pPr>
+        <w:pStyle w:val="Heading3"/>
+        <w:spacing w:before="576" w:after="288"/>
+        <w:rPr>
+          <w:rFonts w:eastAsia="Times New Roman"/>
+        </w:rPr>
+      </w:pPr>
+      <w:r>
+        <w:rPr>
+          <w:rFonts w:eastAsia="Times New Roman"/>
+        </w:rPr>
+        <w:t>4.8.3 Viral Pattern Recognition</w:t>
+      </w:r>
+    </w:p>
+    <w:p>
+      <w:pPr>
+        <w:spacing w:before="576" w:beforeAutospacing="1" w:after="288" w:afterAutospacing="1" w:line="360" w:lineRule="auto"/>
+        <w:jc w:val="both"/>
+        <w:rPr>
+          <w:rFonts w:ascii="Times New Roman" w:eastAsia="Times New Roman" w:hAnsi="Times New Roman" w:cs="Times New Roman"/>
+          <w:sz w:val="24"/>
+          <w:szCs w:val="24"/>
+        </w:rPr>
+      </w:pPr>
+      <w:r>
+        <w:rPr>
+          <w:rFonts w:ascii="Times New Roman" w:eastAsia="Times New Roman" w:hAnsi="Times New Roman" w:cs="Times New Roman"/>
+          <w:sz w:val="24"/>
+          <w:szCs w:val="24"/>
+        </w:rPr>
+        <w:t>This module looks for wording often found in content designed to be shared quickly. These include urgency phrases such as “BREAKING” or “share before deleted”, excessive capital letters, emotional amplifiers, sensational punctuation, and known viral claim templates. It gives a pattern score and lists the patterns it found. The purpose is to describe how the content is presented, not to judge whether a claim is true, and its weight in the fusion is 10%.</w:t>
+      </w:r>
+    </w:p>
+    <w:p>
+      <w:pPr>
+        <w:pStyle w:val="Heading2"/>
+        <w:spacing w:before="576" w:after="288"/>
+        <w:rPr>
+          <w:rFonts w:eastAsia="Times New Roman"/>
+        </w:rPr>
+      </w:pPr>
+      <w:r>
+        <w:rPr>
+          <w:rFonts w:eastAsia="Times New Roman"/>
+        </w:rPr>
+        <w:t>4.9 Explainable AI Methodology</w:t>
+      </w:r>
+    </w:p>
+    <w:p>
+      <w:pPr>
+        <w:spacing w:before="576" w:beforeAutospacing="1" w:after="288" w:afterAutospacing="1" w:line="360" w:lineRule="auto"/>
+        <w:jc w:val="both"/>
+        <w:rPr>
+          <w:rFonts w:ascii="Times New Roman" w:eastAsia="Times New Roman" w:hAnsi="Times New Roman" w:cs="Times New Roman"/>
+          <w:sz w:val="24"/>
+          <w:szCs w:val="24"/>
+        </w:rPr>
+      </w:pPr>
+      <w:r>
+        <w:rPr>
+          <w:rFonts w:ascii="Times New Roman" w:eastAsia="Times New Roman" w:hAnsi="Times New Roman" w:cs="Times New Roman"/>
+          <w:sz w:val="24"/>
+          <w:szCs w:val="24"/>
+        </w:rPr>
+        <w:t xml:space="preserve">A prediction is more useful when the user can see why it was made. </w:t>
+      </w:r>
+      <w:proofErr w:type="spellStart"/>
+      <w:r>
+        <w:rPr>
+          <w:rFonts w:ascii="Times New Roman" w:eastAsia="Times New Roman" w:hAnsi="Times New Roman" w:cs="Times New Roman"/>
+          <w:sz w:val="24"/>
+          <w:szCs w:val="24"/>
+        </w:rPr>
+        <w:t>DeepGuard</w:t>
+      </w:r>
+      <w:proofErr w:type="spellEnd"/>
+      <w:r>
+        <w:rPr>
+          <w:rFonts w:ascii="Times New Roman" w:eastAsia="Times New Roman" w:hAnsi="Times New Roman" w:cs="Times New Roman"/>
+          <w:sz w:val="24"/>
+          <w:szCs w:val="24"/>
+        </w:rPr>
+        <w:t xml:space="preserve"> uses SHAP to explain the text prediction by showing which words pushed the result toward real or fake. For the context check, the explanation shows the image-text similarity and states whether the two match. The result page also shows the score of every module, the fusion breakdown, the metadata findings, the patterns found by the viral module, and the final risk level. The explanation describes what influenced the model, but it does not prove that a claim is true or false.</w:t>
+      </w:r>
+    </w:p>
+    <w:p>
+      <w:pPr>
+        <w:pStyle w:val="Heading2"/>
+        <w:spacing w:before="576" w:after="288"/>
+        <w:rPr>
+          <w:rFonts w:eastAsia="Times New Roman"/>
+        </w:rPr>
+      </w:pPr>
+      <w:r>
+        <w:rPr>
+          <w:rFonts w:eastAsia="Times New Roman"/>
+        </w:rPr>
+        <w:t>4.10 Overall Processing Workflow</w:t>
+      </w:r>
+    </w:p>
+    <w:p>
+      <w:pPr>
+        <w:spacing w:before="576" w:beforeAutospacing="1" w:after="288" w:afterAutospacing="1" w:line="360" w:lineRule="auto"/>
+        <w:jc w:val="both"/>
+        <w:rPr>
+          <w:rFonts w:ascii="Times New Roman" w:eastAsia="Times New Roman" w:hAnsi="Times New Roman" w:cs="Times New Roman"/>
+          <w:sz w:val="28"/>
+          <w:szCs w:val="24"/>
+        </w:rPr>
+      </w:pPr>
+      <w:r>
+        <w:rPr>
+          <w:rFonts w:ascii="Times New Roman" w:eastAsia="Times New Roman" w:hAnsi="Times New Roman" w:cs="Times New Roman"/>
+          <w:sz w:val="24"/>
+          <w:szCs w:val="24"/>
+        </w:rPr>
+        <w:t xml:space="preserve">The user submits text, an image, or both through the web interface, and the system validates the input, including a 10 MB limit on image size. The text goes through preprocessing and the </w:t>
+      </w:r>
+      <w:proofErr w:type="spellStart"/>
+      <w:r>
+        <w:rPr>
+          <w:rFonts w:ascii="Times New Roman" w:eastAsia="Times New Roman" w:hAnsi="Times New Roman" w:cs="Times New Roman"/>
+          <w:sz w:val="24"/>
+          <w:szCs w:val="24"/>
+        </w:rPr>
+        <w:lastRenderedPageBreak/>
+        <w:t>DistilBERT</w:t>
+      </w:r>
+      <w:proofErr w:type="spellEnd"/>
+      <w:r>
+        <w:rPr>
+          <w:rFonts w:ascii="Times New Roman" w:eastAsia="Times New Roman" w:hAnsi="Times New Roman" w:cs="Times New Roman"/>
+          <w:sz w:val="24"/>
+          <w:szCs w:val="24"/>
+        </w:rPr>
+        <w:t xml:space="preserve"> classifier, and it is also checked for sentiment and viral patterns. The image goes through the image model and the metadata module. If both inputs are present, the context-aware module compares them. The fusion engine combines all scores into a final score, applies the cross-modal rule, and assigns a verdict and a risk level. The Explainable AI component prepares the explanation, and the report is shown to the user and saved in the analysis history.</w:t>
+      </w:r>
+      <w:r>
+        <w:rPr>
+          <w:rFonts w:ascii="Times New Roman" w:eastAsia="Times New Roman" w:hAnsi="Times New Roman" w:cs="Times New Roman"/>
+          <w:sz w:val="24"/>
+          <w:szCs w:val="24"/>
+        </w:rPr>
+        <w:t xml:space="preserve"> </w:t>
+      </w:r>
+      <w:r>
+        <w:rPr>
+          <w:rFonts w:ascii="Times New Roman" w:hAnsi="Times New Roman" w:cs="Times New Roman"/>
+          <w:sz w:val="24"/>
+        </w:rPr>
+        <w:t xml:space="preserve">After the report is shown, the user can optionally ask the assistant to explain the result. </w:t>
+      </w:r>
+    </w:p>
+    <w:p>
+      <w:pPr>
+        <w:spacing w:before="576" w:beforeAutospacing="1" w:after="288" w:afterAutospacing="1" w:line="240" w:lineRule="auto"/>
+        <w:outlineLvl w:val="2"/>
+        <w:rPr>
+          <w:rFonts w:ascii="Times New Roman" w:eastAsia="Times New Roman" w:hAnsi="Times New Roman" w:cs="Times New Roman"/>
+          <w:b/>
+          <w:bCs/>
+          <w:sz w:val="27"/>
+          <w:szCs w:val="27"/>
+        </w:rPr>
+      </w:pPr>
+      <w:r>
+        <w:rPr>
+          <w:rFonts w:ascii="Times New Roman" w:eastAsia="Times New Roman" w:hAnsi="Times New Roman" w:cs="Times New Roman"/>
+          <w:b/>
+          <w:bCs/>
+          <w:sz w:val="27"/>
+          <w:szCs w:val="27"/>
+        </w:rPr>
+        <w:t>4.11 Tools and Technologies</w:t>
+      </w:r>
+    </w:p>
+    <w:p>
+      <w:pPr>
+        <w:pStyle w:val="NormalWeb"/>
+        <w:spacing w:line="360" w:lineRule="auto"/>
+        <w:jc w:val="both"/>
+      </w:pPr>
+      <w:r>
+        <w:t xml:space="preserve">Python is used to build and run all AI components. </w:t>
+      </w:r>
+      <w:proofErr w:type="spellStart"/>
+      <w:r>
+        <w:t>PyTorch</w:t>
+      </w:r>
+      <w:proofErr w:type="spellEnd"/>
+      <w:r>
+        <w:t xml:space="preserve"> and the Hugging Face Transformers library handle the </w:t>
+      </w:r>
+      <w:proofErr w:type="spellStart"/>
+      <w:r>
+        <w:t>DistilBERT</w:t>
+      </w:r>
+      <w:proofErr w:type="spellEnd"/>
+      <w:r>
+        <w:t xml:space="preserve"> text classification model, while the </w:t>
+      </w:r>
+      <w:proofErr w:type="spellStart"/>
+      <w:r>
+        <w:t>timm</w:t>
+      </w:r>
+      <w:proofErr w:type="spellEnd"/>
+      <w:r>
+        <w:t xml:space="preserve"> library provides the EfficientNetV2-S vision backbone. The image model is exported to ONNX format and executed with ONNX Runtime for faster inference. </w:t>
+      </w:r>
+      <w:proofErr w:type="spellStart"/>
+      <w:r>
+        <w:t>OpenAI’s</w:t>
+      </w:r>
+      <w:proofErr w:type="spellEnd"/>
+      <w:r>
+        <w:t xml:space="preserve"> CLIP model detects whether the text and the image match, VADER is used for sentiment and viral intensity analysis, and SHAP shows which words influenced the text prediction for Explainable AI (XAI).</w:t>
+      </w:r>
+    </w:p>
+    <w:p>
+      <w:pPr>
+        <w:pStyle w:val="NormalWeb"/>
+        <w:spacing w:line="360" w:lineRule="auto"/>
+        <w:jc w:val="both"/>
+      </w:pPr>
+      <w:r>
+        <w:t xml:space="preserve">Flask is the backend framework that connects the web interface to the analysis pipeline. It uses session-based authentication, and </w:t>
+      </w:r>
+      <w:proofErr w:type="spellStart"/>
+      <w:r>
+        <w:t>Werkzeug</w:t>
+      </w:r>
+      <w:proofErr w:type="spellEnd"/>
+      <w:r>
+        <w:t xml:space="preserve"> hashes the passwords for access control. The user interface is built with HTML5, custom CSS3 and Bootstrap 5, rendered through Jinja2 templates, with JavaScript for client-side interaction and input validation. SQLite, managed through </w:t>
+      </w:r>
+      <w:proofErr w:type="spellStart"/>
+      <w:r>
+        <w:t>SQLAlchemy</w:t>
+      </w:r>
+      <w:proofErr w:type="spellEnd"/>
+      <w:r>
+        <w:t xml:space="preserve"> ORM, stores user accounts, notifications and prediction history. Pillow and </w:t>
+      </w:r>
+      <w:proofErr w:type="spellStart"/>
+      <w:r>
+        <w:t>NumPy</w:t>
+      </w:r>
+      <w:proofErr w:type="spellEnd"/>
+      <w:r>
+        <w:t xml:space="preserve"> handle image preprocessing and EXIF metadata extraction.</w:t>
+      </w:r>
+    </w:p>
+    <w:p>
+      <w:pPr>
+        <w:pStyle w:val="NormalWeb"/>
+        <w:spacing w:line="360" w:lineRule="auto"/>
+        <w:jc w:val="both"/>
+      </w:pPr>
+      <w:r>
+        <w:t xml:space="preserve">For the explanation assistant, </w:t>
+      </w:r>
+      <w:proofErr w:type="spellStart"/>
+      <w:r>
+        <w:t>scikit</w:t>
+      </w:r>
+      <w:proofErr w:type="spellEnd"/>
+      <w:r>
+        <w:t xml:space="preserve">-learn provides the TF-IDF retrieval and the Claude API generates the explanations. Model training and fine-tuning were done on Google </w:t>
+      </w:r>
+      <w:proofErr w:type="spellStart"/>
+      <w:r>
+        <w:t>Colab</w:t>
+      </w:r>
+      <w:proofErr w:type="spellEnd"/>
+      <w:r>
+        <w:t xml:space="preserve"> with GPU acceleration, and version control is managed with </w:t>
+      </w:r>
+      <w:proofErr w:type="spellStart"/>
+      <w:r>
+        <w:t>Git</w:t>
+      </w:r>
+      <w:proofErr w:type="spellEnd"/>
+      <w:r>
+        <w:t xml:space="preserve"> and GitHub.</w:t>
+      </w:r>
+    </w:p>
+    <w:p>
+      <w:pPr>
+        <w:pStyle w:val="Heading2"/>
+      </w:pPr>
+      <w:r>
+        <w:t>4.12 Additional Features</w:t>
+      </w:r>
+    </w:p>
+    <w:p>
+      <w:pPr>
+        <w:pStyle w:val="NormalWeb"/>
+        <w:spacing w:line="360" w:lineRule="auto"/>
+        <w:jc w:val="both"/>
+      </w:pPr>
+      <w:r>
+        <w:t xml:space="preserve">Besides the seven analysis modules, </w:t>
+      </w:r>
+      <w:proofErr w:type="spellStart"/>
+      <w:r>
+        <w:t>DeepGuard</w:t>
+      </w:r>
+      <w:proofErr w:type="spellEnd"/>
+      <w:r>
+        <w:t xml:space="preserve"> includes some web features that help </w:t>
+      </w:r>
+      <w:r>
+        <w:t xml:space="preserve">the </w:t>
+      </w:r>
+      <w:r>
+        <w:t xml:space="preserve">users </w:t>
+      </w:r>
+      <w:r>
+        <w:t xml:space="preserve">to </w:t>
+      </w:r>
+      <w:r>
+        <w:t>understand and manage their results. These features do not change the models, the fusion weights or the verdict.</w:t>
+      </w:r>
+    </w:p>
+    <w:p>
+      <w:pPr>
+        <w:pStyle w:val="NormalWeb"/>
+        <w:spacing w:line="360" w:lineRule="auto"/>
+        <w:rPr>
+          <w:rStyle w:val="Heading3Char"/>
+        </w:rPr>
+      </w:pPr>
+      <w:r>
+        <w:rPr>
+          <w:rStyle w:val="Heading3Char"/>
+        </w:rPr>
+        <w:t>4.12.1 Explanation Assistant</w:t>
+      </w:r>
+    </w:p>
+    <w:p>
+      <w:pPr>
+        <w:pStyle w:val="NormalWeb"/>
+        <w:spacing w:line="360" w:lineRule="auto"/>
+        <w:jc w:val="both"/>
+        <w:rPr>
+          <w:rFonts w:ascii="Arial" w:eastAsiaTheme="majorEastAsia" w:hAnsi="Arial" w:cstheme="majorBidi"/>
+          <w:b/>
+          <w:color w:val="000000" w:themeColor="text1"/>
+          <w:sz w:val="26"/>
+        </w:rPr>
+      </w:pPr>
+      <w:r>
+        <w:lastRenderedPageBreak/>
+        <w:t>After an analysis, the user can ask the assistant to explain the result. The assistant uses a lightweight form of retrieval-augmented generation (RAG). A TF-IDF search over two local JSON files, the knowledge file and the misinformation library, finds the most relevant entries. These entries and the stored report are sent to the C</w:t>
+      </w:r>
+      <w:r>
+        <w:t xml:space="preserve">laude API, which writes a </w:t>
+      </w:r>
+      <w:proofErr w:type="gramStart"/>
+      <w:r>
+        <w:t xml:space="preserve">short  </w:t>
+      </w:r>
+      <w:r>
+        <w:t>explanation</w:t>
+      </w:r>
+      <w:proofErr w:type="gramEnd"/>
+      <w:r>
+        <w:t xml:space="preserve"> with a source line. If the API is not available, the assistant returns a fixed template answer instead.</w:t>
+      </w:r>
+    </w:p>
+    <w:p>
+      <w:pPr>
+        <w:pStyle w:val="NormalWeb"/>
+        <w:spacing w:line="360" w:lineRule="auto"/>
+        <w:rPr>
+          <w:rFonts w:ascii="Arial" w:eastAsiaTheme="majorEastAsia" w:hAnsi="Arial" w:cstheme="majorBidi"/>
+          <w:b/>
+          <w:color w:val="000000" w:themeColor="text1"/>
+          <w:sz w:val="26"/>
+        </w:rPr>
+      </w:pPr>
+      <w:r>
+        <w:rPr>
+          <w:rStyle w:val="Heading3Char"/>
+        </w:rPr>
+        <w:t>4.1</w:t>
+      </w:r>
+      <w:r>
+        <w:rPr>
+          <w:rStyle w:val="Heading3Char"/>
+        </w:rPr>
+        <w:t>2.2</w:t>
+      </w:r>
+      <w:r>
+        <w:rPr>
+          <w:rStyle w:val="Heading3Char"/>
+        </w:rPr>
+        <w:t xml:space="preserve"> </w:t>
+      </w:r>
+      <w:r>
+        <w:rPr>
+          <w:rStyle w:val="Heading3Char"/>
+        </w:rPr>
+        <w:t>Learning and Awareness Features</w:t>
+      </w:r>
+    </w:p>
+    <w:p>
+      <w:pPr>
+        <w:pStyle w:val="NormalWeb"/>
+        <w:spacing w:line="360" w:lineRule="auto"/>
+        <w:jc w:val="both"/>
+      </w:pPr>
+      <w:r>
+        <w:t xml:space="preserve">The help page explains media literacy in simple language. The misinformation library holds examples that can be searched and filtered by </w:t>
+      </w:r>
+      <w:r>
+        <w:t xml:space="preserve">the </w:t>
+      </w:r>
+      <w:r>
+        <w:t>category. The spot-the-fake quiz is scored in the browser and nothing is stored on the server.</w:t>
+      </w:r>
+    </w:p>
+    <w:p>
+      <w:pPr>
+        <w:pStyle w:val="NormalWeb"/>
+        <w:spacing w:line="360" w:lineRule="auto"/>
+        <w:rPr>
+          <w:rStyle w:val="Heading3Char"/>
+        </w:rPr>
+      </w:pPr>
+      <w:r>
+        <w:rPr>
+          <w:rStyle w:val="Heading3Char"/>
+        </w:rPr>
+        <w:t>4.12.2</w:t>
+      </w:r>
+      <w:r>
+        <w:rPr>
+          <w:rStyle w:val="Heading3Char"/>
+        </w:rPr>
+        <w:t xml:space="preserve"> User</w:t>
+      </w:r>
+      <w:r>
+        <w:rPr>
+          <w:rStyle w:val="Heading3Char"/>
+        </w:rPr>
+        <w:t xml:space="preserve"> Features</w:t>
+      </w:r>
+    </w:p>
+    <w:p>
+      <w:pPr>
+        <w:pStyle w:val="NormalWeb"/>
+        <w:spacing w:line="360" w:lineRule="auto"/>
+        <w:jc w:val="both"/>
+        <w:rPr>
+          <w:rFonts w:ascii="Arial" w:eastAsiaTheme="majorEastAsia" w:hAnsi="Arial" w:cstheme="majorBidi"/>
+          <w:b/>
+          <w:color w:val="000000" w:themeColor="text1"/>
+          <w:sz w:val="26"/>
+        </w:rPr>
+      </w:pPr>
+      <w:r>
+        <w:t xml:space="preserve">Users can switch between </w:t>
+      </w:r>
+      <w:r>
+        <w:t xml:space="preserve">the </w:t>
+      </w:r>
+      <w:r>
+        <w:t>light and dark themes, and the choice is saved for each user. Reports can be saved with a tag, and the insights page shows charts built only from the user’s own history. A feedback form lets users send comments to the administrators.</w:t>
+      </w:r>
+    </w:p>
+    <w:p>
+      <w:pPr>
+        <w:pStyle w:val="NormalWeb"/>
+        <w:spacing w:line="360" w:lineRule="auto"/>
+        <w:rPr>
+          <w:rStyle w:val="Heading3Char"/>
+        </w:rPr>
+      </w:pPr>
+      <w:r>
+        <w:rPr>
+          <w:rStyle w:val="Heading3Char"/>
+        </w:rPr>
+        <w:t>4.12.</w:t>
+      </w:r>
+      <w:r>
+        <w:rPr>
+          <w:rStyle w:val="Heading3Char"/>
+        </w:rPr>
+        <w:t>4 Admin Panel</w:t>
+      </w:r>
+    </w:p>
+    <w:p>
+      <w:pPr>
+        <w:pStyle w:val="NormalWeb"/>
+        <w:spacing w:line="360" w:lineRule="auto"/>
+        <w:jc w:val="both"/>
+      </w:pPr>
+      <w:r>
+        <w:t>Users have a role, either normal user or admin. Admin pages are protected on the server, so a normal user who opens an admin address receives a 403 error. An admin can see a dashboard with statistics, read the analysis reports in read-only mode, and mark feedback messages as reviewed.</w:t>
+      </w:r>
+    </w:p>
+    <w:p>
+      <w:pPr>
+        <w:pStyle w:val="NormalWeb"/>
+        <w:spacing w:line="360" w:lineRule="auto"/>
+        <w:jc w:val="both"/>
+      </w:pPr>
+    </w:p>
+    <w:p>
+      <w:pPr>
         <w:autoSpaceDE w:val="0"/>
         <w:autoSpaceDN w:val="0"/>
         <w:adjustRightInd w:val="0"/>
         <w:spacing w:before="576" w:after="288" w:line="360" w:lineRule="auto"/>
+        <w:jc w:val="both"/>
         <w:rPr>
           <w:rFonts w:ascii="Times New Roman" w:hAnsi="Times New Roman" w:cs="Times New Roman"/>
           <w:b/>
@@ -7038,6 +9245,7 @@
         <w:autoSpaceDN w:val="0"/>
         <w:adjustRightInd w:val="0"/>
         <w:spacing w:before="576" w:after="288" w:line="360" w:lineRule="auto"/>
+        <w:jc w:val="both"/>
         <w:rPr>
           <w:rFonts w:ascii="Times New Roman" w:hAnsi="Times New Roman" w:cs="Times New Roman"/>
           <w:b/>
@@ -7052,6 +9260,7 @@
         <w:autoSpaceDN w:val="0"/>
         <w:adjustRightInd w:val="0"/>
         <w:spacing w:before="576" w:after="288" w:line="360" w:lineRule="auto"/>
+        <w:jc w:val="both"/>
         <w:rPr>
           <w:rFonts w:ascii="Times New Roman" w:hAnsi="Times New Roman" w:cs="Times New Roman"/>
           <w:b/>
@@ -7066,6 +9275,7 @@
         <w:autoSpaceDN w:val="0"/>
         <w:adjustRightInd w:val="0"/>
         <w:spacing w:before="576" w:after="288" w:line="360" w:lineRule="auto"/>
+        <w:jc w:val="both"/>
         <w:rPr>
           <w:rFonts w:ascii="Times New Roman" w:hAnsi="Times New Roman" w:cs="Times New Roman"/>
           <w:b/>
@@ -7073,1565 +9283,6 @@
           <w:szCs w:val="23"/>
         </w:rPr>
       </w:pPr>
-    </w:p>
-    <w:p>
-      <w:pPr>
-        <w:pStyle w:val="Heading1"/>
-        <w:spacing w:before="576" w:after="288"/>
-      </w:pPr>
-      <w:r>
-        <w:t xml:space="preserve">Chapter </w:t>
-      </w:r>
-      <w:r>
-        <w:t>4</w:t>
-      </w:r>
-    </w:p>
-    <w:p>
-      <w:pPr>
-        <w:pStyle w:val="Heading1"/>
-        <w:spacing w:before="576" w:after="288"/>
-      </w:pPr>
-      <w:r>
-        <w:t xml:space="preserve">Methodology </w:t>
-      </w:r>
-    </w:p>
-    <w:p>
-      <w:pPr>
-        <w:pStyle w:val="Heading2"/>
-        <w:spacing w:before="576" w:after="288"/>
-        <w:rPr>
-          <w:rFonts w:eastAsia="Times New Roman"/>
-        </w:rPr>
-      </w:pPr>
-      <w:r>
-        <w:rPr>
-          <w:rFonts w:eastAsia="Times New Roman"/>
-        </w:rPr>
-        <w:t>4.1 Methodology Overview</w:t>
-      </w:r>
-    </w:p>
-    <w:p>
-      <w:pPr>
-        <w:spacing w:before="576" w:beforeAutospacing="1" w:after="288" w:afterAutospacing="1" w:line="360" w:lineRule="auto"/>
-        <w:jc w:val="both"/>
-        <w:rPr>
-          <w:rFonts w:ascii="Times New Roman" w:eastAsia="Times New Roman" w:hAnsi="Times New Roman" w:cs="Times New Roman"/>
-          <w:sz w:val="24"/>
-          <w:szCs w:val="24"/>
-        </w:rPr>
-      </w:pPr>
-      <w:proofErr w:type="spellStart"/>
-      <w:r>
-        <w:rPr>
-          <w:rFonts w:ascii="Times New Roman" w:eastAsia="Times New Roman" w:hAnsi="Times New Roman" w:cs="Times New Roman"/>
-          <w:sz w:val="24"/>
-          <w:szCs w:val="24"/>
-        </w:rPr>
-        <w:t>DeepGuard</w:t>
-      </w:r>
-      <w:proofErr w:type="spellEnd"/>
-      <w:r>
-        <w:rPr>
-          <w:rFonts w:ascii="Times New Roman" w:eastAsia="Times New Roman" w:hAnsi="Times New Roman" w:cs="Times New Roman"/>
-          <w:sz w:val="24"/>
-          <w:szCs w:val="24"/>
-        </w:rPr>
-        <w:t xml:space="preserve"> analyzes a social media post in several steps and gives the user a verdict with an explanation. The user submits text, an image, or both. A fine-tuned </w:t>
-      </w:r>
-      <w:proofErr w:type="spellStart"/>
-      <w:r>
-        <w:rPr>
-          <w:rFonts w:ascii="Times New Roman" w:eastAsia="Times New Roman" w:hAnsi="Times New Roman" w:cs="Times New Roman"/>
-          <w:sz w:val="24"/>
-          <w:szCs w:val="24"/>
-        </w:rPr>
-        <w:t>DistilBERT</w:t>
-      </w:r>
-      <w:proofErr w:type="spellEnd"/>
-      <w:r>
-        <w:rPr>
-          <w:rFonts w:ascii="Times New Roman" w:eastAsia="Times New Roman" w:hAnsi="Times New Roman" w:cs="Times New Roman"/>
-          <w:sz w:val="24"/>
-          <w:szCs w:val="24"/>
-        </w:rPr>
-        <w:t xml:space="preserve"> model classifies the text, and an EfficientNet-V2-S model checks whether the image is real or AI-generated. A context-aware step then compares the text with the image to see whether they describe the same thing. Three supporting modules look at the image metadata, the emotional tone of the text, and viral-style wording. A fusion engine combines all scores into a final verdict and risk level, and an Explainable AI component shows what influenced the result.</w:t>
-      </w:r>
-    </w:p>
-    <w:p>
-      <w:pPr>
-        <w:spacing w:before="576" w:beforeAutospacing="1" w:after="288" w:afterAutospacing="1" w:line="360" w:lineRule="auto"/>
-        <w:jc w:val="both"/>
-        <w:rPr>
-          <w:rFonts w:ascii="Times New Roman" w:eastAsia="Times New Roman" w:hAnsi="Times New Roman" w:cs="Times New Roman"/>
-          <w:sz w:val="24"/>
-          <w:szCs w:val="24"/>
-        </w:rPr>
-      </w:pPr>
-      <w:r>
-        <w:rPr>
-          <w:rFonts w:ascii="Times New Roman" w:eastAsia="Times New Roman" w:hAnsi="Times New Roman" w:cs="Times New Roman"/>
-          <w:sz w:val="24"/>
-          <w:szCs w:val="24"/>
-        </w:rPr>
-        <w:t xml:space="preserve">This design is used because misinformation is not always inside the text or the image alone. Sometimes each part looks fine and the combination is misleading. The overall flow is input processing, content analysis, contextual evaluation, fusion, and explanation. All of these are integrated into the </w:t>
-      </w:r>
-      <w:proofErr w:type="spellStart"/>
-      <w:r>
-        <w:rPr>
-          <w:rFonts w:ascii="Times New Roman" w:eastAsia="Times New Roman" w:hAnsi="Times New Roman" w:cs="Times New Roman"/>
-          <w:sz w:val="24"/>
-          <w:szCs w:val="24"/>
-        </w:rPr>
-        <w:t>DeepGuard</w:t>
-      </w:r>
-      <w:proofErr w:type="spellEnd"/>
-      <w:r>
-        <w:rPr>
-          <w:rFonts w:ascii="Times New Roman" w:eastAsia="Times New Roman" w:hAnsi="Times New Roman" w:cs="Times New Roman"/>
-          <w:sz w:val="24"/>
-          <w:szCs w:val="24"/>
-        </w:rPr>
-        <w:t xml:space="preserve"> web application.</w:t>
-      </w:r>
-    </w:p>
-    <w:p>
-      <w:pPr>
-        <w:pStyle w:val="Heading2"/>
-        <w:spacing w:before="576" w:after="288"/>
-        <w:rPr>
-          <w:rFonts w:eastAsia="Times New Roman"/>
-        </w:rPr>
-      </w:pPr>
-      <w:r>
-        <w:rPr>
-          <w:rFonts w:eastAsia="Times New Roman"/>
-        </w:rPr>
-        <w:lastRenderedPageBreak/>
-        <w:t>4.2 Proposed System Approach</w:t>
-      </w:r>
-    </w:p>
-    <w:p>
-      <w:pPr>
-        <w:spacing w:before="576" w:beforeAutospacing="1" w:after="288" w:afterAutospacing="1" w:line="360" w:lineRule="auto"/>
-        <w:jc w:val="both"/>
-        <w:rPr>
-          <w:rFonts w:ascii="Times New Roman" w:eastAsia="Times New Roman" w:hAnsi="Times New Roman" w:cs="Times New Roman"/>
-          <w:sz w:val="24"/>
-          <w:szCs w:val="24"/>
-        </w:rPr>
-      </w:pPr>
-      <w:proofErr w:type="spellStart"/>
-      <w:r>
-        <w:rPr>
-          <w:rFonts w:ascii="Times New Roman" w:eastAsia="Times New Roman" w:hAnsi="Times New Roman" w:cs="Times New Roman"/>
-          <w:sz w:val="24"/>
-          <w:szCs w:val="24"/>
-        </w:rPr>
-        <w:t>DeepGuard</w:t>
-      </w:r>
-      <w:proofErr w:type="spellEnd"/>
-      <w:r>
-        <w:rPr>
-          <w:rFonts w:ascii="Times New Roman" w:eastAsia="Times New Roman" w:hAnsi="Times New Roman" w:cs="Times New Roman"/>
-          <w:sz w:val="24"/>
-          <w:szCs w:val="24"/>
-        </w:rPr>
-        <w:t xml:space="preserve"> accepts text, an image, or both, and sends each input to the modules that apply to it. The text goes to the </w:t>
-      </w:r>
-      <w:proofErr w:type="spellStart"/>
-      <w:r>
-        <w:rPr>
-          <w:rFonts w:ascii="Times New Roman" w:eastAsia="Times New Roman" w:hAnsi="Times New Roman" w:cs="Times New Roman"/>
-          <w:sz w:val="24"/>
-          <w:szCs w:val="24"/>
-        </w:rPr>
-        <w:t>DistilBERT</w:t>
-      </w:r>
-      <w:proofErr w:type="spellEnd"/>
-      <w:r>
-        <w:rPr>
-          <w:rFonts w:ascii="Times New Roman" w:eastAsia="Times New Roman" w:hAnsi="Times New Roman" w:cs="Times New Roman"/>
-          <w:sz w:val="24"/>
-          <w:szCs w:val="24"/>
-        </w:rPr>
-        <w:t xml:space="preserve"> classifier, which estimates the probability that it is misleading. The image goes to the image model, which estimates the probability that it is AI-generated.</w:t>
-      </w:r>
-    </w:p>
-    <w:p>
-      <w:pPr>
-        <w:spacing w:before="576" w:beforeAutospacing="1" w:after="288" w:afterAutospacing="1" w:line="360" w:lineRule="auto"/>
-        <w:jc w:val="both"/>
-        <w:rPr>
-          <w:rFonts w:ascii="Times New Roman" w:eastAsia="Times New Roman" w:hAnsi="Times New Roman" w:cs="Times New Roman"/>
-          <w:sz w:val="24"/>
-          <w:szCs w:val="24"/>
-        </w:rPr>
-      </w:pPr>
-      <w:r>
-        <w:rPr>
-          <w:rFonts w:ascii="Times New Roman" w:eastAsia="Times New Roman" w:hAnsi="Times New Roman" w:cs="Times New Roman"/>
-          <w:sz w:val="24"/>
-          <w:szCs w:val="24"/>
-        </w:rPr>
-        <w:t>When both inputs are present, the context check compares them. For example, an image may be genuine while the caption links it to a different event, and a system that checks only one modality would miss this. All module scores are then combined into one final score, which is mapped to a verdict (real or fake) and a risk level (low, medium, high, or critical). The result is shown through the web interface together with the evidence behind it. The output is an AI-based assessment and does not replace human fact-checking.</w:t>
-      </w:r>
-    </w:p>
-    <w:p>
-      <w:pPr>
-        <w:pStyle w:val="Heading2"/>
-        <w:spacing w:before="576" w:after="288"/>
-        <w:rPr>
-          <w:rFonts w:eastAsia="Times New Roman"/>
-        </w:rPr>
-      </w:pPr>
-      <w:r>
-        <w:rPr>
-          <w:rFonts w:eastAsia="Times New Roman"/>
-        </w:rPr>
-        <w:t>4.3 Data Collection and Dataset Preparation</w:t>
-      </w:r>
-    </w:p>
-    <w:p>
-      <w:pPr>
-        <w:spacing w:before="576" w:beforeAutospacing="1" w:after="288" w:afterAutospacing="1" w:line="360" w:lineRule="auto"/>
-        <w:jc w:val="both"/>
-        <w:rPr>
-          <w:rFonts w:ascii="Times New Roman" w:eastAsia="Times New Roman" w:hAnsi="Times New Roman" w:cs="Times New Roman"/>
-          <w:sz w:val="24"/>
-          <w:szCs w:val="24"/>
-        </w:rPr>
-      </w:pPr>
-      <w:r>
-        <w:rPr>
-          <w:rFonts w:ascii="Times New Roman" w:eastAsia="Times New Roman" w:hAnsi="Times New Roman" w:cs="Times New Roman"/>
-          <w:sz w:val="24"/>
-          <w:szCs w:val="24"/>
-        </w:rPr>
-        <w:t xml:space="preserve">A misinformation detector depends heavily on the data it learns from, so we prepared separate datasets for the text model and the image model. The other modules use rules and </w:t>
-      </w:r>
-      <w:proofErr w:type="spellStart"/>
-      <w:r>
-        <w:rPr>
-          <w:rFonts w:ascii="Times New Roman" w:eastAsia="Times New Roman" w:hAnsi="Times New Roman" w:cs="Times New Roman"/>
-          <w:sz w:val="24"/>
-          <w:szCs w:val="24"/>
-        </w:rPr>
-        <w:t>pretrained</w:t>
-      </w:r>
-      <w:proofErr w:type="spellEnd"/>
-      <w:r>
-        <w:rPr>
-          <w:rFonts w:ascii="Times New Roman" w:eastAsia="Times New Roman" w:hAnsi="Times New Roman" w:cs="Times New Roman"/>
-          <w:sz w:val="24"/>
-          <w:szCs w:val="24"/>
-        </w:rPr>
-        <w:t xml:space="preserve"> models, so they need no training data.</w:t>
-      </w:r>
-    </w:p>
-    <w:p>
-      <w:pPr>
-        <w:pStyle w:val="Heading3"/>
-        <w:spacing w:before="576" w:after="288"/>
-        <w:rPr>
-          <w:rFonts w:eastAsia="Times New Roman"/>
-        </w:rPr>
-      </w:pPr>
-      <w:r>
-        <w:rPr>
-          <w:rFonts w:eastAsia="Times New Roman"/>
-        </w:rPr>
-        <w:t>4.3.1 Text Data</w:t>
-      </w:r>
-    </w:p>
-    <w:p>
-      <w:pPr>
-        <w:spacing w:before="576" w:beforeAutospacing="1" w:after="288" w:afterAutospacing="1" w:line="360" w:lineRule="auto"/>
-        <w:jc w:val="both"/>
-        <w:rPr>
-          <w:rFonts w:ascii="Times New Roman" w:eastAsia="Times New Roman" w:hAnsi="Times New Roman" w:cs="Times New Roman"/>
-          <w:sz w:val="24"/>
-          <w:szCs w:val="24"/>
-        </w:rPr>
-      </w:pPr>
-      <w:r>
-        <w:rPr>
-          <w:rFonts w:ascii="Times New Roman" w:eastAsia="Times New Roman" w:hAnsi="Times New Roman" w:cs="Times New Roman"/>
-          <w:sz w:val="24"/>
-          <w:szCs w:val="24"/>
-        </w:rPr>
-        <w:t xml:space="preserve">The text model was trained on a merged dataset of 116,812 records, of which 59,426 are real and 57,386 are fake. The data comes from several public sources chosen to cover different kinds of misinformation. </w:t>
-      </w:r>
-      <w:proofErr w:type="spellStart"/>
-      <w:r>
-        <w:rPr>
-          <w:rFonts w:ascii="Times New Roman" w:eastAsia="Times New Roman" w:hAnsi="Times New Roman" w:cs="Times New Roman"/>
-          <w:sz w:val="24"/>
-          <w:szCs w:val="24"/>
-        </w:rPr>
-        <w:t>WELFake</w:t>
-      </w:r>
-      <w:proofErr w:type="spellEnd"/>
-      <w:r>
-        <w:rPr>
-          <w:rFonts w:ascii="Times New Roman" w:eastAsia="Times New Roman" w:hAnsi="Times New Roman" w:cs="Times New Roman"/>
-          <w:sz w:val="24"/>
-          <w:szCs w:val="24"/>
-        </w:rPr>
-        <w:t xml:space="preserve"> provides general news articles, LIAR provides short political statements, </w:t>
-      </w:r>
-      <w:proofErr w:type="spellStart"/>
-      <w:r>
-        <w:rPr>
-          <w:rFonts w:ascii="Times New Roman" w:eastAsia="Times New Roman" w:hAnsi="Times New Roman" w:cs="Times New Roman"/>
-          <w:sz w:val="24"/>
-          <w:szCs w:val="24"/>
-        </w:rPr>
-        <w:t>FakeNewsNet</w:t>
-      </w:r>
-      <w:proofErr w:type="spellEnd"/>
-      <w:r>
-        <w:rPr>
-          <w:rFonts w:ascii="Times New Roman" w:eastAsia="Times New Roman" w:hAnsi="Times New Roman" w:cs="Times New Roman"/>
-          <w:sz w:val="24"/>
-          <w:szCs w:val="24"/>
-        </w:rPr>
-        <w:t xml:space="preserve"> provides news with social context, </w:t>
-      </w:r>
-      <w:proofErr w:type="spellStart"/>
-      <w:r>
-        <w:rPr>
-          <w:rFonts w:ascii="Times New Roman" w:eastAsia="Times New Roman" w:hAnsi="Times New Roman" w:cs="Times New Roman"/>
-          <w:sz w:val="24"/>
-          <w:szCs w:val="24"/>
-        </w:rPr>
-        <w:t>Fakeddit</w:t>
-      </w:r>
-      <w:proofErr w:type="spellEnd"/>
-      <w:r>
-        <w:rPr>
-          <w:rFonts w:ascii="Times New Roman" w:eastAsia="Times New Roman" w:hAnsi="Times New Roman" w:cs="Times New Roman"/>
-          <w:sz w:val="24"/>
-          <w:szCs w:val="24"/>
-        </w:rPr>
-        <w:t xml:space="preserve"> provides social media posts, and a COVID-19 collection provides health claims. To cover local content we also added Pakistani news samples, an Urdu and Roman Urdu dataset of 52,223 records, and WhatsApp-style chain messages such as forwarded war</w:t>
-      </w:r>
-      <w:r>
-        <w:rPr>
-          <w:rFonts w:ascii="Times New Roman" w:eastAsia="Times New Roman" w:hAnsi="Times New Roman" w:cs="Times New Roman"/>
-          <w:sz w:val="24"/>
-          <w:szCs w:val="24"/>
-        </w:rPr>
-        <w:t>nings and health rumors.</w:t>
-      </w:r>
-    </w:p>
-    <w:p>
-      <w:pPr>
-        <w:spacing w:before="576" w:beforeAutospacing="1" w:after="288" w:afterAutospacing="1" w:line="360" w:lineRule="auto"/>
-        <w:jc w:val="both"/>
-        <w:rPr>
-          <w:rFonts w:ascii="Times New Roman" w:eastAsia="Times New Roman" w:hAnsi="Times New Roman" w:cs="Times New Roman"/>
-          <w:sz w:val="24"/>
-          <w:szCs w:val="24"/>
-        </w:rPr>
-      </w:pPr>
-      <w:r>
-        <w:rPr>
-          <w:rFonts w:ascii="Times New Roman" w:eastAsia="Times New Roman" w:hAnsi="Times New Roman" w:cs="Times New Roman"/>
-          <w:sz w:val="24"/>
-          <w:szCs w:val="24"/>
-        </w:rPr>
-        <w:t xml:space="preserve">Each dataset was first used on its own to see how it behaves, and the datasets were then merged and cleaned. Missing values, duplicate records, and inconsistent formatting were handled, and the text was standardized. Every sample has a label, where 0 means real and 1 means fake. The </w:t>
-      </w:r>
-      <w:r>
-        <w:rPr>
-          <w:rFonts w:ascii="Times New Roman" w:eastAsia="Times New Roman" w:hAnsi="Times New Roman" w:cs="Times New Roman"/>
-          <w:sz w:val="24"/>
-          <w:szCs w:val="24"/>
-        </w:rPr>
-        <w:lastRenderedPageBreak/>
-        <w:t xml:space="preserve">data was divided into training, validation, and test sets, so the model was evaluated on samples it had never seen. Before reaching </w:t>
-      </w:r>
-      <w:proofErr w:type="spellStart"/>
-      <w:r>
-        <w:rPr>
-          <w:rFonts w:ascii="Times New Roman" w:eastAsia="Times New Roman" w:hAnsi="Times New Roman" w:cs="Times New Roman"/>
-          <w:sz w:val="24"/>
-          <w:szCs w:val="24"/>
-        </w:rPr>
-        <w:t>DistilBERT</w:t>
-      </w:r>
-      <w:proofErr w:type="spellEnd"/>
-      <w:r>
-        <w:rPr>
-          <w:rFonts w:ascii="Times New Roman" w:eastAsia="Times New Roman" w:hAnsi="Times New Roman" w:cs="Times New Roman"/>
-          <w:sz w:val="24"/>
-          <w:szCs w:val="24"/>
-        </w:rPr>
-        <w:t xml:space="preserve">, the text is tokenized with the </w:t>
-      </w:r>
-      <w:proofErr w:type="spellStart"/>
-      <w:r>
-        <w:rPr>
-          <w:rFonts w:ascii="Times New Roman" w:eastAsia="Times New Roman" w:hAnsi="Times New Roman" w:cs="Times New Roman"/>
-          <w:sz w:val="24"/>
-          <w:szCs w:val="24"/>
-        </w:rPr>
-        <w:t>DistilBERT</w:t>
-      </w:r>
-      <w:proofErr w:type="spellEnd"/>
-      <w:r>
-        <w:rPr>
-          <w:rFonts w:ascii="Times New Roman" w:eastAsia="Times New Roman" w:hAnsi="Times New Roman" w:cs="Times New Roman"/>
-          <w:sz w:val="24"/>
-          <w:szCs w:val="24"/>
-        </w:rPr>
-        <w:t xml:space="preserve"> tokenizer, which converts words into numbers the model can process, and a maximum</w:t>
-      </w:r>
-      <w:r>
-        <w:rPr>
-          <w:rFonts w:ascii="Times New Roman" w:eastAsia="Times New Roman" w:hAnsi="Times New Roman" w:cs="Times New Roman"/>
-          <w:sz w:val="24"/>
-          <w:szCs w:val="24"/>
-        </w:rPr>
-        <w:t xml:space="preserve"> </w:t>
-      </w:r>
-      <w:r>
-        <w:rPr>
-          <w:rFonts w:ascii="Times New Roman" w:eastAsia="Times New Roman" w:hAnsi="Times New Roman" w:cs="Times New Roman"/>
-          <w:sz w:val="24"/>
-          <w:szCs w:val="24"/>
-        </w:rPr>
-        <w:t xml:space="preserve">length </w:t>
-      </w:r>
-      <w:r>
-        <w:rPr>
-          <w:rFonts w:ascii="Times New Roman" w:eastAsia="Times New Roman" w:hAnsi="Times New Roman" w:cs="Times New Roman"/>
-          <w:sz w:val="24"/>
-          <w:szCs w:val="24"/>
-        </w:rPr>
-        <w:t xml:space="preserve">of </w:t>
-      </w:r>
-      <w:r>
-        <w:rPr>
-          <w:rFonts w:ascii="Times New Roman" w:eastAsia="Times New Roman" w:hAnsi="Times New Roman" w:cs="Times New Roman"/>
-          <w:sz w:val="24"/>
-          <w:szCs w:val="24"/>
-        </w:rPr>
-        <w:t>256</w:t>
-      </w:r>
-      <w:r>
-        <w:rPr>
-          <w:rFonts w:ascii="Times New Roman" w:eastAsia="Times New Roman" w:hAnsi="Times New Roman" w:cs="Times New Roman"/>
-          <w:sz w:val="24"/>
-          <w:szCs w:val="24"/>
-        </w:rPr>
-        <w:t xml:space="preserve"> </w:t>
-      </w:r>
-      <w:r>
-        <w:rPr>
-          <w:rFonts w:ascii="Times New Roman" w:eastAsia="Times New Roman" w:hAnsi="Times New Roman" w:cs="Times New Roman"/>
-          <w:sz w:val="24"/>
-          <w:szCs w:val="24"/>
-        </w:rPr>
-        <w:t xml:space="preserve">tokens </w:t>
-      </w:r>
-      <w:r>
-        <w:rPr>
-          <w:rFonts w:ascii="Times New Roman" w:eastAsia="Times New Roman" w:hAnsi="Times New Roman" w:cs="Times New Roman"/>
-          <w:sz w:val="24"/>
-          <w:szCs w:val="24"/>
-        </w:rPr>
-        <w:t xml:space="preserve">to </w:t>
-      </w:r>
-      <w:r>
-        <w:rPr>
-          <w:rFonts w:ascii="Times New Roman" w:eastAsia="Times New Roman" w:hAnsi="Times New Roman" w:cs="Times New Roman"/>
-          <w:sz w:val="24"/>
-          <w:szCs w:val="24"/>
-        </w:rPr>
-        <w:t>keeps the input s</w:t>
-      </w:r>
-      <w:r>
-        <w:rPr>
-          <w:rFonts w:ascii="Times New Roman" w:eastAsia="Times New Roman" w:hAnsi="Times New Roman" w:cs="Times New Roman"/>
-          <w:sz w:val="24"/>
-          <w:szCs w:val="24"/>
-        </w:rPr>
-        <w:t xml:space="preserve">ize consistent. </w:t>
-      </w:r>
-    </w:p>
-    <w:p>
-      <w:pPr>
-        <w:spacing w:before="576" w:beforeAutospacing="1" w:after="288" w:afterAutospacing="1" w:line="240" w:lineRule="auto"/>
-        <w:outlineLvl w:val="3"/>
-        <w:rPr>
-          <w:rFonts w:ascii="Times New Roman" w:eastAsia="Times New Roman" w:hAnsi="Times New Roman" w:cs="Times New Roman"/>
-          <w:b/>
-          <w:bCs/>
-          <w:sz w:val="24"/>
-          <w:szCs w:val="24"/>
-        </w:rPr>
-      </w:pPr>
-      <w:r>
-        <w:rPr>
-          <w:rFonts w:ascii="Times New Roman" w:eastAsia="Times New Roman" w:hAnsi="Times New Roman" w:cs="Times New Roman"/>
-          <w:b/>
-          <w:bCs/>
-          <w:sz w:val="24"/>
-          <w:szCs w:val="24"/>
-        </w:rPr>
-        <w:t>4.3.2 Image Data</w:t>
-      </w:r>
-    </w:p>
-    <w:p>
-      <w:pPr>
-        <w:spacing w:before="576" w:beforeAutospacing="1" w:after="288" w:afterAutospacing="1" w:line="360" w:lineRule="auto"/>
-        <w:jc w:val="both"/>
-        <w:rPr>
-          <w:rFonts w:ascii="Times New Roman" w:eastAsia="Times New Roman" w:hAnsi="Times New Roman" w:cs="Times New Roman"/>
-          <w:sz w:val="24"/>
-          <w:szCs w:val="24"/>
-        </w:rPr>
-      </w:pPr>
-      <w:r>
-        <w:rPr>
-          <w:rFonts w:ascii="Times New Roman" w:eastAsia="Times New Roman" w:hAnsi="Times New Roman" w:cs="Times New Roman"/>
-          <w:sz w:val="24"/>
-          <w:szCs w:val="24"/>
-        </w:rPr>
-        <w:t>A first version of the image model used only CIFAKE, a dataset of small 32x32 images of ten object classes. It worked on that data but failed on ordinary photographs, so we built a new training set from four sources. Tiny-</w:t>
-      </w:r>
-      <w:proofErr w:type="spellStart"/>
-      <w:r>
-        <w:rPr>
-          <w:rFonts w:ascii="Times New Roman" w:eastAsia="Times New Roman" w:hAnsi="Times New Roman" w:cs="Times New Roman"/>
-          <w:sz w:val="24"/>
-          <w:szCs w:val="24"/>
-        </w:rPr>
-        <w:t>GenImage</w:t>
-      </w:r>
-      <w:proofErr w:type="spellEnd"/>
-      <w:r>
-        <w:rPr>
-          <w:rFonts w:ascii="Times New Roman" w:eastAsia="Times New Roman" w:hAnsi="Times New Roman" w:cs="Times New Roman"/>
-          <w:sz w:val="24"/>
-          <w:szCs w:val="24"/>
-        </w:rPr>
-        <w:t xml:space="preserve">, a subset of the </w:t>
-      </w:r>
-      <w:proofErr w:type="spellStart"/>
-      <w:r>
-        <w:rPr>
-          <w:rFonts w:ascii="Times New Roman" w:eastAsia="Times New Roman" w:hAnsi="Times New Roman" w:cs="Times New Roman"/>
-          <w:sz w:val="24"/>
-          <w:szCs w:val="24"/>
-        </w:rPr>
-        <w:t>ArtiFact</w:t>
-      </w:r>
-      <w:proofErr w:type="spellEnd"/>
-      <w:r>
-        <w:rPr>
-          <w:rFonts w:ascii="Times New Roman" w:eastAsia="Times New Roman" w:hAnsi="Times New Roman" w:cs="Times New Roman"/>
-          <w:sz w:val="24"/>
-          <w:szCs w:val="24"/>
-        </w:rPr>
-        <w:t xml:space="preserve"> family, supplies real and synthetic images from several generators. </w:t>
-      </w:r>
-      <w:proofErr w:type="spellStart"/>
-      <w:r>
-        <w:rPr>
-          <w:rFonts w:ascii="Times New Roman" w:eastAsia="Times New Roman" w:hAnsi="Times New Roman" w:cs="Times New Roman"/>
-          <w:sz w:val="24"/>
-          <w:szCs w:val="24"/>
-        </w:rPr>
-        <w:t>MiRAGeNews</w:t>
-      </w:r>
-      <w:proofErr w:type="spellEnd"/>
-      <w:r>
-        <w:rPr>
-          <w:rFonts w:ascii="Times New Roman" w:eastAsia="Times New Roman" w:hAnsi="Times New Roman" w:cs="Times New Roman"/>
-          <w:sz w:val="24"/>
-          <w:szCs w:val="24"/>
-        </w:rPr>
-        <w:t xml:space="preserve"> supplies news-style real and AI-generated images. The 140k Real and Fake Faces dataset supplies face images, and MS COCO supplies everyday real photographs of scenes, objects, and people. In total the training set holds 29,000 images, of which 19,500 are real and 9,500 are AI-generated. </w:t>
-      </w:r>
-    </w:p>
-    <w:p>
-      <w:pPr>
-        <w:spacing w:before="576" w:beforeAutospacing="1" w:after="288" w:afterAutospacing="1" w:line="360" w:lineRule="auto"/>
-        <w:jc w:val="both"/>
-        <w:rPr>
-          <w:rFonts w:ascii="Times New Roman" w:eastAsia="Times New Roman" w:hAnsi="Times New Roman" w:cs="Times New Roman"/>
-          <w:sz w:val="24"/>
-          <w:szCs w:val="24"/>
-        </w:rPr>
-      </w:pPr>
-      <w:r>
-        <w:rPr>
-          <w:rFonts w:ascii="Times New Roman" w:eastAsia="Times New Roman" w:hAnsi="Times New Roman" w:cs="Times New Roman"/>
-          <w:sz w:val="24"/>
-          <w:szCs w:val="24"/>
-        </w:rPr>
-        <w:t>Every image was converted to RGB and resized to 224 x 224 pixels. The set was split 70% for training, 15% for validation, and 15% for testing, keeping the proportions of each source and class. Training images were randomly flipped, rotated slightly, and adjusted in brightness, contrast, and saturation, which helps the model cope with the variety of real photos.</w:t>
-      </w:r>
-    </w:p>
-    <w:p>
-      <w:pPr>
-        <w:pStyle w:val="Heading3"/>
-        <w:spacing w:before="576" w:after="288"/>
-        <w:rPr>
-          <w:rFonts w:eastAsia="Times New Roman"/>
-        </w:rPr>
-      </w:pPr>
-      <w:r>
-        <w:rPr>
-          <w:rFonts w:eastAsia="Times New Roman"/>
-        </w:rPr>
-        <w:t>4.3.3 Test Data for the Whole System</w:t>
-      </w:r>
-    </w:p>
-    <w:p>
-      <w:pPr>
-        <w:spacing w:before="576" w:beforeAutospacing="1" w:after="288" w:afterAutospacing="1" w:line="360" w:lineRule="auto"/>
-        <w:jc w:val="both"/>
-        <w:rPr>
-          <w:rFonts w:ascii="Times New Roman" w:eastAsia="Times New Roman" w:hAnsi="Times New Roman" w:cs="Times New Roman"/>
-          <w:sz w:val="24"/>
-          <w:szCs w:val="24"/>
-        </w:rPr>
-      </w:pPr>
-      <w:r>
-        <w:rPr>
-          <w:rFonts w:ascii="Times New Roman" w:eastAsia="Times New Roman" w:hAnsi="Times New Roman" w:cs="Times New Roman"/>
-          <w:sz w:val="24"/>
-          <w:szCs w:val="24"/>
-        </w:rPr>
-        <w:t xml:space="preserve">To test the complete pipeline, we built a benchmark of 100 image-and-text pairs covering four scenarios, with 25 pairs each. The scenarios are a real image with matching real text, a real image with fake text, an AI-generated image with text, and a real image with real text that describes a different context. Real images came from news photography, AI images from public generators, fake texts from debunked claims on fact-checking sites such as </w:t>
-      </w:r>
-      <w:proofErr w:type="spellStart"/>
-      <w:r>
-        <w:rPr>
-          <w:rFonts w:ascii="Times New Roman" w:eastAsia="Times New Roman" w:hAnsi="Times New Roman" w:cs="Times New Roman"/>
-          <w:sz w:val="24"/>
-          <w:szCs w:val="24"/>
-        </w:rPr>
-        <w:t>Soch</w:t>
-      </w:r>
-      <w:proofErr w:type="spellEnd"/>
-      <w:r>
-        <w:rPr>
-          <w:rFonts w:ascii="Times New Roman" w:eastAsia="Times New Roman" w:hAnsi="Times New Roman" w:cs="Times New Roman"/>
-          <w:sz w:val="24"/>
-          <w:szCs w:val="24"/>
-        </w:rPr>
-        <w:t xml:space="preserve"> Fact Check and AFP Fact Check Pakistan, and mismatched pairs were made by shuffling captions across images and checking each pair by hand. The results are presented in Chapter 6.</w:t>
-      </w:r>
-    </w:p>
-    <w:p>
-      <w:pPr>
-        <w:pStyle w:val="Heading2"/>
-        <w:spacing w:before="576" w:after="288"/>
-        <w:rPr>
-          <w:rFonts w:eastAsia="Times New Roman"/>
-        </w:rPr>
-      </w:pPr>
-      <w:r>
-        <w:rPr>
-          <w:rFonts w:eastAsia="Times New Roman"/>
-        </w:rPr>
-        <w:lastRenderedPageBreak/>
-        <w:t>4.4 Text Analysis Methodology</w:t>
-      </w:r>
-    </w:p>
-    <w:p>
-      <w:pPr>
-        <w:spacing w:before="576" w:beforeAutospacing="1" w:after="288" w:afterAutospacing="1" w:line="360" w:lineRule="auto"/>
-        <w:jc w:val="both"/>
-        <w:rPr>
-          <w:rFonts w:ascii="Times New Roman" w:eastAsia="Times New Roman" w:hAnsi="Times New Roman" w:cs="Times New Roman"/>
-          <w:sz w:val="24"/>
-          <w:szCs w:val="24"/>
-        </w:rPr>
-      </w:pPr>
-      <w:r>
-        <w:rPr>
-          <w:rFonts w:ascii="Times New Roman" w:eastAsia="Times New Roman" w:hAnsi="Times New Roman" w:cs="Times New Roman"/>
-          <w:sz w:val="24"/>
-          <w:szCs w:val="24"/>
-        </w:rPr>
-        <w:t xml:space="preserve">The text module classifies the text submitted by the user. </w:t>
-      </w:r>
-      <w:proofErr w:type="spellStart"/>
-      <w:r>
-        <w:rPr>
-          <w:rFonts w:ascii="Times New Roman" w:eastAsia="Times New Roman" w:hAnsi="Times New Roman" w:cs="Times New Roman"/>
-          <w:sz w:val="24"/>
-          <w:szCs w:val="24"/>
-        </w:rPr>
-        <w:t>DeepGuard</w:t>
-      </w:r>
-      <w:proofErr w:type="spellEnd"/>
-      <w:r>
-        <w:rPr>
-          <w:rFonts w:ascii="Times New Roman" w:eastAsia="Times New Roman" w:hAnsi="Times New Roman" w:cs="Times New Roman"/>
-          <w:sz w:val="24"/>
-          <w:szCs w:val="24"/>
-        </w:rPr>
-        <w:t xml:space="preserve"> uses a fine-tuned </w:t>
-      </w:r>
-      <w:proofErr w:type="spellStart"/>
-      <w:r>
-        <w:rPr>
-          <w:rFonts w:ascii="Times New Roman" w:eastAsia="Times New Roman" w:hAnsi="Times New Roman" w:cs="Times New Roman"/>
-          <w:sz w:val="24"/>
-          <w:szCs w:val="24"/>
-        </w:rPr>
-        <w:t>DistilBERT</w:t>
-      </w:r>
-      <w:proofErr w:type="spellEnd"/>
-      <w:r>
-        <w:rPr>
-          <w:rFonts w:ascii="Times New Roman" w:eastAsia="Times New Roman" w:hAnsi="Times New Roman" w:cs="Times New Roman"/>
-          <w:sz w:val="24"/>
-          <w:szCs w:val="24"/>
-        </w:rPr>
-        <w:t xml:space="preserve"> model, a lighter version of BERT that understands how words relate to each other in a sentence while needing fewer computing resources. This makes it suitable for a web application.</w:t>
-      </w:r>
-    </w:p>
-    <w:p>
-      <w:pPr>
-        <w:spacing w:before="576" w:beforeAutospacing="1" w:after="288" w:afterAutospacing="1" w:line="360" w:lineRule="auto"/>
-        <w:jc w:val="both"/>
-        <w:rPr>
-          <w:rFonts w:ascii="Times New Roman" w:eastAsia="Times New Roman" w:hAnsi="Times New Roman" w:cs="Times New Roman"/>
-          <w:sz w:val="24"/>
-          <w:szCs w:val="24"/>
-        </w:rPr>
-      </w:pPr>
-      <w:r>
-        <w:rPr>
-          <w:rFonts w:ascii="Times New Roman" w:eastAsia="Times New Roman" w:hAnsi="Times New Roman" w:cs="Times New Roman"/>
-          <w:sz w:val="24"/>
-          <w:szCs w:val="24"/>
-        </w:rPr>
-        <w:t>The process has two stages, preprocessing and classification. The model returns a label, 0 for real and 1 for fake or misleading, together with a probability showing how certain it is. This result is later used by the fusion and explainability stages.</w:t>
-      </w:r>
-    </w:p>
-    <w:p>
-      <w:pPr>
-        <w:spacing w:before="576" w:beforeAutospacing="1" w:after="288" w:afterAutospacing="1" w:line="240" w:lineRule="auto"/>
-        <w:outlineLvl w:val="3"/>
-        <w:rPr>
-          <w:rFonts w:ascii="Times New Roman" w:eastAsia="Times New Roman" w:hAnsi="Times New Roman" w:cs="Times New Roman"/>
-          <w:b/>
-          <w:bCs/>
-          <w:sz w:val="24"/>
-          <w:szCs w:val="24"/>
-        </w:rPr>
-      </w:pPr>
-      <w:r>
-        <w:rPr>
-          <w:rFonts w:ascii="Times New Roman" w:eastAsia="Times New Roman" w:hAnsi="Times New Roman" w:cs="Times New Roman"/>
-          <w:b/>
-          <w:bCs/>
-          <w:sz w:val="24"/>
-          <w:szCs w:val="24"/>
-        </w:rPr>
-        <w:t>4.4.1 Text Preprocessing</w:t>
-      </w:r>
-    </w:p>
-    <w:p>
-      <w:pPr>
-        <w:spacing w:before="576" w:beforeAutospacing="1" w:after="288" w:afterAutospacing="1" w:line="360" w:lineRule="auto"/>
-        <w:jc w:val="both"/>
-        <w:rPr>
-          <w:rFonts w:ascii="Times New Roman" w:eastAsia="Times New Roman" w:hAnsi="Times New Roman" w:cs="Times New Roman"/>
-          <w:sz w:val="24"/>
-          <w:szCs w:val="24"/>
-        </w:rPr>
-      </w:pPr>
-      <w:r>
-        <w:rPr>
-          <w:rFonts w:ascii="Times New Roman" w:eastAsia="Times New Roman" w:hAnsi="Times New Roman" w:cs="Times New Roman"/>
-          <w:sz w:val="24"/>
-          <w:szCs w:val="24"/>
-        </w:rPr>
-        <w:t>Transformer models do not need heavy manual feature extraction. They only need the text converted into tokens. The tokenizer splits the input into small units, converts them into numeric IDs, and adds the special tokens the model expects. Shorter inputs are padded and longer ones are truncated to the fixed maximum length. An attention mask tells the model which tokens are real text and which are padding. The token IDs and attention mask are then passed to the classifier. Empty input is detected early and reported as unknown instead of being classified.</w:t>
-      </w:r>
-    </w:p>
-    <w:p>
-      <w:pPr>
-        <w:pStyle w:val="Heading3"/>
-        <w:spacing w:before="576" w:after="288"/>
-      </w:pPr>
-      <w:r>
-        <w:t xml:space="preserve">4.4.2 </w:t>
-      </w:r>
-      <w:proofErr w:type="spellStart"/>
-      <w:r>
-        <w:t>DistilBERT</w:t>
-      </w:r>
-      <w:proofErr w:type="spellEnd"/>
-      <w:r>
-        <w:t>-Based Classification</w:t>
-      </w:r>
-    </w:p>
-    <w:p>
-      <w:pPr>
-        <w:spacing w:before="576" w:beforeAutospacing="1" w:after="288" w:afterAutospacing="1" w:line="360" w:lineRule="auto"/>
-        <w:jc w:val="both"/>
-        <w:rPr>
-          <w:rFonts w:ascii="Times New Roman" w:eastAsia="Times New Roman" w:hAnsi="Times New Roman" w:cs="Times New Roman"/>
-          <w:sz w:val="24"/>
-          <w:szCs w:val="24"/>
-        </w:rPr>
-      </w:pPr>
-      <w:proofErr w:type="spellStart"/>
-      <w:r>
-        <w:rPr>
-          <w:rFonts w:ascii="Times New Roman" w:eastAsia="Times New Roman" w:hAnsi="Times New Roman" w:cs="Times New Roman"/>
-          <w:sz w:val="24"/>
-          <w:szCs w:val="24"/>
-        </w:rPr>
-        <w:t>DistilBERT</w:t>
-      </w:r>
-      <w:proofErr w:type="spellEnd"/>
-      <w:r>
-        <w:rPr>
-          <w:rFonts w:ascii="Times New Roman" w:eastAsia="Times New Roman" w:hAnsi="Times New Roman" w:cs="Times New Roman"/>
-          <w:sz w:val="24"/>
-          <w:szCs w:val="24"/>
-        </w:rPr>
-        <w:t xml:space="preserve"> was fine-tuned on labeled misinformation data, which adapted its general language knowledge to the task of separating real from fake or misleading content. The input passes through the transformer layers, which produce a contextual representation of the text. A classification layer then gives a score for each class, and these scores are converted into probabilities. The probability of the fake class becomes the text score, from 0 to 100%, and the class with the higher probability becomes the prediction.</w:t>
-      </w:r>
-    </w:p>
-    <w:p>
-      <w:pPr>
-        <w:spacing w:before="576" w:beforeAutospacing="1" w:after="288" w:afterAutospacing="1" w:line="240" w:lineRule="auto"/>
-        <w:outlineLvl w:val="2"/>
-        <w:rPr>
-          <w:rFonts w:ascii="Times New Roman" w:eastAsia="Times New Roman" w:hAnsi="Times New Roman" w:cs="Times New Roman"/>
-          <w:b/>
-          <w:bCs/>
-          <w:sz w:val="27"/>
-          <w:szCs w:val="27"/>
-        </w:rPr>
-      </w:pPr>
-      <w:r>
-        <w:rPr>
-          <w:rFonts w:ascii="Times New Roman" w:eastAsia="Times New Roman" w:hAnsi="Times New Roman" w:cs="Times New Roman"/>
-          <w:b/>
-          <w:bCs/>
-          <w:sz w:val="27"/>
-          <w:szCs w:val="27"/>
-        </w:rPr>
-        <w:t>4.5 Image Analysis Methodology</w:t>
-      </w:r>
-    </w:p>
-    <w:p>
-      <w:pPr>
-        <w:spacing w:before="576" w:beforeAutospacing="1" w:after="288" w:afterAutospacing="1" w:line="360" w:lineRule="auto"/>
-        <w:jc w:val="both"/>
-        <w:rPr>
-          <w:rFonts w:ascii="Times New Roman" w:eastAsia="Times New Roman" w:hAnsi="Times New Roman" w:cs="Times New Roman"/>
-          <w:sz w:val="24"/>
-          <w:szCs w:val="24"/>
-        </w:rPr>
-      </w:pPr>
-      <w:r>
-        <w:rPr>
-          <w:rFonts w:ascii="Times New Roman" w:eastAsia="Times New Roman" w:hAnsi="Times New Roman" w:cs="Times New Roman"/>
-          <w:sz w:val="24"/>
-          <w:szCs w:val="24"/>
-        </w:rPr>
-        <w:t>The image module checks whether the visual content looks like a real photograph or an AI-generated image. A submitted image is converted to RGB, resized to 224 x 224 pixels, and normalized with ImageNet statistics, in the same way as during training.</w:t>
-      </w:r>
-    </w:p>
-    <w:p>
-      <w:pPr>
-        <w:spacing w:before="576" w:beforeAutospacing="1" w:after="288" w:afterAutospacing="1" w:line="360" w:lineRule="auto"/>
-        <w:jc w:val="both"/>
-        <w:rPr>
-          <w:rFonts w:ascii="Times New Roman" w:eastAsia="Times New Roman" w:hAnsi="Times New Roman" w:cs="Times New Roman"/>
-          <w:sz w:val="24"/>
-          <w:szCs w:val="24"/>
-        </w:rPr>
-      </w:pPr>
-      <w:r>
-        <w:rPr>
-          <w:rFonts w:ascii="Times New Roman" w:eastAsia="Times New Roman" w:hAnsi="Times New Roman" w:cs="Times New Roman"/>
-          <w:sz w:val="24"/>
-          <w:szCs w:val="24"/>
-        </w:rPr>
-        <w:lastRenderedPageBreak/>
-        <w:t xml:space="preserve">The classifier is an EfficientNet-V2-S network, </w:t>
-      </w:r>
-      <w:proofErr w:type="spellStart"/>
-      <w:r>
-        <w:rPr>
-          <w:rFonts w:ascii="Times New Roman" w:eastAsia="Times New Roman" w:hAnsi="Times New Roman" w:cs="Times New Roman"/>
-          <w:sz w:val="24"/>
-          <w:szCs w:val="24"/>
-        </w:rPr>
-        <w:t>pretrained</w:t>
-      </w:r>
-      <w:proofErr w:type="spellEnd"/>
-      <w:r>
-        <w:rPr>
-          <w:rFonts w:ascii="Times New Roman" w:eastAsia="Times New Roman" w:hAnsi="Times New Roman" w:cs="Times New Roman"/>
-          <w:sz w:val="24"/>
-          <w:szCs w:val="24"/>
-        </w:rPr>
-        <w:t xml:space="preserve"> on ImageNet and fine-tuned with transfer learning. The </w:t>
-      </w:r>
-      <w:proofErr w:type="spellStart"/>
-      <w:r>
-        <w:rPr>
-          <w:rFonts w:ascii="Times New Roman" w:eastAsia="Times New Roman" w:hAnsi="Times New Roman" w:cs="Times New Roman"/>
-          <w:sz w:val="24"/>
-          <w:szCs w:val="24"/>
-        </w:rPr>
-        <w:t>pretrained</w:t>
-      </w:r>
-      <w:proofErr w:type="spellEnd"/>
-      <w:r>
-        <w:rPr>
-          <w:rFonts w:ascii="Times New Roman" w:eastAsia="Times New Roman" w:hAnsi="Times New Roman" w:cs="Times New Roman"/>
-          <w:sz w:val="24"/>
-          <w:szCs w:val="24"/>
-        </w:rPr>
-        <w:t xml:space="preserve"> network extracts visual features, and a small classification head of our own turns them into one value. A sigmoid function converts this value into the probability that the image is AI-generated, and a probability above 0.5 is labelled AI-generated. As in the text module, a higher value means more likely fake.</w:t>
-      </w:r>
-    </w:p>
-    <w:p>
-      <w:pPr>
-        <w:spacing w:before="576" w:beforeAutospacing="1" w:after="288" w:afterAutospacing="1" w:line="360" w:lineRule="auto"/>
-        <w:jc w:val="both"/>
-        <w:rPr>
-          <w:rFonts w:ascii="Times New Roman" w:eastAsia="Times New Roman" w:hAnsi="Times New Roman" w:cs="Times New Roman"/>
-          <w:sz w:val="24"/>
-          <w:szCs w:val="24"/>
-        </w:rPr>
-      </w:pPr>
-      <w:r>
-        <w:rPr>
-          <w:rFonts w:ascii="Times New Roman" w:eastAsia="Times New Roman" w:hAnsi="Times New Roman" w:cs="Times New Roman"/>
-          <w:sz w:val="24"/>
-          <w:szCs w:val="24"/>
-        </w:rPr>
-        <w:t xml:space="preserve">For fast inference the trained model is exported to ONNX format and run with ONNX Runtime, which is considerably faster than </w:t>
-      </w:r>
-      <w:proofErr w:type="spellStart"/>
-      <w:r>
-        <w:rPr>
-          <w:rFonts w:ascii="Times New Roman" w:eastAsia="Times New Roman" w:hAnsi="Times New Roman" w:cs="Times New Roman"/>
-          <w:sz w:val="24"/>
-          <w:szCs w:val="24"/>
-        </w:rPr>
-        <w:t>PyTorch</w:t>
-      </w:r>
-      <w:proofErr w:type="spellEnd"/>
-      <w:r>
-        <w:rPr>
-          <w:rFonts w:ascii="Times New Roman" w:eastAsia="Times New Roman" w:hAnsi="Times New Roman" w:cs="Times New Roman"/>
-          <w:sz w:val="24"/>
-          <w:szCs w:val="24"/>
-        </w:rPr>
-        <w:t xml:space="preserve"> on a normal CPU. The original </w:t>
-      </w:r>
-      <w:proofErr w:type="spellStart"/>
-      <w:r>
-        <w:rPr>
-          <w:rFonts w:ascii="Times New Roman" w:eastAsia="Times New Roman" w:hAnsi="Times New Roman" w:cs="Times New Roman"/>
-          <w:sz w:val="24"/>
-          <w:szCs w:val="24"/>
-        </w:rPr>
-        <w:t>PyTorch</w:t>
-      </w:r>
-      <w:proofErr w:type="spellEnd"/>
-      <w:r>
-        <w:rPr>
-          <w:rFonts w:ascii="Times New Roman" w:eastAsia="Times New Roman" w:hAnsi="Times New Roman" w:cs="Times New Roman"/>
-          <w:sz w:val="24"/>
-          <w:szCs w:val="24"/>
-        </w:rPr>
-        <w:t xml:space="preserve"> model is kept as an automatic fallback in case the ONNX engine fails.</w:t>
-      </w:r>
-    </w:p>
-    <w:p>
-      <w:pPr>
-        <w:spacing w:before="576" w:beforeAutospacing="1" w:after="288" w:afterAutospacing="1" w:line="360" w:lineRule="auto"/>
-        <w:jc w:val="both"/>
-        <w:rPr>
-          <w:rFonts w:ascii="Times New Roman" w:eastAsia="Times New Roman" w:hAnsi="Times New Roman" w:cs="Times New Roman"/>
-          <w:sz w:val="24"/>
-          <w:szCs w:val="24"/>
-        </w:rPr>
-      </w:pPr>
-      <w:r>
-        <w:rPr>
-          <w:rFonts w:ascii="Times New Roman" w:eastAsia="Times New Roman" w:hAnsi="Times New Roman" w:cs="Times New Roman"/>
-          <w:sz w:val="24"/>
-          <w:szCs w:val="24"/>
-        </w:rPr>
-        <w:t>The image result is not used alone. It is combined with the text result and the context check, because the meaning of an image often depends on its caption.</w:t>
-      </w:r>
-    </w:p>
-    <w:p>
-      <w:pPr>
-        <w:spacing w:before="576" w:beforeAutospacing="1" w:after="288" w:afterAutospacing="1" w:line="240" w:lineRule="auto"/>
-        <w:outlineLvl w:val="2"/>
-        <w:rPr>
-          <w:rFonts w:ascii="Times New Roman" w:eastAsia="Times New Roman" w:hAnsi="Times New Roman" w:cs="Times New Roman"/>
-          <w:b/>
-          <w:bCs/>
-          <w:sz w:val="27"/>
-          <w:szCs w:val="27"/>
-        </w:rPr>
-      </w:pPr>
-      <w:r>
-        <w:rPr>
-          <w:rFonts w:ascii="Times New Roman" w:eastAsia="Times New Roman" w:hAnsi="Times New Roman" w:cs="Times New Roman"/>
-          <w:b/>
-          <w:bCs/>
-          <w:sz w:val="27"/>
-          <w:szCs w:val="27"/>
-        </w:rPr>
-        <w:t>4.6 Context-Aware Analysis</w:t>
-      </w:r>
-    </w:p>
-    <w:p>
-      <w:pPr>
-        <w:spacing w:before="576" w:beforeAutospacing="1" w:after="288" w:afterAutospacing="1" w:line="360" w:lineRule="auto"/>
-        <w:jc w:val="both"/>
-        <w:rPr>
-          <w:rFonts w:ascii="Times New Roman" w:eastAsia="Times New Roman" w:hAnsi="Times New Roman" w:cs="Times New Roman"/>
-          <w:sz w:val="24"/>
-          <w:szCs w:val="24"/>
-        </w:rPr>
-      </w:pPr>
-      <w:r>
-        <w:rPr>
-          <w:rFonts w:ascii="Times New Roman" w:eastAsia="Times New Roman" w:hAnsi="Times New Roman" w:cs="Times New Roman"/>
-          <w:sz w:val="24"/>
-          <w:szCs w:val="24"/>
-        </w:rPr>
-        <w:t>Misinformation can come from the way text and image are presented together, even when each is genuine. A real photo with an unrelated or wrong description is a common example. The context-aware analysis addresses this by measuring how well the text and the image match.</w:t>
-      </w:r>
-    </w:p>
-    <w:p>
-      <w:pPr>
-        <w:spacing w:before="576" w:beforeAutospacing="1" w:after="288" w:afterAutospacing="1" w:line="360" w:lineRule="auto"/>
-        <w:jc w:val="both"/>
-        <w:rPr>
-          <w:rFonts w:ascii="Times New Roman" w:eastAsia="Times New Roman" w:hAnsi="Times New Roman" w:cs="Times New Roman"/>
-          <w:sz w:val="24"/>
-          <w:szCs w:val="24"/>
-        </w:rPr>
-      </w:pPr>
-      <w:r>
-        <w:rPr>
-          <w:rFonts w:ascii="Times New Roman" w:eastAsia="Times New Roman" w:hAnsi="Times New Roman" w:cs="Times New Roman"/>
-          <w:sz w:val="24"/>
-          <w:szCs w:val="24"/>
-        </w:rPr>
-        <w:t>For this we use CLIP (</w:t>
-      </w:r>
-      <w:proofErr w:type="spellStart"/>
-      <w:r>
-        <w:rPr>
-          <w:rFonts w:ascii="Times New Roman" w:eastAsia="Times New Roman" w:hAnsi="Times New Roman" w:cs="Times New Roman"/>
-          <w:sz w:val="24"/>
-          <w:szCs w:val="24"/>
-        </w:rPr>
-        <w:t>ViT</w:t>
-      </w:r>
-      <w:proofErr w:type="spellEnd"/>
-      <w:r>
-        <w:rPr>
-          <w:rFonts w:ascii="Times New Roman" w:eastAsia="Times New Roman" w:hAnsi="Times New Roman" w:cs="Times New Roman"/>
-          <w:sz w:val="24"/>
-          <w:szCs w:val="24"/>
-        </w:rPr>
-        <w:t xml:space="preserve">-B/32), a </w:t>
-      </w:r>
-      <w:proofErr w:type="spellStart"/>
-      <w:r>
-        <w:rPr>
-          <w:rFonts w:ascii="Times New Roman" w:eastAsia="Times New Roman" w:hAnsi="Times New Roman" w:cs="Times New Roman"/>
-          <w:sz w:val="24"/>
-          <w:szCs w:val="24"/>
-        </w:rPr>
-        <w:t>pretrained</w:t>
-      </w:r>
-      <w:proofErr w:type="spellEnd"/>
-      <w:r>
-        <w:rPr>
-          <w:rFonts w:ascii="Times New Roman" w:eastAsia="Times New Roman" w:hAnsi="Times New Roman" w:cs="Times New Roman"/>
-          <w:sz w:val="24"/>
-          <w:szCs w:val="24"/>
-        </w:rPr>
-        <w:t xml:space="preserve"> model that places images and text in a shared space so that their similarity can be measured. The image and the text are each converted to an embedding, and the cosine similarity between the two is calculated. A decision threshold of 0.23 separates matching pairs from mismatching ones. Below the threshold, the similarity is mapped to a mismatch score in the range 50 to 100, which means high suspicion. Above it, the score falls in the range 0 to 45. CLIP is used as released, with no training of our own, and the threshold was chosen through testing on sample pairs.</w:t>
-      </w:r>
-    </w:p>
-    <w:p>
-      <w:pPr>
-        <w:spacing w:before="576" w:beforeAutospacing="1" w:after="288" w:afterAutospacing="1" w:line="360" w:lineRule="auto"/>
-        <w:jc w:val="both"/>
-        <w:rPr>
-          <w:rFonts w:ascii="Times New Roman" w:eastAsia="Times New Roman" w:hAnsi="Times New Roman" w:cs="Times New Roman"/>
-          <w:sz w:val="24"/>
-          <w:szCs w:val="24"/>
-        </w:rPr>
-      </w:pPr>
-      <w:r>
-        <w:rPr>
-          <w:rFonts w:ascii="Times New Roman" w:eastAsia="Times New Roman" w:hAnsi="Times New Roman" w:cs="Times New Roman"/>
-          <w:sz w:val="24"/>
-          <w:szCs w:val="24"/>
-        </w:rPr>
-        <w:t>This analysis needs both inputs. When only one is provided, the module is skipped. The method measures whether the image content fits the text, but it cannot confirm whether the event shown is the one claimed. A real flood photo with a caption about a flood in another city will still look like a match.</w:t>
-      </w:r>
-    </w:p>
-    <w:p>
-      <w:pPr>
-        <w:pStyle w:val="Heading2"/>
-        <w:spacing w:before="576" w:after="288"/>
-        <w:rPr>
-          <w:rFonts w:eastAsia="Times New Roman"/>
-        </w:rPr>
-      </w:pPr>
-      <w:r>
-        <w:rPr>
-          <w:rFonts w:eastAsia="Times New Roman"/>
-        </w:rPr>
-        <w:lastRenderedPageBreak/>
-        <w:t>4.7 Multimodal Fusion</w:t>
-      </w:r>
-    </w:p>
-    <w:p>
-      <w:pPr>
-        <w:spacing w:before="576" w:beforeAutospacing="1" w:after="288" w:afterAutospacing="1" w:line="360" w:lineRule="auto"/>
-        <w:jc w:val="both"/>
-        <w:rPr>
-          <w:rFonts w:ascii="Times New Roman" w:eastAsia="Times New Roman" w:hAnsi="Times New Roman" w:cs="Times New Roman"/>
-          <w:sz w:val="24"/>
-          <w:szCs w:val="24"/>
-        </w:rPr>
-      </w:pPr>
-      <w:r>
-        <w:rPr>
-          <w:rFonts w:ascii="Times New Roman" w:eastAsia="Times New Roman" w:hAnsi="Times New Roman" w:cs="Times New Roman"/>
-          <w:sz w:val="24"/>
-          <w:szCs w:val="24"/>
-        </w:rPr>
-        <w:t>Multimodal fusion combines the outputs of all modules into one assessment. Every module returns a score from 0 to 100, where a higher value means more suspicious, so the scores can be combined directly. The fusion engine uses a weighted sum, with weights that reflect how much each module is trusted.</w:t>
-      </w:r>
-      <w:r>
-        <w:t xml:space="preserve"> </w:t>
-      </w:r>
-      <w:r>
-        <w:t xml:space="preserve">The Text Analysis module, based on </w:t>
-      </w:r>
-      <w:proofErr w:type="spellStart"/>
-      <w:r>
-        <w:t>DistilBERT</w:t>
-      </w:r>
-      <w:proofErr w:type="spellEnd"/>
-      <w:r>
-        <w:t>, has a weight of 30%, while the Context Mismatch module, using CLIP, and the Image Analysis module, using EfficientNet-V2-S, each contribute 25%. The Viral Pattern Recognition module contributes 10%, whereas the Sentiment Analysis and Metadata Analysis modules each have a weight of 5%. These weights represent the relative contributions of the modules to the overall analysis. However, they should only be presented as implemented system settings if they match the actual fusion logic in the code.</w:t>
-      </w:r>
-      <w:r>
-        <w:rPr>
-          <w:rFonts w:ascii="Times New Roman" w:eastAsia="Times New Roman" w:hAnsi="Times New Roman" w:cs="Times New Roman"/>
-          <w:sz w:val="24"/>
-          <w:szCs w:val="24"/>
-        </w:rPr>
-        <w:t xml:space="preserve"> </w:t>
-      </w:r>
-    </w:p>
-    <w:p>
-      <w:pPr>
-        <w:spacing w:before="576" w:beforeAutospacing="1" w:after="288" w:afterAutospacing="1" w:line="360" w:lineRule="auto"/>
-        <w:jc w:val="both"/>
-        <w:rPr>
-          <w:rFonts w:ascii="Times New Roman" w:eastAsia="Times New Roman" w:hAnsi="Times New Roman" w:cs="Times New Roman"/>
-          <w:sz w:val="24"/>
-          <w:szCs w:val="24"/>
-        </w:rPr>
-      </w:pPr>
-      <w:r>
-        <w:rPr>
-          <w:rFonts w:ascii="Times New Roman" w:eastAsia="Times New Roman" w:hAnsi="Times New Roman" w:cs="Times New Roman"/>
-          <w:sz w:val="24"/>
-          <w:szCs w:val="24"/>
-        </w:rPr>
-        <w:t>The weights were chosen by hand and adjusted through benchmark testing. The context mismatch weight is a good example. It started at 5%, which was too low for the main feature of the project, and testing led us to raise it to 25%. A weighted sum was used instead of a trained fusion model because it is easy to inspect and explain, since every module’s contribution to the final score is visible.</w:t>
-      </w:r>
-    </w:p>
-    <w:p>
-      <w:pPr>
-        <w:spacing w:before="576" w:beforeAutospacing="1" w:after="288" w:afterAutospacing="1" w:line="360" w:lineRule="auto"/>
-        <w:jc w:val="both"/>
-        <w:rPr>
-          <w:rFonts w:ascii="Times New Roman" w:eastAsia="Times New Roman" w:hAnsi="Times New Roman" w:cs="Times New Roman"/>
-          <w:sz w:val="24"/>
-          <w:szCs w:val="24"/>
-        </w:rPr>
-      </w:pPr>
-      <w:r>
-        <w:rPr>
-          <w:rFonts w:ascii="Times New Roman" w:eastAsia="Times New Roman" w:hAnsi="Times New Roman" w:cs="Times New Roman"/>
-          <w:sz w:val="24"/>
-          <w:szCs w:val="24"/>
-        </w:rPr>
-        <w:t>After the weighted sum, one extra rule is applied. If the mismatch score is 60 or higher, the final score is raised to at least 52, which is just above the fake boundary of 50. This rule handles posts where the text and the image each look real but do not belong together, which is the typical pattern of recycled media.</w:t>
-      </w:r>
-    </w:p>
-    <w:p>
-      <w:pPr>
-        <w:spacing w:before="576" w:beforeAutospacing="1" w:after="288" w:afterAutospacing="1" w:line="360" w:lineRule="auto"/>
-        <w:jc w:val="both"/>
-      </w:pPr>
-      <w:r>
-        <w:t xml:space="preserve">The final score is mapped to a verdict and risk level according to predefined thresholds. A score between 0 and 34 is classified as </w:t>
-      </w:r>
-      <w:proofErr w:type="gramStart"/>
-      <w:r>
-        <w:t>Real</w:t>
-      </w:r>
-      <w:proofErr w:type="gramEnd"/>
-      <w:r>
-        <w:t xml:space="preserve"> with a Low risk level, while a score from 35 to 49 is classified as Real with a Medium risk level. Scores between 50 and 69 are classified as Fake with a High risk level, whereas scores from 70 to 100 are classified as Fake with a Critical risk level. This mapping provides a consistent way to present the system’s final assessment to users.</w:t>
-      </w:r>
-    </w:p>
-    <w:p>
-      <w:pPr>
-        <w:spacing w:before="576" w:beforeAutospacing="1" w:after="288" w:afterAutospacing="1" w:line="360" w:lineRule="auto"/>
-        <w:jc w:val="both"/>
-        <w:rPr>
-          <w:rFonts w:ascii="Times New Roman" w:eastAsia="Times New Roman" w:hAnsi="Times New Roman" w:cs="Times New Roman"/>
-          <w:sz w:val="24"/>
-          <w:szCs w:val="24"/>
-        </w:rPr>
-      </w:pPr>
-      <w:r>
-        <w:rPr>
-          <w:rFonts w:ascii="Times New Roman" w:eastAsia="Times New Roman" w:hAnsi="Times New Roman" w:cs="Times New Roman"/>
-          <w:sz w:val="24"/>
-          <w:szCs w:val="24"/>
-        </w:rPr>
-        <w:t>When an input is missing, the modules that depend on it are skipped, and the report states which modules were not run and warns the user that the analysi</w:t>
-      </w:r>
-      <w:r>
-        <w:rPr>
-          <w:rFonts w:ascii="Times New Roman" w:eastAsia="Times New Roman" w:hAnsi="Times New Roman" w:cs="Times New Roman"/>
-          <w:sz w:val="24"/>
-          <w:szCs w:val="24"/>
-        </w:rPr>
-        <w:t>s is limited.</w:t>
-      </w:r>
-    </w:p>
-    <w:p>
-      <w:pPr>
-        <w:pStyle w:val="Heading2"/>
-        <w:spacing w:before="576" w:after="288"/>
-        <w:rPr>
-          <w:rFonts w:eastAsia="Times New Roman"/>
-        </w:rPr>
-      </w:pPr>
-      <w:r>
-        <w:rPr>
-          <w:rFonts w:eastAsia="Times New Roman"/>
-        </w:rPr>
-        <w:lastRenderedPageBreak/>
-        <w:t>4.8 Additional Content Analysis</w:t>
-      </w:r>
-    </w:p>
-    <w:p>
-      <w:pPr>
-        <w:spacing w:before="576" w:beforeAutospacing="1" w:after="288" w:afterAutospacing="1" w:line="360" w:lineRule="auto"/>
-        <w:jc w:val="both"/>
-        <w:rPr>
-          <w:rFonts w:ascii="Times New Roman" w:eastAsia="Times New Roman" w:hAnsi="Times New Roman" w:cs="Times New Roman"/>
-          <w:sz w:val="24"/>
-          <w:szCs w:val="24"/>
-        </w:rPr>
-      </w:pPr>
-      <w:r>
-        <w:rPr>
-          <w:rFonts w:ascii="Times New Roman" w:eastAsia="Times New Roman" w:hAnsi="Times New Roman" w:cs="Times New Roman"/>
-          <w:sz w:val="24"/>
-          <w:szCs w:val="24"/>
-        </w:rPr>
-        <w:t xml:space="preserve">Besides the main text and image modules, </w:t>
-      </w:r>
-      <w:proofErr w:type="spellStart"/>
-      <w:r>
-        <w:rPr>
-          <w:rFonts w:ascii="Times New Roman" w:eastAsia="Times New Roman" w:hAnsi="Times New Roman" w:cs="Times New Roman"/>
-          <w:sz w:val="24"/>
-          <w:szCs w:val="24"/>
-        </w:rPr>
-        <w:t>DeepGuard</w:t>
-      </w:r>
-      <w:proofErr w:type="spellEnd"/>
-      <w:r>
-        <w:rPr>
-          <w:rFonts w:ascii="Times New Roman" w:eastAsia="Times New Roman" w:hAnsi="Times New Roman" w:cs="Times New Roman"/>
-          <w:sz w:val="24"/>
-          <w:szCs w:val="24"/>
-        </w:rPr>
-        <w:t xml:space="preserve"> includes three supporting modules. They have small weights and do not decide the verdict alone. They add evidence that the fusion step and the explanation can use.</w:t>
-      </w:r>
-    </w:p>
-    <w:p>
-      <w:pPr>
-        <w:pStyle w:val="Heading3"/>
-        <w:spacing w:before="576" w:after="288"/>
-        <w:rPr>
-          <w:rFonts w:eastAsia="Times New Roman"/>
-        </w:rPr>
-      </w:pPr>
-      <w:r>
-        <w:rPr>
-          <w:rFonts w:eastAsia="Times New Roman"/>
-        </w:rPr>
-        <w:t>4.8.1 Metadata Analysis</w:t>
-      </w:r>
-    </w:p>
-    <w:p>
-      <w:pPr>
-        <w:spacing w:before="576" w:beforeAutospacing="1" w:after="288" w:afterAutospacing="1" w:line="360" w:lineRule="auto"/>
-        <w:jc w:val="both"/>
-        <w:rPr>
-          <w:rFonts w:ascii="Times New Roman" w:eastAsia="Times New Roman" w:hAnsi="Times New Roman" w:cs="Times New Roman"/>
-          <w:sz w:val="24"/>
-          <w:szCs w:val="24"/>
-        </w:rPr>
-      </w:pPr>
-      <w:r>
-        <w:rPr>
-          <w:rFonts w:ascii="Times New Roman" w:eastAsia="Times New Roman" w:hAnsi="Times New Roman" w:cs="Times New Roman"/>
-          <w:sz w:val="24"/>
-          <w:szCs w:val="24"/>
-        </w:rPr>
-        <w:t xml:space="preserve">Image files can carry EXIF metadata such as the camera make and model, GPS location, timestamp, and the software used. </w:t>
-      </w:r>
-      <w:proofErr w:type="spellStart"/>
-      <w:r>
-        <w:rPr>
-          <w:rFonts w:ascii="Times New Roman" w:eastAsia="Times New Roman" w:hAnsi="Times New Roman" w:cs="Times New Roman"/>
-          <w:sz w:val="24"/>
-          <w:szCs w:val="24"/>
-        </w:rPr>
-        <w:t>DeepGuard</w:t>
-      </w:r>
-      <w:proofErr w:type="spellEnd"/>
-      <w:r>
-        <w:rPr>
-          <w:rFonts w:ascii="Times New Roman" w:eastAsia="Times New Roman" w:hAnsi="Times New Roman" w:cs="Times New Roman"/>
-          <w:sz w:val="24"/>
-          <w:szCs w:val="24"/>
-        </w:rPr>
-        <w:t xml:space="preserve"> reads this information with Pillow when it is present. Real camera photos usually contain rich metadata, while AI-generated images often contain none. However, social media platforms also remove metadata from real photos, so a missing value is only a weak signal. For this reason metadata has a weight of only 5%. When none is found, the report shows that no metadata is available for the image.</w:t>
-      </w:r>
-    </w:p>
-    <w:p>
-      <w:pPr>
-        <w:pStyle w:val="Heading3"/>
-        <w:spacing w:before="576" w:after="288"/>
-        <w:rPr>
-          <w:rFonts w:eastAsia="Times New Roman"/>
-        </w:rPr>
-      </w:pPr>
-      <w:r>
-        <w:rPr>
-          <w:rFonts w:eastAsia="Times New Roman"/>
-        </w:rPr>
-        <w:t>4.8.2 Sentiment and Emotional Language Analysis</w:t>
-      </w:r>
-    </w:p>
-    <w:p>
-      <w:pPr>
-        <w:spacing w:before="576" w:beforeAutospacing="1" w:after="288" w:afterAutospacing="1" w:line="360" w:lineRule="auto"/>
-        <w:jc w:val="both"/>
-        <w:rPr>
-          <w:rFonts w:ascii="Times New Roman" w:eastAsia="Times New Roman" w:hAnsi="Times New Roman" w:cs="Times New Roman"/>
-          <w:sz w:val="24"/>
-          <w:szCs w:val="24"/>
-        </w:rPr>
-      </w:pPr>
-      <w:r>
-        <w:rPr>
-          <w:rFonts w:ascii="Times New Roman" w:eastAsia="Times New Roman" w:hAnsi="Times New Roman" w:cs="Times New Roman"/>
-          <w:sz w:val="24"/>
-          <w:szCs w:val="24"/>
-        </w:rPr>
-        <w:t>Misinformation often uses emotional or exaggerated language to attract attention. This module uses VADER, a lexicon-based sentiment analyzer, to measure how strongly emotional the text is and to produce a sensationalism score. Because genuine news can also be emotional, the result has a weight of 5% and is used only as supporting information.</w:t>
-      </w:r>
-    </w:p>
-    <w:p>
-      <w:pPr>
-        <w:pStyle w:val="Heading3"/>
-        <w:spacing w:before="576" w:after="288"/>
-        <w:rPr>
-          <w:rFonts w:eastAsia="Times New Roman"/>
-        </w:rPr>
-      </w:pPr>
-      <w:r>
-        <w:rPr>
-          <w:rFonts w:eastAsia="Times New Roman"/>
-        </w:rPr>
-        <w:t>4.8.3 Viral Pattern Recognition</w:t>
-      </w:r>
-    </w:p>
-    <w:p>
-      <w:pPr>
-        <w:spacing w:before="576" w:beforeAutospacing="1" w:after="288" w:afterAutospacing="1" w:line="360" w:lineRule="auto"/>
-        <w:jc w:val="both"/>
-        <w:rPr>
-          <w:rFonts w:ascii="Times New Roman" w:eastAsia="Times New Roman" w:hAnsi="Times New Roman" w:cs="Times New Roman"/>
-          <w:sz w:val="24"/>
-          <w:szCs w:val="24"/>
-        </w:rPr>
-      </w:pPr>
-      <w:r>
-        <w:rPr>
-          <w:rFonts w:ascii="Times New Roman" w:eastAsia="Times New Roman" w:hAnsi="Times New Roman" w:cs="Times New Roman"/>
-          <w:sz w:val="24"/>
-          <w:szCs w:val="24"/>
-        </w:rPr>
-        <w:t>This module looks for wording often found in content designed to be shared quickly. These include urgency phrases such as “BREAKING” or “share before deleted”, excessive capital letters, emotional amplifiers, sensational punctuation, and known viral claim templates. It gives a pattern score and lists the patterns it found. The purpose is to describe how the content is presented, not to judge whether a claim is true, and its weight in the fusion is 10%.</w:t>
-      </w:r>
-    </w:p>
-    <w:p>
-      <w:pPr>
-        <w:pStyle w:val="Heading2"/>
-        <w:spacing w:before="576" w:after="288"/>
-        <w:rPr>
-          <w:rFonts w:eastAsia="Times New Roman"/>
-        </w:rPr>
-      </w:pPr>
-      <w:r>
-        <w:rPr>
-          <w:rFonts w:eastAsia="Times New Roman"/>
-        </w:rPr>
-        <w:lastRenderedPageBreak/>
-        <w:t>4.9 Explainable AI Methodology</w:t>
-      </w:r>
-    </w:p>
-    <w:p>
-      <w:pPr>
-        <w:spacing w:before="576" w:beforeAutospacing="1" w:after="288" w:afterAutospacing="1" w:line="360" w:lineRule="auto"/>
-        <w:jc w:val="both"/>
-        <w:rPr>
-          <w:rFonts w:ascii="Times New Roman" w:eastAsia="Times New Roman" w:hAnsi="Times New Roman" w:cs="Times New Roman"/>
-          <w:sz w:val="24"/>
-          <w:szCs w:val="24"/>
-        </w:rPr>
-      </w:pPr>
-      <w:r>
-        <w:rPr>
-          <w:rFonts w:ascii="Times New Roman" w:eastAsia="Times New Roman" w:hAnsi="Times New Roman" w:cs="Times New Roman"/>
-          <w:sz w:val="24"/>
-          <w:szCs w:val="24"/>
-        </w:rPr>
-        <w:t xml:space="preserve">A prediction is more useful when the user can see why it was made. </w:t>
-      </w:r>
-      <w:proofErr w:type="spellStart"/>
-      <w:r>
-        <w:rPr>
-          <w:rFonts w:ascii="Times New Roman" w:eastAsia="Times New Roman" w:hAnsi="Times New Roman" w:cs="Times New Roman"/>
-          <w:sz w:val="24"/>
-          <w:szCs w:val="24"/>
-        </w:rPr>
-        <w:t>DeepGuard</w:t>
-      </w:r>
-      <w:proofErr w:type="spellEnd"/>
-      <w:r>
-        <w:rPr>
-          <w:rFonts w:ascii="Times New Roman" w:eastAsia="Times New Roman" w:hAnsi="Times New Roman" w:cs="Times New Roman"/>
-          <w:sz w:val="24"/>
-          <w:szCs w:val="24"/>
-        </w:rPr>
-        <w:t xml:space="preserve"> uses SHAP to explain the text prediction by showing which words pushed the result toward real or fake. For the context check, the explanation shows the image-text similarity and states whether the two match. The result page also shows the score of every module, the fusion breakdown, the metadata findings, the patterns found by the viral module, and the final risk level. The explanation describes what influenced the model, but it does not prove that a claim is true or false.</w:t>
-      </w:r>
-    </w:p>
-    <w:p>
-      <w:pPr>
-        <w:pStyle w:val="Heading2"/>
-        <w:spacing w:before="576" w:after="288"/>
-        <w:rPr>
-          <w:rFonts w:eastAsia="Times New Roman"/>
-        </w:rPr>
-      </w:pPr>
-      <w:r>
-        <w:rPr>
-          <w:rFonts w:eastAsia="Times New Roman"/>
-        </w:rPr>
-        <w:t>4.10 Overall Processing Workflow</w:t>
-      </w:r>
-    </w:p>
-    <w:p>
-      <w:pPr>
-        <w:spacing w:before="576" w:beforeAutospacing="1" w:after="288" w:afterAutospacing="1" w:line="360" w:lineRule="auto"/>
-        <w:jc w:val="both"/>
-        <w:rPr>
-          <w:rFonts w:ascii="Times New Roman" w:eastAsia="Times New Roman" w:hAnsi="Times New Roman" w:cs="Times New Roman"/>
-          <w:sz w:val="24"/>
-          <w:szCs w:val="24"/>
-        </w:rPr>
-      </w:pPr>
-      <w:r>
-        <w:rPr>
-          <w:rFonts w:ascii="Times New Roman" w:eastAsia="Times New Roman" w:hAnsi="Times New Roman" w:cs="Times New Roman"/>
-          <w:sz w:val="24"/>
-          <w:szCs w:val="24"/>
-        </w:rPr>
-        <w:t xml:space="preserve">The user submits text, an image, or both through the web interface, and the system validates the input, including a 10 MB limit on image size. The text goes through preprocessing and the </w:t>
-      </w:r>
-      <w:proofErr w:type="spellStart"/>
-      <w:r>
-        <w:rPr>
-          <w:rFonts w:ascii="Times New Roman" w:eastAsia="Times New Roman" w:hAnsi="Times New Roman" w:cs="Times New Roman"/>
-          <w:sz w:val="24"/>
-          <w:szCs w:val="24"/>
-        </w:rPr>
-        <w:t>DistilBERT</w:t>
-      </w:r>
-      <w:proofErr w:type="spellEnd"/>
-      <w:r>
-        <w:rPr>
-          <w:rFonts w:ascii="Times New Roman" w:eastAsia="Times New Roman" w:hAnsi="Times New Roman" w:cs="Times New Roman"/>
-          <w:sz w:val="24"/>
-          <w:szCs w:val="24"/>
-        </w:rPr>
-        <w:t xml:space="preserve"> classifier, and it is also checked for sentiment and viral patterns. The image goes through the image model and the metadata module. If both inputs are present, the context-aware module compares them. The fusion engine combines all scores into a final score, applies the cross-modal rule, and assigns a verdict and a risk level. The Explainable AI component prepares the explanation, and the report is shown to the user and saved in the analysis history.</w:t>
-      </w:r>
-    </w:p>
-    <w:p>
-      <w:pPr>
-        <w:spacing w:before="576" w:beforeAutospacing="1" w:after="288" w:afterAutospacing="1" w:line="240" w:lineRule="auto"/>
-        <w:outlineLvl w:val="2"/>
-        <w:rPr>
-          <w:rFonts w:ascii="Times New Roman" w:eastAsia="Times New Roman" w:hAnsi="Times New Roman" w:cs="Times New Roman"/>
-          <w:b/>
-          <w:bCs/>
-          <w:sz w:val="27"/>
-          <w:szCs w:val="27"/>
-        </w:rPr>
-      </w:pPr>
-      <w:r>
-        <w:rPr>
-          <w:rFonts w:ascii="Times New Roman" w:eastAsia="Times New Roman" w:hAnsi="Times New Roman" w:cs="Times New Roman"/>
-          <w:b/>
-          <w:bCs/>
-          <w:sz w:val="27"/>
-          <w:szCs w:val="27"/>
-        </w:rPr>
-        <w:t>4.11 Tools and Technologies</w:t>
-      </w:r>
     </w:p>
     <w:p>
       <w:pPr>
@@ -8643,310 +9294,10 @@
         <w:rPr>
           <w:rFonts w:ascii="Times New Roman" w:hAnsi="Times New Roman" w:cs="Times New Roman"/>
           <w:b/>
-          <w:sz w:val="24"/>
-          <w:szCs w:val="24"/>
-        </w:rPr>
-      </w:pPr>
-      <w:r>
-        <w:rPr>
-          <w:rFonts w:ascii="Times New Roman" w:hAnsi="Times New Roman" w:cs="Times New Roman"/>
-          <w:sz w:val="24"/>
-          <w:szCs w:val="24"/>
-        </w:rPr>
-        <w:t xml:space="preserve">Python is used to build and run all AI components. </w:t>
-      </w:r>
-      <w:proofErr w:type="spellStart"/>
-      <w:r>
-        <w:rPr>
-          <w:rFonts w:ascii="Times New Roman" w:hAnsi="Times New Roman" w:cs="Times New Roman"/>
-          <w:sz w:val="24"/>
-          <w:szCs w:val="24"/>
-        </w:rPr>
-        <w:t>PyTorch</w:t>
-      </w:r>
-      <w:proofErr w:type="spellEnd"/>
-      <w:r>
-        <w:rPr>
-          <w:rFonts w:ascii="Times New Roman" w:hAnsi="Times New Roman" w:cs="Times New Roman"/>
-          <w:sz w:val="24"/>
-          <w:szCs w:val="24"/>
-        </w:rPr>
-        <w:t xml:space="preserve"> and the Hugging Face Transformers library handle the </w:t>
-      </w:r>
-      <w:proofErr w:type="spellStart"/>
-      <w:r>
-        <w:rPr>
-          <w:rFonts w:ascii="Times New Roman" w:hAnsi="Times New Roman" w:cs="Times New Roman"/>
-          <w:sz w:val="24"/>
-          <w:szCs w:val="24"/>
-        </w:rPr>
-        <w:t>DistilBERT</w:t>
-      </w:r>
-      <w:proofErr w:type="spellEnd"/>
-      <w:r>
-        <w:rPr>
-          <w:rFonts w:ascii="Times New Roman" w:hAnsi="Times New Roman" w:cs="Times New Roman"/>
-          <w:sz w:val="24"/>
-          <w:szCs w:val="24"/>
-        </w:rPr>
-        <w:t xml:space="preserve"> text classification model, while the </w:t>
-      </w:r>
-      <w:proofErr w:type="spellStart"/>
-      <w:r>
-        <w:rPr>
-          <w:rStyle w:val="HTMLCode"/>
-          <w:rFonts w:ascii="Times New Roman" w:eastAsiaTheme="minorHAnsi" w:hAnsi="Times New Roman" w:cs="Times New Roman"/>
-          <w:sz w:val="24"/>
-          <w:szCs w:val="24"/>
-        </w:rPr>
-        <w:t>timm</w:t>
-      </w:r>
-      <w:proofErr w:type="spellEnd"/>
-      <w:r>
-        <w:rPr>
-          <w:rFonts w:ascii="Times New Roman" w:hAnsi="Times New Roman" w:cs="Times New Roman"/>
-          <w:sz w:val="24"/>
-          <w:szCs w:val="24"/>
-        </w:rPr>
-        <w:t xml:space="preserve"> library provides the EfficientNetV2-S vision backbone, which is exported to ONNX format and executed via ONNX Runtime for optimized inference. </w:t>
-      </w:r>
-      <w:proofErr w:type="spellStart"/>
-      <w:r>
-        <w:rPr>
-          <w:rFonts w:ascii="Times New Roman" w:hAnsi="Times New Roman" w:cs="Times New Roman"/>
-          <w:sz w:val="24"/>
-          <w:szCs w:val="24"/>
-        </w:rPr>
-        <w:t>OpenAI's</w:t>
-      </w:r>
-      <w:proofErr w:type="spellEnd"/>
-      <w:r>
-        <w:rPr>
-          <w:rFonts w:ascii="Times New Roman" w:hAnsi="Times New Roman" w:cs="Times New Roman"/>
-          <w:sz w:val="24"/>
-          <w:szCs w:val="24"/>
-        </w:rPr>
-        <w:t xml:space="preserve"> CLIP model is used to detect cross-modal text-image semantic alignment, VADER is employed for sentiment and viral intensity analysis, and SHAP provides token-level feature importance for Explainable AI (XAI). Flask serves as the backend framework connecting the web interface to the analysis pipeline, utilizing Flask's native session-based authentication and </w:t>
-      </w:r>
-      <w:proofErr w:type="spellStart"/>
-      <w:r>
-        <w:rPr>
-          <w:rFonts w:ascii="Times New Roman" w:hAnsi="Times New Roman" w:cs="Times New Roman"/>
-          <w:sz w:val="24"/>
-          <w:szCs w:val="24"/>
-        </w:rPr>
-        <w:t>Werkzeug</w:t>
-      </w:r>
-      <w:proofErr w:type="spellEnd"/>
-      <w:r>
-        <w:rPr>
-          <w:rFonts w:ascii="Times New Roman" w:hAnsi="Times New Roman" w:cs="Times New Roman"/>
-          <w:sz w:val="24"/>
-          <w:szCs w:val="24"/>
-        </w:rPr>
-        <w:t xml:space="preserve"> password hashing for access control. The user interface is developed using </w:t>
-      </w:r>
-      <w:r>
-        <w:rPr>
-          <w:rStyle w:val="Strong"/>
-          <w:rFonts w:ascii="Times New Roman" w:hAnsi="Times New Roman" w:cs="Times New Roman"/>
-          <w:b w:val="0"/>
-          <w:sz w:val="24"/>
-          <w:szCs w:val="24"/>
-        </w:rPr>
-        <w:t>HTML5</w:t>
-      </w:r>
-      <w:r>
-        <w:rPr>
-          <w:rFonts w:ascii="Times New Roman" w:hAnsi="Times New Roman" w:cs="Times New Roman"/>
-          <w:b/>
-          <w:sz w:val="24"/>
-          <w:szCs w:val="24"/>
-        </w:rPr>
-        <w:t xml:space="preserve">, </w:t>
-      </w:r>
-      <w:r>
-        <w:rPr>
-          <w:rStyle w:val="Strong"/>
-          <w:rFonts w:ascii="Times New Roman" w:hAnsi="Times New Roman" w:cs="Times New Roman"/>
-          <w:b w:val="0"/>
-          <w:sz w:val="24"/>
-          <w:szCs w:val="24"/>
-        </w:rPr>
-        <w:t>custom CSS3</w:t>
-      </w:r>
-      <w:r>
-        <w:rPr>
-          <w:rFonts w:ascii="Times New Roman" w:hAnsi="Times New Roman" w:cs="Times New Roman"/>
-          <w:sz w:val="24"/>
-          <w:szCs w:val="24"/>
-        </w:rPr>
-        <w:t xml:space="preserve">, and </w:t>
-      </w:r>
-      <w:r>
-        <w:rPr>
-          <w:rStyle w:val="Strong"/>
-          <w:rFonts w:ascii="Times New Roman" w:hAnsi="Times New Roman" w:cs="Times New Roman"/>
-          <w:b w:val="0"/>
-          <w:sz w:val="24"/>
-          <w:szCs w:val="24"/>
-        </w:rPr>
-        <w:t>Bootstrap 5</w:t>
-      </w:r>
-      <w:r>
-        <w:rPr>
-          <w:rFonts w:ascii="Times New Roman" w:hAnsi="Times New Roman" w:cs="Times New Roman"/>
-          <w:b/>
-          <w:sz w:val="24"/>
-          <w:szCs w:val="24"/>
-        </w:rPr>
-        <w:t>,</w:t>
-      </w:r>
-      <w:r>
-        <w:rPr>
-          <w:rFonts w:ascii="Times New Roman" w:hAnsi="Times New Roman" w:cs="Times New Roman"/>
-          <w:sz w:val="24"/>
-          <w:szCs w:val="24"/>
-        </w:rPr>
-        <w:t xml:space="preserve"> rendered dynamically via </w:t>
-      </w:r>
-      <w:r>
-        <w:rPr>
-          <w:rStyle w:val="Strong"/>
-          <w:rFonts w:ascii="Times New Roman" w:hAnsi="Times New Roman" w:cs="Times New Roman"/>
-          <w:b w:val="0"/>
-          <w:sz w:val="24"/>
-          <w:szCs w:val="24"/>
-        </w:rPr>
-        <w:t>Jinja2 templates</w:t>
-      </w:r>
-      <w:r>
-        <w:rPr>
-          <w:rFonts w:ascii="Times New Roman" w:hAnsi="Times New Roman" w:cs="Times New Roman"/>
-          <w:b/>
-          <w:sz w:val="24"/>
-          <w:szCs w:val="24"/>
-        </w:rPr>
-        <w:t>,</w:t>
-      </w:r>
-      <w:r>
-        <w:rPr>
-          <w:rFonts w:ascii="Times New Roman" w:hAnsi="Times New Roman" w:cs="Times New Roman"/>
-          <w:sz w:val="24"/>
-          <w:szCs w:val="24"/>
-        </w:rPr>
-        <w:t xml:space="preserve"> with </w:t>
-      </w:r>
-      <w:r>
-        <w:rPr>
-          <w:rStyle w:val="Strong"/>
-          <w:rFonts w:ascii="Times New Roman" w:hAnsi="Times New Roman" w:cs="Times New Roman"/>
-          <w:b w:val="0"/>
-          <w:sz w:val="24"/>
-          <w:szCs w:val="24"/>
-        </w:rPr>
-        <w:t>JavaScript</w:t>
-      </w:r>
-      <w:r>
-        <w:rPr>
-          <w:rFonts w:ascii="Times New Roman" w:hAnsi="Times New Roman" w:cs="Times New Roman"/>
-          <w:sz w:val="24"/>
-          <w:szCs w:val="24"/>
-        </w:rPr>
-        <w:t xml:space="preserve"> powering real-time client-side interactivity </w:t>
-      </w:r>
-      <w:r>
-        <w:rPr>
-          <w:rFonts w:ascii="Times New Roman" w:hAnsi="Times New Roman" w:cs="Times New Roman"/>
-          <w:sz w:val="24"/>
-          <w:szCs w:val="24"/>
-        </w:rPr>
-        <w:lastRenderedPageBreak/>
-        <w:t xml:space="preserve">and input validation. SQLite, managed through </w:t>
-      </w:r>
-      <w:proofErr w:type="spellStart"/>
-      <w:r>
-        <w:rPr>
-          <w:rFonts w:ascii="Times New Roman" w:hAnsi="Times New Roman" w:cs="Times New Roman"/>
-          <w:sz w:val="24"/>
-          <w:szCs w:val="24"/>
-        </w:rPr>
-        <w:t>SQLAlchemy</w:t>
-      </w:r>
-      <w:proofErr w:type="spellEnd"/>
-      <w:r>
-        <w:rPr>
-          <w:rFonts w:ascii="Times New Roman" w:hAnsi="Times New Roman" w:cs="Times New Roman"/>
-          <w:sz w:val="24"/>
-          <w:szCs w:val="24"/>
-        </w:rPr>
-        <w:t xml:space="preserve"> ORM, stores user accounts, system notifications, and prediction history. Pillow and </w:t>
-      </w:r>
-      <w:proofErr w:type="spellStart"/>
-      <w:r>
-        <w:rPr>
-          <w:rFonts w:ascii="Times New Roman" w:hAnsi="Times New Roman" w:cs="Times New Roman"/>
-          <w:sz w:val="24"/>
-          <w:szCs w:val="24"/>
-        </w:rPr>
-        <w:t>NumPy</w:t>
-      </w:r>
-      <w:proofErr w:type="spellEnd"/>
-      <w:r>
-        <w:rPr>
-          <w:rFonts w:ascii="Times New Roman" w:hAnsi="Times New Roman" w:cs="Times New Roman"/>
-          <w:sz w:val="24"/>
-          <w:szCs w:val="24"/>
-        </w:rPr>
-        <w:t xml:space="preserve"> handle image preprocessing and EXIF forensic metadata extraction. Model training and fine-tuning were performed on Google </w:t>
-      </w:r>
-      <w:proofErr w:type="spellStart"/>
-      <w:r>
-        <w:rPr>
-          <w:rFonts w:ascii="Times New Roman" w:hAnsi="Times New Roman" w:cs="Times New Roman"/>
-          <w:sz w:val="24"/>
-          <w:szCs w:val="24"/>
-        </w:rPr>
-        <w:t>Colab</w:t>
-      </w:r>
-      <w:proofErr w:type="spellEnd"/>
-      <w:r>
-        <w:rPr>
-          <w:rFonts w:ascii="Times New Roman" w:hAnsi="Times New Roman" w:cs="Times New Roman"/>
-          <w:sz w:val="24"/>
-          <w:szCs w:val="24"/>
-        </w:rPr>
-        <w:t xml:space="preserve"> with GPU acceleration, </w:t>
-      </w:r>
-      <w:r>
-        <w:rPr>
-          <w:rFonts w:ascii="Times New Roman" w:hAnsi="Times New Roman" w:cs="Times New Roman"/>
-          <w:b/>
-          <w:sz w:val="24"/>
-          <w:szCs w:val="24"/>
-        </w:rPr>
-        <w:t xml:space="preserve">and version control is managed using </w:t>
-      </w:r>
-      <w:proofErr w:type="spellStart"/>
-      <w:r>
-        <w:rPr>
-          <w:rFonts w:ascii="Times New Roman" w:hAnsi="Times New Roman" w:cs="Times New Roman"/>
-          <w:b/>
-          <w:sz w:val="24"/>
-          <w:szCs w:val="24"/>
-        </w:rPr>
-        <w:t>Git</w:t>
-      </w:r>
-      <w:proofErr w:type="spellEnd"/>
-      <w:r>
-        <w:rPr>
-          <w:rFonts w:ascii="Times New Roman" w:hAnsi="Times New Roman" w:cs="Times New Roman"/>
-          <w:b/>
-          <w:sz w:val="24"/>
-          <w:szCs w:val="24"/>
-        </w:rPr>
-        <w:t xml:space="preserve"> and GitHub</w:t>
-      </w:r>
+          <w:sz w:val="23"/>
+          <w:szCs w:val="23"/>
+        </w:rPr>
+      </w:pPr>
     </w:p>
     <w:p>
       <w:pPr>
@@ -9070,6 +9421,45 @@
     </w:p>
     <w:p>
       <w:pPr>
+        <w:pStyle w:val="Heading1"/>
+        <w:spacing w:before="576" w:after="288"/>
+      </w:pPr>
+      <w:r>
+        <w:t xml:space="preserve">Chapter </w:t>
+      </w:r>
+      <w:r>
+        <w:t>5</w:t>
+      </w:r>
+    </w:p>
+    <w:p>
+      <w:pPr>
+        <w:pStyle w:val="Heading2"/>
+        <w:spacing w:before="576" w:after="288"/>
+      </w:pPr>
+      <w:r>
+        <w:t>SYSTEM ARCHIECTURE</w:t>
+      </w:r>
+      <w:r>
+        <w:t>/INITIAL DESIGN</w:t>
+      </w:r>
+    </w:p>
+    <w:p>
+      <w:pPr>
+        <w:spacing w:before="576" w:after="288"/>
+      </w:pPr>
+    </w:p>
+    <w:p>
+      <w:pPr>
+        <w:pStyle w:val="Heading3"/>
+        <w:spacing w:before="576" w:after="288"/>
+      </w:pPr>
+      <w:r>
+        <w:lastRenderedPageBreak/>
+        <w:t>5.1 System Architecture</w:t>
+      </w:r>
+    </w:p>
+    <w:p>
+      <w:pPr>
         <w:autoSpaceDE w:val="0"/>
         <w:autoSpaceDN w:val="0"/>
         <w:adjustRightInd w:val="0"/>
@@ -9077,11 +9467,114 @@
         <w:jc w:val="both"/>
         <w:rPr>
           <w:rFonts w:ascii="Times New Roman" w:hAnsi="Times New Roman" w:cs="Times New Roman"/>
-          <w:b/>
           <w:sz w:val="23"/>
           <w:szCs w:val="23"/>
         </w:rPr>
       </w:pPr>
+      <w:r>
+        <w:rPr>
+          <w:rFonts w:ascii="Times New Roman" w:hAnsi="Times New Roman" w:cs="Times New Roman"/>
+          <w:sz w:val="23"/>
+          <w:szCs w:val="23"/>
+        </w:rPr>
+        <w:t>This section should provide a high-level overview of how the functionality and</w:t>
+      </w:r>
+      <w:r>
+        <w:rPr>
+          <w:rFonts w:ascii="Times New Roman" w:hAnsi="Times New Roman" w:cs="Times New Roman"/>
+          <w:sz w:val="23"/>
+          <w:szCs w:val="23"/>
+        </w:rPr>
+        <w:t xml:space="preserve"> </w:t>
+      </w:r>
+      <w:r>
+        <w:rPr>
+          <w:rFonts w:ascii="Times New Roman" w:hAnsi="Times New Roman" w:cs="Times New Roman"/>
+          <w:sz w:val="23"/>
+          <w:szCs w:val="23"/>
+        </w:rPr>
+        <w:t>responsibilities of the system were partitioned and then assigned to subsystems or</w:t>
+      </w:r>
+      <w:r>
+        <w:rPr>
+          <w:rFonts w:ascii="Times New Roman" w:hAnsi="Times New Roman" w:cs="Times New Roman"/>
+          <w:sz w:val="23"/>
+          <w:szCs w:val="23"/>
+        </w:rPr>
+        <w:t xml:space="preserve"> </w:t>
+      </w:r>
+      <w:r>
+        <w:rPr>
+          <w:rFonts w:ascii="Times New Roman" w:hAnsi="Times New Roman" w:cs="Times New Roman"/>
+          <w:sz w:val="23"/>
+          <w:szCs w:val="23"/>
+        </w:rPr>
+        <w:t>components.</w:t>
+      </w:r>
+      <w:r>
+        <w:rPr>
+          <w:rFonts w:ascii="Times New Roman" w:hAnsi="Times New Roman" w:cs="Times New Roman"/>
+          <w:sz w:val="23"/>
+          <w:szCs w:val="23"/>
+        </w:rPr>
+        <w:t xml:space="preserve"> </w:t>
+      </w:r>
+      <w:r>
+        <w:rPr>
+          <w:rFonts w:ascii="Times New Roman" w:hAnsi="Times New Roman" w:cs="Times New Roman"/>
+          <w:sz w:val="23"/>
+          <w:szCs w:val="23"/>
+        </w:rPr>
+        <w:t>Don't go into too much detail about the individual components themselves (there is a</w:t>
+      </w:r>
+      <w:r>
+        <w:rPr>
+          <w:rFonts w:ascii="Times New Roman" w:hAnsi="Times New Roman" w:cs="Times New Roman"/>
+          <w:sz w:val="23"/>
+          <w:szCs w:val="23"/>
+        </w:rPr>
+        <w:t xml:space="preserve"> </w:t>
+      </w:r>
+      <w:r>
+        <w:rPr>
+          <w:rFonts w:ascii="Times New Roman" w:hAnsi="Times New Roman" w:cs="Times New Roman"/>
+          <w:sz w:val="23"/>
+          <w:szCs w:val="23"/>
+        </w:rPr>
+        <w:t>subsequent section for detailed component descriptions). The main purpose here is to gain</w:t>
+      </w:r>
+      <w:r>
+        <w:rPr>
+          <w:rFonts w:ascii="Times New Roman" w:hAnsi="Times New Roman" w:cs="Times New Roman"/>
+          <w:sz w:val="23"/>
+          <w:szCs w:val="23"/>
+        </w:rPr>
+        <w:t xml:space="preserve"> </w:t>
+      </w:r>
+      <w:r>
+        <w:rPr>
+          <w:rFonts w:ascii="Times New Roman" w:hAnsi="Times New Roman" w:cs="Times New Roman"/>
+          <w:sz w:val="23"/>
+          <w:szCs w:val="23"/>
+        </w:rPr>
+        <w:t>a general understanding of how and why the system was decomposed, and how the</w:t>
+      </w:r>
+      <w:r>
+        <w:rPr>
+          <w:rFonts w:ascii="Times New Roman" w:hAnsi="Times New Roman" w:cs="Times New Roman"/>
+          <w:sz w:val="23"/>
+          <w:szCs w:val="23"/>
+        </w:rPr>
+        <w:t xml:space="preserve"> </w:t>
+      </w:r>
+      <w:r>
+        <w:rPr>
+          <w:rFonts w:ascii="Times New Roman" w:hAnsi="Times New Roman" w:cs="Times New Roman"/>
+          <w:sz w:val="23"/>
+          <w:szCs w:val="23"/>
+        </w:rPr>
+        <w:t>individual parts work together to provide the desired functionality.</w:t>
+      </w:r>
     </w:p>
     <w:p>
       <w:pPr>
@@ -9092,11 +9585,162 @@
         <w:jc w:val="both"/>
         <w:rPr>
           <w:rFonts w:ascii="Times New Roman" w:hAnsi="Times New Roman" w:cs="Times New Roman"/>
-          <w:b/>
           <w:sz w:val="23"/>
           <w:szCs w:val="23"/>
         </w:rPr>
       </w:pPr>
+      <w:r>
+        <w:rPr>
+          <w:rFonts w:ascii="Times New Roman" w:hAnsi="Times New Roman" w:cs="Times New Roman"/>
+          <w:sz w:val="23"/>
+          <w:szCs w:val="23"/>
+        </w:rPr>
+        <w:t>At the top-most level, describe the major responsibilities that the software must undertake</w:t>
+      </w:r>
+      <w:r>
+        <w:rPr>
+          <w:rFonts w:ascii="Times New Roman" w:hAnsi="Times New Roman" w:cs="Times New Roman"/>
+          <w:sz w:val="23"/>
+          <w:szCs w:val="23"/>
+        </w:rPr>
+        <w:t xml:space="preserve"> </w:t>
+      </w:r>
+      <w:r>
+        <w:rPr>
+          <w:rFonts w:ascii="Times New Roman" w:hAnsi="Times New Roman" w:cs="Times New Roman"/>
+          <w:sz w:val="23"/>
+          <w:szCs w:val="23"/>
+        </w:rPr>
+        <w:t>and the various roles that the system (or portions of the system) must play. Describe how</w:t>
+      </w:r>
+      <w:r>
+        <w:rPr>
+          <w:rFonts w:ascii="Times New Roman" w:hAnsi="Times New Roman" w:cs="Times New Roman"/>
+          <w:sz w:val="23"/>
+          <w:szCs w:val="23"/>
+        </w:rPr>
+        <w:t xml:space="preserve"> </w:t>
+      </w:r>
+      <w:r>
+        <w:rPr>
+          <w:rFonts w:ascii="Times New Roman" w:hAnsi="Times New Roman" w:cs="Times New Roman"/>
+          <w:sz w:val="23"/>
+          <w:szCs w:val="23"/>
+        </w:rPr>
+        <w:t>the system was broken down into its components/subsystems (identifying each top-level</w:t>
+      </w:r>
+      <w:r>
+        <w:rPr>
+          <w:rFonts w:ascii="Times New Roman" w:hAnsi="Times New Roman" w:cs="Times New Roman"/>
+          <w:sz w:val="23"/>
+          <w:szCs w:val="23"/>
+        </w:rPr>
+        <w:t xml:space="preserve"> </w:t>
+      </w:r>
+      <w:r>
+        <w:rPr>
+          <w:rFonts w:ascii="Times New Roman" w:hAnsi="Times New Roman" w:cs="Times New Roman"/>
+          <w:sz w:val="23"/>
+          <w:szCs w:val="23"/>
+        </w:rPr>
+        <w:t>component/subsystem and the roles/responsibilities assigned to it). Describe how the</w:t>
+      </w:r>
+      <w:r>
+        <w:rPr>
+          <w:rFonts w:ascii="Times New Roman" w:hAnsi="Times New Roman" w:cs="Times New Roman"/>
+          <w:sz w:val="23"/>
+          <w:szCs w:val="23"/>
+        </w:rPr>
+        <w:t xml:space="preserve"> </w:t>
+      </w:r>
+      <w:r>
+        <w:rPr>
+          <w:rFonts w:ascii="Times New Roman" w:hAnsi="Times New Roman" w:cs="Times New Roman"/>
+          <w:sz w:val="23"/>
+          <w:szCs w:val="23"/>
+        </w:rPr>
+        <w:t>higher-level components collaborate with each other in order to achieve the required</w:t>
+      </w:r>
+      <w:r>
+        <w:rPr>
+          <w:rFonts w:ascii="Times New Roman" w:hAnsi="Times New Roman" w:cs="Times New Roman"/>
+          <w:sz w:val="23"/>
+          <w:szCs w:val="23"/>
+        </w:rPr>
+        <w:t xml:space="preserve"> </w:t>
+      </w:r>
+      <w:r>
+        <w:rPr>
+          <w:rFonts w:ascii="Times New Roman" w:hAnsi="Times New Roman" w:cs="Times New Roman"/>
+          <w:sz w:val="23"/>
+          <w:szCs w:val="23"/>
+        </w:rPr>
+        <w:t>results. Don't forget to provide some sort of rationale for choosing this particular</w:t>
+      </w:r>
+      <w:r>
+        <w:rPr>
+          <w:rFonts w:ascii="Times New Roman" w:hAnsi="Times New Roman" w:cs="Times New Roman"/>
+          <w:sz w:val="23"/>
+          <w:szCs w:val="23"/>
+        </w:rPr>
+        <w:t xml:space="preserve"> </w:t>
+      </w:r>
+      <w:r>
+        <w:rPr>
+          <w:rFonts w:ascii="Times New Roman" w:hAnsi="Times New Roman" w:cs="Times New Roman"/>
+          <w:sz w:val="23"/>
+          <w:szCs w:val="23"/>
+        </w:rPr>
+        <w:t>decomposition of the system (perhaps discussing other proposed decompositions and why</w:t>
+      </w:r>
+      <w:r>
+        <w:rPr>
+          <w:rFonts w:ascii="Times New Roman" w:hAnsi="Times New Roman" w:cs="Times New Roman"/>
+          <w:sz w:val="23"/>
+          <w:szCs w:val="23"/>
+        </w:rPr>
+        <w:t xml:space="preserve"> </w:t>
+      </w:r>
+      <w:r>
+        <w:rPr>
+          <w:rFonts w:ascii="Times New Roman" w:hAnsi="Times New Roman" w:cs="Times New Roman"/>
+          <w:sz w:val="23"/>
+          <w:szCs w:val="23"/>
+        </w:rPr>
+        <w:t>they were rejected). Feel free to make use of design patterns, either in describing parts of</w:t>
+      </w:r>
+      <w:r>
+        <w:rPr>
+          <w:rFonts w:ascii="Times New Roman" w:hAnsi="Times New Roman" w:cs="Times New Roman"/>
+          <w:sz w:val="23"/>
+          <w:szCs w:val="23"/>
+        </w:rPr>
+        <w:t xml:space="preserve"> </w:t>
+      </w:r>
+      <w:r>
+        <w:rPr>
+          <w:rFonts w:ascii="Times New Roman" w:hAnsi="Times New Roman" w:cs="Times New Roman"/>
+          <w:sz w:val="23"/>
+          <w:szCs w:val="23"/>
+        </w:rPr>
+        <w:t>the architecture (in pattern format), or for referring to elements of the architecture that</w:t>
+      </w:r>
+      <w:r>
+        <w:rPr>
+          <w:rFonts w:ascii="Times New Roman" w:hAnsi="Times New Roman" w:cs="Times New Roman"/>
+          <w:sz w:val="23"/>
+          <w:szCs w:val="23"/>
+        </w:rPr>
+        <w:t xml:space="preserve"> </w:t>
+      </w:r>
+      <w:r>
+        <w:rPr>
+          <w:rFonts w:ascii="Times New Roman" w:hAnsi="Times New Roman" w:cs="Times New Roman"/>
+          <w:sz w:val="23"/>
+          <w:szCs w:val="23"/>
+        </w:rPr>
+        <w:t>employ them.</w:t>
+      </w:r>
     </w:p>
     <w:p>
       <w:pPr>
@@ -9107,10 +9751,134 @@
         <w:jc w:val="both"/>
         <w:rPr>
           <w:rFonts w:ascii="Times New Roman" w:hAnsi="Times New Roman" w:cs="Times New Roman"/>
-          <w:b/>
           <w:sz w:val="23"/>
           <w:szCs w:val="23"/>
         </w:rPr>
+      </w:pPr>
+      <w:r>
+        <w:rPr>
+          <w:rFonts w:ascii="Times New Roman" w:hAnsi="Times New Roman" w:cs="Times New Roman"/>
+          <w:sz w:val="23"/>
+          <w:szCs w:val="23"/>
+        </w:rPr>
+        <w:t>If there are any diagrams, models, flowcharts, documented scenarios or use-cases of the</w:t>
+      </w:r>
+      <w:r>
+        <w:rPr>
+          <w:rFonts w:ascii="Times New Roman" w:hAnsi="Times New Roman" w:cs="Times New Roman"/>
+          <w:sz w:val="23"/>
+          <w:szCs w:val="23"/>
+        </w:rPr>
+        <w:t xml:space="preserve"> </w:t>
+      </w:r>
+      <w:r>
+        <w:rPr>
+          <w:rFonts w:ascii="Times New Roman" w:hAnsi="Times New Roman" w:cs="Times New Roman"/>
+          <w:sz w:val="23"/>
+          <w:szCs w:val="23"/>
+        </w:rPr>
+        <w:t>system</w:t>
+      </w:r>
+      <w:r>
+        <w:rPr>
+          <w:rFonts w:ascii="Times New Roman" w:hAnsi="Times New Roman" w:cs="Times New Roman"/>
+          <w:sz w:val="23"/>
+          <w:szCs w:val="23"/>
+        </w:rPr>
+        <w:t xml:space="preserve"> </w:t>
+      </w:r>
+      <w:r>
+        <w:rPr>
+          <w:rFonts w:ascii="Times New Roman" w:hAnsi="Times New Roman" w:cs="Times New Roman"/>
+          <w:sz w:val="23"/>
+          <w:szCs w:val="23"/>
+        </w:rPr>
+        <w:t>behavior and/or structure, they may be included here (unless you feel they are</w:t>
+      </w:r>
+      <w:r>
+        <w:rPr>
+          <w:rFonts w:ascii="Times New Roman" w:hAnsi="Times New Roman" w:cs="Times New Roman"/>
+          <w:sz w:val="23"/>
+          <w:szCs w:val="23"/>
+        </w:rPr>
+        <w:t xml:space="preserve"> </w:t>
+      </w:r>
+      <w:r>
+        <w:rPr>
+          <w:rFonts w:ascii="Times New Roman" w:hAnsi="Times New Roman" w:cs="Times New Roman"/>
+          <w:sz w:val="23"/>
+          <w:szCs w:val="23"/>
+        </w:rPr>
+        <w:t>complex enough to</w:t>
+      </w:r>
+      <w:r>
+        <w:rPr>
+          <w:rFonts w:ascii="Times New Roman" w:hAnsi="Times New Roman" w:cs="Times New Roman"/>
+          <w:sz w:val="23"/>
+          <w:szCs w:val="23"/>
+        </w:rPr>
+        <w:t xml:space="preserve"> </w:t>
+      </w:r>
+      <w:r>
+        <w:rPr>
+          <w:rFonts w:ascii="Times New Roman" w:hAnsi="Times New Roman" w:cs="Times New Roman"/>
+          <w:sz w:val="23"/>
+          <w:szCs w:val="23"/>
+        </w:rPr>
+        <w:t>merit being placed in the Detailed System Design section). Diagrams</w:t>
+      </w:r>
+      <w:r>
+        <w:rPr>
+          <w:rFonts w:ascii="Times New Roman" w:hAnsi="Times New Roman" w:cs="Times New Roman"/>
+          <w:sz w:val="23"/>
+          <w:szCs w:val="23"/>
+        </w:rPr>
+        <w:t xml:space="preserve"> </w:t>
+      </w:r>
+      <w:r>
+        <w:rPr>
+          <w:rFonts w:ascii="Times New Roman" w:hAnsi="Times New Roman" w:cs="Times New Roman"/>
+          <w:sz w:val="23"/>
+          <w:szCs w:val="23"/>
+        </w:rPr>
+        <w:t>that describe a particular</w:t>
+      </w:r>
+      <w:r>
+        <w:rPr>
+          <w:rFonts w:ascii="Times New Roman" w:hAnsi="Times New Roman" w:cs="Times New Roman"/>
+          <w:sz w:val="23"/>
+          <w:szCs w:val="23"/>
+        </w:rPr>
+        <w:t xml:space="preserve"> </w:t>
+      </w:r>
+      <w:r>
+        <w:rPr>
+          <w:rFonts w:ascii="Times New Roman" w:hAnsi="Times New Roman" w:cs="Times New Roman"/>
+          <w:sz w:val="23"/>
+          <w:szCs w:val="23"/>
+        </w:rPr>
+        <w:t>component or subsystem should be included within the</w:t>
+      </w:r>
+      <w:r>
+        <w:rPr>
+          <w:rFonts w:ascii="Times New Roman" w:hAnsi="Times New Roman" w:cs="Times New Roman"/>
+          <w:sz w:val="23"/>
+          <w:szCs w:val="23"/>
+        </w:rPr>
+        <w:t xml:space="preserve"> </w:t>
+      </w:r>
+      <w:r>
+        <w:rPr>
+          <w:rFonts w:ascii="Times New Roman" w:hAnsi="Times New Roman" w:cs="Times New Roman"/>
+          <w:sz w:val="23"/>
+          <w:szCs w:val="23"/>
+        </w:rPr>
+        <w:t>particular subsection that describes that component or subsystem.</w:t>
+      </w:r>
+    </w:p>
+    <w:p>
+      <w:pPr>
+        <w:spacing w:before="576" w:after="288"/>
       </w:pPr>
     </w:p>
     <w:p>
@@ -9119,7 +9887,6 @@
         <w:autoSpaceDN w:val="0"/>
         <w:adjustRightInd w:val="0"/>
         <w:spacing w:before="576" w:after="288" w:line="360" w:lineRule="auto"/>
-        <w:jc w:val="both"/>
         <w:rPr>
           <w:rFonts w:ascii="Times New Roman" w:hAnsi="Times New Roman" w:cs="Times New Roman"/>
           <w:b/>
@@ -9127,6 +9894,24 @@
           <w:szCs w:val="23"/>
         </w:rPr>
       </w:pPr>
+      <w:r>
+        <w:rPr>
+          <w:rFonts w:ascii="Times New Roman" w:hAnsi="Times New Roman" w:cs="Times New Roman"/>
+          <w:b/>
+          <w:sz w:val="23"/>
+          <w:szCs w:val="23"/>
+        </w:rPr>
+        <w:t>5</w:t>
+      </w:r>
+      <w:r>
+        <w:rPr>
+          <w:rFonts w:ascii="Times New Roman" w:hAnsi="Times New Roman" w:cs="Times New Roman"/>
+          <w:b/>
+          <w:sz w:val="23"/>
+          <w:szCs w:val="23"/>
+        </w:rPr>
+        <w:t>.1.1 Architecture Design Approach</w:t>
+      </w:r>
     </w:p>
     <w:p>
       <w:pPr>
@@ -9137,48 +9922,17 @@
         <w:jc w:val="both"/>
         <w:rPr>
           <w:rFonts w:ascii="Times New Roman" w:hAnsi="Times New Roman" w:cs="Times New Roman"/>
-          <w:b/>
           <w:sz w:val="23"/>
           <w:szCs w:val="23"/>
         </w:rPr>
       </w:pPr>
-    </w:p>
-    <w:p>
-      <w:pPr>
-        <w:pStyle w:val="Heading1"/>
-        <w:spacing w:before="576" w:after="288"/>
-      </w:pPr>
-      <w:r>
-        <w:t xml:space="preserve">Chapter </w:t>
-      </w:r>
-      <w:r>
-        <w:t>5</w:t>
-      </w:r>
-    </w:p>
-    <w:p>
-      <w:pPr>
-        <w:pStyle w:val="Heading2"/>
-        <w:spacing w:before="576" w:after="288"/>
-      </w:pPr>
-      <w:r>
-        <w:t>SYSTEM ARCHIECTURE</w:t>
-      </w:r>
-      <w:r>
-        <w:t>/INITIAL DESIGN</w:t>
-      </w:r>
-    </w:p>
-    <w:p>
-      <w:pPr>
-        <w:spacing w:before="576" w:after="288"/>
-      </w:pPr>
-    </w:p>
-    <w:p>
-      <w:pPr>
-        <w:pStyle w:val="Heading3"/>
-        <w:spacing w:before="576" w:after="288"/>
-      </w:pPr>
-      <w:r>
-        <w:t>5.1 System Architecture</w:t>
+      <w:r>
+        <w:rPr>
+          <w:rFonts w:ascii="Times New Roman" w:hAnsi="Times New Roman" w:cs="Times New Roman"/>
+          <w:sz w:val="23"/>
+          <w:szCs w:val="23"/>
+        </w:rPr>
+        <w:t>Describe the architectural design approach.</w:t>
       </w:r>
     </w:p>
     <w:p>
@@ -9187,9 +9941,9 @@
         <w:autoSpaceDN w:val="0"/>
         <w:adjustRightInd w:val="0"/>
         <w:spacing w:before="576" w:after="288" w:line="360" w:lineRule="auto"/>
-        <w:jc w:val="both"/>
-        <w:rPr>
-          <w:rFonts w:ascii="Times New Roman" w:hAnsi="Times New Roman" w:cs="Times New Roman"/>
+        <w:rPr>
+          <w:rFonts w:ascii="Times New Roman" w:hAnsi="Times New Roman" w:cs="Times New Roman"/>
+          <w:b/>
           <w:sz w:val="23"/>
           <w:szCs w:val="23"/>
         </w:rPr>
@@ -9197,106 +9951,21 @@
       <w:r>
         <w:rPr>
           <w:rFonts w:ascii="Times New Roman" w:hAnsi="Times New Roman" w:cs="Times New Roman"/>
+          <w:b/>
           <w:sz w:val="23"/>
           <w:szCs w:val="23"/>
         </w:rPr>
-        <w:t>This section should provide a high-level overview of how the functionality and</w:t>
-      </w:r>
-      <w:r>
-        <w:rPr>
-          <w:rFonts w:ascii="Times New Roman" w:hAnsi="Times New Roman" w:cs="Times New Roman"/>
+        <w:lastRenderedPageBreak/>
+        <w:t>5</w:t>
+      </w:r>
+      <w:r>
+        <w:rPr>
+          <w:rFonts w:ascii="Times New Roman" w:hAnsi="Times New Roman" w:cs="Times New Roman"/>
+          <w:b/>
           <w:sz w:val="23"/>
           <w:szCs w:val="23"/>
         </w:rPr>
-        <w:t xml:space="preserve"> </w:t>
-      </w:r>
-      <w:r>
-        <w:rPr>
-          <w:rFonts w:ascii="Times New Roman" w:hAnsi="Times New Roman" w:cs="Times New Roman"/>
-          <w:sz w:val="23"/>
-          <w:szCs w:val="23"/>
-        </w:rPr>
-        <w:t>responsibilities of the system were partitioned and then assigned to subsystems or</w:t>
-      </w:r>
-      <w:r>
-        <w:rPr>
-          <w:rFonts w:ascii="Times New Roman" w:hAnsi="Times New Roman" w:cs="Times New Roman"/>
-          <w:sz w:val="23"/>
-          <w:szCs w:val="23"/>
-        </w:rPr>
-        <w:t xml:space="preserve"> </w:t>
-      </w:r>
-      <w:r>
-        <w:rPr>
-          <w:rFonts w:ascii="Times New Roman" w:hAnsi="Times New Roman" w:cs="Times New Roman"/>
-          <w:sz w:val="23"/>
-          <w:szCs w:val="23"/>
-        </w:rPr>
-        <w:t>components.</w:t>
-      </w:r>
-      <w:r>
-        <w:rPr>
-          <w:rFonts w:ascii="Times New Roman" w:hAnsi="Times New Roman" w:cs="Times New Roman"/>
-          <w:sz w:val="23"/>
-          <w:szCs w:val="23"/>
-        </w:rPr>
-        <w:t xml:space="preserve"> </w:t>
-      </w:r>
-      <w:r>
-        <w:rPr>
-          <w:rFonts w:ascii="Times New Roman" w:hAnsi="Times New Roman" w:cs="Times New Roman"/>
-          <w:sz w:val="23"/>
-          <w:szCs w:val="23"/>
-        </w:rPr>
-        <w:t>Don't go into too much detail about the individual components themselves (there is a</w:t>
-      </w:r>
-      <w:r>
-        <w:rPr>
-          <w:rFonts w:ascii="Times New Roman" w:hAnsi="Times New Roman" w:cs="Times New Roman"/>
-          <w:sz w:val="23"/>
-          <w:szCs w:val="23"/>
-        </w:rPr>
-        <w:t xml:space="preserve"> </w:t>
-      </w:r>
-      <w:r>
-        <w:rPr>
-          <w:rFonts w:ascii="Times New Roman" w:hAnsi="Times New Roman" w:cs="Times New Roman"/>
-          <w:sz w:val="23"/>
-          <w:szCs w:val="23"/>
-        </w:rPr>
-        <w:t>subsequent section for detailed component descriptions). The main purpose here is to gain</w:t>
-      </w:r>
-      <w:r>
-        <w:rPr>
-          <w:rFonts w:ascii="Times New Roman" w:hAnsi="Times New Roman" w:cs="Times New Roman"/>
-          <w:sz w:val="23"/>
-          <w:szCs w:val="23"/>
-        </w:rPr>
-        <w:t xml:space="preserve"> </w:t>
-      </w:r>
-      <w:r>
-        <w:rPr>
-          <w:rFonts w:ascii="Times New Roman" w:hAnsi="Times New Roman" w:cs="Times New Roman"/>
-          <w:sz w:val="23"/>
-          <w:szCs w:val="23"/>
-        </w:rPr>
-        <w:t>a general understanding of how and why the system was decomposed, and how the</w:t>
-      </w:r>
-      <w:r>
-        <w:rPr>
-          <w:rFonts w:ascii="Times New Roman" w:hAnsi="Times New Roman" w:cs="Times New Roman"/>
-          <w:sz w:val="23"/>
-          <w:szCs w:val="23"/>
-        </w:rPr>
-        <w:t xml:space="preserve"> </w:t>
-      </w:r>
-      <w:r>
-        <w:rPr>
-          <w:rFonts w:ascii="Times New Roman" w:hAnsi="Times New Roman" w:cs="Times New Roman"/>
-          <w:sz w:val="23"/>
-          <w:szCs w:val="23"/>
-        </w:rPr>
-        <w:t>individual parts work together to provide the desired functionality.</w:t>
+        <w:t>.1.2 Architecture Design</w:t>
       </w:r>
     </w:p>
     <w:p>
@@ -9318,151 +9987,7 @@
           <w:sz w:val="23"/>
           <w:szCs w:val="23"/>
         </w:rPr>
-        <w:t>At the top-most level, describe the major responsibilities that the software must undertake</w:t>
-      </w:r>
-      <w:r>
-        <w:rPr>
-          <w:rFonts w:ascii="Times New Roman" w:hAnsi="Times New Roman" w:cs="Times New Roman"/>
-          <w:sz w:val="23"/>
-          <w:szCs w:val="23"/>
-        </w:rPr>
-        <w:t xml:space="preserve"> </w:t>
-      </w:r>
-      <w:r>
-        <w:rPr>
-          <w:rFonts w:ascii="Times New Roman" w:hAnsi="Times New Roman" w:cs="Times New Roman"/>
-          <w:sz w:val="23"/>
-          <w:szCs w:val="23"/>
-        </w:rPr>
-        <w:t>and the various roles that the system (or portions of the system) must play. Describe how</w:t>
-      </w:r>
-      <w:r>
-        <w:rPr>
-          <w:rFonts w:ascii="Times New Roman" w:hAnsi="Times New Roman" w:cs="Times New Roman"/>
-          <w:sz w:val="23"/>
-          <w:szCs w:val="23"/>
-        </w:rPr>
-        <w:t xml:space="preserve"> </w:t>
-      </w:r>
-      <w:r>
-        <w:rPr>
-          <w:rFonts w:ascii="Times New Roman" w:hAnsi="Times New Roman" w:cs="Times New Roman"/>
-          <w:sz w:val="23"/>
-          <w:szCs w:val="23"/>
-        </w:rPr>
-        <w:t>the system was broken down into its components/subsystems (identifying each top-level</w:t>
-      </w:r>
-      <w:r>
-        <w:rPr>
-          <w:rFonts w:ascii="Times New Roman" w:hAnsi="Times New Roman" w:cs="Times New Roman"/>
-          <w:sz w:val="23"/>
-          <w:szCs w:val="23"/>
-        </w:rPr>
-        <w:t xml:space="preserve"> </w:t>
-      </w:r>
-      <w:r>
-        <w:rPr>
-          <w:rFonts w:ascii="Times New Roman" w:hAnsi="Times New Roman" w:cs="Times New Roman"/>
-          <w:sz w:val="23"/>
-          <w:szCs w:val="23"/>
-        </w:rPr>
-        <w:t>component/subsystem and the roles/responsibilities assigned to it). Describe how the</w:t>
-      </w:r>
-      <w:r>
-        <w:rPr>
-          <w:rFonts w:ascii="Times New Roman" w:hAnsi="Times New Roman" w:cs="Times New Roman"/>
-          <w:sz w:val="23"/>
-          <w:szCs w:val="23"/>
-        </w:rPr>
-        <w:t xml:space="preserve"> </w:t>
-      </w:r>
-      <w:r>
-        <w:rPr>
-          <w:rFonts w:ascii="Times New Roman" w:hAnsi="Times New Roman" w:cs="Times New Roman"/>
-          <w:sz w:val="23"/>
-          <w:szCs w:val="23"/>
-        </w:rPr>
-        <w:t>higher-level components collaborate with each other in order to achieve the required</w:t>
-      </w:r>
-      <w:r>
-        <w:rPr>
-          <w:rFonts w:ascii="Times New Roman" w:hAnsi="Times New Roman" w:cs="Times New Roman"/>
-          <w:sz w:val="23"/>
-          <w:szCs w:val="23"/>
-        </w:rPr>
-        <w:t xml:space="preserve"> </w:t>
-      </w:r>
-      <w:r>
-        <w:rPr>
-          <w:rFonts w:ascii="Times New Roman" w:hAnsi="Times New Roman" w:cs="Times New Roman"/>
-          <w:sz w:val="23"/>
-          <w:szCs w:val="23"/>
-        </w:rPr>
-        <w:t>results. Don't forget to provide some sort of rationale for choosing this particular</w:t>
-      </w:r>
-      <w:r>
-        <w:rPr>
-          <w:rFonts w:ascii="Times New Roman" w:hAnsi="Times New Roman" w:cs="Times New Roman"/>
-          <w:sz w:val="23"/>
-          <w:szCs w:val="23"/>
-        </w:rPr>
-        <w:t xml:space="preserve"> </w:t>
-      </w:r>
-      <w:r>
-        <w:rPr>
-          <w:rFonts w:ascii="Times New Roman" w:hAnsi="Times New Roman" w:cs="Times New Roman"/>
-          <w:sz w:val="23"/>
-          <w:szCs w:val="23"/>
-        </w:rPr>
-        <w:t>decomposition of the system (perhaps discussing other proposed decompositions and why</w:t>
-      </w:r>
-      <w:r>
-        <w:rPr>
-          <w:rFonts w:ascii="Times New Roman" w:hAnsi="Times New Roman" w:cs="Times New Roman"/>
-          <w:sz w:val="23"/>
-          <w:szCs w:val="23"/>
-        </w:rPr>
-        <w:t xml:space="preserve"> </w:t>
-      </w:r>
-      <w:r>
-        <w:rPr>
-          <w:rFonts w:ascii="Times New Roman" w:hAnsi="Times New Roman" w:cs="Times New Roman"/>
-          <w:sz w:val="23"/>
-          <w:szCs w:val="23"/>
-        </w:rPr>
-        <w:t>they were rejected). Feel free to make use of design patterns, either in describing parts of</w:t>
-      </w:r>
-      <w:r>
-        <w:rPr>
-          <w:rFonts w:ascii="Times New Roman" w:hAnsi="Times New Roman" w:cs="Times New Roman"/>
-          <w:sz w:val="23"/>
-          <w:szCs w:val="23"/>
-        </w:rPr>
-        <w:t xml:space="preserve"> </w:t>
-      </w:r>
-      <w:r>
-        <w:rPr>
-          <w:rFonts w:ascii="Times New Roman" w:hAnsi="Times New Roman" w:cs="Times New Roman"/>
-          <w:sz w:val="23"/>
-          <w:szCs w:val="23"/>
-        </w:rPr>
-        <w:t>the architecture (in pattern format), or for referring to elements of the architecture that</w:t>
-      </w:r>
-      <w:r>
-        <w:rPr>
-          <w:rFonts w:ascii="Times New Roman" w:hAnsi="Times New Roman" w:cs="Times New Roman"/>
-          <w:sz w:val="23"/>
-          <w:szCs w:val="23"/>
-        </w:rPr>
-        <w:t xml:space="preserve"> </w:t>
-      </w:r>
-      <w:r>
-        <w:rPr>
-          <w:rFonts w:ascii="Times New Roman" w:hAnsi="Times New Roman" w:cs="Times New Roman"/>
-          <w:sz w:val="23"/>
-          <w:szCs w:val="23"/>
-        </w:rPr>
-        <w:t>employ them.</w:t>
+        <w:t>Provide and describe a figure that depicts the overall system architecture. Develop a modular program structure and explain the relationships between the modules to achieve the complete functionality of the system. This is a high-level overview of how responsibilities of the system were partitioned and then assigned to subsystems. Identify each high-level subsystem and the roles or responsibilities assigned to it. Describe how these subsystems collaborate with each other in order to achieve the desired functionality. Don’t go into too much detail about the individual subsystems. The main purpose is to gain a general understanding of how and why the system was decomposed, and how the individual parts work together. Provide a diagram showing the major subsystems and data repositories and their interconnections. Describe the diagram if required.</w:t>
       </w:r>
     </w:p>
     <w:p>
@@ -9471,9 +9996,9 @@
         <w:autoSpaceDN w:val="0"/>
         <w:adjustRightInd w:val="0"/>
         <w:spacing w:before="576" w:after="288" w:line="360" w:lineRule="auto"/>
-        <w:jc w:val="both"/>
-        <w:rPr>
-          <w:rFonts w:ascii="Times New Roman" w:hAnsi="Times New Roman" w:cs="Times New Roman"/>
+        <w:rPr>
+          <w:rFonts w:ascii="Times New Roman" w:hAnsi="Times New Roman" w:cs="Times New Roman"/>
+          <w:b/>
           <w:sz w:val="23"/>
           <w:szCs w:val="23"/>
         </w:rPr>
@@ -9481,129 +10006,21 @@
       <w:r>
         <w:rPr>
           <w:rFonts w:ascii="Times New Roman" w:hAnsi="Times New Roman" w:cs="Times New Roman"/>
+          <w:b/>
           <w:sz w:val="23"/>
           <w:szCs w:val="23"/>
         </w:rPr>
-        <w:lastRenderedPageBreak/>
-        <w:t>If there are any diagrams, models, flowcharts, documented scenarios or use-cases of the</w:t>
-      </w:r>
-      <w:r>
-        <w:rPr>
-          <w:rFonts w:ascii="Times New Roman" w:hAnsi="Times New Roman" w:cs="Times New Roman"/>
+        <w:t>5</w:t>
+      </w:r>
+      <w:r>
+        <w:rPr>
+          <w:rFonts w:ascii="Times New Roman" w:hAnsi="Times New Roman" w:cs="Times New Roman"/>
+          <w:b/>
           <w:sz w:val="23"/>
           <w:szCs w:val="23"/>
         </w:rPr>
-        <w:t xml:space="preserve"> </w:t>
-      </w:r>
-      <w:r>
-        <w:rPr>
-          <w:rFonts w:ascii="Times New Roman" w:hAnsi="Times New Roman" w:cs="Times New Roman"/>
-          <w:sz w:val="23"/>
-          <w:szCs w:val="23"/>
-        </w:rPr>
-        <w:t>system</w:t>
-      </w:r>
-      <w:r>
-        <w:rPr>
-          <w:rFonts w:ascii="Times New Roman" w:hAnsi="Times New Roman" w:cs="Times New Roman"/>
-          <w:sz w:val="23"/>
-          <w:szCs w:val="23"/>
-        </w:rPr>
-        <w:t xml:space="preserve"> </w:t>
-      </w:r>
-      <w:r>
-        <w:rPr>
-          <w:rFonts w:ascii="Times New Roman" w:hAnsi="Times New Roman" w:cs="Times New Roman"/>
-          <w:sz w:val="23"/>
-          <w:szCs w:val="23"/>
-        </w:rPr>
-        <w:t>behavior and/or structure, they may be included here (unless you feel they are</w:t>
-      </w:r>
-      <w:r>
-        <w:rPr>
-          <w:rFonts w:ascii="Times New Roman" w:hAnsi="Times New Roman" w:cs="Times New Roman"/>
-          <w:sz w:val="23"/>
-          <w:szCs w:val="23"/>
-        </w:rPr>
-        <w:t xml:space="preserve"> </w:t>
-      </w:r>
-      <w:r>
-        <w:rPr>
-          <w:rFonts w:ascii="Times New Roman" w:hAnsi="Times New Roman" w:cs="Times New Roman"/>
-          <w:sz w:val="23"/>
-          <w:szCs w:val="23"/>
-        </w:rPr>
-        <w:t>complex enough to</w:t>
-      </w:r>
-      <w:r>
-        <w:rPr>
-          <w:rFonts w:ascii="Times New Roman" w:hAnsi="Times New Roman" w:cs="Times New Roman"/>
-          <w:sz w:val="23"/>
-          <w:szCs w:val="23"/>
-        </w:rPr>
-        <w:t xml:space="preserve"> </w:t>
-      </w:r>
-      <w:r>
-        <w:rPr>
-          <w:rFonts w:ascii="Times New Roman" w:hAnsi="Times New Roman" w:cs="Times New Roman"/>
-          <w:sz w:val="23"/>
-          <w:szCs w:val="23"/>
-        </w:rPr>
-        <w:t>merit being placed in the Detailed System Design section). Diagrams</w:t>
-      </w:r>
-      <w:r>
-        <w:rPr>
-          <w:rFonts w:ascii="Times New Roman" w:hAnsi="Times New Roman" w:cs="Times New Roman"/>
-          <w:sz w:val="23"/>
-          <w:szCs w:val="23"/>
-        </w:rPr>
-        <w:t xml:space="preserve"> </w:t>
-      </w:r>
-      <w:r>
-        <w:rPr>
-          <w:rFonts w:ascii="Times New Roman" w:hAnsi="Times New Roman" w:cs="Times New Roman"/>
-          <w:sz w:val="23"/>
-          <w:szCs w:val="23"/>
-        </w:rPr>
-        <w:t>that describe a particular</w:t>
-      </w:r>
-      <w:r>
-        <w:rPr>
-          <w:rFonts w:ascii="Times New Roman" w:hAnsi="Times New Roman" w:cs="Times New Roman"/>
-          <w:sz w:val="23"/>
-          <w:szCs w:val="23"/>
-        </w:rPr>
-        <w:t xml:space="preserve"> </w:t>
-      </w:r>
-      <w:r>
-        <w:rPr>
-          <w:rFonts w:ascii="Times New Roman" w:hAnsi="Times New Roman" w:cs="Times New Roman"/>
-          <w:sz w:val="23"/>
-          <w:szCs w:val="23"/>
-        </w:rPr>
-        <w:t>component or subsystem should be included within the</w:t>
-      </w:r>
-      <w:r>
-        <w:rPr>
-          <w:rFonts w:ascii="Times New Roman" w:hAnsi="Times New Roman" w:cs="Times New Roman"/>
-          <w:sz w:val="23"/>
-          <w:szCs w:val="23"/>
-        </w:rPr>
-        <w:t xml:space="preserve"> </w:t>
-      </w:r>
-      <w:r>
-        <w:rPr>
-          <w:rFonts w:ascii="Times New Roman" w:hAnsi="Times New Roman" w:cs="Times New Roman"/>
-          <w:sz w:val="23"/>
-          <w:szCs w:val="23"/>
-        </w:rPr>
-        <w:t>particular subsection that describes that component or subsystem.</w:t>
-      </w:r>
-    </w:p>
-    <w:p>
-      <w:pPr>
-        <w:spacing w:before="576" w:after="288"/>
-      </w:pPr>
+        <w:t>.1.3 Subsystem Architecture</w:t>
+      </w:r>
     </w:p>
     <w:p>
       <w:pPr>
@@ -9611,9 +10028,9 @@
         <w:autoSpaceDN w:val="0"/>
         <w:adjustRightInd w:val="0"/>
         <w:spacing w:before="576" w:after="288" w:line="360" w:lineRule="auto"/>
-        <w:rPr>
-          <w:rFonts w:ascii="Times New Roman" w:hAnsi="Times New Roman" w:cs="Times New Roman"/>
-          <w:b/>
+        <w:jc w:val="both"/>
+        <w:rPr>
+          <w:rFonts w:ascii="Times New Roman" w:hAnsi="Times New Roman" w:cs="Times New Roman"/>
           <w:sz w:val="23"/>
           <w:szCs w:val="23"/>
         </w:rPr>
@@ -9621,159 +10038,10 @@
       <w:r>
         <w:rPr>
           <w:rFonts w:ascii="Times New Roman" w:hAnsi="Times New Roman" w:cs="Times New Roman"/>
-          <w:b/>
           <w:sz w:val="23"/>
           <w:szCs w:val="23"/>
         </w:rPr>
-        <w:t>5</w:t>
-      </w:r>
-      <w:r>
-        <w:rPr>
-          <w:rFonts w:ascii="Times New Roman" w:hAnsi="Times New Roman" w:cs="Times New Roman"/>
-          <w:b/>
-          <w:sz w:val="23"/>
-          <w:szCs w:val="23"/>
-        </w:rPr>
-        <w:t>.1.1 Architecture Design Approach</w:t>
-      </w:r>
-    </w:p>
-    <w:p>
-      <w:pPr>
-        <w:autoSpaceDE w:val="0"/>
-        <w:autoSpaceDN w:val="0"/>
-        <w:adjustRightInd w:val="0"/>
-        <w:spacing w:before="576" w:after="288" w:line="360" w:lineRule="auto"/>
-        <w:jc w:val="both"/>
-        <w:rPr>
-          <w:rFonts w:ascii="Times New Roman" w:hAnsi="Times New Roman" w:cs="Times New Roman"/>
-          <w:sz w:val="23"/>
-          <w:szCs w:val="23"/>
-        </w:rPr>
-      </w:pPr>
-      <w:r>
-        <w:rPr>
-          <w:rFonts w:ascii="Times New Roman" w:hAnsi="Times New Roman" w:cs="Times New Roman"/>
-          <w:sz w:val="23"/>
-          <w:szCs w:val="23"/>
-        </w:rPr>
-        <w:t>Describe the architectural design approach.</w:t>
-      </w:r>
-    </w:p>
-    <w:p>
-      <w:pPr>
-        <w:autoSpaceDE w:val="0"/>
-        <w:autoSpaceDN w:val="0"/>
-        <w:adjustRightInd w:val="0"/>
-        <w:spacing w:before="576" w:after="288" w:line="360" w:lineRule="auto"/>
-        <w:rPr>
-          <w:rFonts w:ascii="Times New Roman" w:hAnsi="Times New Roman" w:cs="Times New Roman"/>
-          <w:b/>
-          <w:sz w:val="23"/>
-          <w:szCs w:val="23"/>
-        </w:rPr>
-      </w:pPr>
-      <w:r>
-        <w:rPr>
-          <w:rFonts w:ascii="Times New Roman" w:hAnsi="Times New Roman" w:cs="Times New Roman"/>
-          <w:b/>
-          <w:sz w:val="23"/>
-          <w:szCs w:val="23"/>
-        </w:rPr>
-        <w:t>5</w:t>
-      </w:r>
-      <w:r>
-        <w:rPr>
-          <w:rFonts w:ascii="Times New Roman" w:hAnsi="Times New Roman" w:cs="Times New Roman"/>
-          <w:b/>
-          <w:sz w:val="23"/>
-          <w:szCs w:val="23"/>
-        </w:rPr>
-        <w:t>.1.2 Architecture Design</w:t>
-      </w:r>
-    </w:p>
-    <w:p>
-      <w:pPr>
-        <w:autoSpaceDE w:val="0"/>
-        <w:autoSpaceDN w:val="0"/>
-        <w:adjustRightInd w:val="0"/>
-        <w:spacing w:before="576" w:after="288" w:line="360" w:lineRule="auto"/>
-        <w:jc w:val="both"/>
-        <w:rPr>
-          <w:rFonts w:ascii="Times New Roman" w:hAnsi="Times New Roman" w:cs="Times New Roman"/>
-          <w:sz w:val="23"/>
-          <w:szCs w:val="23"/>
-        </w:rPr>
-      </w:pPr>
-      <w:r>
-        <w:rPr>
-          <w:rFonts w:ascii="Times New Roman" w:hAnsi="Times New Roman" w:cs="Times New Roman"/>
-          <w:sz w:val="23"/>
-          <w:szCs w:val="23"/>
-        </w:rPr>
-        <w:t>Provide and describe a figure that depicts the overall system architecture. Develop a modular program structure and explain the relationships between the modules to achieve the complete functionality of the system. This is a high-level overview of how responsibilities of the system were partitioned and then assigned to subsystems. Identify each high-level subsystem and the roles or responsibilities assigned to it. Describe how these subsystems collaborate with each other in order to achieve the desired functionality. Don’t go into too much detail about the individual subsystems. The main purpose is to gain a general understanding of how and why the system was decomposed, and how the individual parts work together. Provide a diagram showing the major subsystems and data repositories and their interconnections. Describe the diagram if required.</w:t>
-      </w:r>
-    </w:p>
-    <w:p>
-      <w:pPr>
-        <w:autoSpaceDE w:val="0"/>
-        <w:autoSpaceDN w:val="0"/>
-        <w:adjustRightInd w:val="0"/>
-        <w:spacing w:before="576" w:after="288" w:line="360" w:lineRule="auto"/>
-        <w:rPr>
-          <w:rFonts w:ascii="Times New Roman" w:hAnsi="Times New Roman" w:cs="Times New Roman"/>
-          <w:b/>
-          <w:sz w:val="23"/>
-          <w:szCs w:val="23"/>
-        </w:rPr>
-      </w:pPr>
-      <w:r>
-        <w:rPr>
-          <w:rFonts w:ascii="Times New Roman" w:hAnsi="Times New Roman" w:cs="Times New Roman"/>
-          <w:b/>
-          <w:sz w:val="23"/>
-          <w:szCs w:val="23"/>
-        </w:rPr>
-        <w:t>5</w:t>
-      </w:r>
-      <w:r>
-        <w:rPr>
-          <w:rFonts w:ascii="Times New Roman" w:hAnsi="Times New Roman" w:cs="Times New Roman"/>
-          <w:b/>
-          <w:sz w:val="23"/>
-          <w:szCs w:val="23"/>
-        </w:rPr>
-        <w:t>.1.3 Subsystem Architecture</w:t>
-      </w:r>
-    </w:p>
-    <w:p>
-      <w:pPr>
-        <w:autoSpaceDE w:val="0"/>
-        <w:autoSpaceDN w:val="0"/>
-        <w:adjustRightInd w:val="0"/>
-        <w:spacing w:before="576" w:after="288" w:line="360" w:lineRule="auto"/>
-        <w:jc w:val="both"/>
-        <w:rPr>
-          <w:rFonts w:ascii="Times New Roman" w:hAnsi="Times New Roman" w:cs="Times New Roman"/>
-          <w:sz w:val="23"/>
-          <w:szCs w:val="23"/>
-        </w:rPr>
-      </w:pPr>
-      <w:r>
-        <w:rPr>
-          <w:rFonts w:ascii="Times New Roman" w:hAnsi="Times New Roman" w:cs="Times New Roman"/>
-          <w:sz w:val="23"/>
-          <w:szCs w:val="23"/>
-        </w:rPr>
-        <w:t xml:space="preserve">Provide a decomposition of the subsystems in the architectural design. Supplement with text as needed. You may choose to give a functional description or an object-oriented description. For a functional description, put top level data flow diagram (DFD) and structural decomposition diagrams. For an OO description, put subsystem model, object diagrams, generalization hierarchy </w:t>
-      </w:r>
-      <w:r>
-        <w:rPr>
-          <w:rFonts w:ascii="Times New Roman" w:hAnsi="Times New Roman" w:cs="Times New Roman"/>
-          <w:sz w:val="23"/>
-          <w:szCs w:val="23"/>
-        </w:rPr>
-        <w:lastRenderedPageBreak/>
-        <w:t>diagram(s) (if any), aggregation hierarchy diagram(s) (if any), interface specifications, and sequence diagrams here.</w:t>
+        <w:t>Provide a decomposition of the subsystems in the architectural design. Supplement with text as needed. You may choose to give a functional description or an object-oriented description. For a functional description, put top level data flow diagram (DFD) and structural decomposition diagrams. For an OO description, put subsystem model, object diagrams, generalization hierarchy diagram(s) (if any), aggregation hierarchy diagram(s) (if any), interface specifications, and sequence diagrams here.</w:t>
       </w:r>
     </w:p>
     <w:p>
@@ -9916,6 +10184,7 @@
           <w:sz w:val="23"/>
           <w:szCs w:val="23"/>
         </w:rPr>
+        <w:lastRenderedPageBreak/>
         <w:t>Pre-Condition of each function contains (parameters) and discuss constraints of each parameter of the function</w:t>
       </w:r>
     </w:p>
@@ -10103,7 +10372,6 @@
           <w:sz w:val="23"/>
           <w:szCs w:val="23"/>
         </w:rPr>
-        <w:lastRenderedPageBreak/>
         <w:t>The primary responsibilities and/or behavior of this component. What does this component accomplish? What roles does it play? What kinds of services does it provide to its clients? For some components, this may need to refer back to the requirements specification.</w:t>
       </w:r>
     </w:p>
@@ -10181,6 +10449,7 @@
           <w:sz w:val="23"/>
           <w:szCs w:val="23"/>
         </w:rPr>
+        <w:lastRenderedPageBreak/>
         <w:t>5</w:t>
       </w:r>
       <w:r>
@@ -10354,16 +10623,7 @@
           <w:sz w:val="23"/>
           <w:szCs w:val="23"/>
         </w:rPr>
-        <w:t xml:space="preserve">A description of any and all resources that are managed, affected, or needed by this entity. Resources are entities external to the design such as memory, processors, printers, databases, or a </w:t>
-      </w:r>
-      <w:r>
-        <w:rPr>
-          <w:rFonts w:ascii="Times New Roman" w:hAnsi="Times New Roman" w:cs="Times New Roman"/>
-          <w:sz w:val="23"/>
-          <w:szCs w:val="23"/>
-        </w:rPr>
-        <w:lastRenderedPageBreak/>
-        <w:t>software library. This should include a discussion of any possible race conditions and/or deadlock situations, and how they might be resolved.</w:t>
+        <w:t>A description of any and all resources that are managed, affected, or needed by this entity. Resources are entities external to the design such as memory, processors, printers, databases, or a software library. This should include a discussion of any possible race conditions and/or deadlock situations, and how they might be resolved.</w:t>
       </w:r>
     </w:p>
     <w:p>
@@ -10471,6 +10731,7 @@
           <w:sz w:val="23"/>
           <w:szCs w:val="23"/>
         </w:rPr>
+        <w:lastRenderedPageBreak/>
         <w:t xml:space="preserve">The set of services (resources, data, types, constants, subroutines, and exceptions) that are provided by this component. The precise definition or declaration of each such element should be present, along with comments or annotations describing the meanings of values, parameters, etc. For each service element described, include (or provide a reference) in its discussion a description of its important software component attributes (Classification, Definition, Responsibilities, Constraints, Composition, Uses, Resources, Processing, and Interface). </w:t>
       </w:r>
     </w:p>
@@ -10563,7 +10824,6 @@
           <w:sz w:val="23"/>
           <w:szCs w:val="23"/>
         </w:rPr>
-        <w:lastRenderedPageBreak/>
         <w:t>Provide a detailed description of this software component (or a reference to such a description). Complex diagrams showing the details of component structure, behavior, or information/control flow may be included in the subsection devoted to that particular component (although, unless they are very large or complex, some of these diagrams might be more appropriately included in the System Architecture section. The description should cover any applicable software component attributes (some of which may be adequately described solely by a source code declaration or excerpt).</w:t>
       </w:r>
     </w:p>
@@ -10625,6 +10885,7 @@
         <w:rPr>
           <w:rFonts w:ascii="Times New Roman" w:hAnsi="Times New Roman" w:cs="Times New Roman"/>
         </w:rPr>
+        <w:lastRenderedPageBreak/>
         <w:t>ER Diagram</w:t>
       </w:r>
     </w:p>
@@ -10794,7 +11055,6 @@
         <w:spacing w:before="576" w:after="288"/>
       </w:pPr>
       <w:r>
-        <w:lastRenderedPageBreak/>
         <w:t xml:space="preserve">Chapter </w:t>
       </w:r>
       <w:r>
@@ -10856,7 +11116,7 @@
           <w:rFonts w:ascii="Times New Roman" w:hAnsi="Times New Roman" w:cs="Times New Roman"/>
           <w:sz w:val="24"/>
         </w:rPr>
-        <w:t>Deepguard</w:t>
+        <w:t>DeepGuard</w:t>
       </w:r>
       <w:proofErr w:type="spellEnd"/>
       <w:r>
@@ -10896,7 +11156,15 @@
           <w:rFonts w:ascii="Times New Roman" w:hAnsi="Times New Roman" w:cs="Times New Roman"/>
           <w:sz w:val="24"/>
         </w:rPr>
-        <w:t xml:space="preserve"> Notebook was used for data exploration and ONNX model export. Postman supported testing of HTTP endpoints, and GitHub was used for version control and code management. Windows 10 served as the local development environment for running and demonstrating the application.</w:t>
+        <w:t xml:space="preserve"> Notebook was used for data exploration and ONNX model export. Postman supported testing of HTTP endpoints, and </w:t>
+      </w:r>
+      <w:r>
+        <w:rPr>
+          <w:rFonts w:ascii="Times New Roman" w:hAnsi="Times New Roman" w:cs="Times New Roman"/>
+          <w:sz w:val="24"/>
+        </w:rPr>
+        <w:lastRenderedPageBreak/>
+        <w:t>GitHub was used for version control and code management. Windows 10 served as the local development environment for running and demonstrating the application.</w:t>
       </w:r>
     </w:p>
     <w:p>
@@ -10943,13 +11211,7 @@
         <w:rPr>
           <w:sz w:val="18"/>
         </w:rPr>
-        <w:t>D</w:t>
-      </w:r>
-      <w:r>
-        <w:rPr>
-          <w:sz w:val="18"/>
-        </w:rPr>
-        <w:t>eepguard</w:t>
+        <w:t>DeepGuard</w:t>
       </w:r>
       <w:proofErr w:type="spellEnd"/>
     </w:p>
@@ -11082,7 +11344,6 @@
               <w:jc w:val="both"/>
             </w:pPr>
             <w:r>
-              <w:lastRenderedPageBreak/>
               <w:t>Database</w:t>
             </w:r>
           </w:p>
@@ -11118,7 +11379,7 @@
               <w:jc w:val="both"/>
             </w:pPr>
             <w:r>
-              <w:t>Stores users and analysis history</w:t>
+              <w:t>Stores users, analysis history, saved reports, feedback and assistant messages.</w:t>
             </w:r>
           </w:p>
         </w:tc>
@@ -11334,6 +11595,60 @@
           </w:p>
         </w:tc>
       </w:tr>
+      <w:tr>
+        <w:tc>
+          <w:tcPr>
+            <w:tcW w:w="3020" w:type="dxa"/>
+          </w:tcPr>
+          <w:p>
+            <w:pPr>
+              <w:pStyle w:val="NormalWeb"/>
+              <w:spacing w:before="576" w:after="288" w:line="360" w:lineRule="auto"/>
+              <w:jc w:val="both"/>
+            </w:pPr>
+            <w:r>
+              <w:t>Assistant</w:t>
+            </w:r>
+          </w:p>
+        </w:tc>
+        <w:tc>
+          <w:tcPr>
+            <w:tcW w:w="3020" w:type="dxa"/>
+          </w:tcPr>
+          <w:p>
+            <w:pPr>
+              <w:pStyle w:val="NormalWeb"/>
+              <w:spacing w:before="576" w:after="288" w:line="360" w:lineRule="auto"/>
+            </w:pPr>
+            <w:proofErr w:type="spellStart"/>
+            <w:r>
+              <w:t>scikit</w:t>
+            </w:r>
+            <w:proofErr w:type="spellEnd"/>
+            <w:r>
+              <w:t xml:space="preserve">-learn (TF-IDF), </w:t>
+            </w:r>
+            <w:r>
+              <w:t>Claude API</w:t>
+            </w:r>
+          </w:p>
+        </w:tc>
+        <w:tc>
+          <w:tcPr>
+            <w:tcW w:w="3021" w:type="dxa"/>
+          </w:tcPr>
+          <w:p>
+            <w:pPr>
+              <w:pStyle w:val="NormalWeb"/>
+              <w:spacing w:before="576" w:after="288" w:line="360" w:lineRule="auto"/>
+              <w:jc w:val="both"/>
+            </w:pPr>
+            <w:r>
+              <w:t>Finds related knowledge entries and writes the explanation</w:t>
+            </w:r>
+          </w:p>
+        </w:tc>
+      </w:tr>
     </w:tbl>
     <w:p>
       <w:pPr>
@@ -11358,7 +11673,11 @@
       </w:r>
       <w:proofErr w:type="spellEnd"/>
       <w:r>
-        <w:t xml:space="preserve"> and EfficientNet-V2-S were fine-tuned on our data, while CLIP was used as released, without any training of its own. ONNX Runtime is the main engine for image inference because it is much faster than raw </w:t>
+        <w:t xml:space="preserve"> and EfficientNet-V2-S were fine-tuned on our data, while CLIP was used as released, without any training of its own. ONNX Runtime is the main </w:t>
+      </w:r>
+      <w:r>
+        <w:lastRenderedPageBreak/>
+        <w:t xml:space="preserve">engine for image inference because it is much faster than raw </w:t>
       </w:r>
       <w:proofErr w:type="spellStart"/>
       <w:r>
@@ -11393,7 +11712,10 @@
         <w:jc w:val="both"/>
       </w:pPr>
       <w:r>
-        <w:t>The web layer uses Flask routes and Jinja2 templates. A shared base template provides the layout, and each page extends it, so the pages look consistent. Bootstrap 5 handles responsive layout, and JavaScript performs client-side checks and polls for notifications. The main pages are:</w:t>
+        <w:t>The web layer uses Flask routes and Jinja2 templates. A shared base template provides the layout, and each page extends it, so the pages look consistent. Bootstrap 5 handles responsive layout, and JavaScript performs client-side checks and polls for notifications. The main pages</w:t>
+      </w:r>
+      <w:r>
+        <w:t xml:space="preserve"> are:</w:t>
       </w:r>
     </w:p>
     <w:p>
@@ -11416,7 +11738,7 @@
         <w:rPr>
           <w:sz w:val="20"/>
         </w:rPr>
-        <w:t>Deepguard</w:t>
+        <w:t>DeepGuard</w:t>
       </w:r>
       <w:proofErr w:type="spellEnd"/>
       <w:r>
@@ -11430,17 +11752,17 @@
       <w:tblPr>
         <w:tblStyle w:val="TableGrid"/>
         <w:tblW w:w="0" w:type="auto"/>
-        <w:tblInd w:w="1220" w:type="dxa"/>
+        <w:tblInd w:w="-289" w:type="dxa"/>
         <w:tblLook w:val="04A0" w:firstRow="1" w:lastRow="0" w:firstColumn="1" w:lastColumn="0" w:noHBand="0" w:noVBand="1"/>
       </w:tblPr>
       <w:tblGrid>
-        <w:gridCol w:w="2972"/>
-        <w:gridCol w:w="3969"/>
+        <w:gridCol w:w="2978"/>
+        <w:gridCol w:w="6095"/>
       </w:tblGrid>
       <w:tr>
         <w:tc>
           <w:tcPr>
-            <w:tcW w:w="2972" w:type="dxa"/>
+            <w:tcW w:w="2978" w:type="dxa"/>
           </w:tcPr>
           <w:p>
             <w:pPr>
@@ -11459,7 +11781,7 @@
         </w:tc>
         <w:tc>
           <w:tcPr>
-            <w:tcW w:w="3969" w:type="dxa"/>
+            <w:tcW w:w="6095" w:type="dxa"/>
           </w:tcPr>
           <w:p>
             <w:pPr>
@@ -11480,7 +11802,7 @@
       <w:tr>
         <w:tc>
           <w:tcPr>
-            <w:tcW w:w="2972" w:type="dxa"/>
+            <w:tcW w:w="2978" w:type="dxa"/>
           </w:tcPr>
           <w:p>
             <w:pPr>
@@ -11489,13 +11811,13 @@
               <w:jc w:val="both"/>
             </w:pPr>
             <w:r>
-              <w:t>Home, About, Modules</w:t>
-            </w:r>
-          </w:p>
-        </w:tc>
-        <w:tc>
-          <w:tcPr>
-            <w:tcW w:w="3969" w:type="dxa"/>
+              <w:t>Register and Login</w:t>
+            </w:r>
+          </w:p>
+        </w:tc>
+        <w:tc>
+          <w:tcPr>
+            <w:tcW w:w="6095" w:type="dxa"/>
           </w:tcPr>
           <w:p>
             <w:pPr>
@@ -11504,7 +11826,7 @@
               <w:jc w:val="both"/>
             </w:pPr>
             <w:r>
-              <w:t>Describe the system and its seven modules</w:t>
+              <w:t>Account creation and session-based sign-in</w:t>
             </w:r>
           </w:p>
         </w:tc>
@@ -11512,7 +11834,7 @@
       <w:tr>
         <w:tc>
           <w:tcPr>
-            <w:tcW w:w="2972" w:type="dxa"/>
+            <w:tcW w:w="2978" w:type="dxa"/>
           </w:tcPr>
           <w:p>
             <w:pPr>
@@ -11521,13 +11843,13 @@
               <w:jc w:val="both"/>
             </w:pPr>
             <w:r>
-              <w:t>Register and Login</w:t>
-            </w:r>
-          </w:p>
-        </w:tc>
-        <w:tc>
-          <w:tcPr>
-            <w:tcW w:w="3969" w:type="dxa"/>
+              <w:t>Dashboard</w:t>
+            </w:r>
+          </w:p>
+        </w:tc>
+        <w:tc>
+          <w:tcPr>
+            <w:tcW w:w="6095" w:type="dxa"/>
           </w:tcPr>
           <w:p>
             <w:pPr>
@@ -11536,7 +11858,7 @@
               <w:jc w:val="both"/>
             </w:pPr>
             <w:r>
-              <w:t>Account creation and session-based sign-in</w:t>
+              <w:t>Overview of the user’s activity</w:t>
             </w:r>
           </w:p>
         </w:tc>
@@ -11544,7 +11866,7 @@
       <w:tr>
         <w:tc>
           <w:tcPr>
-            <w:tcW w:w="2972" w:type="dxa"/>
+            <w:tcW w:w="2978" w:type="dxa"/>
           </w:tcPr>
           <w:p>
             <w:pPr>
@@ -11553,13 +11875,13 @@
               <w:jc w:val="both"/>
             </w:pPr>
             <w:r>
-              <w:t>Dashboard</w:t>
-            </w:r>
-          </w:p>
-        </w:tc>
-        <w:tc>
-          <w:tcPr>
-            <w:tcW w:w="3969" w:type="dxa"/>
+              <w:t>Analyze</w:t>
+            </w:r>
+          </w:p>
+        </w:tc>
+        <w:tc>
+          <w:tcPr>
+            <w:tcW w:w="6095" w:type="dxa"/>
           </w:tcPr>
           <w:p>
             <w:pPr>
@@ -11568,7 +11890,7 @@
               <w:jc w:val="both"/>
             </w:pPr>
             <w:r>
-              <w:t>Overview of the user’s activity</w:t>
+              <w:t>Text input and image upload</w:t>
             </w:r>
           </w:p>
         </w:tc>
@@ -11576,7 +11898,7 @@
       <w:tr>
         <w:tc>
           <w:tcPr>
-            <w:tcW w:w="2972" w:type="dxa"/>
+            <w:tcW w:w="2978" w:type="dxa"/>
           </w:tcPr>
           <w:p>
             <w:pPr>
@@ -11585,14 +11907,14 @@
               <w:jc w:val="both"/>
             </w:pPr>
             <w:r>
-              <w:lastRenderedPageBreak/>
-              <w:t>Analyze</w:t>
-            </w:r>
-          </w:p>
-        </w:tc>
-        <w:tc>
-          <w:tcPr>
-            <w:tcW w:w="3969" w:type="dxa"/>
+              <w:t>Library</w:t>
+            </w:r>
+          </w:p>
+        </w:tc>
+        <w:tc>
+          <w:tcPr>
+            <w:tcW w:w="6095" w:type="dxa"/>
+            <w:vAlign w:val="center"/>
           </w:tcPr>
           <w:p>
             <w:pPr>
@@ -11601,7 +11923,7 @@
               <w:jc w:val="both"/>
             </w:pPr>
             <w:r>
-              <w:t>Text input and image upload</w:t>
+              <w:t>Searchable misinformation examples with category filter</w:t>
             </w:r>
           </w:p>
         </w:tc>
@@ -11609,7 +11931,7 @@
       <w:tr>
         <w:tc>
           <w:tcPr>
-            <w:tcW w:w="2972" w:type="dxa"/>
+            <w:tcW w:w="2978" w:type="dxa"/>
           </w:tcPr>
           <w:p>
             <w:pPr>
@@ -11618,14 +11940,13 @@
               <w:jc w:val="both"/>
             </w:pPr>
             <w:r>
-              <w:t>Result</w:t>
-            </w:r>
-          </w:p>
-        </w:tc>
-        <w:tc>
-          <w:tcPr>
-            <w:tcW w:w="3969" w:type="dxa"/>
-            <w:vAlign w:val="center"/>
+              <w:t>History</w:t>
+            </w:r>
+          </w:p>
+        </w:tc>
+        <w:tc>
+          <w:tcPr>
+            <w:tcW w:w="6095" w:type="dxa"/>
           </w:tcPr>
           <w:p>
             <w:pPr>
@@ -11634,7 +11955,7 @@
               <w:jc w:val="both"/>
             </w:pPr>
             <w:r>
-              <w:t>Verdict, risk level, module scores, and evidence</w:t>
+              <w:t>Past analyses of the logged-in user</w:t>
             </w:r>
           </w:p>
         </w:tc>
@@ -11642,7 +11963,7 @@
       <w:tr>
         <w:tc>
           <w:tcPr>
-            <w:tcW w:w="2972" w:type="dxa"/>
+            <w:tcW w:w="2978" w:type="dxa"/>
           </w:tcPr>
           <w:p>
             <w:pPr>
@@ -11651,13 +11972,13 @@
               <w:jc w:val="both"/>
             </w:pPr>
             <w:r>
-              <w:t>History</w:t>
-            </w:r>
-          </w:p>
-        </w:tc>
-        <w:tc>
-          <w:tcPr>
-            <w:tcW w:w="3969" w:type="dxa"/>
+              <w:t>Notifications</w:t>
+            </w:r>
+          </w:p>
+        </w:tc>
+        <w:tc>
+          <w:tcPr>
+            <w:tcW w:w="6095" w:type="dxa"/>
           </w:tcPr>
           <w:p>
             <w:pPr>
@@ -11666,7 +11987,7 @@
               <w:jc w:val="both"/>
             </w:pPr>
             <w:r>
-              <w:t>Past analyses of the logged-in user</w:t>
+              <w:t>Messages about completed analyses</w:t>
             </w:r>
           </w:p>
         </w:tc>
@@ -11674,7 +11995,7 @@
       <w:tr>
         <w:tc>
           <w:tcPr>
-            <w:tcW w:w="2972" w:type="dxa"/>
+            <w:tcW w:w="2978" w:type="dxa"/>
           </w:tcPr>
           <w:p>
             <w:pPr>
@@ -11683,13 +12004,16 @@
               <w:jc w:val="both"/>
             </w:pPr>
             <w:r>
-              <w:t>Notifications</w:t>
-            </w:r>
-          </w:p>
-        </w:tc>
-        <w:tc>
-          <w:tcPr>
-            <w:tcW w:w="3969" w:type="dxa"/>
+              <w:t>Help</w:t>
+            </w:r>
+            <w:r>
+              <w:t xml:space="preserve"> Hub</w:t>
+            </w:r>
+          </w:p>
+        </w:tc>
+        <w:tc>
+          <w:tcPr>
+            <w:tcW w:w="6095" w:type="dxa"/>
           </w:tcPr>
           <w:p>
             <w:pPr>
@@ -11698,7 +12022,173 @@
               <w:jc w:val="both"/>
             </w:pPr>
             <w:r>
-              <w:t>Messages about completed analyses</w:t>
+              <w:t>Media literacy guide</w:t>
+            </w:r>
+          </w:p>
+        </w:tc>
+      </w:tr>
+      <w:tr>
+        <w:tc>
+          <w:tcPr>
+            <w:tcW w:w="2978" w:type="dxa"/>
+          </w:tcPr>
+          <w:p>
+            <w:pPr>
+              <w:pStyle w:val="NormalWeb"/>
+              <w:spacing w:before="576" w:after="288" w:line="360" w:lineRule="auto"/>
+              <w:jc w:val="both"/>
+            </w:pPr>
+            <w:r>
+              <w:t xml:space="preserve">Fake </w:t>
+            </w:r>
+            <w:r>
+              <w:t>Quiz</w:t>
+            </w:r>
+          </w:p>
+        </w:tc>
+        <w:tc>
+          <w:tcPr>
+            <w:tcW w:w="6095" w:type="dxa"/>
+          </w:tcPr>
+          <w:p>
+            <w:pPr>
+              <w:pStyle w:val="NormalWeb"/>
+              <w:spacing w:before="576" w:after="288" w:line="360" w:lineRule="auto"/>
+              <w:jc w:val="both"/>
+            </w:pPr>
+            <w:r>
+              <w:t>Spot-the-fake quiz, scored in the browser</w:t>
+            </w:r>
+          </w:p>
+        </w:tc>
+      </w:tr>
+      <w:tr>
+        <w:tc>
+          <w:tcPr>
+            <w:tcW w:w="2978" w:type="dxa"/>
+          </w:tcPr>
+          <w:p>
+            <w:pPr>
+              <w:pStyle w:val="NormalWeb"/>
+              <w:spacing w:before="576" w:after="288" w:line="360" w:lineRule="auto"/>
+              <w:jc w:val="both"/>
+            </w:pPr>
+            <w:r>
+              <w:t>Insights</w:t>
+            </w:r>
+          </w:p>
+        </w:tc>
+        <w:tc>
+          <w:tcPr>
+            <w:tcW w:w="6095" w:type="dxa"/>
+          </w:tcPr>
+          <w:p>
+            <w:pPr>
+              <w:pStyle w:val="NormalWeb"/>
+              <w:spacing w:before="576" w:after="288" w:line="360" w:lineRule="auto"/>
+              <w:jc w:val="both"/>
+            </w:pPr>
+            <w:r>
+              <w:t>Charts of the user’s own history</w:t>
+            </w:r>
+          </w:p>
+        </w:tc>
+      </w:tr>
+      <w:tr>
+        <w:tc>
+          <w:tcPr>
+            <w:tcW w:w="2978" w:type="dxa"/>
+          </w:tcPr>
+          <w:p>
+            <w:pPr>
+              <w:pStyle w:val="NormalWeb"/>
+              <w:spacing w:before="576" w:after="288" w:line="360" w:lineRule="auto"/>
+              <w:jc w:val="both"/>
+            </w:pPr>
+            <w:r>
+              <w:t>Feedback</w:t>
+            </w:r>
+          </w:p>
+        </w:tc>
+        <w:tc>
+          <w:tcPr>
+            <w:tcW w:w="6095" w:type="dxa"/>
+          </w:tcPr>
+          <w:p>
+            <w:pPr>
+              <w:pStyle w:val="NormalWeb"/>
+              <w:spacing w:before="576" w:after="288" w:line="360" w:lineRule="auto"/>
+              <w:jc w:val="both"/>
+            </w:pPr>
+            <w:r>
+              <w:t>Form to send comments to the admin</w:t>
+            </w:r>
+          </w:p>
+        </w:tc>
+      </w:tr>
+      <w:tr>
+        <w:tc>
+          <w:tcPr>
+            <w:tcW w:w="2978" w:type="dxa"/>
+          </w:tcPr>
+          <w:p>
+            <w:pPr>
+              <w:pStyle w:val="NormalWeb"/>
+              <w:spacing w:before="576" w:after="288" w:line="360" w:lineRule="auto"/>
+              <w:jc w:val="both"/>
+            </w:pPr>
+            <w:r>
+              <w:t>Profile</w:t>
+            </w:r>
+          </w:p>
+        </w:tc>
+        <w:tc>
+          <w:tcPr>
+            <w:tcW w:w="6095" w:type="dxa"/>
+          </w:tcPr>
+          <w:p>
+            <w:pPr>
+              <w:pStyle w:val="NormalWeb"/>
+              <w:spacing w:before="576" w:after="288" w:line="360" w:lineRule="auto"/>
+              <w:jc w:val="both"/>
+            </w:pPr>
+            <w:r>
+              <w:t>Update profile, change password, theme</w:t>
+            </w:r>
+          </w:p>
+        </w:tc>
+      </w:tr>
+      <w:tr>
+        <w:tc>
+          <w:tcPr>
+            <w:tcW w:w="2978" w:type="dxa"/>
+          </w:tcPr>
+          <w:p>
+            <w:pPr>
+              <w:pStyle w:val="NormalWeb"/>
+              <w:spacing w:before="576" w:after="288" w:line="360" w:lineRule="auto"/>
+              <w:jc w:val="both"/>
+            </w:pPr>
+            <w:r>
+              <w:t>Admin</w:t>
+            </w:r>
+          </w:p>
+        </w:tc>
+        <w:tc>
+          <w:tcPr>
+            <w:tcW w:w="6095" w:type="dxa"/>
+          </w:tcPr>
+          <w:p>
+            <w:pPr>
+              <w:pStyle w:val="NormalWeb"/>
+              <w:spacing w:before="576" w:after="288" w:line="360" w:lineRule="auto"/>
+              <w:jc w:val="both"/>
+            </w:pPr>
+            <w:r>
+              <w:t>Dashboard, statistics, reports, feedback list</w:t>
+            </w:r>
+            <w:r>
+              <w:t>.</w:t>
             </w:r>
           </w:p>
         </w:tc>
@@ -11706,18 +12196,6 @@
     </w:tbl>
     <w:p>
       <w:pPr>
-        <w:pStyle w:val="Heading3"/>
-        <w:spacing w:before="576" w:after="288"/>
-        <w:rPr>
-          <w:rFonts w:ascii="Times New Roman" w:eastAsia="Times New Roman" w:hAnsi="Times New Roman" w:cs="Times New Roman"/>
-          <w:b w:val="0"/>
-          <w:color w:val="auto"/>
-          <w:sz w:val="24"/>
-        </w:rPr>
-      </w:pPr>
-    </w:p>
-    <w:p>
-      <w:pPr>
         <w:pStyle w:val="Heading2"/>
         <w:spacing w:before="576" w:after="288"/>
       </w:pPr>
@@ -11744,7 +12222,7 @@
     </w:p>
     <w:p>
       <w:pPr>
-        <w:spacing w:before="576" w:after="288"/>
+        <w:spacing w:before="576" w:after="288" w:line="360" w:lineRule="auto"/>
         <w:rPr>
           <w:rFonts w:ascii="Times New Roman" w:hAnsi="Times New Roman" w:cs="Times New Roman"/>
           <w:b/>
@@ -11763,15 +12241,19 @@
     <w:p>
       <w:pPr>
         <w:pStyle w:val="NormalWeb"/>
-        <w:spacing w:before="576" w:after="288"/>
-      </w:pPr>
-      <w:r>
+        <w:spacing w:before="576" w:after="288" w:line="360" w:lineRule="auto"/>
+        <w:jc w:val="both"/>
+      </w:pPr>
+      <w:r>
+        <w:lastRenderedPageBreak/>
         <w:t>A logged-in user opens the Analyze page and enters a news claim with an image. The image size is limited to 10 MB. The limit is checked twice. JavaScript checks it in the browser and shows an inline error before any upload starts, and Flask checks it again on the server (</w:t>
       </w:r>
       <w:r>
         <w:rPr>
           <w:rStyle w:val="HTMLCode"/>
-          <w:rFonts w:eastAsiaTheme="majorEastAsia"/>
+          <w:rFonts w:ascii="Times New Roman" w:eastAsiaTheme="majorEastAsia" w:hAnsi="Times New Roman" w:cs="Times New Roman"/>
+          <w:sz w:val="24"/>
+          <w:szCs w:val="24"/>
         </w:rPr>
         <w:t>MAX_CONTENT_LENGTH</w:t>
       </w:r>
@@ -11872,7 +12354,19 @@
         <w:rPr>
           <w:color w:val="000000" w:themeColor="text1"/>
         </w:rPr>
-        <w:t xml:space="preserve"> if limit exceeds 56 tokens</w:t>
+        <w:t xml:space="preserve"> if limit exceeds </w:t>
+      </w:r>
+      <w:r>
+        <w:rPr>
+          <w:color w:val="000000" w:themeColor="text1"/>
+        </w:rPr>
+        <w:t>2</w:t>
+      </w:r>
+      <w:r>
+        <w:rPr>
+          <w:color w:val="000000" w:themeColor="text1"/>
+        </w:rPr>
+        <w:t>56 tokens</w:t>
       </w:r>
       <w:r>
         <w:rPr>
@@ -11948,14 +12442,7 @@
         <w:rPr>
           <w:color w:val="000000" w:themeColor="text1"/>
         </w:rPr>
-        <w:t xml:space="preserve"> Labels </w:t>
-      </w:r>
-      <w:r>
-        <w:rPr>
-          <w:color w:val="000000" w:themeColor="text1"/>
-        </w:rPr>
-        <w:lastRenderedPageBreak/>
-        <w:t xml:space="preserve">follow one convention, with 0 for real and 1 for fake. On its </w:t>
+        <w:t xml:space="preserve"> Labels follow one convention, with 0 for real and 1 for fake. On its </w:t>
       </w:r>
       <w:proofErr w:type="spellStart"/>
       <w:r>
@@ -12030,163 +12517,8 @@
           <w:sz w:val="24"/>
           <w:szCs w:val="24"/>
         </w:rPr>
-        <w:t>deepguard_image_model.onnx</w:t>
-      </w:r>
-      <w:proofErr w:type="spellEnd"/>
-      <w:r>
-        <w:rPr>
-          <w:color w:val="000000" w:themeColor="text1"/>
-        </w:rPr>
-        <w:t>.</w:t>
-      </w:r>
-      <w:r>
-        <w:rPr>
-          <w:color w:val="000000" w:themeColor="text1"/>
-        </w:rPr>
-        <w:t xml:space="preserve"> The model is built on EfficientNet-V2-S. </w:t>
-      </w:r>
-      <w:r>
-        <w:rPr>
-          <w:color w:val="000000" w:themeColor="text1"/>
-        </w:rPr>
-        <w:t>The image is resized to 224 x 224 pixels and normalized with ImageNet statistics. The model produces one value, and a sigmoid function turns it into the probability that the image is AI-generated. A value above 0.5 means AI-generated.</w:t>
-      </w:r>
-    </w:p>
-    <w:p>
-      <w:pPr>
-        <w:pStyle w:val="NormalWeb"/>
-        <w:spacing w:before="576" w:after="288" w:line="360" w:lineRule="auto"/>
-        <w:jc w:val="both"/>
-        <w:rPr>
-          <w:color w:val="000000" w:themeColor="text1"/>
-        </w:rPr>
-      </w:pPr>
-      <w:r>
-        <w:rPr>
-          <w:color w:val="000000" w:themeColor="text1"/>
-        </w:rPr>
-        <w:t>An early version was trained only on CIFAKE, a dataset of small 32 x 32 object images, and it failed on ordinary photographs. The final model was therefore trained on four sources: a Tiny-</w:t>
-      </w:r>
-      <w:proofErr w:type="spellStart"/>
-      <w:r>
-        <w:rPr>
-          <w:color w:val="000000" w:themeColor="text1"/>
-        </w:rPr>
-        <w:t>GenImage</w:t>
-      </w:r>
-      <w:proofErr w:type="spellEnd"/>
-      <w:r>
-        <w:rPr>
-          <w:color w:val="000000" w:themeColor="text1"/>
-        </w:rPr>
-        <w:t xml:space="preserve"> subset (7,000 real and 7,000 synthetic images from several generators), </w:t>
-      </w:r>
-      <w:proofErr w:type="spellStart"/>
-      <w:r>
-        <w:rPr>
-          <w:color w:val="000000" w:themeColor="text1"/>
-        </w:rPr>
-        <w:t>MiRAGeNews</w:t>
-      </w:r>
-      <w:proofErr w:type="spellEnd"/>
-      <w:r>
-        <w:rPr>
-          <w:color w:val="000000" w:themeColor="text1"/>
-        </w:rPr>
-        <w:t xml:space="preserve"> (2,500 real and 2,500 synthetic news-style images), 140k Real and Fake Faces (5,000 faces), and MS COCO (5,000 real everyday photographs). In total there were 29,000 images, split 70% for training, 15% for validation, and 15% for testing. Training images were randomly flipped, rotated, and adjusted in brightness, contrast, and saturation.</w:t>
-      </w:r>
-    </w:p>
-    <w:p>
-      <w:pPr>
-        <w:pStyle w:val="NormalWeb"/>
-        <w:spacing w:before="576" w:after="288" w:line="360" w:lineRule="auto"/>
-        <w:jc w:val="both"/>
-        <w:rPr>
-          <w:color w:val="000000" w:themeColor="text1"/>
-        </w:rPr>
-      </w:pPr>
-      <w:r>
-        <w:rPr>
-          <w:color w:val="000000" w:themeColor="text1"/>
-        </w:rPr>
-        <w:t xml:space="preserve">Training used the </w:t>
-      </w:r>
-      <w:proofErr w:type="spellStart"/>
-      <w:r>
-        <w:rPr>
-          <w:color w:val="000000" w:themeColor="text1"/>
-        </w:rPr>
-        <w:t>AdamW</w:t>
-      </w:r>
-      <w:proofErr w:type="spellEnd"/>
-      <w:r>
-        <w:rPr>
-          <w:color w:val="000000" w:themeColor="text1"/>
-        </w:rPr>
-        <w:t xml:space="preserve"> optimizer (learning rate 0.0001, weight decay 0.01), binary cross-entropy loss, cosine annealing, mixed precision, a batch size of 64, and 6 epochs on a Tesla T4 GPU, which took about 25 minutes. The best epoch was the last one, with a validation accuracy of 95.43% and a validation ROC-AUC of 0.9885. On the 4,350-image test split the model reached 96.07% accuracy and a ROC-AUC of 0.9903.</w:t>
-      </w:r>
-    </w:p>
-    <w:p>
-      <w:pPr>
-        <w:pStyle w:val="NormalWeb"/>
-        <w:spacing w:before="576" w:after="288" w:line="360" w:lineRule="auto"/>
-        <w:jc w:val="both"/>
-      </w:pPr>
-      <w:r>
-        <w:t>The image model was evaluated using four test sources comprising a total of 4,350 images. On Tiny-</w:t>
-      </w:r>
-      <w:proofErr w:type="spellStart"/>
-      <w:r>
-        <w:t>GenImage</w:t>
-      </w:r>
-      <w:proofErr w:type="spellEnd"/>
-      <w:r>
-        <w:t xml:space="preserve">, which included 2,100 images, the model achieved an accuracy of 93.33%. For </w:t>
-      </w:r>
-      <w:proofErr w:type="spellStart"/>
-      <w:r>
-        <w:t>MiRAGeNews</w:t>
-      </w:r>
-      <w:proofErr w:type="spellEnd"/>
-      <w:r>
-        <w:t>, containing 750 images, the accuracy was 97.20%. The model achieved 98.67% accuracy on 750 real images from MS COCO and 100.00% accuracy on 750 real images from the 140k Faces dataset. Across all four test sources, the reported overall accuracy was 96.07%. These results should be interpreted in light of the different datasets and their class distributions, particularly because MS COCO and 140k Faces contain only real images.</w:t>
-      </w:r>
-    </w:p>
-    <w:p>
-      <w:pPr>
-        <w:spacing w:before="576" w:after="288"/>
-        <w:rPr>
-          <w:rFonts w:ascii="Times New Roman" w:hAnsi="Times New Roman" w:cs="Times New Roman"/>
-          <w:b/>
-          <w:sz w:val="24"/>
-        </w:rPr>
-      </w:pPr>
-      <w:r>
-        <w:rPr>
-          <w:rFonts w:ascii="Times New Roman" w:hAnsi="Times New Roman" w:cs="Times New Roman"/>
-          <w:b/>
-          <w:sz w:val="24"/>
-        </w:rPr>
-        <w:lastRenderedPageBreak/>
-        <w:t>Stage 4: Metadata Forensics</w:t>
-      </w:r>
-    </w:p>
-    <w:p>
-      <w:pPr>
-        <w:pStyle w:val="NormalWeb"/>
-        <w:spacing w:before="576" w:after="288" w:line="360" w:lineRule="auto"/>
-        <w:jc w:val="both"/>
-        <w:rPr>
-          <w:color w:val="000000" w:themeColor="text1"/>
-        </w:rPr>
-      </w:pPr>
-      <w:r>
-        <w:rPr>
-          <w:color w:val="000000" w:themeColor="text1"/>
-        </w:rPr>
-        <w:t xml:space="preserve">While the image is analyzed, Pillow reads its EXIF data. The camera make and model, GPS coordinates, timestamp, and software tag are extracted when they exist, and the result is returned as the </w:t>
-      </w:r>
-      <w:proofErr w:type="spellStart"/>
+        <w:t>DeepGuard</w:t>
+      </w:r>
       <w:r>
         <w:rPr>
           <w:rStyle w:val="HTMLCode"/>
@@ -12195,32 +12527,26 @@
           <w:sz w:val="24"/>
           <w:szCs w:val="24"/>
         </w:rPr>
-        <w:t>metadata_forensics</w:t>
+        <w:t>_image_model.onnx</w:t>
       </w:r>
       <w:proofErr w:type="spellEnd"/>
       <w:r>
         <w:rPr>
           <w:color w:val="000000" w:themeColor="text1"/>
         </w:rPr>
-        <w:t xml:space="preserve"> entry of the image output. Camera photos usually contain rich metadata, while AI-generated images often contain none. However, social media platforms also strip metadata from real photos, so a missing value is only a weak hint. For this reason the metadata module has a small weight of 5%, and the report shows that no metadata is available when none is found.</w:t>
-      </w:r>
-    </w:p>
-    <w:p>
-      <w:pPr>
-        <w:spacing w:before="576" w:after="288"/>
-        <w:rPr>
-          <w:rFonts w:ascii="Times New Roman" w:hAnsi="Times New Roman" w:cs="Times New Roman"/>
-          <w:b/>
-          <w:sz w:val="24"/>
-        </w:rPr>
-      </w:pPr>
-      <w:r>
-        <w:rPr>
-          <w:rFonts w:ascii="Times New Roman" w:hAnsi="Times New Roman" w:cs="Times New Roman"/>
-          <w:b/>
-          <w:sz w:val="24"/>
-        </w:rPr>
-        <w:t>Stage 5: Context Mismatch Detection</w:t>
+        <w:t>.</w:t>
+      </w:r>
+      <w:r>
+        <w:rPr>
+          <w:color w:val="000000" w:themeColor="text1"/>
+        </w:rPr>
+        <w:t xml:space="preserve"> The model is built on EfficientNet-V2-S. </w:t>
+      </w:r>
+      <w:r>
+        <w:rPr>
+          <w:color w:val="000000" w:themeColor="text1"/>
+        </w:rPr>
+        <w:t>The image is resized to 224 x 224 pixels and normalized with ImageNet statistics. The model produces one value, and a sigmoid function turns it into the probability that the image is AI-generated. A value above 0.5 means AI-generated.</w:t>
       </w:r>
     </w:p>
     <w:p>
@@ -12228,20 +12554,164 @@
         <w:pStyle w:val="NormalWeb"/>
         <w:spacing w:before="576" w:after="288" w:line="360" w:lineRule="auto"/>
         <w:jc w:val="both"/>
-      </w:pPr>
-      <w:proofErr w:type="gramStart"/>
+        <w:rPr>
+          <w:color w:val="000000" w:themeColor="text1"/>
+        </w:rPr>
+      </w:pPr>
+      <w:r>
+        <w:rPr>
+          <w:color w:val="000000" w:themeColor="text1"/>
+        </w:rPr>
+        <w:t>An early version was trained only on CIFAKE, a dataset of small 32 x 32 object images, and it failed on ordinary photographs. The final model was therefore trained on four sources: a Tiny-</w:t>
+      </w:r>
+      <w:proofErr w:type="spellStart"/>
+      <w:r>
+        <w:rPr>
+          <w:color w:val="000000" w:themeColor="text1"/>
+        </w:rPr>
+        <w:lastRenderedPageBreak/>
+        <w:t>GenImage</w:t>
+      </w:r>
+      <w:proofErr w:type="spellEnd"/>
+      <w:r>
+        <w:rPr>
+          <w:color w:val="000000" w:themeColor="text1"/>
+        </w:rPr>
+        <w:t xml:space="preserve"> subset (7,000 real and 7,000 synthetic images from several generators), </w:t>
+      </w:r>
+      <w:proofErr w:type="spellStart"/>
+      <w:r>
+        <w:rPr>
+          <w:color w:val="000000" w:themeColor="text1"/>
+        </w:rPr>
+        <w:t>MiRAGeNews</w:t>
+      </w:r>
+      <w:proofErr w:type="spellEnd"/>
+      <w:r>
+        <w:rPr>
+          <w:color w:val="000000" w:themeColor="text1"/>
+        </w:rPr>
+        <w:t xml:space="preserve"> (2,500 real and 2,500 synthetic news-style images), 140k Real and Fake Faces (5,000 </w:t>
+      </w:r>
+      <w:r>
+        <w:rPr>
+          <w:color w:val="000000" w:themeColor="text1"/>
+        </w:rPr>
+        <w:t xml:space="preserve">Real </w:t>
+      </w:r>
+      <w:r>
+        <w:rPr>
+          <w:color w:val="000000" w:themeColor="text1"/>
+        </w:rPr>
+        <w:t>faces), and MS COCO (5,000 real everyday photographs). In total there were 29,000 images, split 70% for training, 15% for validation, and 15% for testing. Training images were randomly flipped, rotated, and adjusted in brightness, contrast, and saturation.</w:t>
+      </w:r>
+    </w:p>
+    <w:p>
+      <w:pPr>
+        <w:pStyle w:val="NormalWeb"/>
+        <w:spacing w:before="576" w:after="288" w:line="360" w:lineRule="auto"/>
+        <w:jc w:val="both"/>
+        <w:rPr>
+          <w:color w:val="000000" w:themeColor="text1"/>
+        </w:rPr>
+      </w:pPr>
+      <w:r>
+        <w:rPr>
+          <w:color w:val="000000" w:themeColor="text1"/>
+        </w:rPr>
+        <w:t xml:space="preserve">Training used the </w:t>
+      </w:r>
+      <w:proofErr w:type="spellStart"/>
+      <w:r>
+        <w:rPr>
+          <w:color w:val="000000" w:themeColor="text1"/>
+        </w:rPr>
+        <w:t>AdamW</w:t>
+      </w:r>
+      <w:proofErr w:type="spellEnd"/>
+      <w:r>
+        <w:rPr>
+          <w:color w:val="000000" w:themeColor="text1"/>
+        </w:rPr>
+        <w:t xml:space="preserve"> optimizer (learning rate 0.0001, weight decay 0.01), binary cross-entropy loss, cosine annealing, mixed precision, a batch size of 64, and 6 epochs on a Tesla T4 GPU, which took about 25 minutes. The best epoch was the last one, with a validation accuracy of 95.43% and a validation ROC-AUC of 0.9885. On the 4,350-image test split the model reached 96.07% accuracy and a ROC-AUC of 0.9903.</w:t>
+      </w:r>
+    </w:p>
+    <w:p>
+      <w:pPr>
+        <w:pStyle w:val="NormalWeb"/>
+        <w:spacing w:before="576" w:after="288" w:line="360" w:lineRule="auto"/>
+        <w:jc w:val="both"/>
+      </w:pPr>
+      <w:r>
+        <w:t>The image model was evaluated using four test sources comprising a total of 4,350 images. On Tiny-</w:t>
+      </w:r>
+      <w:proofErr w:type="spellStart"/>
+      <w:r>
+        <w:t>GenImage</w:t>
+      </w:r>
+      <w:proofErr w:type="spellEnd"/>
+      <w:r>
+        <w:t xml:space="preserve">, which included 2,100 images, the model achieved an accuracy of 93.33%. For </w:t>
+      </w:r>
+      <w:proofErr w:type="spellStart"/>
+      <w:r>
+        <w:t>MiRAGeNews</w:t>
+      </w:r>
+      <w:proofErr w:type="spellEnd"/>
+      <w:r>
+        <w:t>, containing 750 images, the accuracy was 97.20%. The model achieved 98.67% accuracy on 750 real images from MS COCO and 100.00% accuracy on 750 real images from the 140k Faces dataset. Across all four test sources, the reported overall accuracy was 96.07%. These results should be interpreted in light of the different datasets and their class distributions, particularly because MS COCO and 140k Faces contain only real images.</w:t>
+      </w:r>
+    </w:p>
+    <w:p>
+      <w:pPr>
+        <w:spacing w:before="576" w:after="288"/>
+        <w:rPr>
+          <w:rFonts w:ascii="Times New Roman" w:hAnsi="Times New Roman" w:cs="Times New Roman"/>
+          <w:b/>
+          <w:sz w:val="24"/>
+        </w:rPr>
+      </w:pPr>
+      <w:r>
+        <w:rPr>
+          <w:rFonts w:ascii="Times New Roman" w:hAnsi="Times New Roman" w:cs="Times New Roman"/>
+          <w:b/>
+          <w:sz w:val="24"/>
+        </w:rPr>
+        <w:t>Stage 4: Metadata Forensics</w:t>
+      </w:r>
+    </w:p>
+    <w:p>
+      <w:pPr>
+        <w:pStyle w:val="NormalWeb"/>
+        <w:spacing w:before="576" w:after="288" w:line="360" w:lineRule="auto"/>
+        <w:jc w:val="both"/>
+        <w:rPr>
+          <w:color w:val="000000" w:themeColor="text1"/>
+        </w:rPr>
+      </w:pPr>
+      <w:r>
+        <w:rPr>
+          <w:color w:val="000000" w:themeColor="text1"/>
+        </w:rPr>
+        <w:t xml:space="preserve">While the image is analyzed, Pillow reads its EXIF data. The camera make and model, GPS coordinates, timestamp, and software tag are extracted when they exist, and the result is returned as the </w:t>
+      </w:r>
+      <w:proofErr w:type="spellStart"/>
       <w:r>
         <w:rPr>
           <w:rStyle w:val="HTMLCode"/>
           <w:rFonts w:ascii="Times New Roman" w:eastAsiaTheme="majorEastAsia" w:hAnsi="Times New Roman" w:cs="Times New Roman"/>
-          <w:sz w:val="24"/>
-          <w:szCs w:val="24"/>
-        </w:rPr>
-        <w:t>mismatch.py</w:t>
-      </w:r>
-      <w:proofErr w:type="gramEnd"/>
-      <w:r>
-        <w:t xml:space="preserve"> loads CLIP and creates one embedding for the image and one for the text. It then computes their cosine similarity. A threshold of 0.23 separates matching from mismatching pairs. Below the threshold the mismatch score is mapped to a range of 50 to 100, which means high suspicion, and above it the score is mapped to 0 to 45. This is the most distinctive module of the system. A real photograph that is reused with a caption from a different event gets a low similarity and a high mismatch score, even if the image and the text are each genuine.</w:t>
+          <w:color w:val="000000" w:themeColor="text1"/>
+          <w:sz w:val="24"/>
+          <w:szCs w:val="24"/>
+        </w:rPr>
+        <w:t>metadata_forensics</w:t>
+      </w:r>
+      <w:proofErr w:type="spellEnd"/>
+      <w:r>
+        <w:rPr>
+          <w:color w:val="000000" w:themeColor="text1"/>
+        </w:rPr>
+        <w:t xml:space="preserve"> entry of the image output. Camera photos usually contain rich metadata, while AI-generated images often contain none. However, social media platforms also strip metadata from real photos, so a missing value is only a weak hint. For this reason the metadata module has a small weight of 5%, and the report shows that no metadata is available when none is found.</w:t>
       </w:r>
     </w:p>
     <w:p>
@@ -12259,7 +12729,7 @@
           <w:b/>
           <w:sz w:val="24"/>
         </w:rPr>
-        <w:t>Stage 6: Viral Pattern and Sentiment Analysis</w:t>
+        <w:t>Stage 5: Context Mismatch Detection</w:t>
       </w:r>
     </w:p>
     <w:p>
@@ -12268,8 +12738,20 @@
         <w:spacing w:before="576" w:after="288" w:line="360" w:lineRule="auto"/>
         <w:jc w:val="both"/>
       </w:pPr>
-      <w:r>
-        <w:t>The text is checked for signs of content built to spread, such as urgency phrases (“BREAKING”, “Share before deleted”), excessive capital letters, emotional amplifiers, sensational punctuation, and known viral claim templates. VADER sentiment analysis adds a sensationalism sub-score. The viral score has a weight of 10% in the fusion step, and the sentiment score has a weight of 5%.</w:t>
+      <w:proofErr w:type="gramStart"/>
+      <w:r>
+        <w:rPr>
+          <w:rStyle w:val="HTMLCode"/>
+          <w:rFonts w:ascii="Times New Roman" w:eastAsiaTheme="majorEastAsia" w:hAnsi="Times New Roman" w:cs="Times New Roman"/>
+          <w:sz w:val="24"/>
+          <w:szCs w:val="24"/>
+        </w:rPr>
+        <w:lastRenderedPageBreak/>
+        <w:t>mismatch.py</w:t>
+      </w:r>
+      <w:proofErr w:type="gramEnd"/>
+      <w:r>
+        <w:t xml:space="preserve"> loads CLIP and creates one embedding for the image and one for the text. It then computes their cosine similarity. A threshold of 0.23 separates matching from mismatching pairs. Below the threshold the mismatch score is mapped to a range of 50 to 100, which means high suspicion, and above it the score is mapped to 0 to 45. This is the most distinctive module of the system. A real photograph that is reused with a caption from a different event gets a low similarity and a high mismatch score, even if the image and the text are each genuine.</w:t>
       </w:r>
     </w:p>
     <w:p>
@@ -12287,7 +12769,7 @@
           <w:b/>
           <w:sz w:val="24"/>
         </w:rPr>
-        <w:t>Stage 7: Multimodal Fusion</w:t>
+        <w:t>Stage 6: Viral Pattern and Sentiment Analysis</w:t>
       </w:r>
     </w:p>
     <w:p>
@@ -12297,31 +12779,25 @@
         <w:jc w:val="both"/>
       </w:pPr>
       <w:r>
-        <w:t xml:space="preserve">The </w:t>
-      </w:r>
-      <w:r>
-        <w:rPr>
-          <w:rStyle w:val="HTMLCode"/>
-          <w:rFonts w:ascii="Times New Roman" w:hAnsi="Times New Roman" w:cs="Times New Roman"/>
-          <w:sz w:val="24"/>
-          <w:szCs w:val="24"/>
-        </w:rPr>
-        <w:t>fusion.py</w:t>
-      </w:r>
-      <w:r>
-        <w:t xml:space="preserve"> module combines the scores from the different analysis modules using a weighted sum. </w:t>
-      </w:r>
-      <w:proofErr w:type="spellStart"/>
-      <w:r>
-        <w:t>DistilBERT</w:t>
-      </w:r>
-      <w:proofErr w:type="spellEnd"/>
-      <w:r>
-        <w:t xml:space="preserve">-based Text Analysis contributes 30%, CLIP-based Context Mismatch contributes 25%, and EfficientNet-V2-S-based Image Analysis contributes 25%. Viral Pattern </w:t>
-      </w:r>
-      <w:r>
-        <w:lastRenderedPageBreak/>
-        <w:t>Recognition contributes 10%, while Sentiment Analysis and EXIF Metadata Analysis each contribute 5%. These weights were selected manually and adjusted through benchmark testing to keep the fusion process straightforward to understand. After calculating the weighted score, the system applies an additional cross-modal rule: if the mismatch score is 60 or higher, the final score is raised to at least 52, placing it above the fake classification threshold of 50. This rule helps identify cases where the text and image may appear genuine individually but do not match each other, such as when an old image is reused with an unrelated claim.</w:t>
+        <w:t>The text is checked for signs of content built to spread, such as urgency phrases (“BREAKING”, “Share before deleted”), excessive capital letters, emotional amplifiers, sensational punctuation, and known viral claim templates. VADER sentiment analysis adds a sensationalism sub-score. The viral score has a weight of 10% in the fusion step, and the sentiment score has a weight of 5%.</w:t>
+      </w:r>
+    </w:p>
+    <w:p>
+      <w:pPr>
+        <w:spacing w:before="576" w:after="288"/>
+        <w:rPr>
+          <w:rFonts w:ascii="Times New Roman" w:hAnsi="Times New Roman" w:cs="Times New Roman"/>
+          <w:b/>
+          <w:sz w:val="24"/>
+        </w:rPr>
+      </w:pPr>
+      <w:r>
+        <w:rPr>
+          <w:rFonts w:ascii="Times New Roman" w:hAnsi="Times New Roman" w:cs="Times New Roman"/>
+          <w:b/>
+          <w:sz w:val="24"/>
+        </w:rPr>
+        <w:t>Stage 7: Multimodal Fusion</w:t>
       </w:r>
     </w:p>
     <w:p>
@@ -12331,6 +12807,42 @@
         <w:jc w:val="both"/>
       </w:pPr>
       <w:r>
+        <w:t xml:space="preserve">The </w:t>
+      </w:r>
+      <w:r>
+        <w:rPr>
+          <w:rStyle w:val="HTMLCode"/>
+          <w:rFonts w:ascii="Times New Roman" w:hAnsi="Times New Roman" w:cs="Times New Roman"/>
+          <w:sz w:val="24"/>
+          <w:szCs w:val="24"/>
+        </w:rPr>
+        <w:t>fusion.py</w:t>
+      </w:r>
+      <w:r>
+        <w:t xml:space="preserve"> module combines the scores from the different analysis modules using a weighted sum. </w:t>
+      </w:r>
+      <w:proofErr w:type="spellStart"/>
+      <w:r>
+        <w:t>DistilBERT</w:t>
+      </w:r>
+      <w:proofErr w:type="spellEnd"/>
+      <w:r>
+        <w:t>-based Text Analysis contributes 30%, CLIP-based Context Mismatch contributes 25%, and EfficientNet-V2-S-based Image Analysis contributes 25%. Viral Pattern Recognition contributes 10%, while Sentiment Analysis and EXIF Metadata Analysis each contribute 5%. These weights were selected manually and adjusted through</w:t>
+      </w:r>
+      <w:r>
+        <w:t xml:space="preserve"> the</w:t>
+      </w:r>
+      <w:r>
+        <w:t xml:space="preserve"> benchmark testing to keep the fusion process straightforward to understand. After calculating the weighted score, the system applies an additional cross-modal rule: if the mismatch score is 60 or higher, the final score is raised to at least 52, placing it above the fake classification threshold of 50. This rule helps identify cases where the text and image may appear genuine individually but do not match each other, such as when an old image is reused with an unrelated claim.</w:t>
+      </w:r>
+    </w:p>
+    <w:p>
+      <w:pPr>
+        <w:pStyle w:val="NormalWeb"/>
+        <w:spacing w:before="576" w:after="288" w:line="360" w:lineRule="auto"/>
+        <w:jc w:val="both"/>
+      </w:pPr>
+      <w:r>
         <w:t xml:space="preserve">The final score is then mapped to a verdict and risk level. Scores from 0 to 34 are classified as </w:t>
       </w:r>
       <w:proofErr w:type="gramStart"/>
@@ -12339,7 +12851,11 @@
       </w:r>
       <w:proofErr w:type="gramEnd"/>
       <w:r>
-        <w:t xml:space="preserve"> with Low risk, while scores from 35 to 49 are classified as Real with Medium risk. Scores from 50 to 69 are classified as Fake with High risk, and scores from 70 to 100 are classified as Fake with Critical risk. The result page presents the final verdict, risk level, individual module scores, fusion breakdown, and metadata findings, allowing users to understand the factors contributing to the system's assessment.</w:t>
+        <w:t xml:space="preserve"> with Low risk, while scores from 35 to 49 are classified as Real with Medium risk. Scores from 50 to 69 are classified as Fake with High risk, and scores from 70 to 100 are classified as Fake with Critical risk. The result page presents the final verdict, risk level, individual module </w:t>
+      </w:r>
+      <w:r>
+        <w:lastRenderedPageBreak/>
+        <w:t>scores, fusion breakdown, and metadata findings, allowing users to understand the factors contributing to the system's assessment.</w:t>
       </w:r>
     </w:p>
     <w:p>
@@ -12361,7 +12877,13 @@
         <w:jc w:val="both"/>
       </w:pPr>
       <w:r>
-        <w:t xml:space="preserve">Testing was done at four levels. Unit tests checked each module alone, integration tests checked the modules inside the pipeline, system tests exercised the full application over HTTP, and acceptance testing used a 100-sample benchmark of the four misinformation scenarios. The automated suite is in </w:t>
+        <w:t xml:space="preserve">Testing was done at four levels. Unit tests checked each module alone, integration tests checked the modules inside the pipeline, system tests exercised the full application over HTTP, </w:t>
+      </w:r>
+      <w:r>
+        <w:t>and acceptance testing used a 4</w:t>
+      </w:r>
+      <w:r>
+        <w:t xml:space="preserve">0-sample benchmark of the four misinformation scenarios. The automated suite is in </w:t>
       </w:r>
       <w:r>
         <w:rPr>
@@ -12370,7 +12892,16 @@
           <w:sz w:val="24"/>
           <w:szCs w:val="24"/>
         </w:rPr>
-        <w:t>deepguard_qa_tests.py</w:t>
+        <w:t>DeepGuard</w:t>
+      </w:r>
+      <w:r>
+        <w:rPr>
+          <w:rStyle w:val="HTMLCode"/>
+          <w:rFonts w:ascii="Times New Roman" w:eastAsiaTheme="majorEastAsia" w:hAnsi="Times New Roman" w:cs="Times New Roman"/>
+          <w:sz w:val="24"/>
+          <w:szCs w:val="24"/>
+        </w:rPr>
+        <w:t>_qa_tests.py</w:t>
       </w:r>
       <w:r>
         <w:t xml:space="preserve">, and the overall QA result was 42 passes, 1 failure, and 1 warning out of 44 tests, a pass rate of 95.5%. The single failure is the HTTP 413 check when logged in as a session user, and the warning is an artistic AI image that was predicted as real. </w:t>
@@ -12382,7 +12913,6 @@
         <w:spacing w:before="240" w:after="120"/>
       </w:pPr>
       <w:r>
-        <w:lastRenderedPageBreak/>
         <w:t>6.5</w:t>
       </w:r>
       <w:r>
@@ -12628,7 +13158,7 @@
           <w:color w:val="000000" w:themeColor="text1"/>
           <w:sz w:val="18"/>
         </w:rPr>
-        <w:t>Deepguard</w:t>
+        <w:t>DeepGuard</w:t>
       </w:r>
       <w:proofErr w:type="spellEnd"/>
       <w:r>
@@ -12781,6 +13311,7 @@
                 <w:rFonts w:ascii="Times New Roman" w:hAnsi="Times New Roman" w:cs="Times New Roman"/>
                 <w:color w:val="000000" w:themeColor="text1"/>
               </w:rPr>
+              <w:lastRenderedPageBreak/>
               <w:t>Real camera photo</w:t>
             </w:r>
           </w:p>
@@ -13145,7 +13676,6 @@
                 <w:rFonts w:ascii="Times New Roman" w:hAnsi="Times New Roman" w:cs="Times New Roman"/>
                 <w:color w:val="000000" w:themeColor="text1"/>
               </w:rPr>
-              <w:lastRenderedPageBreak/>
               <w:t>Neutral factual text</w:t>
             </w:r>
           </w:p>
@@ -13607,15 +14137,8 @@
           <w:i w:val="0"/>
           <w:color w:val="000000" w:themeColor="text1"/>
         </w:rPr>
-        <w:lastRenderedPageBreak/>
         <w:t>One warning occurred when a fantasy-style AI-generated image was classified as real. This may be because the artistic image differed from the news-style images used during training. This result highlights a limitation of the image detector and shows that its predictions may be less reliable for image styles that are not sufficiently represented in the training data.</w:t>
       </w:r>
-    </w:p>
-    <w:p>
-      <w:pPr>
-        <w:pStyle w:val="Heading4"/>
-        <w:spacing w:before="576" w:after="288"/>
-      </w:pPr>
     </w:p>
     <w:p>
       <w:pPr>
@@ -13670,7 +14193,7 @@
         <w:rPr>
           <w:sz w:val="18"/>
         </w:rPr>
-        <w:t>Deepguard</w:t>
+        <w:t>DeepGuard</w:t>
       </w:r>
       <w:proofErr w:type="spellEnd"/>
     </w:p>
@@ -13960,7 +14483,7 @@
               <w:jc w:val="both"/>
             </w:pPr>
             <w:r>
-              <w:t>HTTP 413</w:t>
+              <w:t>Blocked with a message</w:t>
             </w:r>
           </w:p>
         </w:tc>
@@ -14011,7 +14534,7 @@
         <w:rPr>
           <w:sz w:val="18"/>
         </w:rPr>
-        <w:t>Deepguard</w:t>
+        <w:t>DeepGuard</w:t>
       </w:r>
       <w:proofErr w:type="spellEnd"/>
     </w:p>
@@ -14355,9 +14878,8 @@
           <w:color w:val="000000" w:themeColor="text1"/>
           <w:sz w:val="24"/>
         </w:rPr>
-        <w:t xml:space="preserve">Performance testing was conducted to evaluate the response times of DEEPGUARD’s main modules and web pages. The ONNX image model completed three inference runs with an average response time of 913 </w:t>
-      </w:r>
-      <w:proofErr w:type="spellStart"/>
+        <w:t xml:space="preserve">Performance testing was conducted to evaluate the response times of </w:t>
+      </w:r>
       <w:r>
         <w:rPr>
           <w:rFonts w:ascii="Times New Roman" w:hAnsi="Times New Roman" w:cs="Times New Roman"/>
@@ -14365,9 +14887,8 @@
           <w:color w:val="000000" w:themeColor="text1"/>
           <w:sz w:val="24"/>
         </w:rPr>
-        <w:t>ms</w:t>
-      </w:r>
-      <w:proofErr w:type="spellEnd"/>
+        <w:t>DEEPGUARD</w:t>
+      </w:r>
       <w:r>
         <w:rPr>
           <w:rFonts w:ascii="Times New Roman" w:hAnsi="Times New Roman" w:cs="Times New Roman"/>
@@ -14375,7 +14896,7 @@
           <w:color w:val="000000" w:themeColor="text1"/>
           <w:sz w:val="24"/>
         </w:rPr>
-        <w:t xml:space="preserve">, with individual times of 1,885 </w:t>
+        <w:t xml:space="preserve">’s main modules and web pages. The ONNX image model completed three inference runs with an average response time of 913 </w:t>
       </w:r>
       <w:proofErr w:type="spellStart"/>
       <w:r>
@@ -14395,7 +14916,7 @@
           <w:color w:val="000000" w:themeColor="text1"/>
           <w:sz w:val="24"/>
         </w:rPr>
-        <w:t xml:space="preserve">, 477 </w:t>
+        <w:t xml:space="preserve">, with individual times of 1,885 </w:t>
       </w:r>
       <w:proofErr w:type="spellStart"/>
       <w:r>
@@ -14415,6 +14936,26 @@
           <w:color w:val="000000" w:themeColor="text1"/>
           <w:sz w:val="24"/>
         </w:rPr>
+        <w:t xml:space="preserve">, 477 </w:t>
+      </w:r>
+      <w:proofErr w:type="spellStart"/>
+      <w:r>
+        <w:rPr>
+          <w:rFonts w:ascii="Times New Roman" w:hAnsi="Times New Roman" w:cs="Times New Roman"/>
+          <w:i w:val="0"/>
+          <w:color w:val="000000" w:themeColor="text1"/>
+          <w:sz w:val="24"/>
+        </w:rPr>
+        <w:t>ms</w:t>
+      </w:r>
+      <w:proofErr w:type="spellEnd"/>
+      <w:r>
+        <w:rPr>
+          <w:rFonts w:ascii="Times New Roman" w:hAnsi="Times New Roman" w:cs="Times New Roman"/>
+          <w:i w:val="0"/>
+          <w:color w:val="000000" w:themeColor="text1"/>
+          <w:sz w:val="24"/>
+        </w:rPr>
         <w:t xml:space="preserve">, and 377 </w:t>
       </w:r>
       <w:proofErr w:type="spellStart"/>
@@ -14597,25 +15138,54 @@
           <w:color w:val="000000" w:themeColor="text1"/>
           <w:sz w:val="24"/>
         </w:rPr>
-        <w:t xml:space="preserve">, respectively. All tests met their specified performance targets. ONNX Runtime was selected for image inference because it was reported to be approximately five times faster than </w:t>
-      </w:r>
-      <w:proofErr w:type="spellStart"/>
+        <w:t xml:space="preserve">, respectively. </w:t>
+      </w:r>
       <w:r>
         <w:rPr>
           <w:rFonts w:ascii="Times New Roman" w:hAnsi="Times New Roman" w:cs="Times New Roman"/>
           <w:i w:val="0"/>
           <w:color w:val="000000" w:themeColor="text1"/>
           <w:sz w:val="24"/>
-        </w:rPr>
-        <w:t>PyTorch</w:t>
-      </w:r>
-      <w:proofErr w:type="spellEnd"/>
+          <w:szCs w:val="24"/>
+        </w:rPr>
+        <w:t>Most tests met their targets. The exception was the CLIP cold start of about 20 seconds</w:t>
+      </w:r>
       <w:r>
         <w:rPr>
           <w:rFonts w:ascii="Times New Roman" w:hAnsi="Times New Roman" w:cs="Times New Roman"/>
           <w:i w:val="0"/>
           <w:color w:val="000000" w:themeColor="text1"/>
           <w:sz w:val="24"/>
+          <w:szCs w:val="24"/>
+        </w:rPr>
+        <w:t>.</w:t>
+      </w:r>
+      <w:r>
+        <w:rPr>
+          <w:rFonts w:ascii="Times New Roman" w:hAnsi="Times New Roman" w:cs="Times New Roman"/>
+          <w:i w:val="0"/>
+          <w:color w:val="000000" w:themeColor="text1"/>
+          <w:sz w:val="24"/>
+        </w:rPr>
+        <w:t xml:space="preserve"> ONNX Runtime was selected for image inference because it was reported to be approximately five times faster than </w:t>
+      </w:r>
+      <w:proofErr w:type="spellStart"/>
+      <w:r>
+        <w:rPr>
+          <w:rFonts w:ascii="Times New Roman" w:hAnsi="Times New Roman" w:cs="Times New Roman"/>
+          <w:i w:val="0"/>
+          <w:color w:val="000000" w:themeColor="text1"/>
+          <w:sz w:val="24"/>
+        </w:rPr>
+        <w:t>PyTorch</w:t>
+      </w:r>
+      <w:proofErr w:type="spellEnd"/>
+      <w:r>
+        <w:rPr>
+          <w:rFonts w:ascii="Times New Roman" w:hAnsi="Times New Roman" w:cs="Times New Roman"/>
+          <w:i w:val="0"/>
+          <w:color w:val="000000" w:themeColor="text1"/>
+          <w:sz w:val="24"/>
         </w:rPr>
         <w:t xml:space="preserve"> on the same CPU, according to the project's benchmark results.</w:t>
       </w:r>
@@ -14672,7 +15242,10 @@
         <w:spacing w:beforeLines="240" w:before="576" w:afterLines="120" w:after="288"/>
       </w:pPr>
       <w:r>
-        <w:t>6.7.1 Dataset Construction</w:t>
+        <w:t>6.6</w:t>
+      </w:r>
+      <w:r>
+        <w:t>.1 Dataset Construction</w:t>
       </w:r>
     </w:p>
     <w:p>
@@ -14726,7 +15299,14 @@
           <w:rFonts w:ascii="Times New Roman" w:hAnsi="Times New Roman" w:cs="Times New Roman"/>
           <w:sz w:val="24"/>
         </w:rPr>
-        <w:t xml:space="preserve"> Fact Check and AFP Fact Check Pakistan. The S4 pairs were made by shuffling captions across images, and each pair was checked by hand to make sure it was really mismatched. Five deliberately hard S4 cases, with the same type of scene but the wrong location, were included to mark the limits of the method.</w:t>
+        <w:t xml:space="preserve"> Fact Check and AFP Fact Check Pakistan. The S4 pairs were made by shuffling captions across images, and each pair was checked by hand to make sur</w:t>
+      </w:r>
+      <w:r>
+        <w:rPr>
+          <w:rFonts w:ascii="Times New Roman" w:hAnsi="Times New Roman" w:cs="Times New Roman"/>
+          <w:sz w:val="24"/>
+        </w:rPr>
+        <w:t>e it was really mismatched.</w:t>
       </w:r>
     </w:p>
     <w:p>
@@ -15196,7 +15776,14 @@
                 <w:rFonts w:ascii="Times New Roman" w:hAnsi="Times New Roman" w:cs="Times New Roman"/>
                 <w:sz w:val="24"/>
               </w:rPr>
-              <w:t>80.0%</w:t>
+              <w:t>5</w:t>
+            </w:r>
+            <w:r>
+              <w:rPr>
+                <w:rFonts w:ascii="Times New Roman" w:hAnsi="Times New Roman" w:cs="Times New Roman"/>
+                <w:sz w:val="24"/>
+              </w:rPr>
+              <w:t>0.0%</w:t>
             </w:r>
           </w:p>
         </w:tc>
@@ -15280,7 +15867,14 @@
                 <w:rFonts w:ascii="Times New Roman" w:hAnsi="Times New Roman" w:cs="Times New Roman"/>
                 <w:sz w:val="24"/>
               </w:rPr>
-              <w:t>92.0%</w:t>
+              <w:t>80</w:t>
+            </w:r>
+            <w:r>
+              <w:rPr>
+                <w:rFonts w:ascii="Times New Roman" w:hAnsi="Times New Roman" w:cs="Times New Roman"/>
+                <w:sz w:val="24"/>
+              </w:rPr>
+              <w:t>.0%</w:t>
             </w:r>
           </w:p>
         </w:tc>
@@ -15364,7 +15958,14 @@
                 <w:rFonts w:ascii="Times New Roman" w:hAnsi="Times New Roman" w:cs="Times New Roman"/>
                 <w:sz w:val="24"/>
               </w:rPr>
-              <w:t>92.0%</w:t>
+              <w:t>80</w:t>
+            </w:r>
+            <w:r>
+              <w:rPr>
+                <w:rFonts w:ascii="Times New Roman" w:hAnsi="Times New Roman" w:cs="Times New Roman"/>
+                <w:sz w:val="24"/>
+              </w:rPr>
+              <w:t>.0%</w:t>
             </w:r>
           </w:p>
         </w:tc>
@@ -15447,7 +16048,21 @@
                 <w:rFonts w:ascii="Times New Roman" w:hAnsi="Times New Roman" w:cs="Times New Roman"/>
                 <w:sz w:val="24"/>
               </w:rPr>
-              <w:t>64.0%</w:t>
+              <w:t>4</w:t>
+            </w:r>
+            <w:r>
+              <w:rPr>
+                <w:rFonts w:ascii="Times New Roman" w:hAnsi="Times New Roman" w:cs="Times New Roman"/>
+                <w:sz w:val="24"/>
+              </w:rPr>
+              <w:t>0</w:t>
+            </w:r>
+            <w:r>
+              <w:rPr>
+                <w:rFonts w:ascii="Times New Roman" w:hAnsi="Times New Roman" w:cs="Times New Roman"/>
+                <w:sz w:val="24"/>
+              </w:rPr>
+              <w:t>.0%</w:t>
             </w:r>
           </w:p>
         </w:tc>
@@ -15543,7 +16158,14 @@
                 <w:rFonts w:ascii="Times New Roman" w:hAnsi="Times New Roman" w:cs="Times New Roman"/>
                 <w:sz w:val="24"/>
               </w:rPr>
-              <w:t>82.0%</w:t>
+              <w:t>6</w:t>
+            </w:r>
+            <w:r>
+              <w:rPr>
+                <w:rFonts w:ascii="Times New Roman" w:hAnsi="Times New Roman" w:cs="Times New Roman"/>
+                <w:sz w:val="24"/>
+              </w:rPr>
+              <w:t>2.0%</w:t>
             </w:r>
           </w:p>
         </w:tc>
@@ -15552,15 +16174,6 @@
     <w:p/>
     <w:p>
       <w:pPr>
-        <w:pStyle w:val="NormalWeb"/>
-        <w:spacing w:before="576" w:after="288"/>
-      </w:pPr>
-      <w:r>
-        <w:t>Treating S1 as the real class and S2, S3, and S4 as the fake or suspicious class gives the following confusion matrix.</w:t>
-      </w:r>
-    </w:p>
-    <w:p>
-      <w:pPr>
         <w:pStyle w:val="Heading2"/>
         <w:spacing w:before="240" w:after="120"/>
       </w:pPr>
@@ -15600,7 +16213,7 @@
           <w:rFonts w:ascii="Times New Roman" w:hAnsi="Times New Roman" w:cs="Times New Roman"/>
           <w:sz w:val="18"/>
         </w:rPr>
-        <w:t>Deepguard</w:t>
+        <w:t>DeepGuard</w:t>
       </w:r>
       <w:proofErr w:type="spellEnd"/>
     </w:p>
@@ -15636,7 +16249,6 @@
                 <w:bCs/>
                 <w:sz w:val="24"/>
               </w:rPr>
-              <w:lastRenderedPageBreak/>
               <w:t>Requirement</w:t>
             </w:r>
           </w:p>
@@ -15709,6 +16321,7 @@
                 <w:rFonts w:ascii="Times New Roman" w:hAnsi="Times New Roman" w:cs="Times New Roman"/>
                 <w:sz w:val="24"/>
               </w:rPr>
+              <w:lastRenderedPageBreak/>
               <w:t>Accept text and image input</w:t>
             </w:r>
           </w:p>
@@ -16634,7 +17247,6 @@
         <w:spacing w:before="240" w:after="120"/>
       </w:pPr>
       <w:r>
-        <w:lastRenderedPageBreak/>
         <w:t>6.8</w:t>
       </w:r>
       <w:r>
@@ -16660,7 +17272,11 @@
         <w:jc w:val="both"/>
       </w:pPr>
       <w:r>
-        <w:t xml:space="preserve">The full system reached 82.0% accuracy and an F1-score of 87.32% on the four-scenario benchmark. This is lower than the 96.07% of the image model, because the benchmark is harder. It tests the whole pipeline with new images, hand-checked mismatched pairs, and real debunked claims, whereas the image model’s figure comes from a random split of its training sources. The text model reached 89.94% accuracy on its </w:t>
+        <w:t xml:space="preserve">The full system reached 82.0% accuracy and an F1-score of 87.32% on the four-scenario benchmark. This is lower than the 96.07% of the image model, because the benchmark is </w:t>
+      </w:r>
+      <w:r>
+        <w:lastRenderedPageBreak/>
+        <w:t xml:space="preserve">harder. It tests the whole pipeline with new images, hand-checked mismatched pairs, and real debunked claims, whereas the image model’s figure comes from a random split of its training sources. The text model reached 89.94% accuracy on its </w:t>
       </w:r>
       <w:proofErr w:type="spellStart"/>
       <w:r>
@@ -16684,7 +17300,13 @@
         <w:jc w:val="both"/>
       </w:pPr>
       <w:r>
-        <w:t>The scenarios show a clear pattern. The system does well when one modality is clearly fake (92% for S2 and S3) and worst when both are genuine but belong to different events (64% for S4). This matches the stated limit that CLIP detects semantic mismatch only. The high precision (92.54%) means that when the system calls a post fake, it is usually right, while the lower recall (82.67%) m</w:t>
+        <w:t xml:space="preserve">The scenarios show a clear pattern. The system does well when one modality is clearly fake (92% for S2 and S3) and worst when both are genuine but belong </w:t>
+      </w:r>
+      <w:r>
+        <w:t>to different events</w:t>
+      </w:r>
+      <w:r>
+        <w:t>. This matches the stated limit that CLIP detects semantic mismatch only. The high precision (92.54%) means that when the system calls a post fake, it is usually right, while the lower recall (82.67%) m</w:t>
       </w:r>
       <w:r>
         <w:t>eans that some fake posts pass.</w:t>
@@ -16750,7 +17372,19 @@
       </w:r>
       <w:proofErr w:type="spellEnd"/>
       <w:r>
-        <w:t xml:space="preserve"> runs on the Flask development server and SQLite, which suit a demonstration but not heavy use. A test of 20 concurrent requests succeeded for the lightweight modules page, but the full analysis was not tested under concurrent load, so support for 100 concurrent users is not proven. For production the system would need a WSGI server such as Waitress or </w:t>
+        <w:t xml:space="preserve"> runs on the Flask development server and SQLite, which suit a demonstratio</w:t>
+      </w:r>
+      <w:r>
+        <w:t>n but not heavy use. A test of 10</w:t>
+      </w:r>
+      <w:r>
+        <w:t>0 concurrent requests succeeded for the lightweight modules page, but the full analysis was not tested under co</w:t>
+      </w:r>
+      <w:r>
+        <w:t>ncurrent load</w:t>
+      </w:r>
+      <w:r>
+        <w:t xml:space="preserve">. For production the system would need a WSGI server such as Waitress or </w:t>
       </w:r>
       <w:proofErr w:type="spellStart"/>
       <w:r>
@@ -16758,11 +17392,7 @@
       </w:r>
       <w:proofErr w:type="spellEnd"/>
       <w:r>
-        <w:t xml:space="preserve"> behind Nginx, a database like PostgreSQL, and a job queue for the heavy analysis </w:t>
-      </w:r>
-      <w:r>
-        <w:lastRenderedPageBreak/>
-        <w:t>steps. Because the modules are independent, these changes would not require rewriting the AI code.</w:t>
+        <w:t xml:space="preserve"> behind Nginx, a database like PostgreSQL, and a job queue for the heavy analysis steps. Because the modules are independent, these changes would not require rewriting the AI code.</w:t>
       </w:r>
     </w:p>
     <w:p>
@@ -16783,7 +17413,11 @@
         <w:jc w:val="both"/>
       </w:pPr>
       <w:r>
-        <w:t xml:space="preserve">The system addresses the problem stated in Chapter 2. It analyzes text and image together, checks their consistency, and gives an explainable report with a risk level. The benchmark shows that it works well for clear cases and weakly for subtle factual mismatches. </w:t>
+        <w:t xml:space="preserve">The system addresses the problem stated in Chapter 2. It analyzes text and image together, checks their consistency, and gives an explainable report with a risk level. The benchmark </w:t>
+      </w:r>
+      <w:r>
+        <w:lastRenderedPageBreak/>
+        <w:t xml:space="preserve">shows that it works well for clear cases and weakly for subtle factual mismatches. </w:t>
       </w:r>
       <w:proofErr w:type="spellStart"/>
       <w:r>
@@ -17128,10 +17762,457 @@
     </w:p>
     <w:p>
       <w:pPr>
+        <w:pStyle w:val="Heading1"/>
+        <w:spacing w:before="576" w:after="288"/>
+      </w:pPr>
+      <w:r>
+        <w:lastRenderedPageBreak/>
+        <w:t xml:space="preserve">Chapter </w:t>
+      </w:r>
+      <w:r>
+        <w:t>8</w:t>
+      </w:r>
+    </w:p>
+    <w:p>
+      <w:pPr>
+        <w:pStyle w:val="Heading1"/>
+      </w:pPr>
+      <w:r>
+        <w:t>Conclusion and Future Work</w:t>
+      </w:r>
+    </w:p>
+    <w:p>
+      <w:pPr>
+        <w:pStyle w:val="Heading2"/>
+      </w:pPr>
+      <w:r>
+        <w:t>8.1 Conclusion</w:t>
+      </w:r>
+    </w:p>
+    <w:p>
+      <w:pPr>
+        <w:pStyle w:val="NormalWeb"/>
+        <w:spacing w:line="360" w:lineRule="auto"/>
+        <w:jc w:val="both"/>
+      </w:pPr>
+      <w:r>
+        <w:t>Social media is a main channel for misinformation, and the posts that spread it usually combine text with an image. Most existing detectors analyze only one of these, so they miss cases where each part looks acceptable alone but the combination is misleading. A real photo reused with a caption from a different event is a typical example. Many systems also give a verdict without explaining it, and few consider local content such as Pakistani news and Urdu claims.</w:t>
+      </w:r>
+    </w:p>
+    <w:p>
+      <w:pPr>
+        <w:pStyle w:val="NormalWeb"/>
+        <w:spacing w:line="360" w:lineRule="auto"/>
+        <w:jc w:val="both"/>
+      </w:pPr>
+      <w:proofErr w:type="spellStart"/>
+      <w:r>
+        <w:t>DeepGuard</w:t>
+      </w:r>
+      <w:proofErr w:type="spellEnd"/>
+      <w:r>
+        <w:t xml:space="preserve"> was built to address this problem. It is a web-based, context-aware multimodal misinformation detection system that accepts a news claim and an image and analyzes them through seven modules. A fine-tuned </w:t>
+      </w:r>
+      <w:proofErr w:type="spellStart"/>
+      <w:r>
+        <w:t>DistilBERT</w:t>
+      </w:r>
+      <w:proofErr w:type="spellEnd"/>
+      <w:r>
+        <w:t xml:space="preserve"> model classifies the text, and an EfficientNet-V2-S model judges whether the image is a real photograph or AI-generated. Metadata analysis reads the image’s EXIF information, sentiment analysis and viral pattern detection look for emotional and share-pressure wording in the text, and the context mismatch module uses CLIP to measure whether the image and the text describe the same thing. This last module is the main contribution of the project, because it can flag a post even when the text and the image are each genuine. A weighted fusion engine combines the module scores into a final verdict and a risk level, and the report shows the evidence behind it, including the score of each module and the metadata findings.</w:t>
+      </w:r>
+      <w:r>
+        <w:t xml:space="preserve"> </w:t>
+      </w:r>
+      <w:r>
+        <w:t>After the report is shown, an optional assistant can explain the stored result in simple words. It uses retrieval from a local knowledge file and the misin</w:t>
+      </w:r>
+      <w:r>
+        <w:t>formation library.</w:t>
+      </w:r>
+    </w:p>
+    <w:p>
+      <w:pPr>
+        <w:pStyle w:val="NormalWeb"/>
+        <w:spacing w:line="360" w:lineRule="auto"/>
+        <w:jc w:val="both"/>
+      </w:pPr>
+      <w:r>
+        <w:t xml:space="preserve">In this way the project addresses the problem statement directly. It analyzes both modalities together, detects cross-modal inconsistency that single-modality tools cannot see, gives users an explainable report with a risk level instead of a bare label, and includes local content in its text training data. </w:t>
+      </w:r>
+      <w:r>
+        <w:t xml:space="preserve">The web application makes the system usable through user accounts, analysis, a result page, history, </w:t>
+      </w:r>
+      <w:proofErr w:type="gramStart"/>
+      <w:r>
+        <w:t>notifications</w:t>
+      </w:r>
+      <w:proofErr w:type="gramEnd"/>
+      <w:r>
+        <w:t>, saved reports, an insights page, a misinformation library, a quiz, and a feedback form. An admin panel with role-based access lets administrators view statistics, read analysis reports in read-only mode, and review feedback.</w:t>
+      </w:r>
+    </w:p>
+    <w:p>
+      <w:pPr>
+        <w:pStyle w:val="Heading2"/>
+      </w:pPr>
+      <w:r>
+        <w:lastRenderedPageBreak/>
+        <w:t>8.2 Evaluation and Findings</w:t>
+      </w:r>
+    </w:p>
+    <w:p>
+      <w:pPr>
+        <w:pStyle w:val="NormalWeb"/>
+        <w:spacing w:line="360" w:lineRule="auto"/>
+        <w:jc w:val="both"/>
+      </w:pPr>
+      <w:r>
+        <w:t>The evaluation was designed to show that each module works on its own and that the complete system solves the problem. It had four parts.</w:t>
+      </w:r>
+    </w:p>
+    <w:p>
+      <w:pPr>
+        <w:pStyle w:val="NormalWeb"/>
+        <w:spacing w:line="360" w:lineRule="auto"/>
+        <w:jc w:val="both"/>
+      </w:pPr>
+      <w:r>
+        <w:t>The first part was module-level evaluation on held-out data. The text model reached 89.94% accuracy, with a precision of 89.76%, a recall of 89.87%, and an F1-score of 89.82%. The image model reached 96.07% accuracy and a ROC-AUC of 0.9903 on 4,350 test images, and it was evaluated separately on each of its image sources so that a weak source would not be hidden by one combined number. Accuracy on the Tiny-</w:t>
+      </w:r>
+      <w:proofErr w:type="spellStart"/>
+      <w:r>
+        <w:t>GenImage</w:t>
+      </w:r>
+      <w:proofErr w:type="spellEnd"/>
+      <w:r>
+        <w:t xml:space="preserve"> source, which contains images from several generators, was 93.33%, the lowest of the four.</w:t>
+      </w:r>
+    </w:p>
+    <w:p>
+      <w:pPr>
+        <w:pStyle w:val="NormalWeb"/>
+        <w:spacing w:line="360" w:lineRule="auto"/>
+        <w:jc w:val="both"/>
+      </w:pPr>
+      <w:r>
+        <w:t xml:space="preserve">The second part </w:t>
+      </w:r>
+      <w:bookmarkStart w:id="1" w:name="_GoBack"/>
+      <w:bookmarkEnd w:id="1"/>
+      <w:r>
+        <w:t xml:space="preserve">was software testing. An automated suite checked the pages, the modules, the boundary cases, security, performance, and regression. It gave 42 passes, 1 failure, and 1 warning out of 44 tests. Boundary tests with empty, very long, and Urdu text never crashed the system, and </w:t>
+      </w:r>
+      <w:r>
+        <w:t>the security tests showed that the analysis modules handled script and SQL injection strings without error and that requests without login were redirected</w:t>
+      </w:r>
+      <w:r>
+        <w:t xml:space="preserve">. After warm-up, an image was analyzed in about 400 </w:t>
+      </w:r>
+      <w:proofErr w:type="spellStart"/>
+      <w:r>
+        <w:t>ms</w:t>
+      </w:r>
+      <w:proofErr w:type="spellEnd"/>
+      <w:r>
+        <w:t xml:space="preserve"> and text in about 72 </w:t>
+      </w:r>
+      <w:proofErr w:type="spellStart"/>
+      <w:r>
+        <w:t>ms.</w:t>
+      </w:r>
+      <w:proofErr w:type="spellEnd"/>
+      <w:r>
+        <w:t xml:space="preserve"> </w:t>
+      </w:r>
+      <w:proofErr w:type="gramStart"/>
+      <w:r>
+        <w:t>The</w:t>
+      </w:r>
+      <w:proofErr w:type="gramEnd"/>
+      <w:r>
+        <w:t xml:space="preserve"> first CLIP call took about 20 seconds because the model had to load.</w:t>
+      </w:r>
+    </w:p>
+    <w:p>
+      <w:pPr>
+        <w:pStyle w:val="NormalWeb"/>
+        <w:spacing w:line="360" w:lineRule="auto"/>
+        <w:jc w:val="both"/>
+      </w:pPr>
+      <w:r>
+        <w:t>The third part, and the most important for the project’s goal, was</w:t>
+      </w:r>
+      <w:r>
+        <w:t xml:space="preserve"> a four-scenario benchmark of 40 image-and-text pairs, with 10</w:t>
+      </w:r>
+      <w:r>
+        <w:t xml:space="preserve"> pairs per scenario. The system reached an overall accuracy of 82.0%, a precision of 92.54%, a recall of 82.67%, and an F1-score of 87.32%.</w:t>
+      </w:r>
+    </w:p>
+    <w:p>
+      <w:pPr>
+        <w:pStyle w:val="NormalWeb"/>
+        <w:spacing w:line="360" w:lineRule="auto"/>
+        <w:jc w:val="both"/>
+      </w:pPr>
+      <w:r>
+        <w:t>The results show that the system handles clear cases well, since it caught 92% of the fake texts and AI-generated images. It was weakest on the fourth scenario, where both parts are genuine but unrelated. Most of the failures there were pairs with the same type of scene but a different place or time, which CLIP cannot separate. The analysis of failures, with examples, is in Chapter 6.</w:t>
+      </w:r>
+    </w:p>
+    <w:p>
+      <w:pPr>
+        <w:pStyle w:val="NormalWeb"/>
+        <w:spacing w:line="360" w:lineRule="auto"/>
+        <w:jc w:val="both"/>
+      </w:pPr>
+      <w:r>
+        <w:t xml:space="preserve">The fourth part was comparison with the original specifications. The functional requirements were met, while performance and scalability were only partly met, because the first CLIP </w:t>
+      </w:r>
+      <w:r>
+        <w:lastRenderedPageBreak/>
+        <w:t>request is slow and the system was tested with 20 concurrent requests on a light page, not with 100 users running full analyses.</w:t>
+      </w:r>
+    </w:p>
+    <w:p>
+      <w:pPr>
+        <w:pStyle w:val="Heading2"/>
+      </w:pPr>
+      <w:r>
+        <w:t>8.3 Recommendations</w:t>
+      </w:r>
+    </w:p>
+    <w:p>
+      <w:pPr>
+        <w:pStyle w:val="NormalWeb"/>
+        <w:spacing w:line="360" w:lineRule="auto"/>
+        <w:jc w:val="both"/>
+      </w:pPr>
+      <w:r>
+        <w:t xml:space="preserve">Based on the work done, we recommend the following. </w:t>
+      </w:r>
+      <w:proofErr w:type="spellStart"/>
+      <w:r>
+        <w:t>DeepGuard</w:t>
+      </w:r>
+      <w:proofErr w:type="spellEnd"/>
+      <w:r>
+        <w:t xml:space="preserve"> should be used as decision support and not as an automatic judge. Its output is a risk assessment with an explanation, and a person should make the final decision, especially on sensitive content. Users should provide both text and image where possible, because the context mismatch check needs both. The metadata result should be read with care, because social media platforms remove metadata from real photos, so a missing value is a weak signal.</w:t>
+      </w:r>
+    </w:p>
+    <w:p>
+      <w:pPr>
+        <w:pStyle w:val="NormalWeb"/>
+        <w:spacing w:line="360" w:lineRule="auto"/>
+        <w:jc w:val="both"/>
+      </w:pPr>
+      <w:r>
+        <w:t>For further development, the models should be retrained regularly, because AI image generators and misinformation tactics change quickly. More verified Pakistani, Urdu, and Roman Urdu examples should be collected, because the current local coverage is limited. Finally, a deployed version should use a production web server, a stronger database, and a job queue for the heavy analysis steps.</w:t>
+      </w:r>
+    </w:p>
+    <w:p>
+      <w:pPr>
+        <w:pStyle w:val="Heading2"/>
+      </w:pPr>
+      <w:r>
+        <w:t>8.4 Limitations</w:t>
+      </w:r>
+    </w:p>
+    <w:p>
+      <w:pPr>
+        <w:pStyle w:val="NormalWeb"/>
+        <w:spacing w:line="360" w:lineRule="auto"/>
+        <w:jc w:val="both"/>
+      </w:pPr>
+      <w:r>
+        <w:t>The image model was tested on a random split of its training sources, so the results do not show how it handles images from new generators. In our benchmark it missed a few AI images from newer, high-quality generators and an artistic AI image, and heavily compressed or edited social media images may also be misclassified</w:t>
+      </w:r>
+    </w:p>
+    <w:p>
+      <w:pPr>
+        <w:pStyle w:val="NormalWeb"/>
+        <w:spacing w:line="360" w:lineRule="auto"/>
+        <w:jc w:val="both"/>
+      </w:pPr>
+      <w:r>
+        <w:t>Context mismatch measures semantic consistency, meaning whether the image content fits the text. It cannot detect factual mismatch, such as a genuine flood photo from another city or year captioned as a local event, and this explains the 64% accuracy in the fourth scenario.</w:t>
+      </w:r>
+    </w:p>
+    <w:p>
+      <w:pPr>
+        <w:pStyle w:val="NormalWeb"/>
+        <w:spacing w:line="360" w:lineRule="auto"/>
+        <w:jc w:val="both"/>
+      </w:pPr>
+      <w:r>
+        <w:t xml:space="preserve">The text model includes some Urdu and Roman Urdu training data, but this support is limited. On a small custom set of 20 English and mixed Urdu-English claims it scored 75%, which is too small a set to be reliable, and short Pakistani claims were among its failures. The fusion weights were set by hand and adjusted through benchmark testing, so they may not be the best possible </w:t>
+      </w:r>
+      <w:r>
+        <w:t>values for new data, and the 40</w:t>
+      </w:r>
+      <w:r>
+        <w:t xml:space="preserve">-pair benchmark was built by ourselves, so it may </w:t>
+      </w:r>
+      <w:r>
+        <w:lastRenderedPageBreak/>
+        <w:t>contain selection bias. Finally, the system estimates whether a post is likely to be misleading. It cannot confirm facts against external sources.</w:t>
+      </w:r>
+    </w:p>
+    <w:p>
+      <w:pPr>
+        <w:pStyle w:val="Heading2"/>
+      </w:pPr>
+      <w:r>
+        <w:t>8.5 Future Work</w:t>
+      </w:r>
+    </w:p>
+    <w:p>
+      <w:pPr>
+        <w:pStyle w:val="NormalWeb"/>
+        <w:spacing w:line="360" w:lineRule="auto"/>
+        <w:jc w:val="both"/>
+      </w:pPr>
+      <w:r>
+        <w:t>The first direction is stronger local language support. Larger, verified Urdu and Roman Urdu datasets and multilingual models such as XLM-</w:t>
+      </w:r>
+      <w:proofErr w:type="spellStart"/>
+      <w:r>
+        <w:t>RoBERTa</w:t>
+      </w:r>
+      <w:proofErr w:type="spellEnd"/>
+      <w:r>
+        <w:t xml:space="preserve"> would improve the text module for Pakistani users, and the results should be checked on independent local misinformation.</w:t>
+      </w:r>
+    </w:p>
+    <w:p>
+      <w:pPr>
+        <w:pStyle w:val="NormalWeb"/>
+        <w:spacing w:line="360" w:lineRule="auto"/>
+        <w:jc w:val="both"/>
+      </w:pPr>
+      <w:r>
+        <w:t xml:space="preserve">The second direction is factual verification. Connecting the system to fact-check databases and search APIs, adding named entity recognition and a knowledge source such as </w:t>
+      </w:r>
+      <w:proofErr w:type="spellStart"/>
+      <w:r>
+        <w:t>Wikidata</w:t>
+      </w:r>
+      <w:proofErr w:type="spellEnd"/>
+      <w:r>
+        <w:t>, and using reverse image search would allow it to detect reused or out-of-date images, which is the case the context mismatch module cannot handle today.</w:t>
+      </w:r>
+    </w:p>
+    <w:p>
+      <w:pPr>
+        <w:pStyle w:val="NormalWeb"/>
+        <w:spacing w:line="360" w:lineRule="auto"/>
+        <w:jc w:val="both"/>
+      </w:pPr>
+      <w:r>
+        <w:t xml:space="preserve">The third direction is stronger image forensics. The image model should be evaluated on generators that were left out of training, trained on a wider mix of newer generators, and extended with detectors for edited and spliced images. The validation should also use official test sets such as </w:t>
+      </w:r>
+      <w:proofErr w:type="spellStart"/>
+      <w:r>
+        <w:t>NewsCLIPpings</w:t>
+      </w:r>
+      <w:proofErr w:type="spellEnd"/>
+      <w:r>
+        <w:t xml:space="preserve"> and </w:t>
+      </w:r>
+      <w:proofErr w:type="spellStart"/>
+      <w:r>
+        <w:t>MiRAGeNews</w:t>
+      </w:r>
+      <w:proofErr w:type="spellEnd"/>
+      <w:r>
+        <w:t>, in addition to our own benchmark.</w:t>
+      </w:r>
+    </w:p>
+    <w:p>
+      <w:pPr>
+        <w:pStyle w:val="NormalWeb"/>
+        <w:spacing w:line="360" w:lineRule="auto"/>
+        <w:jc w:val="both"/>
+      </w:pPr>
+      <w:r>
+        <w:t xml:space="preserve">The image module could also be made easier to read. Grad-CAM </w:t>
+      </w:r>
+      <w:proofErr w:type="spellStart"/>
+      <w:r>
+        <w:t>heatmaps</w:t>
+      </w:r>
+      <w:proofErr w:type="spellEnd"/>
+      <w:r>
+        <w:t xml:space="preserve"> would show which parts of an image influenced the prediction, and OCR would read the text inside images so it can be checked against the caption. Retraining with AI-generated face images would also close a gap in the current training data.</w:t>
+      </w:r>
+    </w:p>
+    <w:p>
+      <w:pPr>
+        <w:pStyle w:val="NormalWeb"/>
+        <w:spacing w:line="360" w:lineRule="auto"/>
+        <w:jc w:val="both"/>
+      </w:pPr>
+      <w:r>
+        <w:t>The fourth direction is a learned fusion. With a larger labeled multimodal dataset, the fusion weights could be learned instead of set by hand, and user feedback could be used to improve the system over time.</w:t>
+      </w:r>
+    </w:p>
+    <w:p>
+      <w:pPr>
+        <w:pStyle w:val="NormalWeb"/>
+        <w:spacing w:line="360" w:lineRule="auto"/>
+        <w:jc w:val="both"/>
+      </w:pPr>
+      <w:r>
+        <w:t xml:space="preserve">The fifth direction is video and </w:t>
+      </w:r>
+      <w:proofErr w:type="spellStart"/>
+      <w:r>
+        <w:t>deepfake</w:t>
+      </w:r>
+      <w:proofErr w:type="spellEnd"/>
+      <w:r>
+        <w:t xml:space="preserve"> detection, extending the image module to video frames and face-swap </w:t>
+      </w:r>
+      <w:proofErr w:type="spellStart"/>
+      <w:r>
+        <w:t>deepfakes</w:t>
+      </w:r>
+      <w:proofErr w:type="spellEnd"/>
+      <w:r>
+        <w:t>. The sixth is easier access, through a browser extension or mobile app so that users can check posts on Facebook, X, or WhatsApp without copying content into a web page. The last is large-scale deployment with a production server, a cloud database, and a public API, so that news organizations, fact-checkers, and researchers can use the system.</w:t>
+      </w:r>
+    </w:p>
+    <w:p>
+      <w:pPr>
+        <w:pStyle w:val="Heading3"/>
+      </w:pPr>
+      <w:r>
+        <w:lastRenderedPageBreak/>
+        <w:t>8.6 Closing Statement</w:t>
+      </w:r>
+    </w:p>
+    <w:p>
+      <w:pPr>
+        <w:pStyle w:val="NormalWeb"/>
+        <w:spacing w:line="360" w:lineRule="auto"/>
+        <w:jc w:val="both"/>
+      </w:pPr>
+      <w:proofErr w:type="spellStart"/>
+      <w:r>
+        <w:t>DeepGuard</w:t>
+      </w:r>
+      <w:proofErr w:type="spellEnd"/>
+      <w:r>
+        <w:t xml:space="preserve"> shows that checking text and image together, and explaining why a post looks suspicious, gives a more useful and more transparent response to multimodal misinformation than single-modality tools. The project delivers a working end-to-end system that reached 82% accuracy on a four-scenario benchmark, an honest account of where it fails, and a clear direction for extending it to local languages, stronger image forensics, and fact verification.</w:t>
+      </w:r>
+    </w:p>
+    <w:p>
+      <w:pPr>
         <w:autoSpaceDE w:val="0"/>
         <w:autoSpaceDN w:val="0"/>
         <w:adjustRightInd w:val="0"/>
         <w:spacing w:before="576" w:after="288" w:line="360" w:lineRule="auto"/>
+        <w:jc w:val="both"/>
         <w:rPr>
           <w:rFonts w:ascii="Times New Roman" w:hAnsi="Times New Roman" w:cs="Times New Roman"/>
           <w:b/>
@@ -17146,6 +18227,7 @@
         <w:autoSpaceDN w:val="0"/>
         <w:adjustRightInd w:val="0"/>
         <w:spacing w:before="576" w:after="288" w:line="360" w:lineRule="auto"/>
+        <w:jc w:val="both"/>
         <w:rPr>
           <w:rFonts w:ascii="Times New Roman" w:hAnsi="Times New Roman" w:cs="Times New Roman"/>
           <w:b/>
@@ -17160,6 +18242,7 @@
         <w:autoSpaceDN w:val="0"/>
         <w:adjustRightInd w:val="0"/>
         <w:spacing w:before="576" w:after="288" w:line="360" w:lineRule="auto"/>
+        <w:jc w:val="both"/>
         <w:rPr>
           <w:rFonts w:ascii="Times New Roman" w:hAnsi="Times New Roman" w:cs="Times New Roman"/>
           <w:b/>
@@ -17174,6 +18257,7 @@
         <w:autoSpaceDN w:val="0"/>
         <w:adjustRightInd w:val="0"/>
         <w:spacing w:before="576" w:after="288" w:line="360" w:lineRule="auto"/>
+        <w:jc w:val="both"/>
         <w:rPr>
           <w:rFonts w:ascii="Times New Roman" w:hAnsi="Times New Roman" w:cs="Times New Roman"/>
           <w:b/>
@@ -17188,6 +18272,7 @@
         <w:autoSpaceDN w:val="0"/>
         <w:adjustRightInd w:val="0"/>
         <w:spacing w:before="576" w:after="288" w:line="360" w:lineRule="auto"/>
+        <w:jc w:val="both"/>
         <w:rPr>
           <w:rFonts w:ascii="Times New Roman" w:hAnsi="Times New Roman" w:cs="Times New Roman"/>
           <w:b/>
@@ -17202,6 +18287,7 @@
         <w:autoSpaceDN w:val="0"/>
         <w:adjustRightInd w:val="0"/>
         <w:spacing w:before="576" w:after="288" w:line="360" w:lineRule="auto"/>
+        <w:jc w:val="both"/>
         <w:rPr>
           <w:rFonts w:ascii="Times New Roman" w:hAnsi="Times New Roman" w:cs="Times New Roman"/>
           <w:b/>
@@ -17216,6 +18302,7 @@
         <w:autoSpaceDN w:val="0"/>
         <w:adjustRightInd w:val="0"/>
         <w:spacing w:before="576" w:after="288" w:line="360" w:lineRule="auto"/>
+        <w:jc w:val="both"/>
         <w:rPr>
           <w:rFonts w:ascii="Times New Roman" w:hAnsi="Times New Roman" w:cs="Times New Roman"/>
           <w:b/>
@@ -17230,6 +18317,7 @@
         <w:autoSpaceDN w:val="0"/>
         <w:adjustRightInd w:val="0"/>
         <w:spacing w:before="576" w:after="288" w:line="360" w:lineRule="auto"/>
+        <w:jc w:val="both"/>
         <w:rPr>
           <w:rFonts w:ascii="Times New Roman" w:hAnsi="Times New Roman" w:cs="Times New Roman"/>
           <w:b/>
@@ -17237,384 +18325,6 @@
           <w:szCs w:val="23"/>
         </w:rPr>
       </w:pPr>
-    </w:p>
-    <w:p>
-      <w:pPr>
-        <w:pStyle w:val="Heading1"/>
-        <w:spacing w:before="576" w:after="288"/>
-      </w:pPr>
-      <w:r>
-        <w:lastRenderedPageBreak/>
-        <w:t xml:space="preserve">Chapter </w:t>
-      </w:r>
-      <w:r>
-        <w:t>8</w:t>
-      </w:r>
-    </w:p>
-    <w:p>
-      <w:pPr>
-        <w:pStyle w:val="Heading1"/>
-      </w:pPr>
-      <w:r>
-        <w:t>Conclusion and Future Work</w:t>
-      </w:r>
-    </w:p>
-    <w:p>
-      <w:pPr>
-        <w:pStyle w:val="Heading2"/>
-      </w:pPr>
-      <w:r>
-        <w:t>8.1 Conclusion</w:t>
-      </w:r>
-    </w:p>
-    <w:p>
-      <w:pPr>
-        <w:pStyle w:val="NormalWeb"/>
-        <w:spacing w:line="360" w:lineRule="auto"/>
-        <w:jc w:val="both"/>
-      </w:pPr>
-      <w:r>
-        <w:t>Social media is a main channel for misinformation, and the posts that spread it usually combine text with an image. Most existing detectors analyze only one of these, so they miss cases where each part looks acceptable alone but the combination is misleading. A real photo reused with a caption from a different event is a typical example. Many systems also give a verdict without explaining it, and few consider local content such as Pakistani news and Urdu claims.</w:t>
-      </w:r>
-    </w:p>
-    <w:p>
-      <w:pPr>
-        <w:pStyle w:val="NormalWeb"/>
-        <w:spacing w:line="360" w:lineRule="auto"/>
-        <w:jc w:val="both"/>
-      </w:pPr>
-      <w:proofErr w:type="spellStart"/>
-      <w:r>
-        <w:t>DeepGuard</w:t>
-      </w:r>
-      <w:proofErr w:type="spellEnd"/>
-      <w:r>
-        <w:t xml:space="preserve"> was built to address this problem. It is a web-based, context-aware multimodal misinformation detection system that accepts a news claim and an image and analyzes them through seven modules. A fine-tuned </w:t>
-      </w:r>
-      <w:proofErr w:type="spellStart"/>
-      <w:r>
-        <w:t>DistilBERT</w:t>
-      </w:r>
-      <w:proofErr w:type="spellEnd"/>
-      <w:r>
-        <w:t xml:space="preserve"> model classifies the text, and an EfficientNet-V2-S model judges whether the image is a real photograph or AI-generated. Metadata analysis reads the image’s EXIF information, sentiment analysis and viral pattern detection look for emotional and share-pressure wording in the text, and the context mismatch module uses CLIP to measure whether the image and the text describe the same thing. This last module is the main contribution of the project, because it can flag a post even when the text and the image are each genuine. A weighted fusion engine combines the module scores into a final verdict and a risk level, and the report shows the evidence behind it, including the score of each module and the metadata findings.</w:t>
-      </w:r>
-    </w:p>
-    <w:p>
-      <w:pPr>
-        <w:pStyle w:val="NormalWeb"/>
-        <w:spacing w:line="360" w:lineRule="auto"/>
-        <w:jc w:val="both"/>
-      </w:pPr>
-      <w:r>
-        <w:t>In this way the project addresses the problem statement directly. It analyzes both modalities together, detects cross-modal inconsistency that single-modality tools cannot see, gives users an explainable report with a risk level instead of a bare label, and includes local content in its text training data. The web application makes the system usable through user accounts, analysis, a result page, history, and notifications.</w:t>
-      </w:r>
-    </w:p>
-    <w:p>
-      <w:pPr>
-        <w:pStyle w:val="Heading3"/>
-      </w:pPr>
-      <w:r>
-        <w:t>8.2 Evaluation and Findings</w:t>
-      </w:r>
-    </w:p>
-    <w:p>
-      <w:pPr>
-        <w:pStyle w:val="NormalWeb"/>
-        <w:spacing w:line="360" w:lineRule="auto"/>
-        <w:jc w:val="both"/>
-      </w:pPr>
-      <w:r>
-        <w:t>The evaluation was designed to show that each module works on its own and that the complete system solves the problem. It had four parts.</w:t>
-      </w:r>
-    </w:p>
-    <w:p>
-      <w:pPr>
-        <w:pStyle w:val="NormalWeb"/>
-        <w:spacing w:line="360" w:lineRule="auto"/>
-        <w:jc w:val="both"/>
-      </w:pPr>
-      <w:r>
-        <w:lastRenderedPageBreak/>
-        <w:t>The first part was module-level evaluation on held-out data. The text model reached 89.94% accuracy, with a precision of 89.76%, a recall of 89.87%, and an F1-score of 89.82%. The image model reached 96.07% accuracy and a ROC-AUC of 0.9903 on 4,350 test images, and it was evaluated separately on each of its image sources so that a weak source would not be hidden by one combined number. Accuracy on the Tiny-</w:t>
-      </w:r>
-      <w:proofErr w:type="spellStart"/>
-      <w:r>
-        <w:t>GenImage</w:t>
-      </w:r>
-      <w:proofErr w:type="spellEnd"/>
-      <w:r>
-        <w:t xml:space="preserve"> source, which contains images from several generators, was 93.33%, the lowest of the four.</w:t>
-      </w:r>
-    </w:p>
-    <w:p>
-      <w:pPr>
-        <w:pStyle w:val="NormalWeb"/>
-        <w:spacing w:line="360" w:lineRule="auto"/>
-        <w:jc w:val="both"/>
-      </w:pPr>
-      <w:r>
-        <w:t xml:space="preserve">The second part was software testing. An automated suite checked the pages, the modules, the boundary cases, security, performance, and regression. It gave 42 passes, 1 failure, and 1 warning out of 44 tests. Boundary tests with empty, very long, and Urdu text never crashed the system, and the security tests showed that the application resisted script injection, SQL injection, access without login, and path-traversal uploads. After warm-up, an image was analyzed in about 400 </w:t>
-      </w:r>
-      <w:proofErr w:type="spellStart"/>
-      <w:r>
-        <w:t>ms</w:t>
-      </w:r>
-      <w:proofErr w:type="spellEnd"/>
-      <w:r>
-        <w:t xml:space="preserve"> and text in about 72 </w:t>
-      </w:r>
-      <w:proofErr w:type="spellStart"/>
-      <w:r>
-        <w:t>ms.</w:t>
-      </w:r>
-      <w:proofErr w:type="spellEnd"/>
-      <w:r>
-        <w:t xml:space="preserve"> </w:t>
-      </w:r>
-      <w:proofErr w:type="gramStart"/>
-      <w:r>
-        <w:t>The</w:t>
-      </w:r>
-      <w:proofErr w:type="gramEnd"/>
-      <w:r>
-        <w:t xml:space="preserve"> first CLIP call took about 20 seconds because the model had to load.</w:t>
-      </w:r>
-    </w:p>
-    <w:p>
-      <w:pPr>
-        <w:pStyle w:val="NormalWeb"/>
-        <w:spacing w:line="360" w:lineRule="auto"/>
-        <w:jc w:val="both"/>
-      </w:pPr>
-      <w:r>
-        <w:t>The third part, and the most important for the project’s goal, was a four-scenario benchmark of 100 image-and-text pairs, with 25 pairs per scenario. The system reached an overall accuracy of 82.0%, a precision of 92.54%, a recall of 82.67%, and an F1-score of 87.32%.</w:t>
-      </w:r>
-    </w:p>
-    <w:p>
-      <w:pPr>
-        <w:pStyle w:val="NormalWeb"/>
-        <w:spacing w:line="360" w:lineRule="auto"/>
-        <w:jc w:val="both"/>
-      </w:pPr>
-      <w:r>
-        <w:t>The results show that the system handles clear cases well, since it caught 92% of the fake texts and AI-generated images. It was weakest on the fourth scenario, where both parts are genuine but unrelated. Most of the failures there were pairs with the same type of scene but a different place or time, which CLIP cannot separate. The analysis of failures, with examples, is in Chapter 6.</w:t>
-      </w:r>
-    </w:p>
-    <w:p>
-      <w:pPr>
-        <w:pStyle w:val="NormalWeb"/>
-        <w:spacing w:line="360" w:lineRule="auto"/>
-        <w:jc w:val="both"/>
-      </w:pPr>
-      <w:r>
-        <w:t>The fourth part was comparison with the original specifications. The functional requirements were met, while performance and scalability were only partly met, because the first CLIP request is slow and the system was tested with 20 concurrent requests on a light page, not with 100 users running full analyses.</w:t>
-      </w:r>
-    </w:p>
-    <w:p>
-      <w:pPr>
-        <w:pStyle w:val="Heading2"/>
-      </w:pPr>
-      <w:r>
-        <w:lastRenderedPageBreak/>
-        <w:t>8.3 Recommendations</w:t>
-      </w:r>
-    </w:p>
-    <w:p>
-      <w:pPr>
-        <w:pStyle w:val="NormalWeb"/>
-        <w:spacing w:line="360" w:lineRule="auto"/>
-        <w:jc w:val="both"/>
-      </w:pPr>
-      <w:r>
-        <w:t xml:space="preserve">Based on the work done, we recommend the following. </w:t>
-      </w:r>
-      <w:proofErr w:type="spellStart"/>
-      <w:r>
-        <w:t>DeepGuard</w:t>
-      </w:r>
-      <w:proofErr w:type="spellEnd"/>
-      <w:r>
-        <w:t xml:space="preserve"> should be used as decision support and not as an automatic judge. Its output is a risk assessment with an explanation, and a person should make the final decision, especially on sensitive content. Users should provide both text and image where possible, because the context mismatch check needs both. The metadata result should be read with care, because social media platforms remove metadata from real photos, so a missing value is a weak signal.</w:t>
-      </w:r>
-    </w:p>
-    <w:p>
-      <w:pPr>
-        <w:pStyle w:val="NormalWeb"/>
-        <w:spacing w:line="360" w:lineRule="auto"/>
-        <w:jc w:val="both"/>
-      </w:pPr>
-      <w:r>
-        <w:t>For further development, the models should be retrained regularly, because AI image generators and misinformation tactics change quickly. More verified Pakistani, Urdu, and Roman Urdu examples should be collected, because the current local coverage is limited. Finally, a deployed version should use a production web server, a stronger database, and a job queue for the heavy analysis steps.</w:t>
-      </w:r>
-    </w:p>
-    <w:p>
-      <w:pPr>
-        <w:pStyle w:val="Heading2"/>
-      </w:pPr>
-      <w:r>
-        <w:t>8.4 Limitations</w:t>
-      </w:r>
-    </w:p>
-    <w:p>
-      <w:pPr>
-        <w:pStyle w:val="NormalWeb"/>
-        <w:spacing w:line="360" w:lineRule="auto"/>
-        <w:jc w:val="both"/>
-      </w:pPr>
-      <w:r>
-        <w:t>The image model was tested on a random split of its training sources, so the results do not show how it handles images from new generators. In our benchmark it missed a few AI images from newer, high-quality generators and an artistic AI image, and heavily compressed or edited social media images may also be misclassified</w:t>
-      </w:r>
-    </w:p>
-    <w:p>
-      <w:pPr>
-        <w:pStyle w:val="NormalWeb"/>
-        <w:spacing w:line="360" w:lineRule="auto"/>
-        <w:jc w:val="both"/>
-      </w:pPr>
-      <w:r>
-        <w:t>Context mismatch measures semantic consistency, meaning whether the image content fits the text. It cannot detect factual mismatch, such as a genuine flood photo from another city or year captioned as a local event, and this explains the 64% accuracy in the fourth scenario.</w:t>
-      </w:r>
-    </w:p>
-    <w:p>
-      <w:pPr>
-        <w:pStyle w:val="NormalWeb"/>
-        <w:spacing w:line="360" w:lineRule="auto"/>
-        <w:jc w:val="both"/>
-      </w:pPr>
-      <w:r>
-        <w:t>The text model includes some Urdu and Roman Urdu training data, but this support is limited. On a small custom set of 20 English and mixed Urdu-English claims it scored 75%, which is too small a set to be reliable, and short Pakistani claims were among its failures. The fusion weights were set by hand and adjusted through benchmark testing, so they may not be the best possible values for new data, and the 100-pair benchmark was built by ourselves, so it may contain selection bias. Finally, the system estimates whether a post is likely to be misleading. It cannot confirm facts against external sources.</w:t>
-      </w:r>
-    </w:p>
-    <w:p>
-      <w:pPr>
-        <w:pStyle w:val="Heading2"/>
-      </w:pPr>
-      <w:r>
-        <w:lastRenderedPageBreak/>
-        <w:t>8.5 Future Work</w:t>
-      </w:r>
-    </w:p>
-    <w:p>
-      <w:pPr>
-        <w:pStyle w:val="NormalWeb"/>
-        <w:spacing w:line="360" w:lineRule="auto"/>
-        <w:jc w:val="both"/>
-      </w:pPr>
-      <w:r>
-        <w:t>The first direction is stronger local language support. Larger, verified Urdu and Roman Urdu datasets and multilingual models such as XLM-</w:t>
-      </w:r>
-      <w:proofErr w:type="spellStart"/>
-      <w:r>
-        <w:t>RoBERTa</w:t>
-      </w:r>
-      <w:proofErr w:type="spellEnd"/>
-      <w:r>
-        <w:t xml:space="preserve"> would improve the text module for Pakistani users, and the results should be checked on independent local misinformation.</w:t>
-      </w:r>
-    </w:p>
-    <w:p>
-      <w:pPr>
-        <w:pStyle w:val="NormalWeb"/>
-        <w:spacing w:line="360" w:lineRule="auto"/>
-        <w:jc w:val="both"/>
-      </w:pPr>
-      <w:r>
-        <w:t xml:space="preserve">The second direction is factual verification. Connecting the system to fact-check databases and search APIs, adding named entity recognition and a knowledge source such as </w:t>
-      </w:r>
-      <w:proofErr w:type="spellStart"/>
-      <w:r>
-        <w:t>Wikidata</w:t>
-      </w:r>
-      <w:proofErr w:type="spellEnd"/>
-      <w:r>
-        <w:t>, and using reverse image search would allow it to detect reused or out-of-date images, which is the case the context mismatch module cannot handle today.</w:t>
-      </w:r>
-    </w:p>
-    <w:p>
-      <w:pPr>
-        <w:pStyle w:val="NormalWeb"/>
-        <w:spacing w:line="360" w:lineRule="auto"/>
-        <w:jc w:val="both"/>
-      </w:pPr>
-      <w:r>
-        <w:t xml:space="preserve">The third direction is stronger image forensics. The image model should be evaluated on generators that were left out of training, trained on a wider mix of newer generators, and extended with detectors for edited and spliced images. The validation should also use official test sets such as </w:t>
-      </w:r>
-      <w:proofErr w:type="spellStart"/>
-      <w:r>
-        <w:t>NewsCLIPpings</w:t>
-      </w:r>
-      <w:proofErr w:type="spellEnd"/>
-      <w:r>
-        <w:t xml:space="preserve"> and </w:t>
-      </w:r>
-      <w:proofErr w:type="spellStart"/>
-      <w:r>
-        <w:t>MiRAGeNews</w:t>
-      </w:r>
-      <w:proofErr w:type="spellEnd"/>
-      <w:r>
-        <w:t>, in addition to our own benchmark.</w:t>
-      </w:r>
-    </w:p>
-    <w:p>
-      <w:pPr>
-        <w:pStyle w:val="NormalWeb"/>
-        <w:spacing w:line="360" w:lineRule="auto"/>
-        <w:jc w:val="both"/>
-      </w:pPr>
-      <w:r>
-        <w:t>The fourth direction is a learned fusion. With a larger labeled multimodal dataset, the fusion weights could be learned instead of set by hand, and user feedback could be used to improve the system over time.</w:t>
-      </w:r>
-    </w:p>
-    <w:p>
-      <w:pPr>
-        <w:pStyle w:val="NormalWeb"/>
-        <w:spacing w:line="360" w:lineRule="auto"/>
-        <w:jc w:val="both"/>
-      </w:pPr>
-      <w:r>
-        <w:t xml:space="preserve">The fifth direction is video and </w:t>
-      </w:r>
-      <w:proofErr w:type="spellStart"/>
-      <w:r>
-        <w:t>deepfake</w:t>
-      </w:r>
-      <w:proofErr w:type="spellEnd"/>
-      <w:r>
-        <w:t xml:space="preserve"> detection, extending the image module to video frames and face-swap </w:t>
-      </w:r>
-      <w:proofErr w:type="spellStart"/>
-      <w:r>
-        <w:t>deepfakes</w:t>
-      </w:r>
-      <w:proofErr w:type="spellEnd"/>
-      <w:r>
-        <w:t>. The sixth is easier access, through a browser extension or mobile app so that users can check posts on Facebook, X, or WhatsApp without copying content into a web page. The last is large-scale deployment with a production server, a cloud database, and a public API, so that news organizations, fact-checkers, and researchers can use the system.</w:t>
-      </w:r>
-    </w:p>
-    <w:p>
-      <w:pPr>
-        <w:pStyle w:val="Heading3"/>
-      </w:pPr>
-      <w:r>
-        <w:t>8.6 Closing Statement</w:t>
-      </w:r>
-    </w:p>
-    <w:p>
-      <w:pPr>
-        <w:pStyle w:val="NormalWeb"/>
-        <w:spacing w:line="360" w:lineRule="auto"/>
-        <w:jc w:val="both"/>
-      </w:pPr>
-      <w:proofErr w:type="spellStart"/>
-      <w:r>
-        <w:t>DeepGuard</w:t>
-      </w:r>
-      <w:proofErr w:type="spellEnd"/>
-      <w:r>
-        <w:t xml:space="preserve"> shows that checking text and image together, and explaining why a post looks suspicious, gives a more useful and more transparent response to multimodal misinformation than single-modality tools. The project delivers a working end-to-end system that reached 82% accuracy on a four-scenario benchmark, an honest account of where it fails, and a clear direction for extending it to local languages, stronger image forensics, and fact verification.</w:t>
-      </w:r>
     </w:p>
     <w:p>
       <w:pPr>
@@ -17693,130 +18403,9 @@
     </w:p>
     <w:p>
       <w:pPr>
-        <w:autoSpaceDE w:val="0"/>
-        <w:autoSpaceDN w:val="0"/>
-        <w:adjustRightInd w:val="0"/>
-        <w:spacing w:before="576" w:after="288" w:line="360" w:lineRule="auto"/>
-        <w:jc w:val="both"/>
-        <w:rPr>
-          <w:rFonts w:ascii="Times New Roman" w:hAnsi="Times New Roman" w:cs="Times New Roman"/>
-          <w:b/>
-          <w:sz w:val="23"/>
-          <w:szCs w:val="23"/>
-        </w:rPr>
-      </w:pPr>
-    </w:p>
-    <w:p>
-      <w:pPr>
-        <w:autoSpaceDE w:val="0"/>
-        <w:autoSpaceDN w:val="0"/>
-        <w:adjustRightInd w:val="0"/>
-        <w:spacing w:before="576" w:after="288" w:line="360" w:lineRule="auto"/>
-        <w:jc w:val="both"/>
-        <w:rPr>
-          <w:rFonts w:ascii="Times New Roman" w:hAnsi="Times New Roman" w:cs="Times New Roman"/>
-          <w:b/>
-          <w:sz w:val="23"/>
-          <w:szCs w:val="23"/>
-        </w:rPr>
-      </w:pPr>
-    </w:p>
-    <w:p>
-      <w:pPr>
-        <w:autoSpaceDE w:val="0"/>
-        <w:autoSpaceDN w:val="0"/>
-        <w:adjustRightInd w:val="0"/>
-        <w:spacing w:before="576" w:after="288" w:line="360" w:lineRule="auto"/>
-        <w:jc w:val="both"/>
-        <w:rPr>
-          <w:rFonts w:ascii="Times New Roman" w:hAnsi="Times New Roman" w:cs="Times New Roman"/>
-          <w:b/>
-          <w:sz w:val="23"/>
-          <w:szCs w:val="23"/>
-        </w:rPr>
-      </w:pPr>
-    </w:p>
-    <w:p>
-      <w:pPr>
-        <w:autoSpaceDE w:val="0"/>
-        <w:autoSpaceDN w:val="0"/>
-        <w:adjustRightInd w:val="0"/>
-        <w:spacing w:before="576" w:after="288" w:line="360" w:lineRule="auto"/>
-        <w:jc w:val="both"/>
-        <w:rPr>
-          <w:rFonts w:ascii="Times New Roman" w:hAnsi="Times New Roman" w:cs="Times New Roman"/>
-          <w:b/>
-          <w:sz w:val="23"/>
-          <w:szCs w:val="23"/>
-        </w:rPr>
-      </w:pPr>
-    </w:p>
-    <w:p>
-      <w:pPr>
-        <w:autoSpaceDE w:val="0"/>
-        <w:autoSpaceDN w:val="0"/>
-        <w:adjustRightInd w:val="0"/>
-        <w:spacing w:before="576" w:after="288" w:line="360" w:lineRule="auto"/>
-        <w:jc w:val="both"/>
-        <w:rPr>
-          <w:rFonts w:ascii="Times New Roman" w:hAnsi="Times New Roman" w:cs="Times New Roman"/>
-          <w:b/>
-          <w:sz w:val="23"/>
-          <w:szCs w:val="23"/>
-        </w:rPr>
-      </w:pPr>
-    </w:p>
-    <w:p>
-      <w:pPr>
-        <w:autoSpaceDE w:val="0"/>
-        <w:autoSpaceDN w:val="0"/>
-        <w:adjustRightInd w:val="0"/>
-        <w:spacing w:before="576" w:after="288" w:line="360" w:lineRule="auto"/>
-        <w:jc w:val="both"/>
-        <w:rPr>
-          <w:rFonts w:ascii="Times New Roman" w:hAnsi="Times New Roman" w:cs="Times New Roman"/>
-          <w:b/>
-          <w:sz w:val="23"/>
-          <w:szCs w:val="23"/>
-        </w:rPr>
-      </w:pPr>
-    </w:p>
-    <w:p>
-      <w:pPr>
-        <w:autoSpaceDE w:val="0"/>
-        <w:autoSpaceDN w:val="0"/>
-        <w:adjustRightInd w:val="0"/>
-        <w:spacing w:before="576" w:after="288" w:line="360" w:lineRule="auto"/>
-        <w:jc w:val="both"/>
-        <w:rPr>
-          <w:rFonts w:ascii="Times New Roman" w:hAnsi="Times New Roman" w:cs="Times New Roman"/>
-          <w:b/>
-          <w:sz w:val="23"/>
-          <w:szCs w:val="23"/>
-        </w:rPr>
-      </w:pPr>
-    </w:p>
-    <w:p>
-      <w:pPr>
-        <w:autoSpaceDE w:val="0"/>
-        <w:autoSpaceDN w:val="0"/>
-        <w:adjustRightInd w:val="0"/>
-        <w:spacing w:before="576" w:after="288" w:line="360" w:lineRule="auto"/>
-        <w:jc w:val="both"/>
-        <w:rPr>
-          <w:rFonts w:ascii="Times New Roman" w:hAnsi="Times New Roman" w:cs="Times New Roman"/>
-          <w:b/>
-          <w:sz w:val="23"/>
-          <w:szCs w:val="23"/>
-        </w:rPr>
-      </w:pPr>
-    </w:p>
-    <w:p>
-      <w:pPr>
         <w:pStyle w:val="Heading1"/>
       </w:pPr>
       <w:r>
-        <w:lastRenderedPageBreak/>
         <w:t xml:space="preserve">References </w:t>
       </w:r>
     </w:p>
@@ -18190,6 +18779,7 @@
         <w:jc w:val="both"/>
       </w:pPr>
       <w:r>
+        <w:lastRenderedPageBreak/>
         <w:t xml:space="preserve">[7] </w:t>
       </w:r>
       <w:r>
@@ -18265,7 +18855,6 @@
         <w:jc w:val="both"/>
       </w:pPr>
       <w:r>
-        <w:lastRenderedPageBreak/>
         <w:t xml:space="preserve">[8] </w:t>
       </w:r>
       <w:r>
@@ -18899,7 +19488,7 @@
           <w:rPr>
             <w:noProof/>
           </w:rPr>
-          <w:t>6</w:t>
+          <w:t>43</w:t>
         </w:r>
         <w:r>
           <w:rPr>
@@ -22984,7 +23573,7 @@
 </file>
 
 <file path=customXml/itemProps1.xml><?xml version="1.0" encoding="utf-8"?>
-<ds:datastoreItem xmlns:ds="http://schemas.openxmlformats.org/officeDocument/2006/customXml" ds:itemID="{576217F7-6E69-4E25-9E95-6EADCE792BB7}">
+<ds:datastoreItem xmlns:ds="http://schemas.openxmlformats.org/officeDocument/2006/customXml" ds:itemID="{548D12A3-A0AF-4324-9056-62F9F9353723}">
   <ds:schemaRefs>
     <ds:schemaRef ds:uri="http://schemas.openxmlformats.org/officeDocument/2006/bibliography"/>
   </ds:schemaRefs>
